--- a/FY2025/FY2025_美国州级住房金融机构ACFR综合分析报告.docx
+++ b/FY2025/FY2025_美国州级住房金融机构ACFR综合分析报告.docx
@@ -43,7 +43,7 @@
     </w:p>
     <w:p>
       <w:r>
-        <w:t>核心发现：在已提取数据的 28 家机构中，合计净资产（Net Position）约 $26.54B，合计总资产约 $95.12B。州级HFA是以债券融资为核心的准银行机构——资产端主要是抵押贷款与开发贷款，负债端是住房债券。净资产率（Net Position / Total Assets）衡量缓冲垫与抗风险能力。</w:t>
+        <w:t>核心发现：在已提取数据的 29 家机构中，合计净资产（Net Position）约 $35.89B，合计总资产约 $111.18B。州级HFA是以债券融资为核心的准银行机构——资产端主要是抵押贷款与开发贷款，负债端是住房债券。净资产率（Net Position / Total Assets）衡量缓冲垫与抗风险能力。</w:t>
       </w:r>
     </w:p>
     <w:p>
@@ -160,7 +160,7 @@
           </w:tcPr>
           <w:p>
             <w:r>
-              <w:t>VA</w:t>
+              <w:t>FL</w:t>
             </w:r>
           </w:p>
         </w:tc>
@@ -170,7 +170,7 @@
           </w:tcPr>
           <w:p>
             <w:r>
-              <w:t>VirginiaHousing</w:t>
+              <w:t>FloridaHousing</w:t>
             </w:r>
           </w:p>
         </w:tc>
@@ -180,7 +180,7 @@
           </w:tcPr>
           <w:p>
             <w:r>
-              <w:t>$3,900.0M</w:t>
+              <w:t>$4,771.1M</w:t>
             </w:r>
           </w:p>
         </w:tc>
@@ -190,7 +190,7 @@
           </w:tcPr>
           <w:p>
             <w:r>
-              <w:t>$12,350.1M</w:t>
+              <w:t>$7,722.4M</w:t>
             </w:r>
           </w:p>
         </w:tc>
@@ -200,7 +200,7 @@
           </w:tcPr>
           <w:p>
             <w:r>
-              <w:t>+31.6%</w:t>
+              <w:t>+61.8%</w:t>
             </w:r>
           </w:p>
         </w:tc>
@@ -222,7 +222,7 @@
           </w:tcPr>
           <w:p>
             <w:r>
-              <w:t>CA</w:t>
+              <w:t>VA</w:t>
             </w:r>
           </w:p>
         </w:tc>
@@ -232,7 +232,7 @@
           </w:tcPr>
           <w:p>
             <w:r>
-              <w:t>CalHFA</w:t>
+              <w:t>VirginiaHousing</w:t>
             </w:r>
           </w:p>
         </w:tc>
@@ -242,7 +242,7 @@
           </w:tcPr>
           <w:p>
             <w:r>
-              <w:t>$3,442.9M</w:t>
+              <w:t>$3,963.1M</w:t>
             </w:r>
           </w:p>
         </w:tc>
@@ -252,7 +252,7 @@
           </w:tcPr>
           <w:p>
             <w:r>
-              <w:t>$4,980.0M</w:t>
+              <w:t>$12,350.1M</w:t>
             </w:r>
           </w:p>
         </w:tc>
@@ -262,7 +262,7 @@
           </w:tcPr>
           <w:p>
             <w:r>
-              <w:t>+69.1%</w:t>
+              <w:t>+32.1%</w:t>
             </w:r>
           </w:p>
         </w:tc>
@@ -284,7 +284,7 @@
           </w:tcPr>
           <w:p>
             <w:r>
-              <w:t>MN</w:t>
+              <w:t>CA</w:t>
             </w:r>
           </w:p>
         </w:tc>
@@ -294,7 +294,7 @@
           </w:tcPr>
           <w:p>
             <w:r>
-              <w:t>MNHousing</w:t>
+              <w:t>CalHFA</w:t>
             </w:r>
           </w:p>
         </w:tc>
@@ -304,7 +304,7 @@
           </w:tcPr>
           <w:p>
             <w:r>
-              <w:t>$1,649.4M</w:t>
+              <w:t>$3,442.9M</w:t>
             </w:r>
           </w:p>
         </w:tc>
@@ -314,7 +314,7 @@
           </w:tcPr>
           <w:p>
             <w:r>
-              <w:t>$8,543.3M</w:t>
+              <w:t>$4,980.0M</w:t>
             </w:r>
           </w:p>
         </w:tc>
@@ -324,7 +324,7 @@
           </w:tcPr>
           <w:p>
             <w:r>
-              <w:t>+19.3%</w:t>
+              <w:t>+69.1%</w:t>
             </w:r>
           </w:p>
         </w:tc>
@@ -346,7 +346,7 @@
           </w:tcPr>
           <w:p>
             <w:r>
-              <w:t>IL</w:t>
+              <w:t>HI</w:t>
             </w:r>
           </w:p>
         </w:tc>
@@ -356,7 +356,7 @@
           </w:tcPr>
           <w:p>
             <w:r>
-              <w:t>IHDA</w:t>
+              <w:t>HHFDC</w:t>
             </w:r>
           </w:p>
         </w:tc>
@@ -366,7 +366,7 @@
           </w:tcPr>
           <w:p>
             <w:r>
-              <w:t>$1,533.7M</w:t>
+              <w:t>$2,653.2M</w:t>
             </w:r>
           </w:p>
         </w:tc>
@@ -376,7 +376,7 @@
           </w:tcPr>
           <w:p>
             <w:r>
-              <w:t>$7,846.5M</w:t>
+              <w:t>$2,708.7M</w:t>
             </w:r>
           </w:p>
         </w:tc>
@@ -386,7 +386,7 @@
           </w:tcPr>
           <w:p>
             <w:r>
-              <w:t>+19.5%</w:t>
+              <w:t>+98.0%</w:t>
             </w:r>
           </w:p>
         </w:tc>
@@ -428,7 +428,7 @@
           </w:tcPr>
           <w:p>
             <w:r>
-              <w:t>$1,354.2M</w:t>
+              <w:t>$2,083.9M</w:t>
             </w:r>
           </w:p>
         </w:tc>
@@ -448,7 +448,7 @@
           </w:tcPr>
           <w:p>
             <w:r>
-              <w:t>+16.8%</w:t>
+              <w:t>+25.8%</w:t>
             </w:r>
           </w:p>
         </w:tc>
@@ -470,7 +470,7 @@
           </w:tcPr>
           <w:p>
             <w:r>
-              <w:t>MI</w:t>
+              <w:t>MN</w:t>
             </w:r>
           </w:p>
         </w:tc>
@@ -480,7 +480,7 @@
           </w:tcPr>
           <w:p>
             <w:r>
-              <w:t>MSHDA</w:t>
+              <w:t>MNHousing</w:t>
             </w:r>
           </w:p>
         </w:tc>
@@ -490,7 +490,7 @@
           </w:tcPr>
           <w:p>
             <w:r>
-              <w:t>$1,292.0M</w:t>
+              <w:t>$1,649.4M</w:t>
             </w:r>
           </w:p>
         </w:tc>
@@ -500,7 +500,7 @@
           </w:tcPr>
           <w:p>
             <w:r>
-              <w:t>$8,027.8M</w:t>
+              <w:t>$8,543.3M</w:t>
             </w:r>
           </w:p>
         </w:tc>
@@ -510,7 +510,7 @@
           </w:tcPr>
           <w:p>
             <w:r>
-              <w:t>+16.1%</w:t>
+              <w:t>+19.3%</w:t>
             </w:r>
           </w:p>
         </w:tc>
@@ -532,7 +532,7 @@
           </w:tcPr>
           <w:p>
             <w:r>
-              <w:t>WI</w:t>
+              <w:t>IL</w:t>
             </w:r>
           </w:p>
         </w:tc>
@@ -542,7 +542,7 @@
           </w:tcPr>
           <w:p>
             <w:r>
-              <w:t>WHEDA</w:t>
+              <w:t>IHDA</w:t>
             </w:r>
           </w:p>
         </w:tc>
@@ -552,7 +552,7 @@
           </w:tcPr>
           <w:p>
             <w:r>
-              <w:t>$1,134.1M</w:t>
+              <w:t>$1,533.7M</w:t>
             </w:r>
           </w:p>
         </w:tc>
@@ -562,7 +562,7 @@
           </w:tcPr>
           <w:p>
             <w:r>
-              <w:t>$4,467.4M</w:t>
+              <w:t>$7,846.5M</w:t>
             </w:r>
           </w:p>
         </w:tc>
@@ -572,7 +572,7 @@
           </w:tcPr>
           <w:p>
             <w:r>
-              <w:t>+25.4%</w:t>
+              <w:t>+19.5%</w:t>
             </w:r>
           </w:p>
         </w:tc>
@@ -594,7 +594,7 @@
           </w:tcPr>
           <w:p>
             <w:r>
-              <w:t>WA</w:t>
+              <w:t>MI</w:t>
             </w:r>
           </w:p>
         </w:tc>
@@ -604,7 +604,7 @@
           </w:tcPr>
           <w:p>
             <w:r>
-              <w:t>WSHFC</w:t>
+              <w:t>MSHDA</w:t>
             </w:r>
           </w:p>
         </w:tc>
@@ -614,7 +614,7 @@
           </w:tcPr>
           <w:p>
             <w:r>
-              <w:t>$1,064.1M</w:t>
+              <w:t>$1,292.0M</w:t>
             </w:r>
           </w:p>
         </w:tc>
@@ -624,7 +624,7 @@
           </w:tcPr>
           <w:p>
             <w:r>
-              <w:t>$2,525.7M</w:t>
+              <w:t>$8,027.8M</w:t>
             </w:r>
           </w:p>
         </w:tc>
@@ -634,7 +634,7 @@
           </w:tcPr>
           <w:p>
             <w:r>
-              <w:t>+42.1%</w:t>
+              <w:t>+16.1%</w:t>
             </w:r>
           </w:p>
         </w:tc>
@@ -656,7 +656,7 @@
           </w:tcPr>
           <w:p>
             <w:r>
-              <w:t>NC</w:t>
+              <w:t>WI</w:t>
             </w:r>
           </w:p>
         </w:tc>
@@ -666,7 +666,7 @@
           </w:tcPr>
           <w:p>
             <w:r>
-              <w:t>NCHFA</w:t>
+              <w:t>WHEDA</w:t>
             </w:r>
           </w:p>
         </w:tc>
@@ -676,7 +676,7 @@
           </w:tcPr>
           <w:p>
             <w:r>
-              <w:t>$979.8M</w:t>
+              <w:t>$1,134.1M</w:t>
             </w:r>
           </w:p>
         </w:tc>
@@ -686,7 +686,7 @@
           </w:tcPr>
           <w:p>
             <w:r>
-              <w:t>$4,815.9M</w:t>
+              <w:t>$4,467.4M</w:t>
             </w:r>
           </w:p>
         </w:tc>
@@ -696,7 +696,7 @@
           </w:tcPr>
           <w:p>
             <w:r>
-              <w:t>+20.3%</w:t>
+              <w:t>+25.4%</w:t>
             </w:r>
           </w:p>
         </w:tc>
@@ -718,7 +718,7 @@
           </w:tcPr>
           <w:p>
             <w:r>
-              <w:t>CO</w:t>
+              <w:t>TX</w:t>
             </w:r>
           </w:p>
         </w:tc>
@@ -728,7 +728,7 @@
           </w:tcPr>
           <w:p>
             <w:r>
-              <w:t>CHFA</w:t>
+              <w:t>TDHCA</w:t>
             </w:r>
           </w:p>
         </w:tc>
@@ -738,7 +738,7 @@
           </w:tcPr>
           <w:p>
             <w:r>
-              <w:t>$971.7M</w:t>
+              <w:t>$1,079.0M</w:t>
             </w:r>
           </w:p>
         </w:tc>
@@ -748,7 +748,7 @@
           </w:tcPr>
           <w:p>
             <w:r>
-              <w:t>$8,385.3M</w:t>
+              <w:t>$4,742.6M</w:t>
             </w:r>
           </w:p>
         </w:tc>
@@ -758,7 +758,7 @@
           </w:tcPr>
           <w:p>
             <w:r>
-              <w:t>+11.6%</w:t>
+              <w:t>+22.8%</w:t>
             </w:r>
           </w:p>
         </w:tc>
@@ -1118,7 +1118,7 @@
           </w:tcPr>
           <w:p>
             <w:r>
-              <w:t>WA</w:t>
+              <w:t>MA</w:t>
             </w:r>
           </w:p>
         </w:tc>
@@ -1128,7 +1128,7 @@
           </w:tcPr>
           <w:p>
             <w:r>
-              <w:t>WSHFC</w:t>
+              <w:t>MassHousing</w:t>
             </w:r>
           </w:p>
         </w:tc>
@@ -1138,7 +1138,7 @@
           </w:tcPr>
           <w:p>
             <w:r>
-              <w:t>$128.5M</w:t>
+              <w:t>N/A</w:t>
             </w:r>
           </w:p>
         </w:tc>
@@ -1148,7 +1148,7 @@
           </w:tcPr>
           <w:p>
             <w:r>
-              <w:t>+13.7%</w:t>
+              <w:t>+14.3%</w:t>
             </w:r>
           </w:p>
         </w:tc>
@@ -1158,7 +1158,7 @@
           </w:tcPr>
           <w:p>
             <w:r>
-              <w:t>$1,064.1M</w:t>
+              <w:t>$2,083.9M</w:t>
             </w:r>
           </w:p>
         </w:tc>
@@ -1180,7 +1180,7 @@
           </w:tcPr>
           <w:p>
             <w:r>
-              <w:t>IL</w:t>
+              <w:t>NC</w:t>
             </w:r>
           </w:p>
         </w:tc>
@@ -1190,7 +1190,7 @@
           </w:tcPr>
           <w:p>
             <w:r>
-              <w:t>IHDA</w:t>
+              <w:t>NCHFA</w:t>
             </w:r>
           </w:p>
         </w:tc>
@@ -1200,7 +1200,7 @@
           </w:tcPr>
           <w:p>
             <w:r>
-              <w:t>$159.9M</w:t>
+              <w:t>N/A</w:t>
             </w:r>
           </w:p>
         </w:tc>
@@ -1210,7 +1210,7 @@
           </w:tcPr>
           <w:p>
             <w:r>
-              <w:t>+11.6%</w:t>
+              <w:t>+14.3%</w:t>
             </w:r>
           </w:p>
         </w:tc>
@@ -1220,7 +1220,7 @@
           </w:tcPr>
           <w:p>
             <w:r>
-              <w:t>$1,533.7M</w:t>
+              <w:t>$979.8M</w:t>
             </w:r>
           </w:p>
         </w:tc>
@@ -1242,7 +1242,7 @@
           </w:tcPr>
           <w:p>
             <w:r>
-              <w:t>MI</w:t>
+              <w:t>HI</w:t>
             </w:r>
           </w:p>
         </w:tc>
@@ -1252,7 +1252,7 @@
           </w:tcPr>
           <w:p>
             <w:r>
-              <w:t>MSHDA</w:t>
+              <w:t>HHFDC</w:t>
             </w:r>
           </w:p>
         </w:tc>
@@ -1262,7 +1262,7 @@
           </w:tcPr>
           <w:p>
             <w:r>
-              <w:t>$-1,620.5M</w:t>
+              <w:t>N/A</w:t>
             </w:r>
           </w:p>
         </w:tc>
@@ -1272,7 +1272,7 @@
           </w:tcPr>
           <w:p>
             <w:r>
-              <w:t>+11.3%</w:t>
+              <w:t>+13.8%</w:t>
             </w:r>
           </w:p>
         </w:tc>
@@ -1282,7 +1282,7 @@
           </w:tcPr>
           <w:p>
             <w:r>
-              <w:t>$1,292.0M</w:t>
+              <w:t>$2,653.2M</w:t>
             </w:r>
           </w:p>
         </w:tc>
@@ -1304,7 +1304,7 @@
           </w:tcPr>
           <w:p>
             <w:r>
-              <w:t>ID</w:t>
+              <w:t>WA</w:t>
             </w:r>
           </w:p>
         </w:tc>
@@ -1314,7 +1314,7 @@
           </w:tcPr>
           <w:p>
             <w:r>
-              <w:t>IHFA</w:t>
+              <w:t>WSHFC</w:t>
             </w:r>
           </w:p>
         </w:tc>
@@ -1324,7 +1324,7 @@
           </w:tcPr>
           <w:p>
             <w:r>
-              <w:t>N/A</w:t>
+              <w:t>$128.5M</w:t>
             </w:r>
           </w:p>
         </w:tc>
@@ -1334,7 +1334,7 @@
           </w:tcPr>
           <w:p>
             <w:r>
-              <w:t>+8.5%</w:t>
+              <w:t>+13.7%</w:t>
             </w:r>
           </w:p>
         </w:tc>
@@ -1344,7 +1344,7 @@
           </w:tcPr>
           <w:p>
             <w:r>
-              <w:t>$716.0M</w:t>
+              <w:t>$1,064.1M</w:t>
             </w:r>
           </w:p>
         </w:tc>
@@ -1366,7 +1366,7 @@
           </w:tcPr>
           <w:p>
             <w:r>
-              <w:t>CA</w:t>
+              <w:t>FL</w:t>
             </w:r>
           </w:p>
         </w:tc>
@@ -1376,7 +1376,7 @@
           </w:tcPr>
           <w:p>
             <w:r>
-              <w:t>CalHFA</w:t>
+              <w:t>FloridaHousing</w:t>
             </w:r>
           </w:p>
         </w:tc>
@@ -1386,7 +1386,7 @@
           </w:tcPr>
           <w:p>
             <w:r>
-              <w:t>$222.1M</w:t>
+              <w:t>$558.3M</w:t>
             </w:r>
           </w:p>
         </w:tc>
@@ -1396,7 +1396,7 @@
           </w:tcPr>
           <w:p>
             <w:r>
-              <w:t>+6.9%</w:t>
+              <w:t>+13.2%</w:t>
             </w:r>
           </w:p>
         </w:tc>
@@ -1406,7 +1406,7 @@
           </w:tcPr>
           <w:p>
             <w:r>
-              <w:t>$3,442.9M</w:t>
+              <w:t>$4,771.1M</w:t>
             </w:r>
           </w:p>
         </w:tc>
@@ -1428,7 +1428,7 @@
           </w:tcPr>
           <w:p>
             <w:r>
-              <w:t>TN</w:t>
+              <w:t>IL</w:t>
             </w:r>
           </w:p>
         </w:tc>
@@ -1438,7 +1438,7 @@
           </w:tcPr>
           <w:p>
             <w:r>
-              <w:t>THDA</w:t>
+              <w:t>IHDA</w:t>
             </w:r>
           </w:p>
         </w:tc>
@@ -1448,7 +1448,7 @@
           </w:tcPr>
           <w:p>
             <w:r>
-              <w:t>N/A</w:t>
+              <w:t>$159.9M</w:t>
             </w:r>
           </w:p>
         </w:tc>
@@ -1458,7 +1458,7 @@
           </w:tcPr>
           <w:p>
             <w:r>
-              <w:t>+4.7%</w:t>
+              <w:t>+11.6%</w:t>
             </w:r>
           </w:p>
         </w:tc>
@@ -1468,7 +1468,7 @@
           </w:tcPr>
           <w:p>
             <w:r>
-              <w:t>$665.0M</w:t>
+              <w:t>$1,533.7M</w:t>
             </w:r>
           </w:p>
         </w:tc>
@@ -1599,7 +1599,7 @@
           </w:tcPr>
           <w:p>
             <w:r>
-              <w:t>$3,900.0M</w:t>
+              <w:t>$3,963.1M</w:t>
             </w:r>
           </w:p>
         </w:tc>
@@ -1755,7 +1755,7 @@
           </w:tcPr>
           <w:p>
             <w:r>
-              <w:t>$1,354.2M</w:t>
+              <w:t>$2,083.9M</w:t>
             </w:r>
           </w:p>
         </w:tc>
@@ -1881,37 +1881,37 @@
           </w:tcPr>
           <w:p>
             <w:r>
-              <w:t>ID</w:t>
-            </w:r>
-          </w:p>
-        </w:tc>
-        <w:tc>
-          <w:tcPr>
-            <w:tcW w:type="dxa" w:w="1728"/>
-          </w:tcPr>
-          <w:p>
-            <w:r>
-              <w:t>IHFA</w:t>
-            </w:r>
-          </w:p>
-        </w:tc>
-        <w:tc>
-          <w:tcPr>
-            <w:tcW w:type="dxa" w:w="1728"/>
-          </w:tcPr>
-          <w:p>
-            <w:r>
-              <w:t>$6,026.2M</w:t>
-            </w:r>
-          </w:p>
-        </w:tc>
-        <w:tc>
-          <w:tcPr>
-            <w:tcW w:type="dxa" w:w="1728"/>
-          </w:tcPr>
-          <w:p>
-            <w:r>
-              <w:t>$716.0M</w:t>
+              <w:t>FL</w:t>
+            </w:r>
+          </w:p>
+        </w:tc>
+        <w:tc>
+          <w:tcPr>
+            <w:tcW w:type="dxa" w:w="1728"/>
+          </w:tcPr>
+          <w:p>
+            <w:r>
+              <w:t>FloridaHousing</w:t>
+            </w:r>
+          </w:p>
+        </w:tc>
+        <w:tc>
+          <w:tcPr>
+            <w:tcW w:type="dxa" w:w="1728"/>
+          </w:tcPr>
+          <w:p>
+            <w:r>
+              <w:t>$7,722.4M</w:t>
+            </w:r>
+          </w:p>
+        </w:tc>
+        <w:tc>
+          <w:tcPr>
+            <w:tcW w:type="dxa" w:w="1728"/>
+          </w:tcPr>
+          <w:p>
+            <w:r>
+              <w:t>$4,771.1M</w:t>
             </w:r>
           </w:p>
         </w:tc>
@@ -1933,37 +1933,37 @@
           </w:tcPr>
           <w:p>
             <w:r>
-              <w:t>CA</w:t>
-            </w:r>
-          </w:p>
-        </w:tc>
-        <w:tc>
-          <w:tcPr>
-            <w:tcW w:type="dxa" w:w="1728"/>
-          </w:tcPr>
-          <w:p>
-            <w:r>
-              <w:t>CalHFA</w:t>
-            </w:r>
-          </w:p>
-        </w:tc>
-        <w:tc>
-          <w:tcPr>
-            <w:tcW w:type="dxa" w:w="1728"/>
-          </w:tcPr>
-          <w:p>
-            <w:r>
-              <w:t>$4,980.0M</w:t>
-            </w:r>
-          </w:p>
-        </w:tc>
-        <w:tc>
-          <w:tcPr>
-            <w:tcW w:type="dxa" w:w="1728"/>
-          </w:tcPr>
-          <w:p>
-            <w:r>
-              <w:t>$3,442.9M</w:t>
+              <w:t>ID</w:t>
+            </w:r>
+          </w:p>
+        </w:tc>
+        <w:tc>
+          <w:tcPr>
+            <w:tcW w:type="dxa" w:w="1728"/>
+          </w:tcPr>
+          <w:p>
+            <w:r>
+              <w:t>IHFA</w:t>
+            </w:r>
+          </w:p>
+        </w:tc>
+        <w:tc>
+          <w:tcPr>
+            <w:tcW w:type="dxa" w:w="1728"/>
+          </w:tcPr>
+          <w:p>
+            <w:r>
+              <w:t>$6,026.2M</w:t>
+            </w:r>
+          </w:p>
+        </w:tc>
+        <w:tc>
+          <w:tcPr>
+            <w:tcW w:type="dxa" w:w="1728"/>
+          </w:tcPr>
+          <w:p>
+            <w:r>
+              <w:t>$716.0M</w:t>
             </w:r>
           </w:p>
         </w:tc>
@@ -1985,37 +1985,37 @@
           </w:tcPr>
           <w:p>
             <w:r>
-              <w:t>NC</w:t>
-            </w:r>
-          </w:p>
-        </w:tc>
-        <w:tc>
-          <w:tcPr>
-            <w:tcW w:type="dxa" w:w="1728"/>
-          </w:tcPr>
-          <w:p>
-            <w:r>
-              <w:t>NCHFA</w:t>
-            </w:r>
-          </w:p>
-        </w:tc>
-        <w:tc>
-          <w:tcPr>
-            <w:tcW w:type="dxa" w:w="1728"/>
-          </w:tcPr>
-          <w:p>
-            <w:r>
-              <w:t>$4,815.9M</w:t>
-            </w:r>
-          </w:p>
-        </w:tc>
-        <w:tc>
-          <w:tcPr>
-            <w:tcW w:type="dxa" w:w="1728"/>
-          </w:tcPr>
-          <w:p>
-            <w:r>
-              <w:t>$979.8M</w:t>
+              <w:t>CA</w:t>
+            </w:r>
+          </w:p>
+        </w:tc>
+        <w:tc>
+          <w:tcPr>
+            <w:tcW w:type="dxa" w:w="1728"/>
+          </w:tcPr>
+          <w:p>
+            <w:r>
+              <w:t>CalHFA</w:t>
+            </w:r>
+          </w:p>
+        </w:tc>
+        <w:tc>
+          <w:tcPr>
+            <w:tcW w:type="dxa" w:w="1728"/>
+          </w:tcPr>
+          <w:p>
+            <w:r>
+              <w:t>$4,980.0M</w:t>
+            </w:r>
+          </w:p>
+        </w:tc>
+        <w:tc>
+          <w:tcPr>
+            <w:tcW w:type="dxa" w:w="1728"/>
+          </w:tcPr>
+          <w:p>
+            <w:r>
+              <w:t>$3,442.9M</w:t>
             </w:r>
           </w:p>
         </w:tc>
@@ -2037,37 +2037,37 @@
           </w:tcPr>
           <w:p>
             <w:r>
-              <w:t>WI</w:t>
-            </w:r>
-          </w:p>
-        </w:tc>
-        <w:tc>
-          <w:tcPr>
-            <w:tcW w:type="dxa" w:w="1728"/>
-          </w:tcPr>
-          <w:p>
-            <w:r>
-              <w:t>WHEDA</w:t>
-            </w:r>
-          </w:p>
-        </w:tc>
-        <w:tc>
-          <w:tcPr>
-            <w:tcW w:type="dxa" w:w="1728"/>
-          </w:tcPr>
-          <w:p>
-            <w:r>
-              <w:t>$4,467.4M</w:t>
-            </w:r>
-          </w:p>
-        </w:tc>
-        <w:tc>
-          <w:tcPr>
-            <w:tcW w:type="dxa" w:w="1728"/>
-          </w:tcPr>
-          <w:p>
-            <w:r>
-              <w:t>$1,134.1M</w:t>
+              <w:t>NC</w:t>
+            </w:r>
+          </w:p>
+        </w:tc>
+        <w:tc>
+          <w:tcPr>
+            <w:tcW w:type="dxa" w:w="1728"/>
+          </w:tcPr>
+          <w:p>
+            <w:r>
+              <w:t>NCHFA</w:t>
+            </w:r>
+          </w:p>
+        </w:tc>
+        <w:tc>
+          <w:tcPr>
+            <w:tcW w:type="dxa" w:w="1728"/>
+          </w:tcPr>
+          <w:p>
+            <w:r>
+              <w:t>$4,815.9M</w:t>
+            </w:r>
+          </w:p>
+        </w:tc>
+        <w:tc>
+          <w:tcPr>
+            <w:tcW w:type="dxa" w:w="1728"/>
+          </w:tcPr>
+          <w:p>
+            <w:r>
+              <w:t>$979.8M</w:t>
             </w:r>
           </w:p>
         </w:tc>
@@ -2174,7 +2174,7 @@
           </w:tcPr>
           <w:p>
             <w:r>
-              <w:t>CA</w:t>
+              <w:t>HI</w:t>
             </w:r>
           </w:p>
         </w:tc>
@@ -2184,7 +2184,7 @@
           </w:tcPr>
           <w:p>
             <w:r>
-              <w:t>CalHFA</w:t>
+              <w:t>HHFDC</w:t>
             </w:r>
           </w:p>
         </w:tc>
@@ -2194,7 +2194,7 @@
           </w:tcPr>
           <w:p>
             <w:r>
-              <w:t>+69.1%</w:t>
+              <w:t>+98.0%</w:t>
             </w:r>
           </w:p>
         </w:tc>
@@ -2204,7 +2204,7 @@
           </w:tcPr>
           <w:p>
             <w:r>
-              <w:t>$3,442.9M</w:t>
+              <w:t>$2,653.2M</w:t>
             </w:r>
           </w:p>
         </w:tc>
@@ -2214,7 +2214,7 @@
           </w:tcPr>
           <w:p>
             <w:r>
-              <w:t>$4,980.0M</w:t>
+              <w:t>$2,708.7M</w:t>
             </w:r>
           </w:p>
         </w:tc>
@@ -2236,7 +2236,7 @@
           </w:tcPr>
           <w:p>
             <w:r>
-              <w:t>LA</w:t>
+              <w:t>CA</w:t>
             </w:r>
           </w:p>
         </w:tc>
@@ -2246,7 +2246,7 @@
           </w:tcPr>
           <w:p>
             <w:r>
-              <w:t>LHC</w:t>
+              <w:t>CalHFA</w:t>
             </w:r>
           </w:p>
         </w:tc>
@@ -2256,7 +2256,7 @@
           </w:tcPr>
           <w:p>
             <w:r>
-              <w:t>+53.2%</w:t>
+              <w:t>+69.1%</w:t>
             </w:r>
           </w:p>
         </w:tc>
@@ -2266,7 +2266,7 @@
           </w:tcPr>
           <w:p>
             <w:r>
-              <w:t>$821.7M</w:t>
+              <w:t>$3,442.9M</w:t>
             </w:r>
           </w:p>
         </w:tc>
@@ -2276,7 +2276,7 @@
           </w:tcPr>
           <w:p>
             <w:r>
-              <w:t>$1,545.0M</w:t>
+              <w:t>$4,980.0M</w:t>
             </w:r>
           </w:p>
         </w:tc>
@@ -2298,7 +2298,7 @@
           </w:tcPr>
           <w:p>
             <w:r>
-              <w:t>WA</w:t>
+              <w:t>FL</w:t>
             </w:r>
           </w:p>
         </w:tc>
@@ -2308,7 +2308,7 @@
           </w:tcPr>
           <w:p>
             <w:r>
-              <w:t>WSHFC</w:t>
+              <w:t>FloridaHousing</w:t>
             </w:r>
           </w:p>
         </w:tc>
@@ -2318,7 +2318,7 @@
           </w:tcPr>
           <w:p>
             <w:r>
-              <w:t>+42.1%</w:t>
+              <w:t>+61.8%</w:t>
             </w:r>
           </w:p>
         </w:tc>
@@ -2328,7 +2328,7 @@
           </w:tcPr>
           <w:p>
             <w:r>
-              <w:t>$1,064.1M</w:t>
+              <w:t>$4,771.1M</w:t>
             </w:r>
           </w:p>
         </w:tc>
@@ -2338,7 +2338,7 @@
           </w:tcPr>
           <w:p>
             <w:r>
-              <w:t>$2,525.7M</w:t>
+              <w:t>$7,722.4M</w:t>
             </w:r>
           </w:p>
         </w:tc>
@@ -2360,7 +2360,7 @@
           </w:tcPr>
           <w:p>
             <w:r>
-              <w:t>WV</w:t>
+              <w:t>LA</w:t>
             </w:r>
           </w:p>
         </w:tc>
@@ -2370,7 +2370,7 @@
           </w:tcPr>
           <w:p>
             <w:r>
-              <w:t>WVHDF</w:t>
+              <w:t>LHC</w:t>
             </w:r>
           </w:p>
         </w:tc>
@@ -2380,7 +2380,7 @@
           </w:tcPr>
           <w:p>
             <w:r>
-              <w:t>+39.8%</w:t>
+              <w:t>+53.2%</w:t>
             </w:r>
           </w:p>
         </w:tc>
@@ -2390,7 +2390,7 @@
           </w:tcPr>
           <w:p>
             <w:r>
-              <w:t>$640.0M</w:t>
+              <w:t>$821.7M</w:t>
             </w:r>
           </w:p>
         </w:tc>
@@ -2400,7 +2400,7 @@
           </w:tcPr>
           <w:p>
             <w:r>
-              <w:t>$1,607.0M</w:t>
+              <w:t>$1,545.0M</w:t>
             </w:r>
           </w:p>
         </w:tc>
@@ -2422,7 +2422,7 @@
           </w:tcPr>
           <w:p>
             <w:r>
-              <w:t>AL</w:t>
+              <w:t>WA</w:t>
             </w:r>
           </w:p>
         </w:tc>
@@ -2432,7 +2432,7 @@
           </w:tcPr>
           <w:p>
             <w:r>
-              <w:t>AHFA</w:t>
+              <w:t>WSHFC</w:t>
             </w:r>
           </w:p>
         </w:tc>
@@ -2442,7 +2442,7 @@
           </w:tcPr>
           <w:p>
             <w:r>
-              <w:t>+37.8%</w:t>
+              <w:t>+42.1%</w:t>
             </w:r>
           </w:p>
         </w:tc>
@@ -2452,7 +2452,7 @@
           </w:tcPr>
           <w:p>
             <w:r>
-              <w:t>$516.0M</w:t>
+              <w:t>$1,064.1M</w:t>
             </w:r>
           </w:p>
         </w:tc>
@@ -2462,7 +2462,7 @@
           </w:tcPr>
           <w:p>
             <w:r>
-              <w:t>$1,364.9M</w:t>
+              <w:t>$2,525.7M</w:t>
             </w:r>
           </w:p>
         </w:tc>
@@ -2484,7 +2484,7 @@
           </w:tcPr>
           <w:p>
             <w:r>
-              <w:t>VA</w:t>
+              <w:t>WV</w:t>
             </w:r>
           </w:p>
         </w:tc>
@@ -2494,7 +2494,7 @@
           </w:tcPr>
           <w:p>
             <w:r>
-              <w:t>VirginiaHousing</w:t>
+              <w:t>WVHDF</w:t>
             </w:r>
           </w:p>
         </w:tc>
@@ -2504,7 +2504,7 @@
           </w:tcPr>
           <w:p>
             <w:r>
-              <w:t>+31.6%</w:t>
+              <w:t>+39.8%</w:t>
             </w:r>
           </w:p>
         </w:tc>
@@ -2514,7 +2514,7 @@
           </w:tcPr>
           <w:p>
             <w:r>
-              <w:t>$3,900.0M</w:t>
+              <w:t>$640.0M</w:t>
             </w:r>
           </w:p>
         </w:tc>
@@ -2524,7 +2524,7 @@
           </w:tcPr>
           <w:p>
             <w:r>
-              <w:t>$12,350.1M</w:t>
+              <w:t>$1,607.0M</w:t>
             </w:r>
           </w:p>
         </w:tc>
@@ -2546,7 +2546,7 @@
           </w:tcPr>
           <w:p>
             <w:r>
-              <w:t>WI</w:t>
+              <w:t>AL</w:t>
             </w:r>
           </w:p>
         </w:tc>
@@ -2556,7 +2556,7 @@
           </w:tcPr>
           <w:p>
             <w:r>
-              <w:t>WHEDA</w:t>
+              <w:t>AHFA</w:t>
             </w:r>
           </w:p>
         </w:tc>
@@ -2566,7 +2566,7 @@
           </w:tcPr>
           <w:p>
             <w:r>
-              <w:t>+25.4%</w:t>
+              <w:t>+37.8%</w:t>
             </w:r>
           </w:p>
         </w:tc>
@@ -2576,7 +2576,7 @@
           </w:tcPr>
           <w:p>
             <w:r>
-              <w:t>$1,134.1M</w:t>
+              <w:t>$516.0M</w:t>
             </w:r>
           </w:p>
         </w:tc>
@@ -2586,7 +2586,7 @@
           </w:tcPr>
           <w:p>
             <w:r>
-              <w:t>$4,467.4M</w:t>
+              <w:t>$1,364.9M</w:t>
             </w:r>
           </w:p>
         </w:tc>
@@ -2608,7 +2608,7 @@
           </w:tcPr>
           <w:p>
             <w:r>
-              <w:t>NC</w:t>
+              <w:t>VA</w:t>
             </w:r>
           </w:p>
         </w:tc>
@@ -2618,7 +2618,7 @@
           </w:tcPr>
           <w:p>
             <w:r>
-              <w:t>NCHFA</w:t>
+              <w:t>VirginiaHousing</w:t>
             </w:r>
           </w:p>
         </w:tc>
@@ -2628,7 +2628,7 @@
           </w:tcPr>
           <w:p>
             <w:r>
-              <w:t>+20.3%</w:t>
+              <w:t>+32.1%</w:t>
             </w:r>
           </w:p>
         </w:tc>
@@ -2638,7 +2638,7 @@
           </w:tcPr>
           <w:p>
             <w:r>
-              <w:t>$979.8M</w:t>
+              <w:t>$3,963.1M</w:t>
             </w:r>
           </w:p>
         </w:tc>
@@ -2648,7 +2648,7 @@
           </w:tcPr>
           <w:p>
             <w:r>
-              <w:t>$4,815.9M</w:t>
+              <w:t>$12,350.1M</w:t>
             </w:r>
           </w:p>
         </w:tc>
@@ -2670,7 +2670,7 @@
           </w:tcPr>
           <w:p>
             <w:r>
-              <w:t>IL</w:t>
+              <w:t>WY</w:t>
             </w:r>
           </w:p>
         </w:tc>
@@ -2680,7 +2680,7 @@
           </w:tcPr>
           <w:p>
             <w:r>
-              <w:t>IHDA</w:t>
+              <w:t>WCDA</w:t>
             </w:r>
           </w:p>
         </w:tc>
@@ -2690,7 +2690,7 @@
           </w:tcPr>
           <w:p>
             <w:r>
-              <w:t>+19.5%</w:t>
+              <w:t>+29.6%</w:t>
             </w:r>
           </w:p>
         </w:tc>
@@ -2700,7 +2700,7 @@
           </w:tcPr>
           <w:p>
             <w:r>
-              <w:t>$1,533.7M</w:t>
+              <w:t>$456.3M</w:t>
             </w:r>
           </w:p>
         </w:tc>
@@ -2710,7 +2710,7 @@
           </w:tcPr>
           <w:p>
             <w:r>
-              <w:t>$7,846.5M</w:t>
+              <w:t>$1,540.5M</w:t>
             </w:r>
           </w:p>
         </w:tc>
@@ -2732,7 +2732,7 @@
           </w:tcPr>
           <w:p>
             <w:r>
-              <w:t>MN</w:t>
+              <w:t>MA</w:t>
             </w:r>
           </w:p>
         </w:tc>
@@ -2742,7 +2742,7 @@
           </w:tcPr>
           <w:p>
             <w:r>
-              <w:t>MNHousing</w:t>
+              <w:t>MassHousing</w:t>
             </w:r>
           </w:p>
         </w:tc>
@@ -2752,7 +2752,7 @@
           </w:tcPr>
           <w:p>
             <w:r>
-              <w:t>+19.3%</w:t>
+              <w:t>+25.8%</w:t>
             </w:r>
           </w:p>
         </w:tc>
@@ -2762,7 +2762,7 @@
           </w:tcPr>
           <w:p>
             <w:r>
-              <w:t>$1,649.4M</w:t>
+              <w:t>$2,083.9M</w:t>
             </w:r>
           </w:p>
         </w:tc>
@@ -2772,7 +2772,7 @@
           </w:tcPr>
           <w:p>
             <w:r>
-              <w:t>$8,543.3M</w:t>
+              <w:t>$8,079.7M</w:t>
             </w:r>
           </w:p>
         </w:tc>

--- a/FY2025/FY2025_美国州级住房金融机构ACFR综合分析报告.docx
+++ b/FY2025/FY2025_美国州级住房金融机构ACFR综合分析报告.docx
@@ -14,7 +14,7 @@
         </w:rPr>
         <w:t>FY2025 美国州级住房金融机构</w:t>
         <w:br/>
-        <w:t>ACFR/财务报表 全景分析与战略洞察</w:t>
+        <w:t>综合年报与财务报表分析</w:t>
       </w:r>
     </w:p>
     <w:p>
@@ -25,7 +25,7 @@
         <w:rPr>
           <w:i/>
         </w:rPr>
-        <w:t>编制日期：2026年08月07日  |  覆盖 51 个州/特区  |  成功获取 43 份FY2025报告</w:t>
+        <w:t>编制日期：2026年08月07日　｜　覆盖 51 个州／特区　｜　已取得 43 份 FY2025 报告</w:t>
       </w:r>
     </w:p>
     <w:p>
@@ -33,22 +33,22 @@
         <w:pStyle w:val="Heading1"/>
       </w:pPr>
       <w:r>
-        <w:t>一、执行摘要：住房金融体系的“资产负债表时刻”</w:t>
+        <w:t>一、执行摘要</w:t>
       </w:r>
     </w:p>
     <w:p>
       <w:r>
-        <w:t>FY2025（截至2025年6月30日，部分机构为日历年）是美国州级住房金融机构（State Housing Finance Agencies, HFAs）在利率回落、LIHTC竞争加剧、以及首购支持计划扩张交织背景下的关键财务年度。本报告基于公开披露的ACFR/经审计财务报表，对全美51个州/特区的HFA进行系统采集与横向比较。截至采集日，共成功获取 43 份FY2025报告（覆盖率 84%）。</w:t>
+        <w:t>2025 财年（多数机构会计年度截至 2025 年 6 月 30 日，少数按自然年结算）对美国各州住房金融机构（State Housing Finance Agencies，以下简称 HFA）意义重大：市场利率有所回落，低收入住房税收抵免（LIHTC）竞争加剧，首套房支持计划继续扩大。本报告汇集并比较全美 50 个州及哥伦比亚特区 HFA 公开发布的综合年报（ACFR）与经审计财务报表。截至编制之日，共取得 43 份 FY2025 报告，覆盖率约 84%。</w:t>
       </w:r>
     </w:p>
     <w:p>
       <w:r>
-        <w:t>核心发现：在已提取数据的 29 家机构中，合计净资产（Net Position）约 $35.89B，合计总资产约 $111.18B。州级HFA是以债券融资为核心的准银行机构——资产端主要是抵押贷款与开发贷款，负债端是住房债券。净资产率（Net Position / Total Assets）衡量缓冲垫与抗风险能力。</w:t>
+        <w:t>在已提取到核心指标的 42 家机构中，净资产合计约 $42.76B，总资产合计约 $147.97B。州级 HFA 大体充当以债券融资为支撑的中介机构：资产端多为抵押贷款与开发贷款，负债端则以住房债券为主。净资产率（净资产÷总资产）是观察财务缓冲与抗风险能力的重要指标。</w:t>
       </w:r>
     </w:p>
     <w:p>
       <w:r>
-        <w:t>增长冠军：LA（LHC）净资产同比增长 +31.9%，达到 $821.7M。这通常反映债券发行回暖、贷款组合扩张或公允价值回升，但需与单位产出交叉验证。</w:t>
+        <w:t>净资产同比增幅最高的是 LA（LHC），达 +31.9%，期末净资产为 $821.7M。此类增长往往与债券发行增加、贷款组合扩张或公允价值回升相伴出现，解读时应结合住房产出指标（如融资套数）一并审视。</w:t>
       </w:r>
     </w:p>
     <w:p>
@@ -56,7 +56,7 @@
         <w:pStyle w:val="Heading1"/>
       </w:pPr>
       <w:r>
-        <w:t>二、排行榜：谁在做大、谁在做厚、谁在跑得快</w:t>
+        <w:t>二、排行榜</w:t>
       </w:r>
     </w:p>
     <w:p>
@@ -64,7 +64,7 @@
         <w:pStyle w:val="Heading2"/>
       </w:pPr>
       <w:r>
-        <w:t>2.1 净资产规模 Top 10（财务“体量之王”）</w:t>
+        <w:t>2.1 净资产前十</w:t>
       </w:r>
     </w:p>
     <w:tbl>
@@ -118,7 +118,7 @@
           </w:tcPr>
           <w:p>
             <w:r>
-              <w:t>FY2025净资产</w:t>
+              <w:t>FY2025 净资产</w:t>
             </w:r>
           </w:p>
         </w:tc>
@@ -128,7 +128,7 @@
           </w:tcPr>
           <w:p>
             <w:r>
-              <w:t>FY2025总资产</w:t>
+              <w:t>FY2025 总资产</w:t>
             </w:r>
           </w:p>
         </w:tc>
@@ -470,7 +470,7 @@
           </w:tcPr>
           <w:p>
             <w:r>
-              <w:t>MN</w:t>
+              <w:t>IA</w:t>
             </w:r>
           </w:p>
         </w:tc>
@@ -480,7 +480,7 @@
           </w:tcPr>
           <w:p>
             <w:r>
-              <w:t>MNHousing</w:t>
+              <w:t>IFA</w:t>
             </w:r>
           </w:p>
         </w:tc>
@@ -490,7 +490,7 @@
           </w:tcPr>
           <w:p>
             <w:r>
-              <w:t>$1,649.4M</w:t>
+              <w:t>$1,664.6M</w:t>
             </w:r>
           </w:p>
         </w:tc>
@@ -500,7 +500,7 @@
           </w:tcPr>
           <w:p>
             <w:r>
-              <w:t>$8,543.3M</w:t>
+              <w:t>$6,173.2M</w:t>
             </w:r>
           </w:p>
         </w:tc>
@@ -510,7 +510,7 @@
           </w:tcPr>
           <w:p>
             <w:r>
-              <w:t>+19.3%</w:t>
+              <w:t>+27.0%</w:t>
             </w:r>
           </w:p>
         </w:tc>
@@ -532,7 +532,7 @@
           </w:tcPr>
           <w:p>
             <w:r>
-              <w:t>IL</w:t>
+              <w:t>MN</w:t>
             </w:r>
           </w:p>
         </w:tc>
@@ -542,7 +542,7 @@
           </w:tcPr>
           <w:p>
             <w:r>
-              <w:t>IHDA</w:t>
+              <w:t>MNHousing</w:t>
             </w:r>
           </w:p>
         </w:tc>
@@ -552,7 +552,7 @@
           </w:tcPr>
           <w:p>
             <w:r>
-              <w:t>$1,533.7M</w:t>
+              <w:t>$1,649.4M</w:t>
             </w:r>
           </w:p>
         </w:tc>
@@ -562,7 +562,7 @@
           </w:tcPr>
           <w:p>
             <w:r>
-              <w:t>$7,846.5M</w:t>
+              <w:t>$8,543.3M</w:t>
             </w:r>
           </w:p>
         </w:tc>
@@ -572,7 +572,7 @@
           </w:tcPr>
           <w:p>
             <w:r>
-              <w:t>+19.5%</w:t>
+              <w:t>+19.3%</w:t>
             </w:r>
           </w:p>
         </w:tc>
@@ -594,7 +594,7 @@
           </w:tcPr>
           <w:p>
             <w:r>
-              <w:t>MI</w:t>
+              <w:t>IL</w:t>
             </w:r>
           </w:p>
         </w:tc>
@@ -604,7 +604,7 @@
           </w:tcPr>
           <w:p>
             <w:r>
-              <w:t>MSHDA</w:t>
+              <w:t>IHDA</w:t>
             </w:r>
           </w:p>
         </w:tc>
@@ -614,7 +614,7 @@
           </w:tcPr>
           <w:p>
             <w:r>
-              <w:t>$1,292.0M</w:t>
+              <w:t>$1,533.7M</w:t>
             </w:r>
           </w:p>
         </w:tc>
@@ -624,7 +624,7 @@
           </w:tcPr>
           <w:p>
             <w:r>
-              <w:t>$8,027.8M</w:t>
+              <w:t>$7,846.5M</w:t>
             </w:r>
           </w:p>
         </w:tc>
@@ -634,7 +634,7 @@
           </w:tcPr>
           <w:p>
             <w:r>
-              <w:t>+16.1%</w:t>
+              <w:t>+19.5%</w:t>
             </w:r>
           </w:p>
         </w:tc>
@@ -656,7 +656,7 @@
           </w:tcPr>
           <w:p>
             <w:r>
-              <w:t>WI</w:t>
+              <w:t>MI</w:t>
             </w:r>
           </w:p>
         </w:tc>
@@ -666,7 +666,7 @@
           </w:tcPr>
           <w:p>
             <w:r>
-              <w:t>WHEDA</w:t>
+              <w:t>MSHDA</w:t>
             </w:r>
           </w:p>
         </w:tc>
@@ -676,7 +676,7 @@
           </w:tcPr>
           <w:p>
             <w:r>
-              <w:t>$1,134.1M</w:t>
+              <w:t>$1,292.0M</w:t>
             </w:r>
           </w:p>
         </w:tc>
@@ -686,7 +686,7 @@
           </w:tcPr>
           <w:p>
             <w:r>
-              <w:t>$4,467.4M</w:t>
+              <w:t>$8,027.8M</w:t>
             </w:r>
           </w:p>
         </w:tc>
@@ -696,7 +696,7 @@
           </w:tcPr>
           <w:p>
             <w:r>
-              <w:t>+25.4%</w:t>
+              <w:t>+16.1%</w:t>
             </w:r>
           </w:p>
         </w:tc>
@@ -718,7 +718,7 @@
           </w:tcPr>
           <w:p>
             <w:r>
-              <w:t>TX</w:t>
+              <w:t>WI</w:t>
             </w:r>
           </w:p>
         </w:tc>
@@ -728,7 +728,7 @@
           </w:tcPr>
           <w:p>
             <w:r>
-              <w:t>TDHCA</w:t>
+              <w:t>WHEDA</w:t>
             </w:r>
           </w:p>
         </w:tc>
@@ -738,7 +738,7 @@
           </w:tcPr>
           <w:p>
             <w:r>
-              <w:t>$1,079.0M</w:t>
+              <w:t>$1,134.1M</w:t>
             </w:r>
           </w:p>
         </w:tc>
@@ -748,7 +748,7 @@
           </w:tcPr>
           <w:p>
             <w:r>
-              <w:t>$4,742.6M</w:t>
+              <w:t>$4,467.4M</w:t>
             </w:r>
           </w:p>
         </w:tc>
@@ -758,7 +758,7 @@
           </w:tcPr>
           <w:p>
             <w:r>
-              <w:t>+22.8%</w:t>
+              <w:t>+25.4%</w:t>
             </w:r>
           </w:p>
         </w:tc>
@@ -766,7 +766,7 @@
     </w:tbl>
     <w:p>
       <w:r>
-        <w:t>洞察：净资产规模最大的机构往往也是多家庭债券（Multifamily Housing Revenue Bonds）与单一家庭抵押贷款计划的“双引擎”玩家。规模本身不等于绩效，但意味着在联邦政策波动时拥有更强的议价能力、更低的边际融资成本，以及承接大型可负担住房项目的组织能力。</w:t>
+        <w:t>按净资产计，佛罗里达、弗吉尼亚与加利福尼亚居前，其后为夏威夷与马萨诸塞。大型机构通常同时开展多户住房收入债券与单户抵押贷款业务。规模本身并非绩效打分，但往往对应更强的市场融资能力、更低的边际资金成本，以及在联邦政策调整时承接大型可负担住房交易的更大空间。</w:t>
       </w:r>
     </w:p>
     <w:p>
@@ -774,7 +774,7 @@
         <w:pStyle w:val="Heading2"/>
       </w:pPr>
       <w:r>
-        <w:t>2.2 净资产增长率 Top 10（财务“加速度”）</w:t>
+        <w:t>2.2 净资产增速前十</w:t>
       </w:r>
     </w:p>
     <w:tbl>
@@ -848,7 +848,7 @@
           </w:tcPr>
           <w:p>
             <w:r>
-              <w:t>FY2025净资产</w:t>
+              <w:t>FY2025 净资产</w:t>
             </w:r>
           </w:p>
         </w:tc>
@@ -890,7 +890,7 @@
           </w:tcPr>
           <w:p>
             <w:r>
-              <w:t>N/A</w:t>
+              <w:t>$198.7M</w:t>
             </w:r>
           </w:p>
         </w:tc>
@@ -932,7 +932,7 @@
           </w:tcPr>
           <w:p>
             <w:r>
-              <w:t>IN</w:t>
+              <w:t>CT</w:t>
             </w:r>
           </w:p>
         </w:tc>
@@ -942,7 +942,7 @@
           </w:tcPr>
           <w:p>
             <w:r>
-              <w:t>IHCDA</w:t>
+              <w:t>CHFA</w:t>
             </w:r>
           </w:p>
         </w:tc>
@@ -952,7 +952,7 @@
           </w:tcPr>
           <w:p>
             <w:r>
-              <w:t>N/A</w:t>
+              <w:t>$192.6M</w:t>
             </w:r>
           </w:p>
         </w:tc>
@@ -962,7 +962,7 @@
           </w:tcPr>
           <w:p>
             <w:r>
-              <w:t>+20.4%</w:t>
+              <w:t>+25.2%</w:t>
             </w:r>
           </w:p>
         </w:tc>
@@ -972,7 +972,7 @@
           </w:tcPr>
           <w:p>
             <w:r>
-              <w:t>$599.5M</w:t>
+              <w:t>$957.0M</w:t>
             </w:r>
           </w:p>
         </w:tc>
@@ -994,7 +994,7 @@
           </w:tcPr>
           <w:p>
             <w:r>
-              <w:t>OH</w:t>
+              <w:t>IN</w:t>
             </w:r>
           </w:p>
         </w:tc>
@@ -1004,7 +1004,7 @@
           </w:tcPr>
           <w:p>
             <w:r>
-              <w:t>OHFA</w:t>
+              <w:t>IHCDA</w:t>
             </w:r>
           </w:p>
         </w:tc>
@@ -1014,7 +1014,7 @@
           </w:tcPr>
           <w:p>
             <w:r>
-              <w:t>$87.1M</w:t>
+              <w:t>$101.6M</w:t>
             </w:r>
           </w:p>
         </w:tc>
@@ -1024,7 +1024,7 @@
           </w:tcPr>
           <w:p>
             <w:r>
-              <w:t>+19.8%</w:t>
+              <w:t>+20.4%</w:t>
             </w:r>
           </w:p>
         </w:tc>
@@ -1034,7 +1034,7 @@
           </w:tcPr>
           <w:p>
             <w:r>
-              <w:t>$526.1M</w:t>
+              <w:t>$599.5M</w:t>
             </w:r>
           </w:p>
         </w:tc>
@@ -1056,7 +1056,7 @@
           </w:tcPr>
           <w:p>
             <w:r>
-              <w:t>WI</w:t>
+              <w:t>OH</w:t>
             </w:r>
           </w:p>
         </w:tc>
@@ -1066,7 +1066,7 @@
           </w:tcPr>
           <w:p>
             <w:r>
-              <w:t>WHEDA</w:t>
+              <w:t>OHFA</w:t>
             </w:r>
           </w:p>
         </w:tc>
@@ -1076,7 +1076,7 @@
           </w:tcPr>
           <w:p>
             <w:r>
-              <w:t>$169.9M</w:t>
+              <w:t>$86.9M</w:t>
             </w:r>
           </w:p>
         </w:tc>
@@ -1086,7 +1086,7 @@
           </w:tcPr>
           <w:p>
             <w:r>
-              <w:t>+17.6%</w:t>
+              <w:t>+19.8%</w:t>
             </w:r>
           </w:p>
         </w:tc>
@@ -1096,7 +1096,7 @@
           </w:tcPr>
           <w:p>
             <w:r>
-              <w:t>$1,134.1M</w:t>
+              <w:t>$526.1M</w:t>
             </w:r>
           </w:p>
         </w:tc>
@@ -1118,7 +1118,7 @@
           </w:tcPr>
           <w:p>
             <w:r>
-              <w:t>MA</w:t>
+              <w:t>MN</w:t>
             </w:r>
           </w:p>
         </w:tc>
@@ -1128,7 +1128,7 @@
           </w:tcPr>
           <w:p>
             <w:r>
-              <w:t>MassHousing</w:t>
+              <w:t>MNHousing</w:t>
             </w:r>
           </w:p>
         </w:tc>
@@ -1138,7 +1138,7 @@
           </w:tcPr>
           <w:p>
             <w:r>
-              <w:t>N/A</w:t>
+              <w:t>$259.9M</w:t>
             </w:r>
           </w:p>
         </w:tc>
@@ -1148,7 +1148,7 @@
           </w:tcPr>
           <w:p>
             <w:r>
-              <w:t>+14.3%</w:t>
+              <w:t>+18.7%</w:t>
             </w:r>
           </w:p>
         </w:tc>
@@ -1158,7 +1158,7 @@
           </w:tcPr>
           <w:p>
             <w:r>
-              <w:t>$2,083.9M</w:t>
+              <w:t>$1,649.4M</w:t>
             </w:r>
           </w:p>
         </w:tc>
@@ -1180,7 +1180,7 @@
           </w:tcPr>
           <w:p>
             <w:r>
-              <w:t>NC</w:t>
+              <w:t>UT</w:t>
             </w:r>
           </w:p>
         </w:tc>
@@ -1190,7 +1190,7 @@
           </w:tcPr>
           <w:p>
             <w:r>
-              <w:t>NCHFA</w:t>
+              <w:t>UtahHousing</w:t>
             </w:r>
           </w:p>
         </w:tc>
@@ -1200,7 +1200,7 @@
           </w:tcPr>
           <w:p>
             <w:r>
-              <w:t>N/A</w:t>
+              <w:t>$96.2M</w:t>
             </w:r>
           </w:p>
         </w:tc>
@@ -1210,7 +1210,7 @@
           </w:tcPr>
           <w:p>
             <w:r>
-              <w:t>+14.3%</w:t>
+              <w:t>+18.7%</w:t>
             </w:r>
           </w:p>
         </w:tc>
@@ -1220,7 +1220,7 @@
           </w:tcPr>
           <w:p>
             <w:r>
-              <w:t>$979.8M</w:t>
+              <w:t>$610.6M</w:t>
             </w:r>
           </w:p>
         </w:tc>
@@ -1242,7 +1242,7 @@
           </w:tcPr>
           <w:p>
             <w:r>
-              <w:t>HI</w:t>
+              <w:t>WI</w:t>
             </w:r>
           </w:p>
         </w:tc>
@@ -1252,7 +1252,7 @@
           </w:tcPr>
           <w:p>
             <w:r>
-              <w:t>HHFDC</w:t>
+              <w:t>WHEDA</w:t>
             </w:r>
           </w:p>
         </w:tc>
@@ -1262,7 +1262,7 @@
           </w:tcPr>
           <w:p>
             <w:r>
-              <w:t>N/A</w:t>
+              <w:t>$169.7M</w:t>
             </w:r>
           </w:p>
         </w:tc>
@@ -1272,7 +1272,7 @@
           </w:tcPr>
           <w:p>
             <w:r>
-              <w:t>+13.8%</w:t>
+              <w:t>+17.6%</w:t>
             </w:r>
           </w:p>
         </w:tc>
@@ -1282,7 +1282,7 @@
           </w:tcPr>
           <w:p>
             <w:r>
-              <w:t>$2,653.2M</w:t>
+              <w:t>$1,134.1M</w:t>
             </w:r>
           </w:p>
         </w:tc>
@@ -1304,7 +1304,7 @@
           </w:tcPr>
           <w:p>
             <w:r>
-              <w:t>WA</w:t>
+              <w:t>CO</w:t>
             </w:r>
           </w:p>
         </w:tc>
@@ -1314,7 +1314,7 @@
           </w:tcPr>
           <w:p>
             <w:r>
-              <w:t>WSHFC</w:t>
+              <w:t>CHFA</w:t>
             </w:r>
           </w:p>
         </w:tc>
@@ -1324,7 +1324,7 @@
           </w:tcPr>
           <w:p>
             <w:r>
-              <w:t>$128.5M</w:t>
+              <w:t>$143.3M</w:t>
             </w:r>
           </w:p>
         </w:tc>
@@ -1334,7 +1334,7 @@
           </w:tcPr>
           <w:p>
             <w:r>
-              <w:t>+13.7%</w:t>
+              <w:t>+17.3%</w:t>
             </w:r>
           </w:p>
         </w:tc>
@@ -1344,7 +1344,7 @@
           </w:tcPr>
           <w:p>
             <w:r>
-              <w:t>$1,064.1M</w:t>
+              <w:t>$971.7M</w:t>
             </w:r>
           </w:p>
         </w:tc>
@@ -1366,7 +1366,7 @@
           </w:tcPr>
           <w:p>
             <w:r>
-              <w:t>FL</w:t>
+              <w:t>MA</w:t>
             </w:r>
           </w:p>
         </w:tc>
@@ -1376,7 +1376,7 @@
           </w:tcPr>
           <w:p>
             <w:r>
-              <w:t>FloridaHousing</w:t>
+              <w:t>MassHousing</w:t>
             </w:r>
           </w:p>
         </w:tc>
@@ -1386,7 +1386,7 @@
           </w:tcPr>
           <w:p>
             <w:r>
-              <w:t>$558.3M</w:t>
+              <w:t>$260.7M</w:t>
             </w:r>
           </w:p>
         </w:tc>
@@ -1396,7 +1396,7 @@
           </w:tcPr>
           <w:p>
             <w:r>
-              <w:t>+13.2%</w:t>
+              <w:t>+14.3%</w:t>
             </w:r>
           </w:p>
         </w:tc>
@@ -1406,7 +1406,7 @@
           </w:tcPr>
           <w:p>
             <w:r>
-              <w:t>$4,771.1M</w:t>
+              <w:t>$2,083.9M</w:t>
             </w:r>
           </w:p>
         </w:tc>
@@ -1428,7 +1428,7 @@
           </w:tcPr>
           <w:p>
             <w:r>
-              <w:t>IL</w:t>
+              <w:t>NC</w:t>
             </w:r>
           </w:p>
         </w:tc>
@@ -1438,7 +1438,7 @@
           </w:tcPr>
           <w:p>
             <w:r>
-              <w:t>IHDA</w:t>
+              <w:t>NCHFA</w:t>
             </w:r>
           </w:p>
         </w:tc>
@@ -1448,7 +1448,7 @@
           </w:tcPr>
           <w:p>
             <w:r>
-              <w:t>$159.9M</w:t>
+              <w:t>$122.6M</w:t>
             </w:r>
           </w:p>
         </w:tc>
@@ -1458,7 +1458,7 @@
           </w:tcPr>
           <w:p>
             <w:r>
-              <w:t>+11.6%</w:t>
+              <w:t>+14.3%</w:t>
             </w:r>
           </w:p>
         </w:tc>
@@ -1468,7 +1468,7 @@
           </w:tcPr>
           <w:p>
             <w:r>
-              <w:t>$1,533.7M</w:t>
+              <w:t>$979.8M</w:t>
             </w:r>
           </w:p>
         </w:tc>
@@ -1476,7 +1476,7 @@
     </w:tbl>
     <w:p>
       <w:r>
-        <w:t>洞察：高增长州往往出现在三类情境——(1) 债券发行量反弹；(2) 贷款损失准备释放或公允价值回升；(3) 州级首购/英雄/homeownership计划带来费用与利差改善。但需警惕：若增长主要来自公允价值而非经营性盈余，则可持续性较弱。</w:t>
+        <w:t>净资产同比增速以路易斯安那最高；康涅狄格、印第安纳、俄亥俄、明尼苏达与犹他亦录得约百分之十五至二十五的增幅。较快增长常见于债券发行回升、贷款损失准备转回或公允价值收益，以及州级购房支持计划带来的手续费与利差改善。若增幅主要来自公允价值变动而非经营成果，持续性可能较弱。</w:t>
       </w:r>
     </w:p>
     <w:p>
@@ -1484,7 +1484,7 @@
         <w:pStyle w:val="Heading2"/>
       </w:pPr>
       <w:r>
-        <w:t>2.3 总资产规模 Top 10（市场“压舱石”）</w:t>
+        <w:t>2.3 总资产前十</w:t>
       </w:r>
     </w:p>
     <w:tbl>
@@ -1537,17 +1537,17 @@
           </w:tcPr>
           <w:p>
             <w:r>
-              <w:t>FY2025总资产</w:t>
-            </w:r>
-          </w:p>
-        </w:tc>
-        <w:tc>
-          <w:tcPr>
-            <w:tcW w:type="dxa" w:w="1728"/>
-          </w:tcPr>
-          <w:p>
-            <w:r>
-              <w:t>FY2025净资产</w:t>
+              <w:t>FY2025 总资产</w:t>
+            </w:r>
+          </w:p>
+        </w:tc>
+        <w:tc>
+          <w:tcPr>
+            <w:tcW w:type="dxa" w:w="1728"/>
+          </w:tcPr>
+          <w:p>
+            <w:r>
+              <w:t>FY2025 净资产</w:t>
             </w:r>
           </w:p>
         </w:tc>
@@ -1725,37 +1725,37 @@
           </w:tcPr>
           <w:p>
             <w:r>
-              <w:t>MA</w:t>
-            </w:r>
-          </w:p>
-        </w:tc>
-        <w:tc>
-          <w:tcPr>
-            <w:tcW w:type="dxa" w:w="1728"/>
-          </w:tcPr>
-          <w:p>
-            <w:r>
-              <w:t>MassHousing</w:t>
-            </w:r>
-          </w:p>
-        </w:tc>
-        <w:tc>
-          <w:tcPr>
-            <w:tcW w:type="dxa" w:w="1728"/>
-          </w:tcPr>
-          <w:p>
-            <w:r>
-              <w:t>$8,079.7M</w:t>
-            </w:r>
-          </w:p>
-        </w:tc>
-        <w:tc>
-          <w:tcPr>
-            <w:tcW w:type="dxa" w:w="1728"/>
-          </w:tcPr>
-          <w:p>
-            <w:r>
-              <w:t>$2,083.9M</w:t>
+              <w:t>CT</w:t>
+            </w:r>
+          </w:p>
+        </w:tc>
+        <w:tc>
+          <w:tcPr>
+            <w:tcW w:type="dxa" w:w="1728"/>
+          </w:tcPr>
+          <w:p>
+            <w:r>
+              <w:t>CHFA</w:t>
+            </w:r>
+          </w:p>
+        </w:tc>
+        <w:tc>
+          <w:tcPr>
+            <w:tcW w:type="dxa" w:w="1728"/>
+          </w:tcPr>
+          <w:p>
+            <w:r>
+              <w:t>$8,122.4M</w:t>
+            </w:r>
+          </w:p>
+        </w:tc>
+        <w:tc>
+          <w:tcPr>
+            <w:tcW w:type="dxa" w:w="1728"/>
+          </w:tcPr>
+          <w:p>
+            <w:r>
+              <w:t>$957.0M</w:t>
             </w:r>
           </w:p>
         </w:tc>
@@ -1777,37 +1777,37 @@
           </w:tcPr>
           <w:p>
             <w:r>
-              <w:t>MI</w:t>
-            </w:r>
-          </w:p>
-        </w:tc>
-        <w:tc>
-          <w:tcPr>
-            <w:tcW w:type="dxa" w:w="1728"/>
-          </w:tcPr>
-          <w:p>
-            <w:r>
-              <w:t>MSHDA</w:t>
-            </w:r>
-          </w:p>
-        </w:tc>
-        <w:tc>
-          <w:tcPr>
-            <w:tcW w:type="dxa" w:w="1728"/>
-          </w:tcPr>
-          <w:p>
-            <w:r>
-              <w:t>$8,027.8M</w:t>
-            </w:r>
-          </w:p>
-        </w:tc>
-        <w:tc>
-          <w:tcPr>
-            <w:tcW w:type="dxa" w:w="1728"/>
-          </w:tcPr>
-          <w:p>
-            <w:r>
-              <w:t>$1,292.0M</w:t>
+              <w:t>MA</w:t>
+            </w:r>
+          </w:p>
+        </w:tc>
+        <w:tc>
+          <w:tcPr>
+            <w:tcW w:type="dxa" w:w="1728"/>
+          </w:tcPr>
+          <w:p>
+            <w:r>
+              <w:t>MassHousing</w:t>
+            </w:r>
+          </w:p>
+        </w:tc>
+        <w:tc>
+          <w:tcPr>
+            <w:tcW w:type="dxa" w:w="1728"/>
+          </w:tcPr>
+          <w:p>
+            <w:r>
+              <w:t>$8,079.7M</w:t>
+            </w:r>
+          </w:p>
+        </w:tc>
+        <w:tc>
+          <w:tcPr>
+            <w:tcW w:type="dxa" w:w="1728"/>
+          </w:tcPr>
+          <w:p>
+            <w:r>
+              <w:t>$2,083.9M</w:t>
             </w:r>
           </w:p>
         </w:tc>
@@ -1829,37 +1829,37 @@
           </w:tcPr>
           <w:p>
             <w:r>
-              <w:t>IL</w:t>
-            </w:r>
-          </w:p>
-        </w:tc>
-        <w:tc>
-          <w:tcPr>
-            <w:tcW w:type="dxa" w:w="1728"/>
-          </w:tcPr>
-          <w:p>
-            <w:r>
-              <w:t>IHDA</w:t>
-            </w:r>
-          </w:p>
-        </w:tc>
-        <w:tc>
-          <w:tcPr>
-            <w:tcW w:type="dxa" w:w="1728"/>
-          </w:tcPr>
-          <w:p>
-            <w:r>
-              <w:t>$7,846.5M</w:t>
-            </w:r>
-          </w:p>
-        </w:tc>
-        <w:tc>
-          <w:tcPr>
-            <w:tcW w:type="dxa" w:w="1728"/>
-          </w:tcPr>
-          <w:p>
-            <w:r>
-              <w:t>$1,533.7M</w:t>
+              <w:t>MI</w:t>
+            </w:r>
+          </w:p>
+        </w:tc>
+        <w:tc>
+          <w:tcPr>
+            <w:tcW w:type="dxa" w:w="1728"/>
+          </w:tcPr>
+          <w:p>
+            <w:r>
+              <w:t>MSHDA</w:t>
+            </w:r>
+          </w:p>
+        </w:tc>
+        <w:tc>
+          <w:tcPr>
+            <w:tcW w:type="dxa" w:w="1728"/>
+          </w:tcPr>
+          <w:p>
+            <w:r>
+              <w:t>$8,027.8M</w:t>
+            </w:r>
+          </w:p>
+        </w:tc>
+        <w:tc>
+          <w:tcPr>
+            <w:tcW w:type="dxa" w:w="1728"/>
+          </w:tcPr>
+          <w:p>
+            <w:r>
+              <w:t>$1,292.0M</w:t>
             </w:r>
           </w:p>
         </w:tc>
@@ -1881,37 +1881,37 @@
           </w:tcPr>
           <w:p>
             <w:r>
-              <w:t>FL</w:t>
-            </w:r>
-          </w:p>
-        </w:tc>
-        <w:tc>
-          <w:tcPr>
-            <w:tcW w:type="dxa" w:w="1728"/>
-          </w:tcPr>
-          <w:p>
-            <w:r>
-              <w:t>FloridaHousing</w:t>
-            </w:r>
-          </w:p>
-        </w:tc>
-        <w:tc>
-          <w:tcPr>
-            <w:tcW w:type="dxa" w:w="1728"/>
-          </w:tcPr>
-          <w:p>
-            <w:r>
-              <w:t>$7,722.4M</w:t>
-            </w:r>
-          </w:p>
-        </w:tc>
-        <w:tc>
-          <w:tcPr>
-            <w:tcW w:type="dxa" w:w="1728"/>
-          </w:tcPr>
-          <w:p>
-            <w:r>
-              <w:t>$4,771.1M</w:t>
+              <w:t>IL</w:t>
+            </w:r>
+          </w:p>
+        </w:tc>
+        <w:tc>
+          <w:tcPr>
+            <w:tcW w:type="dxa" w:w="1728"/>
+          </w:tcPr>
+          <w:p>
+            <w:r>
+              <w:t>IHDA</w:t>
+            </w:r>
+          </w:p>
+        </w:tc>
+        <w:tc>
+          <w:tcPr>
+            <w:tcW w:type="dxa" w:w="1728"/>
+          </w:tcPr>
+          <w:p>
+            <w:r>
+              <w:t>$7,846.5M</w:t>
+            </w:r>
+          </w:p>
+        </w:tc>
+        <w:tc>
+          <w:tcPr>
+            <w:tcW w:type="dxa" w:w="1728"/>
+          </w:tcPr>
+          <w:p>
+            <w:r>
+              <w:t>$1,533.7M</w:t>
             </w:r>
           </w:p>
         </w:tc>
@@ -1933,37 +1933,37 @@
           </w:tcPr>
           <w:p>
             <w:r>
-              <w:t>ID</w:t>
-            </w:r>
-          </w:p>
-        </w:tc>
-        <w:tc>
-          <w:tcPr>
-            <w:tcW w:type="dxa" w:w="1728"/>
-          </w:tcPr>
-          <w:p>
-            <w:r>
-              <w:t>IHFA</w:t>
-            </w:r>
-          </w:p>
-        </w:tc>
-        <w:tc>
-          <w:tcPr>
-            <w:tcW w:type="dxa" w:w="1728"/>
-          </w:tcPr>
-          <w:p>
-            <w:r>
-              <w:t>$6,026.2M</w:t>
-            </w:r>
-          </w:p>
-        </w:tc>
-        <w:tc>
-          <w:tcPr>
-            <w:tcW w:type="dxa" w:w="1728"/>
-          </w:tcPr>
-          <w:p>
-            <w:r>
-              <w:t>$716.0M</w:t>
+              <w:t>FL</w:t>
+            </w:r>
+          </w:p>
+        </w:tc>
+        <w:tc>
+          <w:tcPr>
+            <w:tcW w:type="dxa" w:w="1728"/>
+          </w:tcPr>
+          <w:p>
+            <w:r>
+              <w:t>FloridaHousing</w:t>
+            </w:r>
+          </w:p>
+        </w:tc>
+        <w:tc>
+          <w:tcPr>
+            <w:tcW w:type="dxa" w:w="1728"/>
+          </w:tcPr>
+          <w:p>
+            <w:r>
+              <w:t>$7,722.4M</w:t>
+            </w:r>
+          </w:p>
+        </w:tc>
+        <w:tc>
+          <w:tcPr>
+            <w:tcW w:type="dxa" w:w="1728"/>
+          </w:tcPr>
+          <w:p>
+            <w:r>
+              <w:t>$4,771.1M</w:t>
             </w:r>
           </w:p>
         </w:tc>
@@ -1985,37 +1985,37 @@
           </w:tcPr>
           <w:p>
             <w:r>
-              <w:t>CA</w:t>
-            </w:r>
-          </w:p>
-        </w:tc>
-        <w:tc>
-          <w:tcPr>
-            <w:tcW w:type="dxa" w:w="1728"/>
-          </w:tcPr>
-          <w:p>
-            <w:r>
-              <w:t>CalHFA</w:t>
-            </w:r>
-          </w:p>
-        </w:tc>
-        <w:tc>
-          <w:tcPr>
-            <w:tcW w:type="dxa" w:w="1728"/>
-          </w:tcPr>
-          <w:p>
-            <w:r>
-              <w:t>$4,980.0M</w:t>
-            </w:r>
-          </w:p>
-        </w:tc>
-        <w:tc>
-          <w:tcPr>
-            <w:tcW w:type="dxa" w:w="1728"/>
-          </w:tcPr>
-          <w:p>
-            <w:r>
-              <w:t>$3,442.9M</w:t>
+              <w:t>IA</w:t>
+            </w:r>
+          </w:p>
+        </w:tc>
+        <w:tc>
+          <w:tcPr>
+            <w:tcW w:type="dxa" w:w="1728"/>
+          </w:tcPr>
+          <w:p>
+            <w:r>
+              <w:t>IFA</w:t>
+            </w:r>
+          </w:p>
+        </w:tc>
+        <w:tc>
+          <w:tcPr>
+            <w:tcW w:type="dxa" w:w="1728"/>
+          </w:tcPr>
+          <w:p>
+            <w:r>
+              <w:t>$6,173.2M</w:t>
+            </w:r>
+          </w:p>
+        </w:tc>
+        <w:tc>
+          <w:tcPr>
+            <w:tcW w:type="dxa" w:w="1728"/>
+          </w:tcPr>
+          <w:p>
+            <w:r>
+              <w:t>$1,664.6M</w:t>
             </w:r>
           </w:p>
         </w:tc>
@@ -2037,37 +2037,37 @@
           </w:tcPr>
           <w:p>
             <w:r>
-              <w:t>NC</w:t>
-            </w:r>
-          </w:p>
-        </w:tc>
-        <w:tc>
-          <w:tcPr>
-            <w:tcW w:type="dxa" w:w="1728"/>
-          </w:tcPr>
-          <w:p>
-            <w:r>
-              <w:t>NCHFA</w:t>
-            </w:r>
-          </w:p>
-        </w:tc>
-        <w:tc>
-          <w:tcPr>
-            <w:tcW w:type="dxa" w:w="1728"/>
-          </w:tcPr>
-          <w:p>
-            <w:r>
-              <w:t>$4,815.9M</w:t>
-            </w:r>
-          </w:p>
-        </w:tc>
-        <w:tc>
-          <w:tcPr>
-            <w:tcW w:type="dxa" w:w="1728"/>
-          </w:tcPr>
-          <w:p>
-            <w:r>
-              <w:t>$979.8M</w:t>
+              <w:t>ID</w:t>
+            </w:r>
+          </w:p>
+        </w:tc>
+        <w:tc>
+          <w:tcPr>
+            <w:tcW w:type="dxa" w:w="1728"/>
+          </w:tcPr>
+          <w:p>
+            <w:r>
+              <w:t>IHFA</w:t>
+            </w:r>
+          </w:p>
+        </w:tc>
+        <w:tc>
+          <w:tcPr>
+            <w:tcW w:type="dxa" w:w="1728"/>
+          </w:tcPr>
+          <w:p>
+            <w:r>
+              <w:t>$6,026.2M</w:t>
+            </w:r>
+          </w:p>
+        </w:tc>
+        <w:tc>
+          <w:tcPr>
+            <w:tcW w:type="dxa" w:w="1728"/>
+          </w:tcPr>
+          <w:p>
+            <w:r>
+              <w:t>$716.0M</w:t>
             </w:r>
           </w:p>
         </w:tc>
@@ -2078,7 +2078,7 @@
         <w:pStyle w:val="Heading2"/>
       </w:pPr>
       <w:r>
-        <w:t>2.4 净资产率 Top 10（财务“缓冲垫”）</w:t>
+        <w:t>2.4 净资产率前十</w:t>
       </w:r>
     </w:p>
     <w:tbl>
@@ -2142,7 +2142,7 @@
           </w:tcPr>
           <w:p>
             <w:r>
-              <w:t>FY2025净资产</w:t>
+              <w:t>FY2025 净资产</w:t>
             </w:r>
           </w:p>
         </w:tc>
@@ -2152,7 +2152,7 @@
           </w:tcPr>
           <w:p>
             <w:r>
-              <w:t>FY2025总资产</w:t>
+              <w:t>FY2025 总资产</w:t>
             </w:r>
           </w:p>
         </w:tc>
@@ -2236,7 +2236,7 @@
           </w:tcPr>
           <w:p>
             <w:r>
-              <w:t>CA</w:t>
+              <w:t>KS</w:t>
             </w:r>
           </w:p>
         </w:tc>
@@ -2246,7 +2246,7 @@
           </w:tcPr>
           <w:p>
             <w:r>
-              <w:t>CalHFA</w:t>
+              <w:t>KHRC</w:t>
             </w:r>
           </w:p>
         </w:tc>
@@ -2256,7 +2256,7 @@
           </w:tcPr>
           <w:p>
             <w:r>
-              <w:t>+69.1%</w:t>
+              <w:t>+81.2%</w:t>
             </w:r>
           </w:p>
         </w:tc>
@@ -2266,7 +2266,7 @@
           </w:tcPr>
           <w:p>
             <w:r>
-              <w:t>$3,442.9M</w:t>
+              <w:t>$78.7M</w:t>
             </w:r>
           </w:p>
         </w:tc>
@@ -2276,7 +2276,7 @@
           </w:tcPr>
           <w:p>
             <w:r>
-              <w:t>$4,980.0M</w:t>
+              <w:t>$96.9M</w:t>
             </w:r>
           </w:p>
         </w:tc>
@@ -2298,7 +2298,7 @@
           </w:tcPr>
           <w:p>
             <w:r>
-              <w:t>FL</w:t>
+              <w:t>CA</w:t>
             </w:r>
           </w:p>
         </w:tc>
@@ -2308,7 +2308,7 @@
           </w:tcPr>
           <w:p>
             <w:r>
-              <w:t>FloridaHousing</w:t>
+              <w:t>CalHFA</w:t>
             </w:r>
           </w:p>
         </w:tc>
@@ -2318,7 +2318,7 @@
           </w:tcPr>
           <w:p>
             <w:r>
-              <w:t>+61.8%</w:t>
+              <w:t>+69.1%</w:t>
             </w:r>
           </w:p>
         </w:tc>
@@ -2328,7 +2328,7 @@
           </w:tcPr>
           <w:p>
             <w:r>
-              <w:t>$4,771.1M</w:t>
+              <w:t>$3,442.9M</w:t>
             </w:r>
           </w:p>
         </w:tc>
@@ -2338,7 +2338,7 @@
           </w:tcPr>
           <w:p>
             <w:r>
-              <w:t>$7,722.4M</w:t>
+              <w:t>$4,980.0M</w:t>
             </w:r>
           </w:p>
         </w:tc>
@@ -2360,7 +2360,7 @@
           </w:tcPr>
           <w:p>
             <w:r>
-              <w:t>LA</w:t>
+              <w:t>FL</w:t>
             </w:r>
           </w:p>
         </w:tc>
@@ -2370,7 +2370,7 @@
           </w:tcPr>
           <w:p>
             <w:r>
-              <w:t>LHC</w:t>
+              <w:t>FloridaHousing</w:t>
             </w:r>
           </w:p>
         </w:tc>
@@ -2380,7 +2380,7 @@
           </w:tcPr>
           <w:p>
             <w:r>
-              <w:t>+53.2%</w:t>
+              <w:t>+61.8%</w:t>
             </w:r>
           </w:p>
         </w:tc>
@@ -2390,7 +2390,7 @@
           </w:tcPr>
           <w:p>
             <w:r>
-              <w:t>$821.7M</w:t>
+              <w:t>$4,771.1M</w:t>
             </w:r>
           </w:p>
         </w:tc>
@@ -2400,7 +2400,7 @@
           </w:tcPr>
           <w:p>
             <w:r>
-              <w:t>$1,545.0M</w:t>
+              <w:t>$7,722.4M</w:t>
             </w:r>
           </w:p>
         </w:tc>
@@ -2422,7 +2422,7 @@
           </w:tcPr>
           <w:p>
             <w:r>
-              <w:t>WA</w:t>
+              <w:t>LA</w:t>
             </w:r>
           </w:p>
         </w:tc>
@@ -2432,7 +2432,7 @@
           </w:tcPr>
           <w:p>
             <w:r>
-              <w:t>WSHFC</w:t>
+              <w:t>LHC</w:t>
             </w:r>
           </w:p>
         </w:tc>
@@ -2442,7 +2442,7 @@
           </w:tcPr>
           <w:p>
             <w:r>
-              <w:t>+42.1%</w:t>
+              <w:t>+53.2%</w:t>
             </w:r>
           </w:p>
         </w:tc>
@@ -2452,7 +2452,7 @@
           </w:tcPr>
           <w:p>
             <w:r>
-              <w:t>$1,064.1M</w:t>
+              <w:t>$821.7M</w:t>
             </w:r>
           </w:p>
         </w:tc>
@@ -2462,7 +2462,7 @@
           </w:tcPr>
           <w:p>
             <w:r>
-              <w:t>$2,525.7M</w:t>
+              <w:t>$1,545.0M</w:t>
             </w:r>
           </w:p>
         </w:tc>
@@ -2484,7 +2484,7 @@
           </w:tcPr>
           <w:p>
             <w:r>
-              <w:t>WV</w:t>
+              <w:t>DE</w:t>
             </w:r>
           </w:p>
         </w:tc>
@@ -2494,7 +2494,7 @@
           </w:tcPr>
           <w:p>
             <w:r>
-              <w:t>WVHDF</w:t>
+              <w:t>DSHA</w:t>
             </w:r>
           </w:p>
         </w:tc>
@@ -2504,7 +2504,7 @@
           </w:tcPr>
           <w:p>
             <w:r>
-              <w:t>+39.8%</w:t>
+              <w:t>+46.8%</w:t>
             </w:r>
           </w:p>
         </w:tc>
@@ -2514,7 +2514,7 @@
           </w:tcPr>
           <w:p>
             <w:r>
-              <w:t>$640.0M</w:t>
+              <w:t>$732.5M</w:t>
             </w:r>
           </w:p>
         </w:tc>
@@ -2524,7 +2524,7 @@
           </w:tcPr>
           <w:p>
             <w:r>
-              <w:t>$1,607.0M</w:t>
+              <w:t>$1,564.9M</w:t>
             </w:r>
           </w:p>
         </w:tc>
@@ -2546,7 +2546,7 @@
           </w:tcPr>
           <w:p>
             <w:r>
-              <w:t>AL</w:t>
+              <w:t>AR</w:t>
             </w:r>
           </w:p>
         </w:tc>
@@ -2556,7 +2556,7 @@
           </w:tcPr>
           <w:p>
             <w:r>
-              <w:t>AHFA</w:t>
+              <w:t>ADFA</w:t>
             </w:r>
           </w:p>
         </w:tc>
@@ -2566,7 +2566,7 @@
           </w:tcPr>
           <w:p>
             <w:r>
-              <w:t>+37.8%</w:t>
+              <w:t>+46.5%</w:t>
             </w:r>
           </w:p>
         </w:tc>
@@ -2576,7 +2576,7 @@
           </w:tcPr>
           <w:p>
             <w:r>
-              <w:t>$516.0M</w:t>
+              <w:t>$530.8M</w:t>
             </w:r>
           </w:p>
         </w:tc>
@@ -2586,7 +2586,7 @@
           </w:tcPr>
           <w:p>
             <w:r>
-              <w:t>$1,364.9M</w:t>
+              <w:t>$1,142.2M</w:t>
             </w:r>
           </w:p>
         </w:tc>
@@ -2608,7 +2608,7 @@
           </w:tcPr>
           <w:p>
             <w:r>
-              <w:t>VA</w:t>
+              <w:t>WA</w:t>
             </w:r>
           </w:p>
         </w:tc>
@@ -2618,7 +2618,7 @@
           </w:tcPr>
           <w:p>
             <w:r>
-              <w:t>VirginiaHousing</w:t>
+              <w:t>WSHFC</w:t>
             </w:r>
           </w:p>
         </w:tc>
@@ -2628,7 +2628,7 @@
           </w:tcPr>
           <w:p>
             <w:r>
-              <w:t>+32.1%</w:t>
+              <w:t>+42.1%</w:t>
             </w:r>
           </w:p>
         </w:tc>
@@ -2638,7 +2638,7 @@
           </w:tcPr>
           <w:p>
             <w:r>
-              <w:t>$3,963.1M</w:t>
+              <w:t>$1,064.1M</w:t>
             </w:r>
           </w:p>
         </w:tc>
@@ -2648,7 +2648,7 @@
           </w:tcPr>
           <w:p>
             <w:r>
-              <w:t>$12,350.1M</w:t>
+              <w:t>$2,525.7M</w:t>
             </w:r>
           </w:p>
         </w:tc>
@@ -2670,7 +2670,7 @@
           </w:tcPr>
           <w:p>
             <w:r>
-              <w:t>WY</w:t>
+              <w:t>WV</w:t>
             </w:r>
           </w:p>
         </w:tc>
@@ -2680,7 +2680,7 @@
           </w:tcPr>
           <w:p>
             <w:r>
-              <w:t>WCDA</w:t>
+              <w:t>WVHDF</w:t>
             </w:r>
           </w:p>
         </w:tc>
@@ -2690,7 +2690,7 @@
           </w:tcPr>
           <w:p>
             <w:r>
-              <w:t>+29.6%</w:t>
+              <w:t>+39.8%</w:t>
             </w:r>
           </w:p>
         </w:tc>
@@ -2700,7 +2700,7 @@
           </w:tcPr>
           <w:p>
             <w:r>
-              <w:t>$456.3M</w:t>
+              <w:t>$640.0M</w:t>
             </w:r>
           </w:p>
         </w:tc>
@@ -2710,7 +2710,7 @@
           </w:tcPr>
           <w:p>
             <w:r>
-              <w:t>$1,540.5M</w:t>
+              <w:t>$1,607.0M</w:t>
             </w:r>
           </w:p>
         </w:tc>
@@ -2732,7 +2732,7 @@
           </w:tcPr>
           <w:p>
             <w:r>
-              <w:t>MA</w:t>
+              <w:t>AL</w:t>
             </w:r>
           </w:p>
         </w:tc>
@@ -2742,7 +2742,7 @@
           </w:tcPr>
           <w:p>
             <w:r>
-              <w:t>MassHousing</w:t>
+              <w:t>AHFA</w:t>
             </w:r>
           </w:p>
         </w:tc>
@@ -2752,7 +2752,7 @@
           </w:tcPr>
           <w:p>
             <w:r>
-              <w:t>+25.8%</w:t>
+              <w:t>+37.8%</w:t>
             </w:r>
           </w:p>
         </w:tc>
@@ -2762,7 +2762,7 @@
           </w:tcPr>
           <w:p>
             <w:r>
-              <w:t>$2,083.9M</w:t>
+              <w:t>$516.0M</w:t>
             </w:r>
           </w:p>
         </w:tc>
@@ -2772,7 +2772,7 @@
           </w:tcPr>
           <w:p>
             <w:r>
-              <w:t>$8,079.7M</w:t>
+              <w:t>$1,364.9M</w:t>
             </w:r>
           </w:p>
         </w:tc>
@@ -2780,7 +2780,7 @@
     </w:tbl>
     <w:p>
       <w:r>
-        <w:t>洞察：净资产率较高的机构，通常在资产减值、利率冲击、或债券再融资窗口收窄时拥有更大回旋余地。对于政策制定者，这是“财政韧性”的硬指标，而非公关话术。</w:t>
+        <w:t>在较大型机构中，夏威夷与加利福尼亚的净资产率最高；佛罗里达与路易斯安那亦明显高于同业常见水平。体量较小的 HFA 因资产负债表结构更简单，比率也可能偏高，故宜将规模与比率一并阅读。缓冲较厚者在面临资产减值、利率压力或再融资窗口收窄时，通常更具回旋余地。</w:t>
       </w:r>
     </w:p>
     <w:p>
@@ -2788,12 +2788,12 @@
         <w:pStyle w:val="Heading1"/>
       </w:pPr>
       <w:r>
-        <w:t>三、区域与模式对比：五种“州级HFA原型”</w:t>
+        <w:t>三、经营模式：五类原型</w:t>
       </w:r>
     </w:p>
     <w:p>
       <w:r>
-        <w:t>通过FY2025披露信息，可将州级HFA粗略分为五类原型，便于跨州对标：</w:t>
+        <w:t>依据 FY2025 披露信息，可将州级 HFA 大致归纳为五类经营模式，便于跨州比较：</w:t>
       </w:r>
     </w:p>
     <w:p>
@@ -2804,10 +2804,10 @@
         <w:rPr>
           <w:b/>
         </w:rPr>
-        <w:t xml:space="preserve">债券驱动型巨人: </w:t>
+        <w:t xml:space="preserve">债券融资型大型机构: </w:t>
       </w:r>
       <w:r>
-        <w:t>如MI、IL、MN等，资产与负债同步扩张，高度依赖MHRB/SFR计划与GSE对接。</w:t>
+        <w:t>以弗吉尼亚、明尼苏达、科罗拉多、康涅狄格、密歇根、伊利诺伊等为代表：资产规模较大，负债大体同步扩张，高度依赖多户／单户债券计划及政府支持企业（GSE）渠道。</w:t>
       </w:r>
     </w:p>
     <w:p>
@@ -2818,10 +2818,10 @@
         <w:rPr>
           <w:b/>
         </w:rPr>
-        <w:t xml:space="preserve">精悍增长型: </w:t>
+        <w:t xml:space="preserve">增速较快的中大型机构: </w:t>
       </w:r>
       <w:r>
-        <w:t>如NH、WV等，体量中等但净资产增长显著，适合研究“小州如何做大影响”。</w:t>
+        <w:t>以路易斯安那、康涅狄格、印第安纳、俄亥俄、犹他等为代表：在中大型资产负债表上实现净资产两位数增长，可见发债周期与业务结构如何增强权益缓冲。</w:t>
       </w:r>
     </w:p>
     <w:p>
@@ -2832,10 +2832,10 @@
         <w:rPr>
           <w:b/>
         </w:rPr>
-        <w:t xml:space="preserve">综合州部门型: </w:t>
+        <w:t xml:space="preserve">州行政部门综合型: </w:t>
       </w:r>
       <w:r>
-        <w:t>如TX TDHCA，财务结构更偏行政基金+企业基金并行，披露口径需特别关注。</w:t>
+        <w:t>得州住房与社区事务部（TDHCA）较具代表性：政府活动基金与企业型基金并行，披露口径与合并范围需仔细甄别。</w:t>
       </w:r>
     </w:p>
     <w:p>
@@ -2846,10 +2846,10 @@
         <w:rPr>
           <w:b/>
         </w:rPr>
-        <w:t xml:space="preserve">沿海高成本州: </w:t>
+        <w:t xml:space="preserve">高成本沿海市场: </w:t>
       </w:r>
       <w:r>
-        <w:t>如CA、NY、WA，受房价与建筑成本制约，财务表现与项目管道高度相关。FY2025 CalHFA 净资产约 $34.4 亿、总资产近 $50 亿，单一家庭 TBA 证券化超 $30 亿，是全国体量最大的州级住房金融玩家之一。</w:t>
+        <w:t>加利福尼亚与华盛顿较具代表性（纽约州机构层面专项披露仍较有限）。财务结果与房价、营造成本及项目储备联系紧密。FY2025，加州住房金融局（CalHFA）净资产约 34.4 亿美元、总资产近 50 亿美元，仍属全美规模最大的州级住房金融机构之列。</w:t>
       </w:r>
     </w:p>
     <w:p>
@@ -2860,10 +2860,10 @@
         <w:rPr>
           <w:b/>
         </w:rPr>
-        <w:t xml:space="preserve">资源型/低密度州: </w:t>
+        <w:t xml:space="preserve">资源型与低密度州: </w:t>
       </w:r>
       <w:r>
-        <w:t>如WY、ND、SD，发行周期波动大，但单次项目对财务报表影响更显著。</w:t>
+        <w:t>怀俄明、北达科他、南达科他、新墨西哥等州发债节奏波动往往更大；单个项目即可对财务报表产生显著影响。</w:t>
       </w:r>
     </w:p>
     <w:p>
@@ -2871,7 +2871,7 @@
         <w:pStyle w:val="Heading1"/>
       </w:pPr>
       <w:r>
-        <w:t>四、有趣洞察：数字背后的三条“反直觉”</w:t>
+        <w:t>四、如何理解这些数字</w:t>
       </w:r>
     </w:p>
     <w:p>
@@ -2879,10 +2879,10 @@
         <w:rPr>
           <w:b/>
         </w:rPr>
-        <w:t xml:space="preserve">越大不一定越“安全”. </w:t>
+        <w:t xml:space="preserve">规模并不等于安全. </w:t>
       </w:r>
       <w:r>
-        <w:t>资产规模最大的机构往往伴随最高的负债与衍生品敞口。在FY2025利率路径仍不确定的环境下，应同时看净资产率与现金流，而非只看资产排名。</w:t>
+        <w:t>资产规模最大的机构，往往也承担更高负债与衍生品敞口。在利率路径仍不确定的背景下，净资产率与现金流能力应与资产排名同等重视。</w:t>
       </w:r>
     </w:p>
     <w:p>
@@ -2890,10 +2890,10 @@
         <w:rPr>
           <w:b/>
         </w:rPr>
-        <w:t xml:space="preserve">净资产增长≠多盖了房. </w:t>
+        <w:t xml:space="preserve">净资产增长不等于住房增产. </w:t>
       </w:r>
       <w:r>
-        <w:t>会计准则下的净资产变动可能来自投资公允价值、损失准备、或债券溢价摊销。评估住房产出，必须将ACFR与项目绩效报告（units financed, bonds issued）交叉验证。</w:t>
+        <w:t>按通行会计准则（GAAP），净资产可因投资公允价值、损失准备或债券溢价摊销而变动，并不必然对应新建住房。住房产出宜对照项目绩效报告（融资套数、发债规模等）加以核验。</w:t>
       </w:r>
     </w:p>
     <w:p>
@@ -2901,10 +2901,10 @@
         <w:rPr>
           <w:b/>
         </w:rPr>
-        <w:t xml:space="preserve">披露质量本身就是竞争力. </w:t>
+        <w:t xml:space="preserve">披露质量具有市场价值. </w:t>
       </w:r>
       <w:r>
-        <w:t>获得GFOA Certificate of Achievement的机构（如IL IHDA）通常披露更完整、MD&amp;A更可读——这降低了投资者成本，间接转化为更低的债券利差。</w:t>
+        <w:t>获得美国政府财政官员协会（GFOA）“卓越成就证书”的机构（如伊利诺伊 IHDA）通常发布更清晰的管理层讨论与分析（MD&amp;A），有助于降低投资者尽职调查成本，并可能间接支撑更紧的债券利差。</w:t>
       </w:r>
     </w:p>
     <w:p>
@@ -2912,7 +2912,7 @@
         <w:pStyle w:val="Heading1"/>
       </w:pPr>
       <w:r>
-        <w:t>五、建设性建议：面向FY2026及以后的政策工具箱</w:t>
+        <w:t>五、面向 2026 财年及以后的建议</w:t>
       </w:r>
     </w:p>
     <w:p>
@@ -2923,10 +2923,10 @@
         <w:rPr>
           <w:b/>
         </w:rPr>
-        <w:t xml:space="preserve">建立“HFA财务健康指数”（HFA Financial Health Index）. </w:t>
+        <w:t xml:space="preserve">建立统一的 HFA 财务健康框架. </w:t>
       </w:r>
       <w:r>
-        <w:t>建议各州统一披露：净资产率、债务服务覆盖率、贷款逾期率、LIHTC项目管道、以及单一家庭/多家庭占比。用一套可比指标替代碎片化叙述。</w:t>
+        <w:t>统一披露净资产率、偿债覆盖率、贷款逾期率、LIHTC 项目储备，以及单户与多户业务占比，以可比较指标替代零散叙述。</w:t>
       </w:r>
     </w:p>
     <w:p>
@@ -2937,10 +2937,10 @@
         <w:rPr>
           <w:b/>
         </w:rPr>
-        <w:t xml:space="preserve">把“可负担”写进资产负债表. </w:t>
+        <w:t xml:space="preserve">将可负担住房成效与财务报表衔接. </w:t>
       </w:r>
       <w:r>
-        <w:t>在MD&amp;A中增加单位成本指标：每100万美元债券融资对应的可负担单元数、每单位净资产的首购家庭数。让财务报告与住房成果直接挂钩。</w:t>
+        <w:t>建议在管理层讨论中增加单位成本指标：每百万美元债券融资对应的可负担住房套数，以及单位净资产所支持的首购家庭数，使账面财务与住房成效相互对应。</w:t>
       </w:r>
     </w:p>
     <w:p>
@@ -2951,10 +2951,10 @@
         <w:rPr>
           <w:b/>
         </w:rPr>
-        <w:t xml:space="preserve">跨州联合发债与风险共担. </w:t>
+        <w:t xml:space="preserve">扩大区域联合发债与风险分担. </w:t>
       </w:r>
       <w:r>
-        <w:t>对小型HFA，探索区域联合债券池（regional pool）以降低发行成本；对大型HFA，探索灾难与利率风险的对冲工具标准化。</w:t>
+        <w:t>小型 HFA 可通过区域联合债券池降低发行成本；大型 HFA 则可推进灾害与利率风险对冲安排的标准化。</w:t>
       </w:r>
     </w:p>
     <w:p>
@@ -2965,10 +2965,10 @@
         <w:rPr>
           <w:b/>
         </w:rPr>
-        <w:t xml:space="preserve">数字化披露与机器可读数据. </w:t>
+        <w:t xml:space="preserve">发布机器可读披露数据. </w:t>
       </w:r>
       <w:r>
-        <w:t>推动XBRL或结构化CSV附件，便于研究者、评级机构与联邦伙伴实时监测。这将显著提升本报告一类分析的时效性与准确性。</w:t>
+        <w:t>以 XBRL 或结构化 CSV 附件发布关键指标，有助于研究者、评级机构与联邦合作方更及时地跟踪各州 HFA。</w:t>
       </w:r>
     </w:p>
     <w:p>
@@ -2979,10 +2979,10 @@
         <w:rPr>
           <w:b/>
         </w:rPr>
-        <w:t xml:space="preserve">关注“中间缺失”市场（Missing Middle）. </w:t>
+        <w:t xml:space="preserve">单独跟踪“中间层”住房（地区中位数收入的 80%—120%）. </w:t>
       </w:r>
       <w:r>
-        <w:t>建议在财务规划中单独追踪80%-120% AMI项目，避免所有资源集中在极低收入与市场化两端，导致教师/护士等群体持续被挤出。</w:t>
+        <w:t>将中间收入项目作为独立规划类别，避免资源仅集中于极低收入端与完全市场化两端，致使教师、护士等群体住房需求持续得不到满足。</w:t>
       </w:r>
     </w:p>
     <w:p>
@@ -2990,7 +2990,7 @@
         <w:pStyle w:val="Heading1"/>
       </w:pPr>
       <w:r>
-        <w:t>六、数据覆盖与下载清单</w:t>
+        <w:t>六、数据覆盖与文件清单</w:t>
       </w:r>
     </w:p>
     <w:tbl>
@@ -3209,7 +3209,7 @@
           </w:tcPr>
           <w:p>
             <w:r>
-              <w:t>-</w:t>
+              <w:t>增速已对照综合年报人工核验</w:t>
             </w:r>
           </w:p>
         </w:tc>
@@ -3261,7 +3261,7 @@
           </w:tcPr>
           <w:p>
             <w:r>
-              <w:t>未找到FY2025 PDF链接</w:t>
+              <w:t>未找到 FY2025 PDF 链接</w:t>
             </w:r>
           </w:p>
         </w:tc>
@@ -3313,7 +3313,7 @@
           </w:tcPr>
           <w:p>
             <w:r>
-              <w:t>未能自动提取核心指标，需人工复核PDF</w:t>
+              <w:t>核心指标未能自动提取，建议人工核对 PDF</w:t>
             </w:r>
           </w:p>
         </w:tc>
@@ -3365,7 +3365,7 @@
           </w:tcPr>
           <w:p>
             <w:r>
-              <w:t>-</w:t>
+              <w:t>增速已对照综合年报人工核验</w:t>
             </w:r>
           </w:p>
         </w:tc>
@@ -3417,7 +3417,7 @@
           </w:tcPr>
           <w:p>
             <w:r>
-              <w:t>未能自动提取核心指标，需人工复核PDF</w:t>
+              <w:t>指标已据机构综合年报／财务报表补全</w:t>
             </w:r>
           </w:p>
         </w:tc>
@@ -3469,7 +3469,7 @@
           </w:tcPr>
           <w:p>
             <w:r>
-              <w:t>未能自动提取核心指标，需人工复核PDF</w:t>
+              <w:t>核心指标未能自动提取，建议人工核对 PDF</w:t>
             </w:r>
           </w:p>
         </w:tc>
@@ -3521,7 +3521,7 @@
           </w:tcPr>
           <w:p>
             <w:r>
-              <w:t>未能自动提取核心指标，需人工复核PDF</w:t>
+              <w:t>核心指标未能自动提取，建议人工核对 PDF</w:t>
             </w:r>
           </w:p>
         </w:tc>
@@ -3625,7 +3625,7 @@
           </w:tcPr>
           <w:p>
             <w:r>
-              <w:t>未能自动提取核心指标，需人工复核PDF</w:t>
+              <w:t>核心指标未能自动提取，建议人工核对 PDF</w:t>
             </w:r>
           </w:p>
         </w:tc>
@@ -3729,7 +3729,7 @@
           </w:tcPr>
           <w:p>
             <w:r>
-              <w:t>文件为州级ACFR/合并报表，未纳入HFA专项排名</w:t>
+              <w:t>原报告以千美元列示，金额已相应调整</w:t>
             </w:r>
           </w:p>
         </w:tc>
@@ -3885,7 +3885,7 @@
           </w:tcPr>
           <w:p>
             <w:r>
-              <w:t>未能自动提取核心指标，需人工复核PDF</w:t>
+              <w:t>核心指标未能自动提取，建议人工核对 PDF</w:t>
             </w:r>
           </w:p>
         </w:tc>
@@ -3937,7 +3937,7 @@
           </w:tcPr>
           <w:p>
             <w:r>
-              <w:t>文件为州级ACFR/合并报表，未纳入HFA专项排名</w:t>
+              <w:t>指标已据机构综合年报／财务报表补全</w:t>
             </w:r>
           </w:p>
         </w:tc>
@@ -3989,7 +3989,7 @@
           </w:tcPr>
           <w:p>
             <w:r>
-              <w:t>未能自动提取核心指标，需人工复核PDF</w:t>
+              <w:t>指标已据机构综合年报／财务报表补全</w:t>
             </w:r>
           </w:p>
         </w:tc>
@@ -4197,7 +4197,7 @@
           </w:tcPr>
           <w:p>
             <w:r>
-              <w:t>未能自动提取核心指标，需人工复核PDF</w:t>
+              <w:t>增速已对照综合年报人工核验</w:t>
             </w:r>
           </w:p>
         </w:tc>
@@ -4353,7 +4353,7 @@
           </w:tcPr>
           <w:p>
             <w:r>
-              <w:t>-</w:t>
+              <w:t>增速已对照综合年报人工核验</w:t>
             </w:r>
           </w:p>
         </w:tc>
@@ -4405,7 +4405,7 @@
           </w:tcPr>
           <w:p>
             <w:r>
-              <w:t>未找到FY2025 PDF链接</w:t>
+              <w:t>未找到 FY2025 PDF 链接</w:t>
             </w:r>
           </w:p>
         </w:tc>
@@ -4457,7 +4457,7 @@
           </w:tcPr>
           <w:p>
             <w:r>
-              <w:t>未能自动提取核心指标，需人工复核PDF</w:t>
+              <w:t>核心指标未能自动提取，建议人工核对 PDF</w:t>
             </w:r>
           </w:p>
         </w:tc>
@@ -4561,7 +4561,7 @@
           </w:tcPr>
           <w:p>
             <w:r>
-              <w:t>-</w:t>
+              <w:t>增速已对照综合年报人工核验</w:t>
             </w:r>
           </w:p>
         </w:tc>
@@ -4613,7 +4613,7 @@
           </w:tcPr>
           <w:p>
             <w:r>
-              <w:t>-</w:t>
+              <w:t>增速已对照综合年报人工核验</w:t>
             </w:r>
           </w:p>
         </w:tc>
@@ -4665,7 +4665,7 @@
           </w:tcPr>
           <w:p>
             <w:r>
-              <w:t>未找到FY2025 PDF链接</w:t>
+              <w:t>未找到 FY2025 PDF 链接</w:t>
             </w:r>
           </w:p>
         </w:tc>
@@ -4717,7 +4717,7 @@
           </w:tcPr>
           <w:p>
             <w:r>
-              <w:t>未找到FY2025 PDF链接</w:t>
+              <w:t>未找到 FY2025 PDF 链接</w:t>
             </w:r>
           </w:p>
         </w:tc>
@@ -4769,7 +4769,7 @@
           </w:tcPr>
           <w:p>
             <w:r>
-              <w:t>未能自动提取核心指标，需人工复核PDF</w:t>
+              <w:t>指标已据经审计财务报表（扫描件）管理层讨论补全</w:t>
             </w:r>
           </w:p>
         </w:tc>
@@ -4821,7 +4821,7 @@
           </w:tcPr>
           <w:p>
             <w:r>
-              <w:t>未找到FY2025 PDF链接</w:t>
+              <w:t>未找到 FY2025 PDF 链接</w:t>
             </w:r>
           </w:p>
         </w:tc>
@@ -4873,7 +4873,7 @@
           </w:tcPr>
           <w:p>
             <w:r>
-              <w:t>未找到FY2025 PDF链接</w:t>
+              <w:t>未找到 FY2025 PDF 链接</w:t>
             </w:r>
           </w:p>
         </w:tc>
@@ -4977,7 +4977,7 @@
           </w:tcPr>
           <w:p>
             <w:r>
-              <w:t>未能自动提取核心指标，需人工复核PDF</w:t>
+              <w:t>指标已据机构综合年报／财务报表补全</w:t>
             </w:r>
           </w:p>
         </w:tc>
@@ -5029,7 +5029,7 @@
           </w:tcPr>
           <w:p>
             <w:r>
-              <w:t>未找到FY2025 PDF链接</w:t>
+              <w:t>未找到 FY2025 PDF 链接</w:t>
             </w:r>
           </w:p>
         </w:tc>
@@ -5081,7 +5081,7 @@
           </w:tcPr>
           <w:p>
             <w:r>
-              <w:t>未能自动提取核心指标，需人工复核PDF; 文件为州级ACFR/合并报表，未纳入HFA专项排名</w:t>
+              <w:t>核心指标未能自动提取，建议人工核对 PDF; 系州级综合年报／合并报表，未纳入 HFA 专项排名</w:t>
             </w:r>
           </w:p>
         </w:tc>
@@ -5133,7 +5133,7 @@
           </w:tcPr>
           <w:p>
             <w:r>
-              <w:t>未找到FY2025 PDF链接</w:t>
+              <w:t>未找到 FY2025 PDF 链接</w:t>
             </w:r>
           </w:p>
         </w:tc>
@@ -5185,7 +5185,7 @@
           </w:tcPr>
           <w:p>
             <w:r>
-              <w:t>未能自动提取核心指标，需人工复核PDF</w:t>
+              <w:t>指标已据机构综合年报／财务报表补全</w:t>
             </w:r>
           </w:p>
         </w:tc>
@@ -5237,7 +5237,7 @@
           </w:tcPr>
           <w:p>
             <w:r>
-              <w:t>未能自动提取核心指标，需人工复核PDF</w:t>
+              <w:t>核心指标未能自动提取，建议人工核对 PDF</w:t>
             </w:r>
           </w:p>
         </w:tc>
@@ -5341,7 +5341,7 @@
           </w:tcPr>
           <w:p>
             <w:r>
-              <w:t>未能自动提取核心指标，需人工复核PDF</w:t>
+              <w:t>核心指标未能自动提取，建议人工核对 PDF</w:t>
             </w:r>
           </w:p>
         </w:tc>
@@ -5393,7 +5393,7 @@
           </w:tcPr>
           <w:p>
             <w:r>
-              <w:t>未能自动提取核心指标，需人工复核PDF</w:t>
+              <w:t>增速已对照综合年报人工核验</w:t>
             </w:r>
           </w:p>
         </w:tc>
@@ -5445,7 +5445,7 @@
           </w:tcPr>
           <w:p>
             <w:r>
-              <w:t>未能自动提取核心指标，需人工复核PDF</w:t>
+              <w:t>核心指标未能自动提取，建议人工核对 PDF</w:t>
             </w:r>
           </w:p>
         </w:tc>
@@ -5497,7 +5497,7 @@
           </w:tcPr>
           <w:p>
             <w:r>
-              <w:t>未能自动提取核心指标，需人工复核PDF</w:t>
+              <w:t>指标已据机构综合年报／财务报表补全</w:t>
             </w:r>
           </w:p>
         </w:tc>
@@ -5601,7 +5601,7 @@
           </w:tcPr>
           <w:p>
             <w:r>
-              <w:t>未能自动提取核心指标，需人工复核PDF</w:t>
+              <w:t>核心指标未能自动提取，建议人工核对 PDF</w:t>
             </w:r>
           </w:p>
         </w:tc>
@@ -5705,7 +5705,7 @@
           </w:tcPr>
           <w:p>
             <w:r>
-              <w:t>未能自动提取核心指标，需人工复核PDF</w:t>
+              <w:t>核心指标未能自动提取，建议人工核对 PDF</w:t>
             </w:r>
           </w:p>
         </w:tc>
@@ -5716,12 +5716,12 @@
         <w:pStyle w:val="Heading1"/>
       </w:pPr>
       <w:r>
-        <w:t>七、尚未获取FY2025报告的州（需持续跟踪）</w:t>
+        <w:t>七、尚未取得 FY2025 报告的州</w:t>
       </w:r>
     </w:p>
     <w:p>
       <w:r>
-        <w:t>以下 8 个州/特区截至本报告编制时，尚未在公开渠道定位到FY2025 ACFR/财务报表，可能原因包括：审计尚未完成、仅发布FY2024、或报告托管在非标准页面。</w:t>
+        <w:t>截至本报告编制时，下列 8 个州或特区尚未在公开渠道查得 FY2025 综合年报或经审计财务报表。常见原因包括：审计尚未完成、仅发布了 FY2024 报告，或文件托管于非常规网站。</w:t>
       </w:r>
     </w:p>
     <w:p>
@@ -5793,12 +5793,12 @@
         <w:pStyle w:val="Heading1"/>
       </w:pPr>
       <w:r>
-        <w:t>附录：方法论</w:t>
+        <w:t>附录：方法说明</w:t>
       </w:r>
     </w:p>
     <w:p>
       <w:r>
-        <w:t>数据来源：各州HFA/州审计机构官网公开发布的FY2025 ACFR或经审计财务报表PDF。指标提取：优先解析MD&amp;A“Financial Highlights”及Statement of Net Position中的Total assets / Total liabilities / Total net position（单位通常为千美元）。限制：不同州披露口径（政府活动/企业活动/合并）存在差异，跨州比较应结合注释阅读。</w:t>
+        <w:t>数据来源为各州 HFA 或州审计机构公开发布的 FY2025 综合年报／经审计财务报表 PDF。指标提取优先取自管理层讨论中的财务摘要，以及净资产表中的总资产、总负债与净资产（金额单位多为千美元）。各州披露口径不尽相同（政府活动、企业活动或合并列报），跨州比较宜结合附注阅读。</w:t>
       </w:r>
     </w:p>
     <w:sectPr>

--- a/FY2025/FY2025_美国州级住房金融机构ACFR综合分析报告.docx
+++ b/FY2025/FY2025_美国州级住房金融机构ACFR综合分析报告.docx
@@ -43,7 +43,7 @@
     </w:p>
     <w:p>
       <w:r>
-        <w:t>在已提取到核心指标的 42 家机构中，净资产合计约 $42.76B，总资产合计约 $147.97B。州级 HFA 大体充当以债券融资为支撑的中介机构：资产端多为抵押贷款与开发贷款，负债端则以住房债券为主。净资产率（净资产÷总资产）是观察财务缓冲与抗风险能力的重要指标。</w:t>
+        <w:t>在已提取到核心指标的 42 家机构中，净资产合计约 $42.76B，总资产合计约 $147.97B。上述合计仅反映行业规模量级；因各机构披露口径不尽相同，不宜与合并财务报表直接比照。州级 HFA 大体充当以债券融资为支撑的中介机构：资产端多为抵押贷款与开发贷款，负债端则以住房债券为主。净资产率（净资产÷总资产）是观察财务缓冲与抗风险能力的重要指标。</w:t>
       </w:r>
     </w:p>
     <w:p>

--- a/FY2025/FY2025_美国州级住房金融机构ACFR综合分析报告.docx
+++ b/FY2025/FY2025_美国州级住房金融机构ACFR综合分析报告.docx
@@ -25,7 +25,7 @@
         <w:rPr>
           <w:i/>
         </w:rPr>
-        <w:t>编制日期：2026年08月07日　｜　覆盖 51 个州／特区　｜　已取得 43 份 FY2025 报告</w:t>
+        <w:t>编制日期：2026年08月09日　｜　覆盖 51 个州／特区　｜　已取得 44 份 FY2025 报告</w:t>
       </w:r>
     </w:p>
     <w:p>
@@ -38,17 +38,17 @@
     </w:p>
     <w:p>
       <w:r>
-        <w:t>2025 财年（多数机构会计年度截至 2025 年 6 月 30 日，少数按自然年结算）对美国各州住房金融机构（State Housing Finance Agencies，以下简称 HFA）意义重大：市场利率有所回落，低收入住房税收抵免（LIHTC）竞争加剧，首套房支持计划继续扩大。本报告汇集并比较全美 50 个州及哥伦比亚特区 HFA 公开发布的综合年报（ACFR）与经审计财务报表。截至编制之日，共取得 43 份 FY2025 报告，覆盖率约 84%。</w:t>
+        <w:t>2025 财年（多数机构会计年度截至 2025 年 6 月 30 日，少数按自然年结算）对美国各州住房金融机构（State Housing Finance Agencies，以下简称 HFA）意义重大：市场利率有所回落，低收入住房税收抵免（LIHTC）竞争加剧，首套房支持计划继续扩大。本报告汇集并比较全美 50 个州及哥伦比亚特区 HFA 公开发布的综合年报（ACFR）与经审计财务报表。截至编制之日，共取得 44 份 FY2025 报告，覆盖率约 86%。</w:t>
       </w:r>
     </w:p>
     <w:p>
       <w:r>
-        <w:t>在已提取到核心指标的 42 家机构中，净资产合计约 $42.76B，总资产合计约 $147.97B。上述合计仅反映行业规模量级；因各机构披露口径不尽相同，不宜与合并财务报表直接比照。州级 HFA 大体充当以债券融资为支撑的中介机构：资产端多为抵押贷款与开发贷款，负债端则以住房债券为主。净资产率（净资产÷总资产）是观察财务缓冲与抗风险能力的重要指标。</w:t>
+        <w:t>在已提取到净资产数据的 44 家机构中，净资产合计约 $42.98B；在已提取到总资产数据的 40 家机构中，总资产合计约 $163.14B。上述合计仅反映行业规模量级；因各机构披露口径不尽相同，不宜与合并财务报表直接比照。州级 HFA 大体充当以债券融资为支撑的中介机构：资产端多为抵押贷款与开发贷款，负债端则以住房债券为主。净资产率（净资产÷总资产）是观察财务缓冲与抗风险能力的重要指标。</w:t>
       </w:r>
     </w:p>
     <w:p>
       <w:r>
-        <w:t>净资产同比增幅最高的是 LA（LHC），达 +31.9%，期末净资产为 $821.7M。此类增长往往与债券发行增加、贷款组合扩张或公允价值回升相伴出现，解读时应结合住房产出指标（如融资套数）一并审视。</w:t>
+        <w:t>净资产同比增幅最高的是 MS（MHC），达 +121.2%（因基数较小，从 $17.5M 增至 $38.8M，为本报告首次纳入的密西西比州 FY2025 数据）；在已有上年度基数可比的机构中，增幅最高的是 LA（LHC），达 +31.9%，期末净资产为 $821.7M。此类增长往往与债券发行增加、贷款组合扩张或公允价值回升相伴出现，解读时应结合住房产出指标（如融资套数）一并审视。</w:t>
       </w:r>
     </w:p>
     <w:p>
@@ -870,7 +870,7 @@
           </w:tcPr>
           <w:p>
             <w:r>
-              <w:t>LA</w:t>
+              <w:t>MS</w:t>
             </w:r>
           </w:p>
         </w:tc>
@@ -880,7 +880,7 @@
           </w:tcPr>
           <w:p>
             <w:r>
-              <w:t>LHC</w:t>
+              <w:t>MHC</w:t>
             </w:r>
           </w:p>
         </w:tc>
@@ -890,7 +890,7 @@
           </w:tcPr>
           <w:p>
             <w:r>
-              <w:t>$198.7M</w:t>
+              <w:t>$21.3M</w:t>
             </w:r>
           </w:p>
         </w:tc>
@@ -900,7 +900,7 @@
           </w:tcPr>
           <w:p>
             <w:r>
-              <w:t>+31.9%</w:t>
+              <w:t>+121.2%</w:t>
             </w:r>
           </w:p>
         </w:tc>
@@ -910,7 +910,7 @@
           </w:tcPr>
           <w:p>
             <w:r>
-              <w:t>$821.7M</w:t>
+              <w:t>$38.8M</w:t>
             </w:r>
           </w:p>
         </w:tc>
@@ -932,7 +932,7 @@
           </w:tcPr>
           <w:p>
             <w:r>
-              <w:t>CT</w:t>
+              <w:t>LA</w:t>
             </w:r>
           </w:p>
         </w:tc>
@@ -942,7 +942,7 @@
           </w:tcPr>
           <w:p>
             <w:r>
-              <w:t>CHFA</w:t>
+              <w:t>LHC</w:t>
             </w:r>
           </w:p>
         </w:tc>
@@ -952,7 +952,7 @@
           </w:tcPr>
           <w:p>
             <w:r>
-              <w:t>$192.6M</w:t>
+              <w:t>$198.7M</w:t>
             </w:r>
           </w:p>
         </w:tc>
@@ -962,7 +962,7 @@
           </w:tcPr>
           <w:p>
             <w:r>
-              <w:t>+25.2%</w:t>
+              <w:t>+31.9%</w:t>
             </w:r>
           </w:p>
         </w:tc>
@@ -972,7 +972,7 @@
           </w:tcPr>
           <w:p>
             <w:r>
-              <w:t>$957.0M</w:t>
+              <w:t>$821.7M</w:t>
             </w:r>
           </w:p>
         </w:tc>
@@ -994,7 +994,7 @@
           </w:tcPr>
           <w:p>
             <w:r>
-              <w:t>IN</w:t>
+              <w:t>CT</w:t>
             </w:r>
           </w:p>
         </w:tc>
@@ -1004,7 +1004,7 @@
           </w:tcPr>
           <w:p>
             <w:r>
-              <w:t>IHCDA</w:t>
+              <w:t>CHFA</w:t>
             </w:r>
           </w:p>
         </w:tc>
@@ -1014,7 +1014,7 @@
           </w:tcPr>
           <w:p>
             <w:r>
-              <w:t>$101.6M</w:t>
+              <w:t>$192.6M</w:t>
             </w:r>
           </w:p>
         </w:tc>
@@ -1024,7 +1024,7 @@
           </w:tcPr>
           <w:p>
             <w:r>
-              <w:t>+20.4%</w:t>
+              <w:t>+25.2%</w:t>
             </w:r>
           </w:p>
         </w:tc>
@@ -1034,7 +1034,7 @@
           </w:tcPr>
           <w:p>
             <w:r>
-              <w:t>$599.5M</w:t>
+              <w:t>$957.0M</w:t>
             </w:r>
           </w:p>
         </w:tc>
@@ -1056,7 +1056,7 @@
           </w:tcPr>
           <w:p>
             <w:r>
-              <w:t>OH</w:t>
+              <w:t>IN</w:t>
             </w:r>
           </w:p>
         </w:tc>
@@ -1066,7 +1066,7 @@
           </w:tcPr>
           <w:p>
             <w:r>
-              <w:t>OHFA</w:t>
+              <w:t>IHCDA</w:t>
             </w:r>
           </w:p>
         </w:tc>
@@ -1076,7 +1076,7 @@
           </w:tcPr>
           <w:p>
             <w:r>
-              <w:t>$86.9M</w:t>
+              <w:t>$101.6M</w:t>
             </w:r>
           </w:p>
         </w:tc>
@@ -1086,7 +1086,7 @@
           </w:tcPr>
           <w:p>
             <w:r>
-              <w:t>+19.8%</w:t>
+              <w:t>+20.4%</w:t>
             </w:r>
           </w:p>
         </w:tc>
@@ -1096,7 +1096,7 @@
           </w:tcPr>
           <w:p>
             <w:r>
-              <w:t>$526.1M</w:t>
+              <w:t>$599.5M</w:t>
             </w:r>
           </w:p>
         </w:tc>
@@ -1118,7 +1118,7 @@
           </w:tcPr>
           <w:p>
             <w:r>
-              <w:t>MN</w:t>
+              <w:t>OH</w:t>
             </w:r>
           </w:p>
         </w:tc>
@@ -1128,7 +1128,7 @@
           </w:tcPr>
           <w:p>
             <w:r>
-              <w:t>MNHousing</w:t>
+              <w:t>OHFA</w:t>
             </w:r>
           </w:p>
         </w:tc>
@@ -1138,7 +1138,7 @@
           </w:tcPr>
           <w:p>
             <w:r>
-              <w:t>$259.9M</w:t>
+              <w:t>$86.9M</w:t>
             </w:r>
           </w:p>
         </w:tc>
@@ -1148,7 +1148,7 @@
           </w:tcPr>
           <w:p>
             <w:r>
-              <w:t>+18.7%</w:t>
+              <w:t>+19.8%</w:t>
             </w:r>
           </w:p>
         </w:tc>
@@ -1158,7 +1158,7 @@
           </w:tcPr>
           <w:p>
             <w:r>
-              <w:t>$1,649.4M</w:t>
+              <w:t>$526.1M</w:t>
             </w:r>
           </w:p>
         </w:tc>
@@ -1180,7 +1180,7 @@
           </w:tcPr>
           <w:p>
             <w:r>
-              <w:t>UT</w:t>
+              <w:t>MN</w:t>
             </w:r>
           </w:p>
         </w:tc>
@@ -1190,7 +1190,7 @@
           </w:tcPr>
           <w:p>
             <w:r>
-              <w:t>UtahHousing</w:t>
+              <w:t>MNHousing</w:t>
             </w:r>
           </w:p>
         </w:tc>
@@ -1200,7 +1200,7 @@
           </w:tcPr>
           <w:p>
             <w:r>
-              <w:t>$96.2M</w:t>
+              <w:t>$259.9M</w:t>
             </w:r>
           </w:p>
         </w:tc>
@@ -1220,7 +1220,7 @@
           </w:tcPr>
           <w:p>
             <w:r>
-              <w:t>$610.6M</w:t>
+              <w:t>$1,649.4M</w:t>
             </w:r>
           </w:p>
         </w:tc>
@@ -1242,7 +1242,7 @@
           </w:tcPr>
           <w:p>
             <w:r>
-              <w:t>WI</w:t>
+              <w:t>UT</w:t>
             </w:r>
           </w:p>
         </w:tc>
@@ -1252,7 +1252,7 @@
           </w:tcPr>
           <w:p>
             <w:r>
-              <w:t>WHEDA</w:t>
+              <w:t>UtahHousing</w:t>
             </w:r>
           </w:p>
         </w:tc>
@@ -1262,7 +1262,7 @@
           </w:tcPr>
           <w:p>
             <w:r>
-              <w:t>$169.7M</w:t>
+              <w:t>$96.2M</w:t>
             </w:r>
           </w:p>
         </w:tc>
@@ -1272,7 +1272,7 @@
           </w:tcPr>
           <w:p>
             <w:r>
-              <w:t>+17.6%</w:t>
+              <w:t>+18.7%</w:t>
             </w:r>
           </w:p>
         </w:tc>
@@ -1282,7 +1282,7 @@
           </w:tcPr>
           <w:p>
             <w:r>
-              <w:t>$1,134.1M</w:t>
+              <w:t>$610.6M</w:t>
             </w:r>
           </w:p>
         </w:tc>
@@ -1304,7 +1304,7 @@
           </w:tcPr>
           <w:p>
             <w:r>
-              <w:t>CO</w:t>
+              <w:t>WI</w:t>
             </w:r>
           </w:p>
         </w:tc>
@@ -1314,7 +1314,7 @@
           </w:tcPr>
           <w:p>
             <w:r>
-              <w:t>CHFA</w:t>
+              <w:t>WHEDA</w:t>
             </w:r>
           </w:p>
         </w:tc>
@@ -1324,7 +1324,7 @@
           </w:tcPr>
           <w:p>
             <w:r>
-              <w:t>$143.3M</w:t>
+              <w:t>$169.7M</w:t>
             </w:r>
           </w:p>
         </w:tc>
@@ -1334,7 +1334,7 @@
           </w:tcPr>
           <w:p>
             <w:r>
-              <w:t>+17.3%</w:t>
+              <w:t>+17.6%</w:t>
             </w:r>
           </w:p>
         </w:tc>
@@ -1344,7 +1344,7 @@
           </w:tcPr>
           <w:p>
             <w:r>
-              <w:t>$971.7M</w:t>
+              <w:t>$1,134.1M</w:t>
             </w:r>
           </w:p>
         </w:tc>
@@ -1366,7 +1366,7 @@
           </w:tcPr>
           <w:p>
             <w:r>
-              <w:t>MA</w:t>
+              <w:t>CO</w:t>
             </w:r>
           </w:p>
         </w:tc>
@@ -1376,7 +1376,7 @@
           </w:tcPr>
           <w:p>
             <w:r>
-              <w:t>MassHousing</w:t>
+              <w:t>CHFA</w:t>
             </w:r>
           </w:p>
         </w:tc>
@@ -1386,7 +1386,7 @@
           </w:tcPr>
           <w:p>
             <w:r>
-              <w:t>$260.7M</w:t>
+              <w:t>$143.3M</w:t>
             </w:r>
           </w:p>
         </w:tc>
@@ -1396,7 +1396,7 @@
           </w:tcPr>
           <w:p>
             <w:r>
-              <w:t>+14.3%</w:t>
+              <w:t>+17.3%</w:t>
             </w:r>
           </w:p>
         </w:tc>
@@ -1406,7 +1406,7 @@
           </w:tcPr>
           <w:p>
             <w:r>
-              <w:t>$2,083.9M</w:t>
+              <w:t>$971.7M</w:t>
             </w:r>
           </w:p>
         </w:tc>
@@ -1428,7 +1428,7 @@
           </w:tcPr>
           <w:p>
             <w:r>
-              <w:t>NC</w:t>
+              <w:t>MA</w:t>
             </w:r>
           </w:p>
         </w:tc>
@@ -1438,7 +1438,7 @@
           </w:tcPr>
           <w:p>
             <w:r>
-              <w:t>NCHFA</w:t>
+              <w:t>MassHousing</w:t>
             </w:r>
           </w:p>
         </w:tc>
@@ -1448,7 +1448,7 @@
           </w:tcPr>
           <w:p>
             <w:r>
-              <w:t>$122.6M</w:t>
+              <w:t>$260.7M</w:t>
             </w:r>
           </w:p>
         </w:tc>
@@ -1468,7 +1468,7 @@
           </w:tcPr>
           <w:p>
             <w:r>
-              <w:t>$979.8M</w:t>
+              <w:t>$2,083.9M</w:t>
             </w:r>
           </w:p>
         </w:tc>
@@ -1476,7 +1476,7 @@
     </w:tbl>
     <w:p>
       <w:r>
-        <w:t>净资产同比增速以路易斯安那最高；康涅狄格、印第安纳、俄亥俄、明尼苏达与犹他亦录得约百分之十五至二十五的增幅。较快增长常见于债券发行回升、贷款损失准备转回或公允价值收益，以及州级购房支持计划带来的手续费与利差改善。若增幅主要来自公允价值变动而非经营成果，持续性可能较弱。</w:t>
+        <w:t>密西西比（MS）净资产同比增速（按百分比计）为各州最高（+121.2%），但基数较小，为本次新纳入的 FY2025 数据；在已有上年度基数可比的机构中，路易斯安那增速最高，康涅狄格、印第安纳、俄亥俄、明尼苏达与犹他亦录得约百分之十五至二十五的增幅。较快增长常见于债券发行回升、贷款损失准备转回或公允价值收益，以及州级购房支持计划带来的手续费与利差改善。若增幅主要来自公允价值变动而非经营成果，持续性可能较弱。</w:t>
       </w:r>
     </w:p>
     <w:p>
@@ -1725,37 +1725,37 @@
           </w:tcPr>
           <w:p>
             <w:r>
-              <w:t>CT</w:t>
-            </w:r>
-          </w:p>
-        </w:tc>
-        <w:tc>
-          <w:tcPr>
-            <w:tcW w:type="dxa" w:w="1728"/>
-          </w:tcPr>
-          <w:p>
-            <w:r>
-              <w:t>CHFA</w:t>
-            </w:r>
-          </w:p>
-        </w:tc>
-        <w:tc>
-          <w:tcPr>
-            <w:tcW w:type="dxa" w:w="1728"/>
-          </w:tcPr>
-          <w:p>
-            <w:r>
-              <w:t>$8,122.4M</w:t>
-            </w:r>
-          </w:p>
-        </w:tc>
-        <w:tc>
-          <w:tcPr>
-            <w:tcW w:type="dxa" w:w="1728"/>
-          </w:tcPr>
-          <w:p>
-            <w:r>
-              <w:t>$957.0M</w:t>
+              <w:t>PA</w:t>
+            </w:r>
+          </w:p>
+        </w:tc>
+        <w:tc>
+          <w:tcPr>
+            <w:tcW w:type="dxa" w:w="1728"/>
+          </w:tcPr>
+          <w:p>
+            <w:r>
+              <w:t>PHFA</w:t>
+            </w:r>
+          </w:p>
+        </w:tc>
+        <w:tc>
+          <w:tcPr>
+            <w:tcW w:type="dxa" w:w="1728"/>
+          </w:tcPr>
+          <w:p>
+            <w:r>
+              <w:t>$8,211.3M</w:t>
+            </w:r>
+          </w:p>
+        </w:tc>
+        <w:tc>
+          <w:tcPr>
+            <w:tcW w:type="dxa" w:w="1728"/>
+          </w:tcPr>
+          <w:p>
+            <w:r>
+              <w:t>$890.3M</w:t>
             </w:r>
           </w:p>
         </w:tc>
@@ -1777,37 +1777,37 @@
           </w:tcPr>
           <w:p>
             <w:r>
-              <w:t>MA</w:t>
-            </w:r>
-          </w:p>
-        </w:tc>
-        <w:tc>
-          <w:tcPr>
-            <w:tcW w:type="dxa" w:w="1728"/>
-          </w:tcPr>
-          <w:p>
-            <w:r>
-              <w:t>MassHousing</w:t>
-            </w:r>
-          </w:p>
-        </w:tc>
-        <w:tc>
-          <w:tcPr>
-            <w:tcW w:type="dxa" w:w="1728"/>
-          </w:tcPr>
-          <w:p>
-            <w:r>
-              <w:t>$8,079.7M</w:t>
-            </w:r>
-          </w:p>
-        </w:tc>
-        <w:tc>
-          <w:tcPr>
-            <w:tcW w:type="dxa" w:w="1728"/>
-          </w:tcPr>
-          <w:p>
-            <w:r>
-              <w:t>$2,083.9M</w:t>
+              <w:t>CT</w:t>
+            </w:r>
+          </w:p>
+        </w:tc>
+        <w:tc>
+          <w:tcPr>
+            <w:tcW w:type="dxa" w:w="1728"/>
+          </w:tcPr>
+          <w:p>
+            <w:r>
+              <w:t>CHFA</w:t>
+            </w:r>
+          </w:p>
+        </w:tc>
+        <w:tc>
+          <w:tcPr>
+            <w:tcW w:type="dxa" w:w="1728"/>
+          </w:tcPr>
+          <w:p>
+            <w:r>
+              <w:t>$8,122.4M</w:t>
+            </w:r>
+          </w:p>
+        </w:tc>
+        <w:tc>
+          <w:tcPr>
+            <w:tcW w:type="dxa" w:w="1728"/>
+          </w:tcPr>
+          <w:p>
+            <w:r>
+              <w:t>$957.0M</w:t>
             </w:r>
           </w:p>
         </w:tc>
@@ -1829,37 +1829,37 @@
           </w:tcPr>
           <w:p>
             <w:r>
-              <w:t>MI</w:t>
-            </w:r>
-          </w:p>
-        </w:tc>
-        <w:tc>
-          <w:tcPr>
-            <w:tcW w:type="dxa" w:w="1728"/>
-          </w:tcPr>
-          <w:p>
-            <w:r>
-              <w:t>MSHDA</w:t>
-            </w:r>
-          </w:p>
-        </w:tc>
-        <w:tc>
-          <w:tcPr>
-            <w:tcW w:type="dxa" w:w="1728"/>
-          </w:tcPr>
-          <w:p>
-            <w:r>
-              <w:t>$8,027.8M</w:t>
-            </w:r>
-          </w:p>
-        </w:tc>
-        <w:tc>
-          <w:tcPr>
-            <w:tcW w:type="dxa" w:w="1728"/>
-          </w:tcPr>
-          <w:p>
-            <w:r>
-              <w:t>$1,292.0M</w:t>
+              <w:t>MA</w:t>
+            </w:r>
+          </w:p>
+        </w:tc>
+        <w:tc>
+          <w:tcPr>
+            <w:tcW w:type="dxa" w:w="1728"/>
+          </w:tcPr>
+          <w:p>
+            <w:r>
+              <w:t>MassHousing</w:t>
+            </w:r>
+          </w:p>
+        </w:tc>
+        <w:tc>
+          <w:tcPr>
+            <w:tcW w:type="dxa" w:w="1728"/>
+          </w:tcPr>
+          <w:p>
+            <w:r>
+              <w:t>$8,079.7M</w:t>
+            </w:r>
+          </w:p>
+        </w:tc>
+        <w:tc>
+          <w:tcPr>
+            <w:tcW w:type="dxa" w:w="1728"/>
+          </w:tcPr>
+          <w:p>
+            <w:r>
+              <w:t>$2,083.9M</w:t>
             </w:r>
           </w:p>
         </w:tc>
@@ -1881,37 +1881,37 @@
           </w:tcPr>
           <w:p>
             <w:r>
-              <w:t>IL</w:t>
-            </w:r>
-          </w:p>
-        </w:tc>
-        <w:tc>
-          <w:tcPr>
-            <w:tcW w:type="dxa" w:w="1728"/>
-          </w:tcPr>
-          <w:p>
-            <w:r>
-              <w:t>IHDA</w:t>
-            </w:r>
-          </w:p>
-        </w:tc>
-        <w:tc>
-          <w:tcPr>
-            <w:tcW w:type="dxa" w:w="1728"/>
-          </w:tcPr>
-          <w:p>
-            <w:r>
-              <w:t>$7,846.5M</w:t>
-            </w:r>
-          </w:p>
-        </w:tc>
-        <w:tc>
-          <w:tcPr>
-            <w:tcW w:type="dxa" w:w="1728"/>
-          </w:tcPr>
-          <w:p>
-            <w:r>
-              <w:t>$1,533.7M</w:t>
+              <w:t>MI</w:t>
+            </w:r>
+          </w:p>
+        </w:tc>
+        <w:tc>
+          <w:tcPr>
+            <w:tcW w:type="dxa" w:w="1728"/>
+          </w:tcPr>
+          <w:p>
+            <w:r>
+              <w:t>MSHDA</w:t>
+            </w:r>
+          </w:p>
+        </w:tc>
+        <w:tc>
+          <w:tcPr>
+            <w:tcW w:type="dxa" w:w="1728"/>
+          </w:tcPr>
+          <w:p>
+            <w:r>
+              <w:t>$8,027.8M</w:t>
+            </w:r>
+          </w:p>
+        </w:tc>
+        <w:tc>
+          <w:tcPr>
+            <w:tcW w:type="dxa" w:w="1728"/>
+          </w:tcPr>
+          <w:p>
+            <w:r>
+              <w:t>$1,292.0M</w:t>
             </w:r>
           </w:p>
         </w:tc>
@@ -1933,37 +1933,37 @@
           </w:tcPr>
           <w:p>
             <w:r>
-              <w:t>FL</w:t>
-            </w:r>
-          </w:p>
-        </w:tc>
-        <w:tc>
-          <w:tcPr>
-            <w:tcW w:type="dxa" w:w="1728"/>
-          </w:tcPr>
-          <w:p>
-            <w:r>
-              <w:t>FloridaHousing</w:t>
-            </w:r>
-          </w:p>
-        </w:tc>
-        <w:tc>
-          <w:tcPr>
-            <w:tcW w:type="dxa" w:w="1728"/>
-          </w:tcPr>
-          <w:p>
-            <w:r>
-              <w:t>$7,722.4M</w:t>
-            </w:r>
-          </w:p>
-        </w:tc>
-        <w:tc>
-          <w:tcPr>
-            <w:tcW w:type="dxa" w:w="1728"/>
-          </w:tcPr>
-          <w:p>
-            <w:r>
-              <w:t>$4,771.1M</w:t>
+              <w:t>IL</w:t>
+            </w:r>
+          </w:p>
+        </w:tc>
+        <w:tc>
+          <w:tcPr>
+            <w:tcW w:type="dxa" w:w="1728"/>
+          </w:tcPr>
+          <w:p>
+            <w:r>
+              <w:t>IHDA</w:t>
+            </w:r>
+          </w:p>
+        </w:tc>
+        <w:tc>
+          <w:tcPr>
+            <w:tcW w:type="dxa" w:w="1728"/>
+          </w:tcPr>
+          <w:p>
+            <w:r>
+              <w:t>$7,846.5M</w:t>
+            </w:r>
+          </w:p>
+        </w:tc>
+        <w:tc>
+          <w:tcPr>
+            <w:tcW w:type="dxa" w:w="1728"/>
+          </w:tcPr>
+          <w:p>
+            <w:r>
+              <w:t>$1,533.7M</w:t>
             </w:r>
           </w:p>
         </w:tc>
@@ -1985,37 +1985,37 @@
           </w:tcPr>
           <w:p>
             <w:r>
-              <w:t>IA</w:t>
-            </w:r>
-          </w:p>
-        </w:tc>
-        <w:tc>
-          <w:tcPr>
-            <w:tcW w:type="dxa" w:w="1728"/>
-          </w:tcPr>
-          <w:p>
-            <w:r>
-              <w:t>IFA</w:t>
-            </w:r>
-          </w:p>
-        </w:tc>
-        <w:tc>
-          <w:tcPr>
-            <w:tcW w:type="dxa" w:w="1728"/>
-          </w:tcPr>
-          <w:p>
-            <w:r>
-              <w:t>$6,173.2M</w:t>
-            </w:r>
-          </w:p>
-        </w:tc>
-        <w:tc>
-          <w:tcPr>
-            <w:tcW w:type="dxa" w:w="1728"/>
-          </w:tcPr>
-          <w:p>
-            <w:r>
-              <w:t>$1,664.6M</w:t>
+              <w:t>FL</w:t>
+            </w:r>
+          </w:p>
+        </w:tc>
+        <w:tc>
+          <w:tcPr>
+            <w:tcW w:type="dxa" w:w="1728"/>
+          </w:tcPr>
+          <w:p>
+            <w:r>
+              <w:t>FloridaHousing</w:t>
+            </w:r>
+          </w:p>
+        </w:tc>
+        <w:tc>
+          <w:tcPr>
+            <w:tcW w:type="dxa" w:w="1728"/>
+          </w:tcPr>
+          <w:p>
+            <w:r>
+              <w:t>$7,722.4M</w:t>
+            </w:r>
+          </w:p>
+        </w:tc>
+        <w:tc>
+          <w:tcPr>
+            <w:tcW w:type="dxa" w:w="1728"/>
+          </w:tcPr>
+          <w:p>
+            <w:r>
+              <w:t>$4,771.1M</w:t>
             </w:r>
           </w:p>
         </w:tc>
@@ -2037,37 +2037,37 @@
           </w:tcPr>
           <w:p>
             <w:r>
-              <w:t>ID</w:t>
-            </w:r>
-          </w:p>
-        </w:tc>
-        <w:tc>
-          <w:tcPr>
-            <w:tcW w:type="dxa" w:w="1728"/>
-          </w:tcPr>
-          <w:p>
-            <w:r>
-              <w:t>IHFA</w:t>
-            </w:r>
-          </w:p>
-        </w:tc>
-        <w:tc>
-          <w:tcPr>
-            <w:tcW w:type="dxa" w:w="1728"/>
-          </w:tcPr>
-          <w:p>
-            <w:r>
-              <w:t>$6,026.2M</w:t>
-            </w:r>
-          </w:p>
-        </w:tc>
-        <w:tc>
-          <w:tcPr>
-            <w:tcW w:type="dxa" w:w="1728"/>
-          </w:tcPr>
-          <w:p>
-            <w:r>
-              <w:t>$716.0M</w:t>
+              <w:t>IA</w:t>
+            </w:r>
+          </w:p>
+        </w:tc>
+        <w:tc>
+          <w:tcPr>
+            <w:tcW w:type="dxa" w:w="1728"/>
+          </w:tcPr>
+          <w:p>
+            <w:r>
+              <w:t>IFA</w:t>
+            </w:r>
+          </w:p>
+        </w:tc>
+        <w:tc>
+          <w:tcPr>
+            <w:tcW w:type="dxa" w:w="1728"/>
+          </w:tcPr>
+          <w:p>
+            <w:r>
+              <w:t>$6,173.2M</w:t>
+            </w:r>
+          </w:p>
+        </w:tc>
+        <w:tc>
+          <w:tcPr>
+            <w:tcW w:type="dxa" w:w="1728"/>
+          </w:tcPr>
+          <w:p>
+            <w:r>
+              <w:t>$1,664.6M</w:t>
             </w:r>
           </w:p>
         </w:tc>
@@ -4145,7 +4145,7 @@
           </w:tcPr>
           <w:p>
             <w:r>
-              <w:t>-</w:t>
+              <w:t>数据仅覆盖 Housing Revenue Bonds 一个基金；CDA 另有独立审计的 Revenue Obligation Funds 及 Multi-Family Mortgage Revenue Bonds 报表未纳入</w:t>
             </w:r>
           </w:p>
         </w:tc>
@@ -4385,27 +4385,27 @@
           </w:tcPr>
           <w:p>
             <w:r>
-              <w:t>未获取</w:t>
-            </w:r>
-          </w:p>
-        </w:tc>
-        <w:tc>
-          <w:tcPr>
-            <w:tcW w:type="dxa" w:w="1728"/>
-          </w:tcPr>
-          <w:p>
-            <w:r>
-              <w:t>-</w:t>
-            </w:r>
-          </w:p>
-        </w:tc>
-        <w:tc>
-          <w:tcPr>
-            <w:tcW w:type="dxa" w:w="1728"/>
-          </w:tcPr>
-          <w:p>
-            <w:r>
-              <w:t>未找到 FY2025 PDF 链接</w:t>
+              <w:t>已获取</w:t>
+            </w:r>
+          </w:p>
+        </w:tc>
+        <w:tc>
+          <w:tcPr>
+            <w:tcW w:type="dxa" w:w="1728"/>
+          </w:tcPr>
+          <w:p>
+            <w:r>
+              <w:t>MS_MHC_FY2025_ACFR.pdf</w:t>
+            </w:r>
+          </w:p>
+        </w:tc>
+        <w:tc>
+          <w:tcPr>
+            <w:tcW w:type="dxa" w:w="1728"/>
+          </w:tcPr>
+          <w:p>
+            <w:r>
+              <w:t>取自 FY2025 年度报告（经审计）中的合并净资产表</w:t>
             </w:r>
           </w:p>
         </w:tc>
@@ -5081,7 +5081,7 @@
           </w:tcPr>
           <w:p>
             <w:r>
-              <w:t>核心指标未能自动提取，建议人工核对 PDF; 系州级综合年报／合并报表，未纳入 HFA 专项排名</w:t>
+              <w:t>核心指标已依据 PHFA FY2025 MD&amp;A（资产负债表精简版）人工核对；报告本身为州级综合年报，指标取自其中 HFA 实体口径的 MD&amp;A</w:t>
             </w:r>
           </w:p>
         </w:tc>
@@ -5289,7 +5289,7 @@
           </w:tcPr>
           <w:p>
             <w:r>
-              <w:t>-</w:t>
+              <w:t>FY2024 净资产采用 FY2025 报告中重述后的对比数值</w:t>
             </w:r>
           </w:p>
         </w:tc>
@@ -5721,7 +5721,7 @@
     </w:p>
     <w:p>
       <w:r>
-        <w:t>截至本报告编制时，下列 8 个州或特区尚未在公开渠道查得 FY2025 综合年报或经审计财务报表。常见原因包括：审计尚未完成、仅发布了 FY2024 报告，或文件托管于非常规网站。</w:t>
+        <w:t>截至本报告编制时，下列 7 个州或特区尚未在公开渠道查得 FY2025 综合年报或经审计财务报表。常见原因包括：审计尚未完成、仅发布了 FY2024 报告，或文件托管于非常规网站。</w:t>
       </w:r>
     </w:p>
     <w:p>
@@ -5730,14 +5730,6 @@
       </w:pPr>
       <w:r>
         <w:t>AZ - Arizona Department of Housing (ADOH)</w:t>
-      </w:r>
-    </w:p>
-    <w:p>
-      <w:pPr>
-        <w:pStyle w:val="ListBullet"/>
-      </w:pPr>
-      <w:r>
-        <w:t>MS - Mississippi Home Corporation (MHC)</w:t>
       </w:r>
     </w:p>
     <w:p>

--- a/FY2025/FY2025_美国州级住房金融机构ACFR综合分析报告.docx
+++ b/FY2025/FY2025_美国州级住房金融机构ACFR综合分析报告.docx
@@ -43,12 +43,12 @@
     </w:p>
     <w:p>
       <w:r>
-        <w:t>在已提取到净资产数据的 44 家机构中，净资产合计约 $42.98B；在已提取到总资产数据的 40 家机构中，总资产合计约 $163.14B。上述合计仅反映行业规模量级；因各机构披露口径不尽相同，不宜与合并财务报表直接比照。州级 HFA 大体充当以债券融资为支撑的中介机构：资产端多为抵押贷款与开发贷款，负债端则以住房债券为主。净资产率（净资产÷总资产）是观察财务缓冲与抗风险能力的重要指标。</w:t>
+        <w:t>在已提取到核心指标的 44 家机构中，净资产合计约 $44.68B，总资产合计约 $179.91B。上述合计仅反映行业规模量级；因各机构披露口径不尽相同，不宜与合并财务报表直接比照。州级 HFA 大体充当以债券融资为支撑的中介机构：资产端多为抵押贷款与开发贷款，负债端则以住房债券为主。净资产率（净资产÷总资产）是观察财务缓冲与抗风险能力的重要指标。</w:t>
       </w:r>
     </w:p>
     <w:p>
       <w:r>
-        <w:t>净资产同比增幅最高的是 MS（MHC），达 +121.2%（因基数较小，从 $17.5M 增至 $38.8M，为本报告首次纳入的密西西比州 FY2025 数据）；在已有上年度基数可比的机构中，增幅最高的是 LA（LHC），达 +31.9%，期末净资产为 $821.7M。此类增长往往与债券发行增加、贷款组合扩张或公允价值回升相伴出现，解读时应结合住房产出指标（如融资套数）一并审视。</w:t>
+        <w:t>净资产同比增幅最高的是 MS（MHC），达 +121.2%，期末净资产为 $38.8M。此类增长往往与债券发行增加、贷款组合扩张或公允价值回升相伴出现，解读时应结合住房产出指标（如融资套数）一并审视。</w:t>
       </w:r>
     </w:p>
     <w:p>
@@ -470,7 +470,7 @@
           </w:tcPr>
           <w:p>
             <w:r>
-              <w:t>IA</w:t>
+              <w:t>AK</w:t>
             </w:r>
           </w:p>
         </w:tc>
@@ -480,7 +480,7 @@
           </w:tcPr>
           <w:p>
             <w:r>
-              <w:t>IFA</w:t>
+              <w:t>AHFC</w:t>
             </w:r>
           </w:p>
         </w:tc>
@@ -490,7 +490,7 @@
           </w:tcPr>
           <w:p>
             <w:r>
-              <w:t>$1,664.6M</w:t>
+              <w:t>$1,699.2M</w:t>
             </w:r>
           </w:p>
         </w:tc>
@@ -500,7 +500,7 @@
           </w:tcPr>
           <w:p>
             <w:r>
-              <w:t>$6,173.2M</w:t>
+              <w:t>$4,734.4M</w:t>
             </w:r>
           </w:p>
         </w:tc>
@@ -510,7 +510,7 @@
           </w:tcPr>
           <w:p>
             <w:r>
-              <w:t>+27.0%</w:t>
+              <w:t>+35.9%</w:t>
             </w:r>
           </w:p>
         </w:tc>
@@ -532,7 +532,7 @@
           </w:tcPr>
           <w:p>
             <w:r>
-              <w:t>MN</w:t>
+              <w:t>IA</w:t>
             </w:r>
           </w:p>
         </w:tc>
@@ -542,7 +542,7 @@
           </w:tcPr>
           <w:p>
             <w:r>
-              <w:t>MNHousing</w:t>
+              <w:t>IFA</w:t>
             </w:r>
           </w:p>
         </w:tc>
@@ -552,7 +552,7 @@
           </w:tcPr>
           <w:p>
             <w:r>
-              <w:t>$1,649.4M</w:t>
+              <w:t>$1,664.6M</w:t>
             </w:r>
           </w:p>
         </w:tc>
@@ -562,7 +562,7 @@
           </w:tcPr>
           <w:p>
             <w:r>
-              <w:t>$8,543.3M</w:t>
+              <w:t>$6,173.2M</w:t>
             </w:r>
           </w:p>
         </w:tc>
@@ -572,7 +572,7 @@
           </w:tcPr>
           <w:p>
             <w:r>
-              <w:t>+19.3%</w:t>
+              <w:t>+27.0%</w:t>
             </w:r>
           </w:p>
         </w:tc>
@@ -594,7 +594,7 @@
           </w:tcPr>
           <w:p>
             <w:r>
-              <w:t>IL</w:t>
+              <w:t>MN</w:t>
             </w:r>
           </w:p>
         </w:tc>
@@ -604,7 +604,7 @@
           </w:tcPr>
           <w:p>
             <w:r>
-              <w:t>IHDA</w:t>
+              <w:t>MNHousing</w:t>
             </w:r>
           </w:p>
         </w:tc>
@@ -614,7 +614,7 @@
           </w:tcPr>
           <w:p>
             <w:r>
-              <w:t>$1,533.7M</w:t>
+              <w:t>$1,649.4M</w:t>
             </w:r>
           </w:p>
         </w:tc>
@@ -624,7 +624,7 @@
           </w:tcPr>
           <w:p>
             <w:r>
-              <w:t>$7,846.5M</w:t>
+              <w:t>$8,543.3M</w:t>
             </w:r>
           </w:p>
         </w:tc>
@@ -634,7 +634,7 @@
           </w:tcPr>
           <w:p>
             <w:r>
-              <w:t>+19.5%</w:t>
+              <w:t>+19.3%</w:t>
             </w:r>
           </w:p>
         </w:tc>
@@ -656,7 +656,7 @@
           </w:tcPr>
           <w:p>
             <w:r>
-              <w:t>MI</w:t>
+              <w:t>IL</w:t>
             </w:r>
           </w:p>
         </w:tc>
@@ -666,7 +666,7 @@
           </w:tcPr>
           <w:p>
             <w:r>
-              <w:t>MSHDA</w:t>
+              <w:t>IHDA</w:t>
             </w:r>
           </w:p>
         </w:tc>
@@ -676,7 +676,7 @@
           </w:tcPr>
           <w:p>
             <w:r>
-              <w:t>$1,292.0M</w:t>
+              <w:t>$1,533.7M</w:t>
             </w:r>
           </w:p>
         </w:tc>
@@ -686,7 +686,7 @@
           </w:tcPr>
           <w:p>
             <w:r>
-              <w:t>$8,027.8M</w:t>
+              <w:t>$7,846.5M</w:t>
             </w:r>
           </w:p>
         </w:tc>
@@ -696,7 +696,7 @@
           </w:tcPr>
           <w:p>
             <w:r>
-              <w:t>+16.1%</w:t>
+              <w:t>+19.5%</w:t>
             </w:r>
           </w:p>
         </w:tc>
@@ -718,7 +718,7 @@
           </w:tcPr>
           <w:p>
             <w:r>
-              <w:t>WI</w:t>
+              <w:t>MI</w:t>
             </w:r>
           </w:p>
         </w:tc>
@@ -728,7 +728,7 @@
           </w:tcPr>
           <w:p>
             <w:r>
-              <w:t>WHEDA</w:t>
+              <w:t>MSHDA</w:t>
             </w:r>
           </w:p>
         </w:tc>
@@ -738,7 +738,7 @@
           </w:tcPr>
           <w:p>
             <w:r>
-              <w:t>$1,134.1M</w:t>
+              <w:t>$1,292.0M</w:t>
             </w:r>
           </w:p>
         </w:tc>
@@ -748,7 +748,7 @@
           </w:tcPr>
           <w:p>
             <w:r>
-              <w:t>$4,467.4M</w:t>
+              <w:t>$8,027.8M</w:t>
             </w:r>
           </w:p>
         </w:tc>
@@ -758,7 +758,7 @@
           </w:tcPr>
           <w:p>
             <w:r>
-              <w:t>+25.4%</w:t>
+              <w:t>+16.1%</w:t>
             </w:r>
           </w:p>
         </w:tc>
@@ -994,7 +994,7 @@
           </w:tcPr>
           <w:p>
             <w:r>
-              <w:t>CT</w:t>
+              <w:t>MD</w:t>
             </w:r>
           </w:p>
         </w:tc>
@@ -1004,7 +1004,7 @@
           </w:tcPr>
           <w:p>
             <w:r>
-              <w:t>CHFA</w:t>
+              <w:t>CDA</w:t>
             </w:r>
           </w:p>
         </w:tc>
@@ -1014,7 +1014,7 @@
           </w:tcPr>
           <w:p>
             <w:r>
-              <w:t>$192.6M</w:t>
+              <w:t>$125.0M</w:t>
             </w:r>
           </w:p>
         </w:tc>
@@ -1024,7 +1024,7 @@
           </w:tcPr>
           <w:p>
             <w:r>
-              <w:t>+25.2%</w:t>
+              <w:t>+28.0%</w:t>
             </w:r>
           </w:p>
         </w:tc>
@@ -1034,7 +1034,7 @@
           </w:tcPr>
           <w:p>
             <w:r>
-              <w:t>$957.0M</w:t>
+              <w:t>$572.1M</w:t>
             </w:r>
           </w:p>
         </w:tc>
@@ -1056,7 +1056,7 @@
           </w:tcPr>
           <w:p>
             <w:r>
-              <w:t>IN</w:t>
+              <w:t>CT</w:t>
             </w:r>
           </w:p>
         </w:tc>
@@ -1066,7 +1066,7 @@
           </w:tcPr>
           <w:p>
             <w:r>
-              <w:t>IHCDA</w:t>
+              <w:t>CHFA</w:t>
             </w:r>
           </w:p>
         </w:tc>
@@ -1076,7 +1076,7 @@
           </w:tcPr>
           <w:p>
             <w:r>
-              <w:t>$101.6M</w:t>
+              <w:t>$192.6M</w:t>
             </w:r>
           </w:p>
         </w:tc>
@@ -1086,7 +1086,7 @@
           </w:tcPr>
           <w:p>
             <w:r>
-              <w:t>+20.4%</w:t>
+              <w:t>+25.2%</w:t>
             </w:r>
           </w:p>
         </w:tc>
@@ -1096,7 +1096,7 @@
           </w:tcPr>
           <w:p>
             <w:r>
-              <w:t>$599.5M</w:t>
+              <w:t>$957.0M</w:t>
             </w:r>
           </w:p>
         </w:tc>
@@ -1118,7 +1118,7 @@
           </w:tcPr>
           <w:p>
             <w:r>
-              <w:t>OH</w:t>
+              <w:t>IN</w:t>
             </w:r>
           </w:p>
         </w:tc>
@@ -1128,7 +1128,7 @@
           </w:tcPr>
           <w:p>
             <w:r>
-              <w:t>OHFA</w:t>
+              <w:t>IHCDA</w:t>
             </w:r>
           </w:p>
         </w:tc>
@@ -1138,7 +1138,7 @@
           </w:tcPr>
           <w:p>
             <w:r>
-              <w:t>$86.9M</w:t>
+              <w:t>$101.6M</w:t>
             </w:r>
           </w:p>
         </w:tc>
@@ -1148,7 +1148,7 @@
           </w:tcPr>
           <w:p>
             <w:r>
-              <w:t>+19.8%</w:t>
+              <w:t>+20.4%</w:t>
             </w:r>
           </w:p>
         </w:tc>
@@ -1158,7 +1158,7 @@
           </w:tcPr>
           <w:p>
             <w:r>
-              <w:t>$526.1M</w:t>
+              <w:t>$599.5M</w:t>
             </w:r>
           </w:p>
         </w:tc>
@@ -1180,7 +1180,7 @@
           </w:tcPr>
           <w:p>
             <w:r>
-              <w:t>MN</w:t>
+              <w:t>OH</w:t>
             </w:r>
           </w:p>
         </w:tc>
@@ -1190,7 +1190,7 @@
           </w:tcPr>
           <w:p>
             <w:r>
-              <w:t>MNHousing</w:t>
+              <w:t>OHFA</w:t>
             </w:r>
           </w:p>
         </w:tc>
@@ -1200,7 +1200,7 @@
           </w:tcPr>
           <w:p>
             <w:r>
-              <w:t>$259.9M</w:t>
+              <w:t>$86.9M</w:t>
             </w:r>
           </w:p>
         </w:tc>
@@ -1210,7 +1210,7 @@
           </w:tcPr>
           <w:p>
             <w:r>
-              <w:t>+18.7%</w:t>
+              <w:t>+19.8%</w:t>
             </w:r>
           </w:p>
         </w:tc>
@@ -1220,7 +1220,7 @@
           </w:tcPr>
           <w:p>
             <w:r>
-              <w:t>$1,649.4M</w:t>
+              <w:t>$526.1M</w:t>
             </w:r>
           </w:p>
         </w:tc>
@@ -1242,7 +1242,7 @@
           </w:tcPr>
           <w:p>
             <w:r>
-              <w:t>UT</w:t>
+              <w:t>MN</w:t>
             </w:r>
           </w:p>
         </w:tc>
@@ -1252,7 +1252,7 @@
           </w:tcPr>
           <w:p>
             <w:r>
-              <w:t>UtahHousing</w:t>
+              <w:t>MNHousing</w:t>
             </w:r>
           </w:p>
         </w:tc>
@@ -1262,7 +1262,7 @@
           </w:tcPr>
           <w:p>
             <w:r>
-              <w:t>$96.2M</w:t>
+              <w:t>$259.9M</w:t>
             </w:r>
           </w:p>
         </w:tc>
@@ -1282,7 +1282,7 @@
           </w:tcPr>
           <w:p>
             <w:r>
-              <w:t>$610.6M</w:t>
+              <w:t>$1,649.4M</w:t>
             </w:r>
           </w:p>
         </w:tc>
@@ -1304,7 +1304,7 @@
           </w:tcPr>
           <w:p>
             <w:r>
-              <w:t>WI</w:t>
+              <w:t>UT</w:t>
             </w:r>
           </w:p>
         </w:tc>
@@ -1314,7 +1314,7 @@
           </w:tcPr>
           <w:p>
             <w:r>
-              <w:t>WHEDA</w:t>
+              <w:t>UtahHousing</w:t>
             </w:r>
           </w:p>
         </w:tc>
@@ -1324,7 +1324,7 @@
           </w:tcPr>
           <w:p>
             <w:r>
-              <w:t>$169.7M</w:t>
+              <w:t>$96.2M</w:t>
             </w:r>
           </w:p>
         </w:tc>
@@ -1334,7 +1334,7 @@
           </w:tcPr>
           <w:p>
             <w:r>
-              <w:t>+17.6%</w:t>
+              <w:t>+18.7%</w:t>
             </w:r>
           </w:p>
         </w:tc>
@@ -1344,7 +1344,7 @@
           </w:tcPr>
           <w:p>
             <w:r>
-              <w:t>$1,134.1M</w:t>
+              <w:t>$610.6M</w:t>
             </w:r>
           </w:p>
         </w:tc>
@@ -1366,7 +1366,7 @@
           </w:tcPr>
           <w:p>
             <w:r>
-              <w:t>CO</w:t>
+              <w:t>WI</w:t>
             </w:r>
           </w:p>
         </w:tc>
@@ -1376,7 +1376,7 @@
           </w:tcPr>
           <w:p>
             <w:r>
-              <w:t>CHFA</w:t>
+              <w:t>WHEDA</w:t>
             </w:r>
           </w:p>
         </w:tc>
@@ -1386,7 +1386,7 @@
           </w:tcPr>
           <w:p>
             <w:r>
-              <w:t>$143.3M</w:t>
+              <w:t>$169.7M</w:t>
             </w:r>
           </w:p>
         </w:tc>
@@ -1396,7 +1396,7 @@
           </w:tcPr>
           <w:p>
             <w:r>
-              <w:t>+17.3%</w:t>
+              <w:t>+17.6%</w:t>
             </w:r>
           </w:p>
         </w:tc>
@@ -1406,7 +1406,7 @@
           </w:tcPr>
           <w:p>
             <w:r>
-              <w:t>$971.7M</w:t>
+              <w:t>$1,134.1M</w:t>
             </w:r>
           </w:p>
         </w:tc>
@@ -1428,7 +1428,7 @@
           </w:tcPr>
           <w:p>
             <w:r>
-              <w:t>MA</w:t>
+              <w:t>CO</w:t>
             </w:r>
           </w:p>
         </w:tc>
@@ -1438,7 +1438,7 @@
           </w:tcPr>
           <w:p>
             <w:r>
-              <w:t>MassHousing</w:t>
+              <w:t>CHFA</w:t>
             </w:r>
           </w:p>
         </w:tc>
@@ -1448,7 +1448,7 @@
           </w:tcPr>
           <w:p>
             <w:r>
-              <w:t>$260.7M</w:t>
+              <w:t>$143.3M</w:t>
             </w:r>
           </w:p>
         </w:tc>
@@ -1458,7 +1458,7 @@
           </w:tcPr>
           <w:p>
             <w:r>
-              <w:t>+14.3%</w:t>
+              <w:t>+17.3%</w:t>
             </w:r>
           </w:p>
         </w:tc>
@@ -1468,7 +1468,7 @@
           </w:tcPr>
           <w:p>
             <w:r>
-              <w:t>$2,083.9M</w:t>
+              <w:t>$971.7M</w:t>
             </w:r>
           </w:p>
         </w:tc>
@@ -1476,7 +1476,7 @@
     </w:tbl>
     <w:p>
       <w:r>
-        <w:t>密西西比（MS）净资产同比增速（按百分比计）为各州最高（+121.2%），但基数较小，为本次新纳入的 FY2025 数据；在已有上年度基数可比的机构中，路易斯安那增速最高，康涅狄格、印第安纳、俄亥俄、明尼苏达与犹他亦录得约百分之十五至二十五的增幅。较快增长常见于债券发行回升、贷款损失准备转回或公允价值收益，以及州级购房支持计划带来的手续费与利差改善。若增幅主要来自公允价值变动而非经营成果，持续性可能较弱。</w:t>
+        <w:t>净资产同比增速以路易斯安那最高；康涅狄格、印第安纳、俄亥俄、明尼苏达与犹他亦录得约百分之十五至二十五的增幅。较快增长常见于债券发行回升、贷款损失准备转回或公允价值收益，以及州级购房支持计划带来的手续费与利差改善。若增幅主要来自公允价值变动而非经营成果，持续性可能较弱。</w:t>
       </w:r>
     </w:p>
     <w:p>
@@ -3105,7 +3105,7 @@
           </w:tcPr>
           <w:p>
             <w:r>
-              <w:t>-</w:t>
+              <w:t>已根据 AHFC FY2025 MD&amp;A（Condensed Statement of Net Position, June 30 2025/2024）人工核验核心指标，修正此前误提取的净资产数值</w:t>
             </w:r>
           </w:p>
         </w:tc>
@@ -3469,7 +3469,7 @@
           </w:tcPr>
           <w:p>
             <w:r>
-              <w:t>核心指标未能自动提取，建议人工核对 PDF</w:t>
+              <w:t>已根据 DCHFA FY2025 MD&amp;A（Financial Statement Analysis, FYE Sept 30 2025/2024）人工核验核心指标，修正此前 net_position_2024 被误复制为 2025 数值的问题</w:t>
             </w:r>
           </w:p>
         </w:tc>
@@ -4145,7 +4145,7 @@
           </w:tcPr>
           <w:p>
             <w:r>
-              <w:t>数据仅覆盖 Housing Revenue Bonds 一个基金；CDA 另有独立审计的 Revenue Obligation Funds 及 Multi-Family Mortgage Revenue Bonds 报表未纳入</w:t>
+              <w:t>CDA 全部业务范围：对 dhcd.maryland.gov 发布的 4 份互不重叠债券基金报表去重后汇总（Revenue Obligation Funds 本身已合并 Housing Revenue Bonds + Residential Revenue Bonds + General Bond Reserve Fund，再加上 Multi-Family Mortgage Revenue Bonds、Single Family Housing Revenue Bonds 与 Local Government Infrastructure Bonds）</w:t>
             </w:r>
           </w:p>
         </w:tc>
@@ -4197,7 +4197,7 @@
           </w:tcPr>
           <w:p>
             <w:r>
-              <w:t>增速已对照综合年报人工核验</w:t>
+              <w:t>增速已对照综合年报人工核验; 已根据 MaineHousing FY2025 MD&amp;A（Statement of Net Position, in millions, FYE Dec 31 2025/2024）补充总资产／总负债，替换此前不准确的估算值</w:t>
             </w:r>
           </w:p>
         </w:tc>
@@ -4405,7 +4405,7 @@
           </w:tcPr>
           <w:p>
             <w:r>
-              <w:t>取自 FY2025 年度报告（经审计）中的合并净资产表</w:t>
+              <w:t>Combined Statements of Net Position, FY2025 Annual Report (audited), Mississippi Home Corporation</w:t>
             </w:r>
           </w:p>
         </w:tc>
@@ -5081,7 +5081,7 @@
           </w:tcPr>
           <w:p>
             <w:r>
-              <w:t>核心指标已依据 PHFA FY2025 MD&amp;A（资产负债表精简版）人工核对；报告本身为州级综合年报，指标取自其中 HFA 实体口径的 MD&amp;A</w:t>
+              <w:t>已根据 PHFA FY2025 MD&amp;A（Condensed Summary Balance Sheets, June 30 2025/2024）人工核验核心指标; 取值为「Total Assets」/「Total Liabilities」行，不含 Deferred Outflows/Inflows of Resources</w:t>
             </w:r>
           </w:p>
         </w:tc>
@@ -5237,7 +5237,7 @@
           </w:tcPr>
           <w:p>
             <w:r>
-              <w:t>核心指标未能自动提取，建议人工核对 PDF</w:t>
+              <w:t>已根据 SDHDA FY2025 MD&amp;A（Changes in Assets/Liabilities/Net Position, in millions, FYE June 30 2025/2024）补充总资产／总负债</w:t>
             </w:r>
           </w:p>
         </w:tc>
@@ -5289,7 +5289,7 @@
           </w:tcPr>
           <w:p>
             <w:r>
-              <w:t>FY2024 净资产采用 FY2025 报告中重述后的对比数值</w:t>
+              <w:t>Statement of Net Position + MD&amp;A comparative table, THDA FY2025 audited financial statements</w:t>
             </w:r>
           </w:p>
         </w:tc>

--- a/FY2025/FY2025_美国州级住房金融机构ACFR综合分析报告.docx
+++ b/FY2025/FY2025_美国州级住房金融机构ACFR综合分析报告.docx
@@ -25,7 +25,7 @@
         <w:rPr>
           <w:i/>
         </w:rPr>
-        <w:t>编制日期：2026年08月09日　｜　覆盖 51 个州／特区　｜　已取得 44 份 FY2025 报告</w:t>
+        <w:t>编制日期：2026年08月10日　｜　覆盖 51 个州／特区　｜　已取得 45 份 FY2025 报告</w:t>
       </w:r>
     </w:p>
     <w:p>
@@ -38,12 +38,12 @@
     </w:p>
     <w:p>
       <w:r>
-        <w:t>2025 财年（多数机构会计年度截至 2025 年 6 月 30 日，少数按自然年结算）对美国各州住房金融机构（State Housing Finance Agencies，以下简称 HFA）意义重大：市场利率有所回落，低收入住房税收抵免（LIHTC）竞争加剧，首套房支持计划继续扩大。本报告汇集并比较全美 50 个州及哥伦比亚特区 HFA 公开发布的综合年报（ACFR）与经审计财务报表。截至编制之日，共取得 44 份 FY2025 报告，覆盖率约 86%。</w:t>
+        <w:t>2025 财年（多数机构会计年度截至 2025 年 6 月 30 日，少数按自然年结算）对美国各州住房金融机构（State Housing Finance Agencies，以下简称 HFA）意义重大：市场利率有所回落，低收入住房税收抵免（LIHTC）竞争加剧，首套房支持计划继续扩大。本报告汇集并比较全美 50 个州及哥伦比亚特区 HFA 公开发布的综合年报（ACFR）与经审计财务报表。截至编制之日，共取得 45 份 FY2025 报告，覆盖率约 88%。</w:t>
       </w:r>
     </w:p>
     <w:p>
       <w:r>
-        <w:t>在已提取到核心指标的 44 家机构中，净资产合计约 $44.68B，总资产合计约 $179.91B。上述合计仅反映行业规模量级；因各机构披露口径不尽相同，不宜与合并财务报表直接比照。州级 HFA 大体充当以债券融资为支撑的中介机构：资产端多为抵押贷款与开发贷款，负债端则以住房债券为主。净资产率（净资产÷总资产）是观察财务缓冲与抗风险能力的重要指标。</w:t>
+        <w:t>在已提取到核心指标的 45 家机构中，净资产合计约 $44.90B，总资产合计约 $181.48B。上述合计仅反映行业规模量级；因各机构披露口径不尽相同，不宜与合并财务报表直接比照。州级 HFA 大体充当以债券融资为支撑的中介机构：资产端多为抵押贷款与开发贷款，负债端则以住房债券为主。净资产率（净资产÷总资产）是观察财务缓冲与抗风险能力的重要指标。</w:t>
       </w:r>
     </w:p>
     <w:p>
@@ -4645,27 +4645,27 @@
           </w:tcPr>
           <w:p>
             <w:r>
-              <w:t>未获取</w:t>
-            </w:r>
-          </w:p>
-        </w:tc>
-        <w:tc>
-          <w:tcPr>
-            <w:tcW w:type="dxa" w:w="1728"/>
-          </w:tcPr>
-          <w:p>
-            <w:r>
-              <w:t>-</w:t>
-            </w:r>
-          </w:p>
-        </w:tc>
-        <w:tc>
-          <w:tcPr>
-            <w:tcW w:type="dxa" w:w="1728"/>
-          </w:tcPr>
-          <w:p>
-            <w:r>
-              <w:t>未找到 FY2025 PDF 链接</w:t>
+              <w:t>已获取</w:t>
+            </w:r>
+          </w:p>
+        </w:tc>
+        <w:tc>
+          <w:tcPr>
+            <w:tcW w:type="dxa" w:w="1728"/>
+          </w:tcPr>
+          <w:p>
+            <w:r>
+              <w:t>NH-Housing-Finance-Authority-Audited-Financial-Statements-FY-2025.pdf</w:t>
+            </w:r>
+          </w:p>
+        </w:tc>
+        <w:tc>
+          <w:tcPr>
+            <w:tcW w:type="dxa" w:w="1728"/>
+          </w:tcPr>
+          <w:p>
+            <w:r>
+              <w:t>已根据 NH Housing FY2025 MD&amp;A（Condensed Financial Information – Statement of Net Position, June 30 2025/2024）人工核验核心指标</w:t>
             </w:r>
           </w:p>
         </w:tc>
@@ -5721,7 +5721,7 @@
     </w:p>
     <w:p>
       <w:r>
-        <w:t>截至本报告编制时，下列 7 个州或特区尚未在公开渠道查得 FY2025 综合年报或经审计财务报表。常见原因包括：审计尚未完成、仅发布了 FY2024 报告，或文件托管于非常规网站。</w:t>
+        <w:t>截至本报告编制时，下列 6 个州或特区尚未在公开渠道查得 FY2025 综合年报或经审计财务报表。常见原因包括：审计尚未完成、仅发布了 FY2024 报告，或文件托管于非常规网站。</w:t>
       </w:r>
     </w:p>
     <w:p>
@@ -5738,14 +5738,6 @@
       </w:pPr>
       <w:r>
         <w:t>NV - Nevada Housing Division (NHD)</w:t>
-      </w:r>
-    </w:p>
-    <w:p>
-      <w:pPr>
-        <w:pStyle w:val="ListBullet"/>
-      </w:pPr>
-      <w:r>
-        <w:t>NH - New Hampshire Housing Finance Authority (NHHousing)</w:t>
       </w:r>
     </w:p>
     <w:p>

--- a/FY2025/FY2025_美国州级住房金融机构ACFR综合分析报告.docx
+++ b/FY2025/FY2025_美国州级住房金融机构ACFR综合分析报告.docx
@@ -25,7 +25,7 @@
         <w:rPr>
           <w:i/>
         </w:rPr>
-        <w:t>编制日期：2026年08月10日　｜　覆盖 51 个州／特区　｜　已取得 45 份 FY2025 报告</w:t>
+        <w:t>编制日期：2026年08月11日　｜　覆盖 51 个州／特区　｜　已取得 46 份 FY2025 报告</w:t>
       </w:r>
     </w:p>
     <w:p>
@@ -38,12 +38,12 @@
     </w:p>
     <w:p>
       <w:r>
-        <w:t>2025 财年（多数机构会计年度截至 2025 年 6 月 30 日，少数按自然年结算）对美国各州住房金融机构（State Housing Finance Agencies，以下简称 HFA）意义重大：市场利率有所回落，低收入住房税收抵免（LIHTC）竞争加剧，首套房支持计划继续扩大。本报告汇集并比较全美 50 个州及哥伦比亚特区 HFA 公开发布的综合年报（ACFR）与经审计财务报表。截至编制之日，共取得 45 份 FY2025 报告，覆盖率约 88%。</w:t>
+        <w:t>2025 财年（多数机构会计年度截至 2025 年 6 月 30 日，少数按自然年结算）对美国各州住房金融机构（State Housing Finance Agencies，以下简称 HFA）意义重大：市场利率有所回落，低收入住房税收抵免（LIHTC）竞争加剧，首套房支持计划继续扩大。本报告汇集并比较全美 50 个州及哥伦比亚特区 HFA 公开发布的综合年报（ACFR）与经审计财务报表。截至编制之日，共取得 46 份 FY2025 报告，覆盖率约 90%。</w:t>
       </w:r>
     </w:p>
     <w:p>
       <w:r>
-        <w:t>在已提取到核心指标的 45 家机构中，净资产合计约 $44.90B，总资产合计约 $181.48B。上述合计仅反映行业规模量级；因各机构披露口径不尽相同，不宜与合并财务报表直接比照。州级 HFA 大体充当以债券融资为支撑的中介机构：资产端多为抵押贷款与开发贷款，负债端则以住房债券为主。净资产率（净资产÷总资产）是观察财务缓冲与抗风险能力的重要指标。</w:t>
+        <w:t>在已提取到核心指标的 46 家机构中，净资产合计约 $46.61B，总资产合计约 $202.79B。上述合计仅反映行业规模量级；因各机构披露口径不尽相同，不宜与合并财务报表直接比照。州级 HFA 大体充当以债券融资为支撑的中介机构：资产端多为抵押贷款与开发贷款，负债端则以住房债券为主。净资产率（净资产÷总资产）是观察财务缓冲与抗风险能力的重要指标。</w:t>
       </w:r>
     </w:p>
     <w:p>
@@ -470,7 +470,7 @@
           </w:tcPr>
           <w:p>
             <w:r>
-              <w:t>AK</w:t>
+              <w:t>NY</w:t>
             </w:r>
           </w:p>
         </w:tc>
@@ -480,7 +480,7 @@
           </w:tcPr>
           <w:p>
             <w:r>
-              <w:t>AHFC</w:t>
+              <w:t>NYSHFA</w:t>
             </w:r>
           </w:p>
         </w:tc>
@@ -490,7 +490,7 @@
           </w:tcPr>
           <w:p>
             <w:r>
-              <w:t>$1,699.2M</w:t>
+              <w:t>$1,707.9M</w:t>
             </w:r>
           </w:p>
         </w:tc>
@@ -500,7 +500,7 @@
           </w:tcPr>
           <w:p>
             <w:r>
-              <w:t>$4,734.4M</w:t>
+              <w:t>$21,306.7M</w:t>
             </w:r>
           </w:p>
         </w:tc>
@@ -510,7 +510,7 @@
           </w:tcPr>
           <w:p>
             <w:r>
-              <w:t>+35.9%</w:t>
+              <w:t>+8.0%</w:t>
             </w:r>
           </w:p>
         </w:tc>
@@ -532,7 +532,7 @@
           </w:tcPr>
           <w:p>
             <w:r>
-              <w:t>IA</w:t>
+              <w:t>AK</w:t>
             </w:r>
           </w:p>
         </w:tc>
@@ -542,7 +542,7 @@
           </w:tcPr>
           <w:p>
             <w:r>
-              <w:t>IFA</w:t>
+              <w:t>AHFC</w:t>
             </w:r>
           </w:p>
         </w:tc>
@@ -552,7 +552,7 @@
           </w:tcPr>
           <w:p>
             <w:r>
-              <w:t>$1,664.6M</w:t>
+              <w:t>$1,699.2M</w:t>
             </w:r>
           </w:p>
         </w:tc>
@@ -562,7 +562,7 @@
           </w:tcPr>
           <w:p>
             <w:r>
-              <w:t>$6,173.2M</w:t>
+              <w:t>$4,734.4M</w:t>
             </w:r>
           </w:p>
         </w:tc>
@@ -572,7 +572,7 @@
           </w:tcPr>
           <w:p>
             <w:r>
-              <w:t>+27.0%</w:t>
+              <w:t>+35.9%</w:t>
             </w:r>
           </w:p>
         </w:tc>
@@ -594,7 +594,7 @@
           </w:tcPr>
           <w:p>
             <w:r>
-              <w:t>MN</w:t>
+              <w:t>IA</w:t>
             </w:r>
           </w:p>
         </w:tc>
@@ -604,7 +604,7 @@
           </w:tcPr>
           <w:p>
             <w:r>
-              <w:t>MNHousing</w:t>
+              <w:t>IFA</w:t>
             </w:r>
           </w:p>
         </w:tc>
@@ -614,7 +614,7 @@
           </w:tcPr>
           <w:p>
             <w:r>
-              <w:t>$1,649.4M</w:t>
+              <w:t>$1,664.6M</w:t>
             </w:r>
           </w:p>
         </w:tc>
@@ -624,7 +624,7 @@
           </w:tcPr>
           <w:p>
             <w:r>
-              <w:t>$8,543.3M</w:t>
+              <w:t>$6,173.2M</w:t>
             </w:r>
           </w:p>
         </w:tc>
@@ -634,7 +634,7 @@
           </w:tcPr>
           <w:p>
             <w:r>
-              <w:t>+19.3%</w:t>
+              <w:t>+27.0%</w:t>
             </w:r>
           </w:p>
         </w:tc>
@@ -656,7 +656,7 @@
           </w:tcPr>
           <w:p>
             <w:r>
-              <w:t>IL</w:t>
+              <w:t>MN</w:t>
             </w:r>
           </w:p>
         </w:tc>
@@ -666,7 +666,7 @@
           </w:tcPr>
           <w:p>
             <w:r>
-              <w:t>IHDA</w:t>
+              <w:t>MNHousing</w:t>
             </w:r>
           </w:p>
         </w:tc>
@@ -676,7 +676,7 @@
           </w:tcPr>
           <w:p>
             <w:r>
-              <w:t>$1,533.7M</w:t>
+              <w:t>$1,649.4M</w:t>
             </w:r>
           </w:p>
         </w:tc>
@@ -686,7 +686,7 @@
           </w:tcPr>
           <w:p>
             <w:r>
-              <w:t>$7,846.5M</w:t>
+              <w:t>$8,543.3M</w:t>
             </w:r>
           </w:p>
         </w:tc>
@@ -696,7 +696,7 @@
           </w:tcPr>
           <w:p>
             <w:r>
-              <w:t>+19.5%</w:t>
+              <w:t>+19.3%</w:t>
             </w:r>
           </w:p>
         </w:tc>
@@ -718,7 +718,7 @@
           </w:tcPr>
           <w:p>
             <w:r>
-              <w:t>MI</w:t>
+              <w:t>IL</w:t>
             </w:r>
           </w:p>
         </w:tc>
@@ -728,7 +728,7 @@
           </w:tcPr>
           <w:p>
             <w:r>
-              <w:t>MSHDA</w:t>
+              <w:t>IHDA</w:t>
             </w:r>
           </w:p>
         </w:tc>
@@ -738,7 +738,7 @@
           </w:tcPr>
           <w:p>
             <w:r>
-              <w:t>$1,292.0M</w:t>
+              <w:t>$1,533.7M</w:t>
             </w:r>
           </w:p>
         </w:tc>
@@ -748,7 +748,7 @@
           </w:tcPr>
           <w:p>
             <w:r>
-              <w:t>$8,027.8M</w:t>
+              <w:t>$7,846.5M</w:t>
             </w:r>
           </w:p>
         </w:tc>
@@ -758,7 +758,7 @@
           </w:tcPr>
           <w:p>
             <w:r>
-              <w:t>+16.1%</w:t>
+              <w:t>+19.5%</w:t>
             </w:r>
           </w:p>
         </w:tc>
@@ -1569,37 +1569,37 @@
           </w:tcPr>
           <w:p>
             <w:r>
-              <w:t>VA</w:t>
-            </w:r>
-          </w:p>
-        </w:tc>
-        <w:tc>
-          <w:tcPr>
-            <w:tcW w:type="dxa" w:w="1728"/>
-          </w:tcPr>
-          <w:p>
-            <w:r>
-              <w:t>VirginiaHousing</w:t>
-            </w:r>
-          </w:p>
-        </w:tc>
-        <w:tc>
-          <w:tcPr>
-            <w:tcW w:type="dxa" w:w="1728"/>
-          </w:tcPr>
-          <w:p>
-            <w:r>
-              <w:t>$12,350.1M</w:t>
-            </w:r>
-          </w:p>
-        </w:tc>
-        <w:tc>
-          <w:tcPr>
-            <w:tcW w:type="dxa" w:w="1728"/>
-          </w:tcPr>
-          <w:p>
-            <w:r>
-              <w:t>$3,963.1M</w:t>
+              <w:t>NY</w:t>
+            </w:r>
+          </w:p>
+        </w:tc>
+        <w:tc>
+          <w:tcPr>
+            <w:tcW w:type="dxa" w:w="1728"/>
+          </w:tcPr>
+          <w:p>
+            <w:r>
+              <w:t>NYSHFA</w:t>
+            </w:r>
+          </w:p>
+        </w:tc>
+        <w:tc>
+          <w:tcPr>
+            <w:tcW w:type="dxa" w:w="1728"/>
+          </w:tcPr>
+          <w:p>
+            <w:r>
+              <w:t>$21,306.7M</w:t>
+            </w:r>
+          </w:p>
+        </w:tc>
+        <w:tc>
+          <w:tcPr>
+            <w:tcW w:type="dxa" w:w="1728"/>
+          </w:tcPr>
+          <w:p>
+            <w:r>
+              <w:t>$1,707.9M</w:t>
             </w:r>
           </w:p>
         </w:tc>
@@ -1621,37 +1621,37 @@
           </w:tcPr>
           <w:p>
             <w:r>
-              <w:t>MN</w:t>
-            </w:r>
-          </w:p>
-        </w:tc>
-        <w:tc>
-          <w:tcPr>
-            <w:tcW w:type="dxa" w:w="1728"/>
-          </w:tcPr>
-          <w:p>
-            <w:r>
-              <w:t>MNHousing</w:t>
-            </w:r>
-          </w:p>
-        </w:tc>
-        <w:tc>
-          <w:tcPr>
-            <w:tcW w:type="dxa" w:w="1728"/>
-          </w:tcPr>
-          <w:p>
-            <w:r>
-              <w:t>$8,543.3M</w:t>
-            </w:r>
-          </w:p>
-        </w:tc>
-        <w:tc>
-          <w:tcPr>
-            <w:tcW w:type="dxa" w:w="1728"/>
-          </w:tcPr>
-          <w:p>
-            <w:r>
-              <w:t>$1,649.4M</w:t>
+              <w:t>VA</w:t>
+            </w:r>
+          </w:p>
+        </w:tc>
+        <w:tc>
+          <w:tcPr>
+            <w:tcW w:type="dxa" w:w="1728"/>
+          </w:tcPr>
+          <w:p>
+            <w:r>
+              <w:t>VirginiaHousing</w:t>
+            </w:r>
+          </w:p>
+        </w:tc>
+        <w:tc>
+          <w:tcPr>
+            <w:tcW w:type="dxa" w:w="1728"/>
+          </w:tcPr>
+          <w:p>
+            <w:r>
+              <w:t>$12,350.1M</w:t>
+            </w:r>
+          </w:p>
+        </w:tc>
+        <w:tc>
+          <w:tcPr>
+            <w:tcW w:type="dxa" w:w="1728"/>
+          </w:tcPr>
+          <w:p>
+            <w:r>
+              <w:t>$3,963.1M</w:t>
             </w:r>
           </w:p>
         </w:tc>
@@ -1673,37 +1673,37 @@
           </w:tcPr>
           <w:p>
             <w:r>
-              <w:t>CO</w:t>
-            </w:r>
-          </w:p>
-        </w:tc>
-        <w:tc>
-          <w:tcPr>
-            <w:tcW w:type="dxa" w:w="1728"/>
-          </w:tcPr>
-          <w:p>
-            <w:r>
-              <w:t>CHFA</w:t>
-            </w:r>
-          </w:p>
-        </w:tc>
-        <w:tc>
-          <w:tcPr>
-            <w:tcW w:type="dxa" w:w="1728"/>
-          </w:tcPr>
-          <w:p>
-            <w:r>
-              <w:t>$8,385.3M</w:t>
-            </w:r>
-          </w:p>
-        </w:tc>
-        <w:tc>
-          <w:tcPr>
-            <w:tcW w:type="dxa" w:w="1728"/>
-          </w:tcPr>
-          <w:p>
-            <w:r>
-              <w:t>$971.7M</w:t>
+              <w:t>MN</w:t>
+            </w:r>
+          </w:p>
+        </w:tc>
+        <w:tc>
+          <w:tcPr>
+            <w:tcW w:type="dxa" w:w="1728"/>
+          </w:tcPr>
+          <w:p>
+            <w:r>
+              <w:t>MNHousing</w:t>
+            </w:r>
+          </w:p>
+        </w:tc>
+        <w:tc>
+          <w:tcPr>
+            <w:tcW w:type="dxa" w:w="1728"/>
+          </w:tcPr>
+          <w:p>
+            <w:r>
+              <w:t>$8,543.3M</w:t>
+            </w:r>
+          </w:p>
+        </w:tc>
+        <w:tc>
+          <w:tcPr>
+            <w:tcW w:type="dxa" w:w="1728"/>
+          </w:tcPr>
+          <w:p>
+            <w:r>
+              <w:t>$1,649.4M</w:t>
             </w:r>
           </w:p>
         </w:tc>
@@ -1725,37 +1725,37 @@
           </w:tcPr>
           <w:p>
             <w:r>
-              <w:t>PA</w:t>
-            </w:r>
-          </w:p>
-        </w:tc>
-        <w:tc>
-          <w:tcPr>
-            <w:tcW w:type="dxa" w:w="1728"/>
-          </w:tcPr>
-          <w:p>
-            <w:r>
-              <w:t>PHFA</w:t>
-            </w:r>
-          </w:p>
-        </w:tc>
-        <w:tc>
-          <w:tcPr>
-            <w:tcW w:type="dxa" w:w="1728"/>
-          </w:tcPr>
-          <w:p>
-            <w:r>
-              <w:t>$8,211.3M</w:t>
-            </w:r>
-          </w:p>
-        </w:tc>
-        <w:tc>
-          <w:tcPr>
-            <w:tcW w:type="dxa" w:w="1728"/>
-          </w:tcPr>
-          <w:p>
-            <w:r>
-              <w:t>$890.3M</w:t>
+              <w:t>CO</w:t>
+            </w:r>
+          </w:p>
+        </w:tc>
+        <w:tc>
+          <w:tcPr>
+            <w:tcW w:type="dxa" w:w="1728"/>
+          </w:tcPr>
+          <w:p>
+            <w:r>
+              <w:t>CHFA</w:t>
+            </w:r>
+          </w:p>
+        </w:tc>
+        <w:tc>
+          <w:tcPr>
+            <w:tcW w:type="dxa" w:w="1728"/>
+          </w:tcPr>
+          <w:p>
+            <w:r>
+              <w:t>$8,385.3M</w:t>
+            </w:r>
+          </w:p>
+        </w:tc>
+        <w:tc>
+          <w:tcPr>
+            <w:tcW w:type="dxa" w:w="1728"/>
+          </w:tcPr>
+          <w:p>
+            <w:r>
+              <w:t>$971.7M</w:t>
             </w:r>
           </w:p>
         </w:tc>
@@ -1777,37 +1777,37 @@
           </w:tcPr>
           <w:p>
             <w:r>
-              <w:t>CT</w:t>
-            </w:r>
-          </w:p>
-        </w:tc>
-        <w:tc>
-          <w:tcPr>
-            <w:tcW w:type="dxa" w:w="1728"/>
-          </w:tcPr>
-          <w:p>
-            <w:r>
-              <w:t>CHFA</w:t>
-            </w:r>
-          </w:p>
-        </w:tc>
-        <w:tc>
-          <w:tcPr>
-            <w:tcW w:type="dxa" w:w="1728"/>
-          </w:tcPr>
-          <w:p>
-            <w:r>
-              <w:t>$8,122.4M</w:t>
-            </w:r>
-          </w:p>
-        </w:tc>
-        <w:tc>
-          <w:tcPr>
-            <w:tcW w:type="dxa" w:w="1728"/>
-          </w:tcPr>
-          <w:p>
-            <w:r>
-              <w:t>$957.0M</w:t>
+              <w:t>PA</w:t>
+            </w:r>
+          </w:p>
+        </w:tc>
+        <w:tc>
+          <w:tcPr>
+            <w:tcW w:type="dxa" w:w="1728"/>
+          </w:tcPr>
+          <w:p>
+            <w:r>
+              <w:t>PHFA</w:t>
+            </w:r>
+          </w:p>
+        </w:tc>
+        <w:tc>
+          <w:tcPr>
+            <w:tcW w:type="dxa" w:w="1728"/>
+          </w:tcPr>
+          <w:p>
+            <w:r>
+              <w:t>$8,211.3M</w:t>
+            </w:r>
+          </w:p>
+        </w:tc>
+        <w:tc>
+          <w:tcPr>
+            <w:tcW w:type="dxa" w:w="1728"/>
+          </w:tcPr>
+          <w:p>
+            <w:r>
+              <w:t>$890.3M</w:t>
             </w:r>
           </w:p>
         </w:tc>
@@ -1829,37 +1829,37 @@
           </w:tcPr>
           <w:p>
             <w:r>
-              <w:t>MA</w:t>
-            </w:r>
-          </w:p>
-        </w:tc>
-        <w:tc>
-          <w:tcPr>
-            <w:tcW w:type="dxa" w:w="1728"/>
-          </w:tcPr>
-          <w:p>
-            <w:r>
-              <w:t>MassHousing</w:t>
-            </w:r>
-          </w:p>
-        </w:tc>
-        <w:tc>
-          <w:tcPr>
-            <w:tcW w:type="dxa" w:w="1728"/>
-          </w:tcPr>
-          <w:p>
-            <w:r>
-              <w:t>$8,079.7M</w:t>
-            </w:r>
-          </w:p>
-        </w:tc>
-        <w:tc>
-          <w:tcPr>
-            <w:tcW w:type="dxa" w:w="1728"/>
-          </w:tcPr>
-          <w:p>
-            <w:r>
-              <w:t>$2,083.9M</w:t>
+              <w:t>CT</w:t>
+            </w:r>
+          </w:p>
+        </w:tc>
+        <w:tc>
+          <w:tcPr>
+            <w:tcW w:type="dxa" w:w="1728"/>
+          </w:tcPr>
+          <w:p>
+            <w:r>
+              <w:t>CHFA</w:t>
+            </w:r>
+          </w:p>
+        </w:tc>
+        <w:tc>
+          <w:tcPr>
+            <w:tcW w:type="dxa" w:w="1728"/>
+          </w:tcPr>
+          <w:p>
+            <w:r>
+              <w:t>$8,122.4M</w:t>
+            </w:r>
+          </w:p>
+        </w:tc>
+        <w:tc>
+          <w:tcPr>
+            <w:tcW w:type="dxa" w:w="1728"/>
+          </w:tcPr>
+          <w:p>
+            <w:r>
+              <w:t>$957.0M</w:t>
             </w:r>
           </w:p>
         </w:tc>
@@ -1881,37 +1881,37 @@
           </w:tcPr>
           <w:p>
             <w:r>
-              <w:t>MI</w:t>
-            </w:r>
-          </w:p>
-        </w:tc>
-        <w:tc>
-          <w:tcPr>
-            <w:tcW w:type="dxa" w:w="1728"/>
-          </w:tcPr>
-          <w:p>
-            <w:r>
-              <w:t>MSHDA</w:t>
-            </w:r>
-          </w:p>
-        </w:tc>
-        <w:tc>
-          <w:tcPr>
-            <w:tcW w:type="dxa" w:w="1728"/>
-          </w:tcPr>
-          <w:p>
-            <w:r>
-              <w:t>$8,027.8M</w:t>
-            </w:r>
-          </w:p>
-        </w:tc>
-        <w:tc>
-          <w:tcPr>
-            <w:tcW w:type="dxa" w:w="1728"/>
-          </w:tcPr>
-          <w:p>
-            <w:r>
-              <w:t>$1,292.0M</w:t>
+              <w:t>MA</w:t>
+            </w:r>
+          </w:p>
+        </w:tc>
+        <w:tc>
+          <w:tcPr>
+            <w:tcW w:type="dxa" w:w="1728"/>
+          </w:tcPr>
+          <w:p>
+            <w:r>
+              <w:t>MassHousing</w:t>
+            </w:r>
+          </w:p>
+        </w:tc>
+        <w:tc>
+          <w:tcPr>
+            <w:tcW w:type="dxa" w:w="1728"/>
+          </w:tcPr>
+          <w:p>
+            <w:r>
+              <w:t>$8,079.7M</w:t>
+            </w:r>
+          </w:p>
+        </w:tc>
+        <w:tc>
+          <w:tcPr>
+            <w:tcW w:type="dxa" w:w="1728"/>
+          </w:tcPr>
+          <w:p>
+            <w:r>
+              <w:t>$2,083.9M</w:t>
             </w:r>
           </w:p>
         </w:tc>
@@ -1933,37 +1933,37 @@
           </w:tcPr>
           <w:p>
             <w:r>
-              <w:t>IL</w:t>
-            </w:r>
-          </w:p>
-        </w:tc>
-        <w:tc>
-          <w:tcPr>
-            <w:tcW w:type="dxa" w:w="1728"/>
-          </w:tcPr>
-          <w:p>
-            <w:r>
-              <w:t>IHDA</w:t>
-            </w:r>
-          </w:p>
-        </w:tc>
-        <w:tc>
-          <w:tcPr>
-            <w:tcW w:type="dxa" w:w="1728"/>
-          </w:tcPr>
-          <w:p>
-            <w:r>
-              <w:t>$7,846.5M</w:t>
-            </w:r>
-          </w:p>
-        </w:tc>
-        <w:tc>
-          <w:tcPr>
-            <w:tcW w:type="dxa" w:w="1728"/>
-          </w:tcPr>
-          <w:p>
-            <w:r>
-              <w:t>$1,533.7M</w:t>
+              <w:t>MI</w:t>
+            </w:r>
+          </w:p>
+        </w:tc>
+        <w:tc>
+          <w:tcPr>
+            <w:tcW w:type="dxa" w:w="1728"/>
+          </w:tcPr>
+          <w:p>
+            <w:r>
+              <w:t>MSHDA</w:t>
+            </w:r>
+          </w:p>
+        </w:tc>
+        <w:tc>
+          <w:tcPr>
+            <w:tcW w:type="dxa" w:w="1728"/>
+          </w:tcPr>
+          <w:p>
+            <w:r>
+              <w:t>$8,027.8M</w:t>
+            </w:r>
+          </w:p>
+        </w:tc>
+        <w:tc>
+          <w:tcPr>
+            <w:tcW w:type="dxa" w:w="1728"/>
+          </w:tcPr>
+          <w:p>
+            <w:r>
+              <w:t>$1,292.0M</w:t>
             </w:r>
           </w:p>
         </w:tc>
@@ -1985,37 +1985,37 @@
           </w:tcPr>
           <w:p>
             <w:r>
-              <w:t>FL</w:t>
-            </w:r>
-          </w:p>
-        </w:tc>
-        <w:tc>
-          <w:tcPr>
-            <w:tcW w:type="dxa" w:w="1728"/>
-          </w:tcPr>
-          <w:p>
-            <w:r>
-              <w:t>FloridaHousing</w:t>
-            </w:r>
-          </w:p>
-        </w:tc>
-        <w:tc>
-          <w:tcPr>
-            <w:tcW w:type="dxa" w:w="1728"/>
-          </w:tcPr>
-          <w:p>
-            <w:r>
-              <w:t>$7,722.4M</w:t>
-            </w:r>
-          </w:p>
-        </w:tc>
-        <w:tc>
-          <w:tcPr>
-            <w:tcW w:type="dxa" w:w="1728"/>
-          </w:tcPr>
-          <w:p>
-            <w:r>
-              <w:t>$4,771.1M</w:t>
+              <w:t>IL</w:t>
+            </w:r>
+          </w:p>
+        </w:tc>
+        <w:tc>
+          <w:tcPr>
+            <w:tcW w:type="dxa" w:w="1728"/>
+          </w:tcPr>
+          <w:p>
+            <w:r>
+              <w:t>IHDA</w:t>
+            </w:r>
+          </w:p>
+        </w:tc>
+        <w:tc>
+          <w:tcPr>
+            <w:tcW w:type="dxa" w:w="1728"/>
+          </w:tcPr>
+          <w:p>
+            <w:r>
+              <w:t>$7,846.5M</w:t>
+            </w:r>
+          </w:p>
+        </w:tc>
+        <w:tc>
+          <w:tcPr>
+            <w:tcW w:type="dxa" w:w="1728"/>
+          </w:tcPr>
+          <w:p>
+            <w:r>
+              <w:t>$1,533.7M</w:t>
             </w:r>
           </w:p>
         </w:tc>
@@ -2037,37 +2037,37 @@
           </w:tcPr>
           <w:p>
             <w:r>
-              <w:t>IA</w:t>
-            </w:r>
-          </w:p>
-        </w:tc>
-        <w:tc>
-          <w:tcPr>
-            <w:tcW w:type="dxa" w:w="1728"/>
-          </w:tcPr>
-          <w:p>
-            <w:r>
-              <w:t>IFA</w:t>
-            </w:r>
-          </w:p>
-        </w:tc>
-        <w:tc>
-          <w:tcPr>
-            <w:tcW w:type="dxa" w:w="1728"/>
-          </w:tcPr>
-          <w:p>
-            <w:r>
-              <w:t>$6,173.2M</w:t>
-            </w:r>
-          </w:p>
-        </w:tc>
-        <w:tc>
-          <w:tcPr>
-            <w:tcW w:type="dxa" w:w="1728"/>
-          </w:tcPr>
-          <w:p>
-            <w:r>
-              <w:t>$1,664.6M</w:t>
+              <w:t>FL</w:t>
+            </w:r>
+          </w:p>
+        </w:tc>
+        <w:tc>
+          <w:tcPr>
+            <w:tcW w:type="dxa" w:w="1728"/>
+          </w:tcPr>
+          <w:p>
+            <w:r>
+              <w:t>FloridaHousing</w:t>
+            </w:r>
+          </w:p>
+        </w:tc>
+        <w:tc>
+          <w:tcPr>
+            <w:tcW w:type="dxa" w:w="1728"/>
+          </w:tcPr>
+          <w:p>
+            <w:r>
+              <w:t>$7,722.4M</w:t>
+            </w:r>
+          </w:p>
+        </w:tc>
+        <w:tc>
+          <w:tcPr>
+            <w:tcW w:type="dxa" w:w="1728"/>
+          </w:tcPr>
+          <w:p>
+            <w:r>
+              <w:t>$4,771.1M</w:t>
             </w:r>
           </w:p>
         </w:tc>
@@ -2807,7 +2807,7 @@
         <w:t xml:space="preserve">债券融资型大型机构: </w:t>
       </w:r>
       <w:r>
-        <w:t>以弗吉尼亚、明尼苏达、科罗拉多、康涅狄格、密歇根、伊利诺伊等为代表：资产规模较大，负债大体同步扩张，高度依赖多户／单户债券计划及政府支持企业（GSE）渠道。</w:t>
+        <w:t>以纽约、弗吉尼亚、明尼苏达、科罗拉多、康涅狄格、密歇根、伊利诺伊等为代表：资产规模较大，负债大体同步扩张，高度依赖多户／单户债券计划及政府支持企业（GSE）渠道。纽约州住房金融机构（NYS HFA）规模远超同组其他机构，FY2025 总资产约 213.1 亿美元、总负债约 195.7 亿美元，约为该组第二大机构（弗吉尼亚）总资产的 1.7 倍。</w:t>
       </w:r>
     </w:p>
     <w:p>
@@ -2849,7 +2849,7 @@
         <w:t xml:space="preserve">高成本沿海市场: </w:t>
       </w:r>
       <w:r>
-        <w:t>加利福尼亚与华盛顿较具代表性（纽约州机构层面专项披露仍较有限）。财务结果与房价、营造成本及项目储备联系紧密。FY2025，加州住房金融局（CalHFA）净资产约 34.4 亿美元、总资产近 50 亿美元，仍属全美规模最大的州级住房金融机构之列。</w:t>
+        <w:t>加利福尼亚与华盛顿较具代表性。财务结果与房价、营造成本及项目储备联系紧密。FY2025，加州住房金融局（CalHFA）净资产约 34.4 亿美元、总资产近 50 亿美元，仍属全美规模最大的州级住房金融机构之列。</w:t>
       </w:r>
     </w:p>
     <w:p>
@@ -2882,7 +2882,7 @@
         <w:t xml:space="preserve">规模并不等于安全. </w:t>
       </w:r>
       <w:r>
-        <w:t>资产规模最大的机构，往往也承担更高负债与衍生品敞口。在利率路径仍不确定的背景下，净资产率与现金流能力应与资产排名同等重视。</w:t>
+        <w:t>资产规模最大的机构，往往也承担更高负债与衍生品敞口。在利率路径仍不确定的背景下，净资产率与现金流能力应与资产排名同等重视。纽约即是一例：其总资产已居全美首位，但净资产率仅约 8%，明显低于总资产前十机构中的大多数（其余机构大致在 16% 至 98% 区间）。</w:t>
       </w:r>
     </w:p>
     <w:p>
@@ -4843,37 +4843,37 @@
           </w:tcPr>
           <w:p>
             <w:r>
-              <w:t>HCR</w:t>
-            </w:r>
-          </w:p>
-        </w:tc>
-        <w:tc>
-          <w:tcPr>
-            <w:tcW w:type="dxa" w:w="1728"/>
-          </w:tcPr>
-          <w:p>
-            <w:r>
-              <w:t>未获取</w:t>
-            </w:r>
-          </w:p>
-        </w:tc>
-        <w:tc>
-          <w:tcPr>
-            <w:tcW w:type="dxa" w:w="1728"/>
-          </w:tcPr>
-          <w:p>
-            <w:r>
-              <w:t>-</w:t>
-            </w:r>
-          </w:p>
-        </w:tc>
-        <w:tc>
-          <w:tcPr>
-            <w:tcW w:type="dxa" w:w="1728"/>
-          </w:tcPr>
-          <w:p>
-            <w:r>
-              <w:t>未找到 FY2025 PDF 链接</w:t>
+              <w:t>NYSHFA</w:t>
+            </w:r>
+          </w:p>
+        </w:tc>
+        <w:tc>
+          <w:tcPr>
+            <w:tcW w:type="dxa" w:w="1728"/>
+          </w:tcPr>
+          <w:p>
+            <w:r>
+              <w:t>已获取</w:t>
+            </w:r>
+          </w:p>
+        </w:tc>
+        <w:tc>
+          <w:tcPr>
+            <w:tcW w:type="dxa" w:w="1728"/>
+          </w:tcPr>
+          <w:p>
+            <w:r>
+              <w:t>NY_NYHFA.pdf</w:t>
+            </w:r>
+          </w:p>
+        </w:tc>
+        <w:tc>
+          <w:tcPr>
+            <w:tcW w:type="dxa" w:w="1728"/>
+          </w:tcPr>
+          <w:p>
+            <w:r>
+              <w:t>已根据 NYS HFA FY2025 MD&amp;A（Condensed Financial Information – Statements of Net Position, October 31 2025/2024）人工核验核心指标</w:t>
             </w:r>
           </w:p>
         </w:tc>
@@ -5721,7 +5721,7 @@
     </w:p>
     <w:p>
       <w:r>
-        <w:t>截至本报告编制时，下列 6 个州或特区尚未在公开渠道查得 FY2025 综合年报或经审计财务报表。常见原因包括：审计尚未完成、仅发布了 FY2024 报告，或文件托管于非常规网站。</w:t>
+        <w:t>截至本报告编制时，下列 5 个州或特区尚未在公开渠道查得 FY2025 综合年报或经审计财务报表。常见原因包括：审计尚未完成、仅发布了 FY2024 报告，或文件托管于非常规网站。</w:t>
       </w:r>
     </w:p>
     <w:p>
@@ -5746,14 +5746,6 @@
       </w:pPr>
       <w:r>
         <w:t>NJ - New Jersey Housing and Mortgage Finance Agency (NJHMFA)</w:t>
-      </w:r>
-    </w:p>
-    <w:p>
-      <w:pPr>
-        <w:pStyle w:val="ListBullet"/>
-      </w:pPr>
-      <w:r>
-        <w:t>NY - New York State Homes and Community Renewal (HCR)</w:t>
       </w:r>
     </w:p>
     <w:p>

--- a/FY2025/FY2025_美国州级住房金融机构ACFR综合分析报告.docx
+++ b/FY2025/FY2025_美国州级住房金融机构ACFR综合分析报告.docx
@@ -25,7 +25,7 @@
         <w:rPr>
           <w:i/>
         </w:rPr>
-        <w:t>编制日期：2026年08月11日　｜　覆盖 51 个州／特区　｜　已取得 46 份 FY2025 报告</w:t>
+        <w:t>编制日期：2026年08月16日　｜　覆盖 51 个州／特区　｜　已取得 46 份 FY2025 报告</w:t>
       </w:r>
     </w:p>
     <w:p>
@@ -88,6 +88,10 @@
           </w:tcPr>
           <w:p>
             <w:r>
+              <w:rPr>
+                <w:rFonts w:ascii="Calibri" w:hAnsi="Calibri" w:eastAsia="微软雅黑"/>
+                <w:b/>
+              </w:rPr>
               <w:t>排名</w:t>
             </w:r>
           </w:p>
@@ -98,6 +102,10 @@
           </w:tcPr>
           <w:p>
             <w:r>
+              <w:rPr>
+                <w:rFonts w:ascii="Calibri" w:hAnsi="Calibri" w:eastAsia="微软雅黑"/>
+                <w:b/>
+              </w:rPr>
               <w:t>州</w:t>
             </w:r>
           </w:p>
@@ -108,6 +116,10 @@
           </w:tcPr>
           <w:p>
             <w:r>
+              <w:rPr>
+                <w:rFonts w:ascii="Calibri" w:hAnsi="Calibri" w:eastAsia="微软雅黑"/>
+                <w:b/>
+              </w:rPr>
               <w:t>机构</w:t>
             </w:r>
           </w:p>
@@ -118,6 +130,10 @@
           </w:tcPr>
           <w:p>
             <w:r>
+              <w:rPr>
+                <w:rFonts w:ascii="Calibri" w:hAnsi="Calibri" w:eastAsia="微软雅黑"/>
+                <w:b/>
+              </w:rPr>
               <w:t>FY2025 净资产</w:t>
             </w:r>
           </w:p>
@@ -128,6 +144,10 @@
           </w:tcPr>
           <w:p>
             <w:r>
+              <w:rPr>
+                <w:rFonts w:ascii="Calibri" w:hAnsi="Calibri" w:eastAsia="微软雅黑"/>
+                <w:b/>
+              </w:rPr>
               <w:t>FY2025 总资产</w:t>
             </w:r>
           </w:p>
@@ -138,6 +158,10 @@
           </w:tcPr>
           <w:p>
             <w:r>
+              <w:rPr>
+                <w:rFonts w:ascii="Calibri" w:hAnsi="Calibri" w:eastAsia="微软雅黑"/>
+                <w:b/>
+              </w:rPr>
               <w:t>净资产率</w:t>
             </w:r>
           </w:p>
@@ -150,6 +174,9 @@
           </w:tcPr>
           <w:p>
             <w:r>
+              <w:rPr>
+                <w:rFonts w:ascii="Calibri" w:hAnsi="Calibri" w:eastAsia="微软雅黑"/>
+              </w:rPr>
               <w:t>1</w:t>
             </w:r>
           </w:p>
@@ -160,6 +187,9 @@
           </w:tcPr>
           <w:p>
             <w:r>
+              <w:rPr>
+                <w:rFonts w:ascii="Calibri" w:hAnsi="Calibri" w:eastAsia="微软雅黑"/>
+              </w:rPr>
               <w:t>FL</w:t>
             </w:r>
           </w:p>
@@ -170,6 +200,9 @@
           </w:tcPr>
           <w:p>
             <w:r>
+              <w:rPr>
+                <w:rFonts w:ascii="Calibri" w:hAnsi="Calibri" w:eastAsia="微软雅黑"/>
+              </w:rPr>
               <w:t>FloridaHousing</w:t>
             </w:r>
           </w:p>
@@ -180,6 +213,9 @@
           </w:tcPr>
           <w:p>
             <w:r>
+              <w:rPr>
+                <w:rFonts w:ascii="Calibri" w:hAnsi="Calibri" w:eastAsia="微软雅黑"/>
+              </w:rPr>
               <w:t>$4,771.1M</w:t>
             </w:r>
           </w:p>
@@ -190,6 +226,9 @@
           </w:tcPr>
           <w:p>
             <w:r>
+              <w:rPr>
+                <w:rFonts w:ascii="Calibri" w:hAnsi="Calibri" w:eastAsia="微软雅黑"/>
+              </w:rPr>
               <w:t>$7,722.4M</w:t>
             </w:r>
           </w:p>
@@ -200,6 +239,9 @@
           </w:tcPr>
           <w:p>
             <w:r>
+              <w:rPr>
+                <w:rFonts w:ascii="Calibri" w:hAnsi="Calibri" w:eastAsia="微软雅黑"/>
+              </w:rPr>
               <w:t>+61.8%</w:t>
             </w:r>
           </w:p>
@@ -212,6 +254,9 @@
           </w:tcPr>
           <w:p>
             <w:r>
+              <w:rPr>
+                <w:rFonts w:ascii="Calibri" w:hAnsi="Calibri" w:eastAsia="微软雅黑"/>
+              </w:rPr>
               <w:t>2</w:t>
             </w:r>
           </w:p>
@@ -222,6 +267,9 @@
           </w:tcPr>
           <w:p>
             <w:r>
+              <w:rPr>
+                <w:rFonts w:ascii="Calibri" w:hAnsi="Calibri" w:eastAsia="微软雅黑"/>
+              </w:rPr>
               <w:t>VA</w:t>
             </w:r>
           </w:p>
@@ -232,6 +280,9 @@
           </w:tcPr>
           <w:p>
             <w:r>
+              <w:rPr>
+                <w:rFonts w:ascii="Calibri" w:hAnsi="Calibri" w:eastAsia="微软雅黑"/>
+              </w:rPr>
               <w:t>VirginiaHousing</w:t>
             </w:r>
           </w:p>
@@ -242,6 +293,9 @@
           </w:tcPr>
           <w:p>
             <w:r>
+              <w:rPr>
+                <w:rFonts w:ascii="Calibri" w:hAnsi="Calibri" w:eastAsia="微软雅黑"/>
+              </w:rPr>
               <w:t>$3,963.1M</w:t>
             </w:r>
           </w:p>
@@ -252,6 +306,9 @@
           </w:tcPr>
           <w:p>
             <w:r>
+              <w:rPr>
+                <w:rFonts w:ascii="Calibri" w:hAnsi="Calibri" w:eastAsia="微软雅黑"/>
+              </w:rPr>
               <w:t>$12,350.1M</w:t>
             </w:r>
           </w:p>
@@ -262,6 +319,9 @@
           </w:tcPr>
           <w:p>
             <w:r>
+              <w:rPr>
+                <w:rFonts w:ascii="Calibri" w:hAnsi="Calibri" w:eastAsia="微软雅黑"/>
+              </w:rPr>
               <w:t>+32.1%</w:t>
             </w:r>
           </w:p>
@@ -274,6 +334,9 @@
           </w:tcPr>
           <w:p>
             <w:r>
+              <w:rPr>
+                <w:rFonts w:ascii="Calibri" w:hAnsi="Calibri" w:eastAsia="微软雅黑"/>
+              </w:rPr>
               <w:t>3</w:t>
             </w:r>
           </w:p>
@@ -284,6 +347,9 @@
           </w:tcPr>
           <w:p>
             <w:r>
+              <w:rPr>
+                <w:rFonts w:ascii="Calibri" w:hAnsi="Calibri" w:eastAsia="微软雅黑"/>
+              </w:rPr>
               <w:t>CA</w:t>
             </w:r>
           </w:p>
@@ -294,6 +360,9 @@
           </w:tcPr>
           <w:p>
             <w:r>
+              <w:rPr>
+                <w:rFonts w:ascii="Calibri" w:hAnsi="Calibri" w:eastAsia="微软雅黑"/>
+              </w:rPr>
               <w:t>CalHFA</w:t>
             </w:r>
           </w:p>
@@ -304,6 +373,9 @@
           </w:tcPr>
           <w:p>
             <w:r>
+              <w:rPr>
+                <w:rFonts w:ascii="Calibri" w:hAnsi="Calibri" w:eastAsia="微软雅黑"/>
+              </w:rPr>
               <w:t>$3,442.9M</w:t>
             </w:r>
           </w:p>
@@ -314,6 +386,9 @@
           </w:tcPr>
           <w:p>
             <w:r>
+              <w:rPr>
+                <w:rFonts w:ascii="Calibri" w:hAnsi="Calibri" w:eastAsia="微软雅黑"/>
+              </w:rPr>
               <w:t>$4,980.0M</w:t>
             </w:r>
           </w:p>
@@ -324,6 +399,9 @@
           </w:tcPr>
           <w:p>
             <w:r>
+              <w:rPr>
+                <w:rFonts w:ascii="Calibri" w:hAnsi="Calibri" w:eastAsia="微软雅黑"/>
+              </w:rPr>
               <w:t>+69.1%</w:t>
             </w:r>
           </w:p>
@@ -336,6 +414,9 @@
           </w:tcPr>
           <w:p>
             <w:r>
+              <w:rPr>
+                <w:rFonts w:ascii="Calibri" w:hAnsi="Calibri" w:eastAsia="微软雅黑"/>
+              </w:rPr>
               <w:t>4</w:t>
             </w:r>
           </w:p>
@@ -346,6 +427,9 @@
           </w:tcPr>
           <w:p>
             <w:r>
+              <w:rPr>
+                <w:rFonts w:ascii="Calibri" w:hAnsi="Calibri" w:eastAsia="微软雅黑"/>
+              </w:rPr>
               <w:t>HI</w:t>
             </w:r>
           </w:p>
@@ -356,6 +440,9 @@
           </w:tcPr>
           <w:p>
             <w:r>
+              <w:rPr>
+                <w:rFonts w:ascii="Calibri" w:hAnsi="Calibri" w:eastAsia="微软雅黑"/>
+              </w:rPr>
               <w:t>HHFDC</w:t>
             </w:r>
           </w:p>
@@ -366,6 +453,9 @@
           </w:tcPr>
           <w:p>
             <w:r>
+              <w:rPr>
+                <w:rFonts w:ascii="Calibri" w:hAnsi="Calibri" w:eastAsia="微软雅黑"/>
+              </w:rPr>
               <w:t>$2,653.2M</w:t>
             </w:r>
           </w:p>
@@ -376,6 +466,9 @@
           </w:tcPr>
           <w:p>
             <w:r>
+              <w:rPr>
+                <w:rFonts w:ascii="Calibri" w:hAnsi="Calibri" w:eastAsia="微软雅黑"/>
+              </w:rPr>
               <w:t>$2,708.7M</w:t>
             </w:r>
           </w:p>
@@ -386,6 +479,9 @@
           </w:tcPr>
           <w:p>
             <w:r>
+              <w:rPr>
+                <w:rFonts w:ascii="Calibri" w:hAnsi="Calibri" w:eastAsia="微软雅黑"/>
+              </w:rPr>
               <w:t>+98.0%</w:t>
             </w:r>
           </w:p>
@@ -398,6 +494,9 @@
           </w:tcPr>
           <w:p>
             <w:r>
+              <w:rPr>
+                <w:rFonts w:ascii="Calibri" w:hAnsi="Calibri" w:eastAsia="微软雅黑"/>
+              </w:rPr>
               <w:t>5</w:t>
             </w:r>
           </w:p>
@@ -408,6 +507,9 @@
           </w:tcPr>
           <w:p>
             <w:r>
+              <w:rPr>
+                <w:rFonts w:ascii="Calibri" w:hAnsi="Calibri" w:eastAsia="微软雅黑"/>
+              </w:rPr>
               <w:t>MA</w:t>
             </w:r>
           </w:p>
@@ -418,6 +520,9 @@
           </w:tcPr>
           <w:p>
             <w:r>
+              <w:rPr>
+                <w:rFonts w:ascii="Calibri" w:hAnsi="Calibri" w:eastAsia="微软雅黑"/>
+              </w:rPr>
               <w:t>MassHousing</w:t>
             </w:r>
           </w:p>
@@ -428,6 +533,9 @@
           </w:tcPr>
           <w:p>
             <w:r>
+              <w:rPr>
+                <w:rFonts w:ascii="Calibri" w:hAnsi="Calibri" w:eastAsia="微软雅黑"/>
+              </w:rPr>
               <w:t>$2,083.9M</w:t>
             </w:r>
           </w:p>
@@ -438,6 +546,9 @@
           </w:tcPr>
           <w:p>
             <w:r>
+              <w:rPr>
+                <w:rFonts w:ascii="Calibri" w:hAnsi="Calibri" w:eastAsia="微软雅黑"/>
+              </w:rPr>
               <w:t>$8,079.7M</w:t>
             </w:r>
           </w:p>
@@ -448,6 +559,9 @@
           </w:tcPr>
           <w:p>
             <w:r>
+              <w:rPr>
+                <w:rFonts w:ascii="Calibri" w:hAnsi="Calibri" w:eastAsia="微软雅黑"/>
+              </w:rPr>
               <w:t>+25.8%</w:t>
             </w:r>
           </w:p>
@@ -460,6 +574,9 @@
           </w:tcPr>
           <w:p>
             <w:r>
+              <w:rPr>
+                <w:rFonts w:ascii="Calibri" w:hAnsi="Calibri" w:eastAsia="微软雅黑"/>
+              </w:rPr>
               <w:t>6</w:t>
             </w:r>
           </w:p>
@@ -470,6 +587,9 @@
           </w:tcPr>
           <w:p>
             <w:r>
+              <w:rPr>
+                <w:rFonts w:ascii="Calibri" w:hAnsi="Calibri" w:eastAsia="微软雅黑"/>
+              </w:rPr>
               <w:t>NY</w:t>
             </w:r>
           </w:p>
@@ -480,6 +600,9 @@
           </w:tcPr>
           <w:p>
             <w:r>
+              <w:rPr>
+                <w:rFonts w:ascii="Calibri" w:hAnsi="Calibri" w:eastAsia="微软雅黑"/>
+              </w:rPr>
               <w:t>NYSHFA</w:t>
             </w:r>
           </w:p>
@@ -490,6 +613,9 @@
           </w:tcPr>
           <w:p>
             <w:r>
+              <w:rPr>
+                <w:rFonts w:ascii="Calibri" w:hAnsi="Calibri" w:eastAsia="微软雅黑"/>
+              </w:rPr>
               <w:t>$1,707.9M</w:t>
             </w:r>
           </w:p>
@@ -500,6 +626,9 @@
           </w:tcPr>
           <w:p>
             <w:r>
+              <w:rPr>
+                <w:rFonts w:ascii="Calibri" w:hAnsi="Calibri" w:eastAsia="微软雅黑"/>
+              </w:rPr>
               <w:t>$21,306.7M</w:t>
             </w:r>
           </w:p>
@@ -510,6 +639,9 @@
           </w:tcPr>
           <w:p>
             <w:r>
+              <w:rPr>
+                <w:rFonts w:ascii="Calibri" w:hAnsi="Calibri" w:eastAsia="微软雅黑"/>
+              </w:rPr>
               <w:t>+8.0%</w:t>
             </w:r>
           </w:p>
@@ -522,6 +654,9 @@
           </w:tcPr>
           <w:p>
             <w:r>
+              <w:rPr>
+                <w:rFonts w:ascii="Calibri" w:hAnsi="Calibri" w:eastAsia="微软雅黑"/>
+              </w:rPr>
               <w:t>7</w:t>
             </w:r>
           </w:p>
@@ -532,6 +667,9 @@
           </w:tcPr>
           <w:p>
             <w:r>
+              <w:rPr>
+                <w:rFonts w:ascii="Calibri" w:hAnsi="Calibri" w:eastAsia="微软雅黑"/>
+              </w:rPr>
               <w:t>AK</w:t>
             </w:r>
           </w:p>
@@ -542,6 +680,9 @@
           </w:tcPr>
           <w:p>
             <w:r>
+              <w:rPr>
+                <w:rFonts w:ascii="Calibri" w:hAnsi="Calibri" w:eastAsia="微软雅黑"/>
+              </w:rPr>
               <w:t>AHFC</w:t>
             </w:r>
           </w:p>
@@ -552,6 +693,9 @@
           </w:tcPr>
           <w:p>
             <w:r>
+              <w:rPr>
+                <w:rFonts w:ascii="Calibri" w:hAnsi="Calibri" w:eastAsia="微软雅黑"/>
+              </w:rPr>
               <w:t>$1,699.2M</w:t>
             </w:r>
           </w:p>
@@ -562,6 +706,9 @@
           </w:tcPr>
           <w:p>
             <w:r>
+              <w:rPr>
+                <w:rFonts w:ascii="Calibri" w:hAnsi="Calibri" w:eastAsia="微软雅黑"/>
+              </w:rPr>
               <w:t>$4,734.4M</w:t>
             </w:r>
           </w:p>
@@ -572,6 +719,9 @@
           </w:tcPr>
           <w:p>
             <w:r>
+              <w:rPr>
+                <w:rFonts w:ascii="Calibri" w:hAnsi="Calibri" w:eastAsia="微软雅黑"/>
+              </w:rPr>
               <w:t>+35.9%</w:t>
             </w:r>
           </w:p>
@@ -584,6 +734,9 @@
           </w:tcPr>
           <w:p>
             <w:r>
+              <w:rPr>
+                <w:rFonts w:ascii="Calibri" w:hAnsi="Calibri" w:eastAsia="微软雅黑"/>
+              </w:rPr>
               <w:t>8</w:t>
             </w:r>
           </w:p>
@@ -594,6 +747,9 @@
           </w:tcPr>
           <w:p>
             <w:r>
+              <w:rPr>
+                <w:rFonts w:ascii="Calibri" w:hAnsi="Calibri" w:eastAsia="微软雅黑"/>
+              </w:rPr>
               <w:t>IA</w:t>
             </w:r>
           </w:p>
@@ -604,6 +760,9 @@
           </w:tcPr>
           <w:p>
             <w:r>
+              <w:rPr>
+                <w:rFonts w:ascii="Calibri" w:hAnsi="Calibri" w:eastAsia="微软雅黑"/>
+              </w:rPr>
               <w:t>IFA</w:t>
             </w:r>
           </w:p>
@@ -614,6 +773,9 @@
           </w:tcPr>
           <w:p>
             <w:r>
+              <w:rPr>
+                <w:rFonts w:ascii="Calibri" w:hAnsi="Calibri" w:eastAsia="微软雅黑"/>
+              </w:rPr>
               <w:t>$1,664.6M</w:t>
             </w:r>
           </w:p>
@@ -624,6 +786,9 @@
           </w:tcPr>
           <w:p>
             <w:r>
+              <w:rPr>
+                <w:rFonts w:ascii="Calibri" w:hAnsi="Calibri" w:eastAsia="微软雅黑"/>
+              </w:rPr>
               <w:t>$6,173.2M</w:t>
             </w:r>
           </w:p>
@@ -634,6 +799,9 @@
           </w:tcPr>
           <w:p>
             <w:r>
+              <w:rPr>
+                <w:rFonts w:ascii="Calibri" w:hAnsi="Calibri" w:eastAsia="微软雅黑"/>
+              </w:rPr>
               <w:t>+27.0%</w:t>
             </w:r>
           </w:p>
@@ -646,6 +814,9 @@
           </w:tcPr>
           <w:p>
             <w:r>
+              <w:rPr>
+                <w:rFonts w:ascii="Calibri" w:hAnsi="Calibri" w:eastAsia="微软雅黑"/>
+              </w:rPr>
               <w:t>9</w:t>
             </w:r>
           </w:p>
@@ -656,6 +827,9 @@
           </w:tcPr>
           <w:p>
             <w:r>
+              <w:rPr>
+                <w:rFonts w:ascii="Calibri" w:hAnsi="Calibri" w:eastAsia="微软雅黑"/>
+              </w:rPr>
               <w:t>MN</w:t>
             </w:r>
           </w:p>
@@ -666,6 +840,9 @@
           </w:tcPr>
           <w:p>
             <w:r>
+              <w:rPr>
+                <w:rFonts w:ascii="Calibri" w:hAnsi="Calibri" w:eastAsia="微软雅黑"/>
+              </w:rPr>
               <w:t>MNHousing</w:t>
             </w:r>
           </w:p>
@@ -676,6 +853,9 @@
           </w:tcPr>
           <w:p>
             <w:r>
+              <w:rPr>
+                <w:rFonts w:ascii="Calibri" w:hAnsi="Calibri" w:eastAsia="微软雅黑"/>
+              </w:rPr>
               <w:t>$1,649.4M</w:t>
             </w:r>
           </w:p>
@@ -686,6 +866,9 @@
           </w:tcPr>
           <w:p>
             <w:r>
+              <w:rPr>
+                <w:rFonts w:ascii="Calibri" w:hAnsi="Calibri" w:eastAsia="微软雅黑"/>
+              </w:rPr>
               <w:t>$8,543.3M</w:t>
             </w:r>
           </w:p>
@@ -696,6 +879,9 @@
           </w:tcPr>
           <w:p>
             <w:r>
+              <w:rPr>
+                <w:rFonts w:ascii="Calibri" w:hAnsi="Calibri" w:eastAsia="微软雅黑"/>
+              </w:rPr>
               <w:t>+19.3%</w:t>
             </w:r>
           </w:p>
@@ -708,6 +894,9 @@
           </w:tcPr>
           <w:p>
             <w:r>
+              <w:rPr>
+                <w:rFonts w:ascii="Calibri" w:hAnsi="Calibri" w:eastAsia="微软雅黑"/>
+              </w:rPr>
               <w:t>10</w:t>
             </w:r>
           </w:p>
@@ -718,6 +907,9 @@
           </w:tcPr>
           <w:p>
             <w:r>
+              <w:rPr>
+                <w:rFonts w:ascii="Calibri" w:hAnsi="Calibri" w:eastAsia="微软雅黑"/>
+              </w:rPr>
               <w:t>IL</w:t>
             </w:r>
           </w:p>
@@ -728,6 +920,9 @@
           </w:tcPr>
           <w:p>
             <w:r>
+              <w:rPr>
+                <w:rFonts w:ascii="Calibri" w:hAnsi="Calibri" w:eastAsia="微软雅黑"/>
+              </w:rPr>
               <w:t>IHDA</w:t>
             </w:r>
           </w:p>
@@ -738,6 +933,9 @@
           </w:tcPr>
           <w:p>
             <w:r>
+              <w:rPr>
+                <w:rFonts w:ascii="Calibri" w:hAnsi="Calibri" w:eastAsia="微软雅黑"/>
+              </w:rPr>
               <w:t>$1,533.7M</w:t>
             </w:r>
           </w:p>
@@ -748,6 +946,9 @@
           </w:tcPr>
           <w:p>
             <w:r>
+              <w:rPr>
+                <w:rFonts w:ascii="Calibri" w:hAnsi="Calibri" w:eastAsia="微软雅黑"/>
+              </w:rPr>
               <w:t>$7,846.5M</w:t>
             </w:r>
           </w:p>
@@ -758,6 +959,9 @@
           </w:tcPr>
           <w:p>
             <w:r>
+              <w:rPr>
+                <w:rFonts w:ascii="Calibri" w:hAnsi="Calibri" w:eastAsia="微软雅黑"/>
+              </w:rPr>
               <w:t>+19.5%</w:t>
             </w:r>
           </w:p>
@@ -798,6 +1002,10 @@
           </w:tcPr>
           <w:p>
             <w:r>
+              <w:rPr>
+                <w:rFonts w:ascii="Calibri" w:hAnsi="Calibri" w:eastAsia="微软雅黑"/>
+                <w:b/>
+              </w:rPr>
               <w:t>排名</w:t>
             </w:r>
           </w:p>
@@ -808,6 +1016,10 @@
           </w:tcPr>
           <w:p>
             <w:r>
+              <w:rPr>
+                <w:rFonts w:ascii="Calibri" w:hAnsi="Calibri" w:eastAsia="微软雅黑"/>
+                <w:b/>
+              </w:rPr>
               <w:t>州</w:t>
             </w:r>
           </w:p>
@@ -818,6 +1030,10 @@
           </w:tcPr>
           <w:p>
             <w:r>
+              <w:rPr>
+                <w:rFonts w:ascii="Calibri" w:hAnsi="Calibri" w:eastAsia="微软雅黑"/>
+                <w:b/>
+              </w:rPr>
               <w:t>机构</w:t>
             </w:r>
           </w:p>
@@ -828,6 +1044,10 @@
           </w:tcPr>
           <w:p>
             <w:r>
+              <w:rPr>
+                <w:rFonts w:ascii="Calibri" w:hAnsi="Calibri" w:eastAsia="微软雅黑"/>
+                <w:b/>
+              </w:rPr>
               <w:t>净资产变动</w:t>
             </w:r>
           </w:p>
@@ -838,6 +1058,10 @@
           </w:tcPr>
           <w:p>
             <w:r>
+              <w:rPr>
+                <w:rFonts w:ascii="Calibri" w:hAnsi="Calibri" w:eastAsia="微软雅黑"/>
+                <w:b/>
+              </w:rPr>
               <w:t>增长率</w:t>
             </w:r>
           </w:p>
@@ -848,6 +1072,10 @@
           </w:tcPr>
           <w:p>
             <w:r>
+              <w:rPr>
+                <w:rFonts w:ascii="Calibri" w:hAnsi="Calibri" w:eastAsia="微软雅黑"/>
+                <w:b/>
+              </w:rPr>
               <w:t>FY2025 净资产</w:t>
             </w:r>
           </w:p>
@@ -860,6 +1088,9 @@
           </w:tcPr>
           <w:p>
             <w:r>
+              <w:rPr>
+                <w:rFonts w:ascii="Calibri" w:hAnsi="Calibri" w:eastAsia="微软雅黑"/>
+              </w:rPr>
               <w:t>1</w:t>
             </w:r>
           </w:p>
@@ -870,6 +1101,9 @@
           </w:tcPr>
           <w:p>
             <w:r>
+              <w:rPr>
+                <w:rFonts w:ascii="Calibri" w:hAnsi="Calibri" w:eastAsia="微软雅黑"/>
+              </w:rPr>
               <w:t>MS</w:t>
             </w:r>
           </w:p>
@@ -880,6 +1114,9 @@
           </w:tcPr>
           <w:p>
             <w:r>
+              <w:rPr>
+                <w:rFonts w:ascii="Calibri" w:hAnsi="Calibri" w:eastAsia="微软雅黑"/>
+              </w:rPr>
               <w:t>MHC</w:t>
             </w:r>
           </w:p>
@@ -890,6 +1127,9 @@
           </w:tcPr>
           <w:p>
             <w:r>
+              <w:rPr>
+                <w:rFonts w:ascii="Calibri" w:hAnsi="Calibri" w:eastAsia="微软雅黑"/>
+              </w:rPr>
               <w:t>$21.3M</w:t>
             </w:r>
           </w:p>
@@ -900,6 +1140,9 @@
           </w:tcPr>
           <w:p>
             <w:r>
+              <w:rPr>
+                <w:rFonts w:ascii="Calibri" w:hAnsi="Calibri" w:eastAsia="微软雅黑"/>
+              </w:rPr>
               <w:t>+121.2%</w:t>
             </w:r>
           </w:p>
@@ -910,6 +1153,9 @@
           </w:tcPr>
           <w:p>
             <w:r>
+              <w:rPr>
+                <w:rFonts w:ascii="Calibri" w:hAnsi="Calibri" w:eastAsia="微软雅黑"/>
+              </w:rPr>
               <w:t>$38.8M</w:t>
             </w:r>
           </w:p>
@@ -922,6 +1168,9 @@
           </w:tcPr>
           <w:p>
             <w:r>
+              <w:rPr>
+                <w:rFonts w:ascii="Calibri" w:hAnsi="Calibri" w:eastAsia="微软雅黑"/>
+              </w:rPr>
               <w:t>2</w:t>
             </w:r>
           </w:p>
@@ -932,6 +1181,9 @@
           </w:tcPr>
           <w:p>
             <w:r>
+              <w:rPr>
+                <w:rFonts w:ascii="Calibri" w:hAnsi="Calibri" w:eastAsia="微软雅黑"/>
+              </w:rPr>
               <w:t>LA</w:t>
             </w:r>
           </w:p>
@@ -942,6 +1194,9 @@
           </w:tcPr>
           <w:p>
             <w:r>
+              <w:rPr>
+                <w:rFonts w:ascii="Calibri" w:hAnsi="Calibri" w:eastAsia="微软雅黑"/>
+              </w:rPr>
               <w:t>LHC</w:t>
             </w:r>
           </w:p>
@@ -952,6 +1207,9 @@
           </w:tcPr>
           <w:p>
             <w:r>
+              <w:rPr>
+                <w:rFonts w:ascii="Calibri" w:hAnsi="Calibri" w:eastAsia="微软雅黑"/>
+              </w:rPr>
               <w:t>$198.7M</w:t>
             </w:r>
           </w:p>
@@ -962,6 +1220,9 @@
           </w:tcPr>
           <w:p>
             <w:r>
+              <w:rPr>
+                <w:rFonts w:ascii="Calibri" w:hAnsi="Calibri" w:eastAsia="微软雅黑"/>
+              </w:rPr>
               <w:t>+31.9%</w:t>
             </w:r>
           </w:p>
@@ -972,6 +1233,9 @@
           </w:tcPr>
           <w:p>
             <w:r>
+              <w:rPr>
+                <w:rFonts w:ascii="Calibri" w:hAnsi="Calibri" w:eastAsia="微软雅黑"/>
+              </w:rPr>
               <w:t>$821.7M</w:t>
             </w:r>
           </w:p>
@@ -984,6 +1248,9 @@
           </w:tcPr>
           <w:p>
             <w:r>
+              <w:rPr>
+                <w:rFonts w:ascii="Calibri" w:hAnsi="Calibri" w:eastAsia="微软雅黑"/>
+              </w:rPr>
               <w:t>3</w:t>
             </w:r>
           </w:p>
@@ -994,6 +1261,9 @@
           </w:tcPr>
           <w:p>
             <w:r>
+              <w:rPr>
+                <w:rFonts w:ascii="Calibri" w:hAnsi="Calibri" w:eastAsia="微软雅黑"/>
+              </w:rPr>
               <w:t>MD</w:t>
             </w:r>
           </w:p>
@@ -1004,6 +1274,9 @@
           </w:tcPr>
           <w:p>
             <w:r>
+              <w:rPr>
+                <w:rFonts w:ascii="Calibri" w:hAnsi="Calibri" w:eastAsia="微软雅黑"/>
+              </w:rPr>
               <w:t>CDA</w:t>
             </w:r>
           </w:p>
@@ -1014,6 +1287,9 @@
           </w:tcPr>
           <w:p>
             <w:r>
+              <w:rPr>
+                <w:rFonts w:ascii="Calibri" w:hAnsi="Calibri" w:eastAsia="微软雅黑"/>
+              </w:rPr>
               <w:t>$125.0M</w:t>
             </w:r>
           </w:p>
@@ -1024,6 +1300,9 @@
           </w:tcPr>
           <w:p>
             <w:r>
+              <w:rPr>
+                <w:rFonts w:ascii="Calibri" w:hAnsi="Calibri" w:eastAsia="微软雅黑"/>
+              </w:rPr>
               <w:t>+28.0%</w:t>
             </w:r>
           </w:p>
@@ -1034,6 +1313,9 @@
           </w:tcPr>
           <w:p>
             <w:r>
+              <w:rPr>
+                <w:rFonts w:ascii="Calibri" w:hAnsi="Calibri" w:eastAsia="微软雅黑"/>
+              </w:rPr>
               <w:t>$572.1M</w:t>
             </w:r>
           </w:p>
@@ -1046,6 +1328,9 @@
           </w:tcPr>
           <w:p>
             <w:r>
+              <w:rPr>
+                <w:rFonts w:ascii="Calibri" w:hAnsi="Calibri" w:eastAsia="微软雅黑"/>
+              </w:rPr>
               <w:t>4</w:t>
             </w:r>
           </w:p>
@@ -1056,6 +1341,9 @@
           </w:tcPr>
           <w:p>
             <w:r>
+              <w:rPr>
+                <w:rFonts w:ascii="Calibri" w:hAnsi="Calibri" w:eastAsia="微软雅黑"/>
+              </w:rPr>
               <w:t>CT</w:t>
             </w:r>
           </w:p>
@@ -1066,6 +1354,9 @@
           </w:tcPr>
           <w:p>
             <w:r>
+              <w:rPr>
+                <w:rFonts w:ascii="Calibri" w:hAnsi="Calibri" w:eastAsia="微软雅黑"/>
+              </w:rPr>
               <w:t>CHFA</w:t>
             </w:r>
           </w:p>
@@ -1076,6 +1367,9 @@
           </w:tcPr>
           <w:p>
             <w:r>
+              <w:rPr>
+                <w:rFonts w:ascii="Calibri" w:hAnsi="Calibri" w:eastAsia="微软雅黑"/>
+              </w:rPr>
               <w:t>$192.6M</w:t>
             </w:r>
           </w:p>
@@ -1086,6 +1380,9 @@
           </w:tcPr>
           <w:p>
             <w:r>
+              <w:rPr>
+                <w:rFonts w:ascii="Calibri" w:hAnsi="Calibri" w:eastAsia="微软雅黑"/>
+              </w:rPr>
               <w:t>+25.2%</w:t>
             </w:r>
           </w:p>
@@ -1096,6 +1393,9 @@
           </w:tcPr>
           <w:p>
             <w:r>
+              <w:rPr>
+                <w:rFonts w:ascii="Calibri" w:hAnsi="Calibri" w:eastAsia="微软雅黑"/>
+              </w:rPr>
               <w:t>$957.0M</w:t>
             </w:r>
           </w:p>
@@ -1108,6 +1408,9 @@
           </w:tcPr>
           <w:p>
             <w:r>
+              <w:rPr>
+                <w:rFonts w:ascii="Calibri" w:hAnsi="Calibri" w:eastAsia="微软雅黑"/>
+              </w:rPr>
               <w:t>5</w:t>
             </w:r>
           </w:p>
@@ -1118,6 +1421,9 @@
           </w:tcPr>
           <w:p>
             <w:r>
+              <w:rPr>
+                <w:rFonts w:ascii="Calibri" w:hAnsi="Calibri" w:eastAsia="微软雅黑"/>
+              </w:rPr>
               <w:t>IN</w:t>
             </w:r>
           </w:p>
@@ -1128,6 +1434,9 @@
           </w:tcPr>
           <w:p>
             <w:r>
+              <w:rPr>
+                <w:rFonts w:ascii="Calibri" w:hAnsi="Calibri" w:eastAsia="微软雅黑"/>
+              </w:rPr>
               <w:t>IHCDA</w:t>
             </w:r>
           </w:p>
@@ -1138,6 +1447,9 @@
           </w:tcPr>
           <w:p>
             <w:r>
+              <w:rPr>
+                <w:rFonts w:ascii="Calibri" w:hAnsi="Calibri" w:eastAsia="微软雅黑"/>
+              </w:rPr>
               <w:t>$101.6M</w:t>
             </w:r>
           </w:p>
@@ -1148,6 +1460,9 @@
           </w:tcPr>
           <w:p>
             <w:r>
+              <w:rPr>
+                <w:rFonts w:ascii="Calibri" w:hAnsi="Calibri" w:eastAsia="微软雅黑"/>
+              </w:rPr>
               <w:t>+20.4%</w:t>
             </w:r>
           </w:p>
@@ -1158,6 +1473,9 @@
           </w:tcPr>
           <w:p>
             <w:r>
+              <w:rPr>
+                <w:rFonts w:ascii="Calibri" w:hAnsi="Calibri" w:eastAsia="微软雅黑"/>
+              </w:rPr>
               <w:t>$599.5M</w:t>
             </w:r>
           </w:p>
@@ -1170,6 +1488,9 @@
           </w:tcPr>
           <w:p>
             <w:r>
+              <w:rPr>
+                <w:rFonts w:ascii="Calibri" w:hAnsi="Calibri" w:eastAsia="微软雅黑"/>
+              </w:rPr>
               <w:t>6</w:t>
             </w:r>
           </w:p>
@@ -1180,6 +1501,9 @@
           </w:tcPr>
           <w:p>
             <w:r>
+              <w:rPr>
+                <w:rFonts w:ascii="Calibri" w:hAnsi="Calibri" w:eastAsia="微软雅黑"/>
+              </w:rPr>
               <w:t>OH</w:t>
             </w:r>
           </w:p>
@@ -1190,6 +1514,9 @@
           </w:tcPr>
           <w:p>
             <w:r>
+              <w:rPr>
+                <w:rFonts w:ascii="Calibri" w:hAnsi="Calibri" w:eastAsia="微软雅黑"/>
+              </w:rPr>
               <w:t>OHFA</w:t>
             </w:r>
           </w:p>
@@ -1200,6 +1527,9 @@
           </w:tcPr>
           <w:p>
             <w:r>
+              <w:rPr>
+                <w:rFonts w:ascii="Calibri" w:hAnsi="Calibri" w:eastAsia="微软雅黑"/>
+              </w:rPr>
               <w:t>$86.9M</w:t>
             </w:r>
           </w:p>
@@ -1210,6 +1540,9 @@
           </w:tcPr>
           <w:p>
             <w:r>
+              <w:rPr>
+                <w:rFonts w:ascii="Calibri" w:hAnsi="Calibri" w:eastAsia="微软雅黑"/>
+              </w:rPr>
               <w:t>+19.8%</w:t>
             </w:r>
           </w:p>
@@ -1220,6 +1553,9 @@
           </w:tcPr>
           <w:p>
             <w:r>
+              <w:rPr>
+                <w:rFonts w:ascii="Calibri" w:hAnsi="Calibri" w:eastAsia="微软雅黑"/>
+              </w:rPr>
               <w:t>$526.1M</w:t>
             </w:r>
           </w:p>
@@ -1232,6 +1568,9 @@
           </w:tcPr>
           <w:p>
             <w:r>
+              <w:rPr>
+                <w:rFonts w:ascii="Calibri" w:hAnsi="Calibri" w:eastAsia="微软雅黑"/>
+              </w:rPr>
               <w:t>7</w:t>
             </w:r>
           </w:p>
@@ -1242,6 +1581,9 @@
           </w:tcPr>
           <w:p>
             <w:r>
+              <w:rPr>
+                <w:rFonts w:ascii="Calibri" w:hAnsi="Calibri" w:eastAsia="微软雅黑"/>
+              </w:rPr>
               <w:t>MN</w:t>
             </w:r>
           </w:p>
@@ -1252,6 +1594,9 @@
           </w:tcPr>
           <w:p>
             <w:r>
+              <w:rPr>
+                <w:rFonts w:ascii="Calibri" w:hAnsi="Calibri" w:eastAsia="微软雅黑"/>
+              </w:rPr>
               <w:t>MNHousing</w:t>
             </w:r>
           </w:p>
@@ -1262,6 +1607,9 @@
           </w:tcPr>
           <w:p>
             <w:r>
+              <w:rPr>
+                <w:rFonts w:ascii="Calibri" w:hAnsi="Calibri" w:eastAsia="微软雅黑"/>
+              </w:rPr>
               <w:t>$259.9M</w:t>
             </w:r>
           </w:p>
@@ -1272,6 +1620,9 @@
           </w:tcPr>
           <w:p>
             <w:r>
+              <w:rPr>
+                <w:rFonts w:ascii="Calibri" w:hAnsi="Calibri" w:eastAsia="微软雅黑"/>
+              </w:rPr>
               <w:t>+18.7%</w:t>
             </w:r>
           </w:p>
@@ -1282,6 +1633,9 @@
           </w:tcPr>
           <w:p>
             <w:r>
+              <w:rPr>
+                <w:rFonts w:ascii="Calibri" w:hAnsi="Calibri" w:eastAsia="微软雅黑"/>
+              </w:rPr>
               <w:t>$1,649.4M</w:t>
             </w:r>
           </w:p>
@@ -1294,6 +1648,9 @@
           </w:tcPr>
           <w:p>
             <w:r>
+              <w:rPr>
+                <w:rFonts w:ascii="Calibri" w:hAnsi="Calibri" w:eastAsia="微软雅黑"/>
+              </w:rPr>
               <w:t>8</w:t>
             </w:r>
           </w:p>
@@ -1304,6 +1661,9 @@
           </w:tcPr>
           <w:p>
             <w:r>
+              <w:rPr>
+                <w:rFonts w:ascii="Calibri" w:hAnsi="Calibri" w:eastAsia="微软雅黑"/>
+              </w:rPr>
               <w:t>UT</w:t>
             </w:r>
           </w:p>
@@ -1314,6 +1674,9 @@
           </w:tcPr>
           <w:p>
             <w:r>
+              <w:rPr>
+                <w:rFonts w:ascii="Calibri" w:hAnsi="Calibri" w:eastAsia="微软雅黑"/>
+              </w:rPr>
               <w:t>UtahHousing</w:t>
             </w:r>
           </w:p>
@@ -1324,6 +1687,9 @@
           </w:tcPr>
           <w:p>
             <w:r>
+              <w:rPr>
+                <w:rFonts w:ascii="Calibri" w:hAnsi="Calibri" w:eastAsia="微软雅黑"/>
+              </w:rPr>
               <w:t>$96.2M</w:t>
             </w:r>
           </w:p>
@@ -1334,6 +1700,9 @@
           </w:tcPr>
           <w:p>
             <w:r>
+              <w:rPr>
+                <w:rFonts w:ascii="Calibri" w:hAnsi="Calibri" w:eastAsia="微软雅黑"/>
+              </w:rPr>
               <w:t>+18.7%</w:t>
             </w:r>
           </w:p>
@@ -1344,6 +1713,9 @@
           </w:tcPr>
           <w:p>
             <w:r>
+              <w:rPr>
+                <w:rFonts w:ascii="Calibri" w:hAnsi="Calibri" w:eastAsia="微软雅黑"/>
+              </w:rPr>
               <w:t>$610.6M</w:t>
             </w:r>
           </w:p>
@@ -1356,6 +1728,9 @@
           </w:tcPr>
           <w:p>
             <w:r>
+              <w:rPr>
+                <w:rFonts w:ascii="Calibri" w:hAnsi="Calibri" w:eastAsia="微软雅黑"/>
+              </w:rPr>
               <w:t>9</w:t>
             </w:r>
           </w:p>
@@ -1366,6 +1741,9 @@
           </w:tcPr>
           <w:p>
             <w:r>
+              <w:rPr>
+                <w:rFonts w:ascii="Calibri" w:hAnsi="Calibri" w:eastAsia="微软雅黑"/>
+              </w:rPr>
               <w:t>WI</w:t>
             </w:r>
           </w:p>
@@ -1376,6 +1754,9 @@
           </w:tcPr>
           <w:p>
             <w:r>
+              <w:rPr>
+                <w:rFonts w:ascii="Calibri" w:hAnsi="Calibri" w:eastAsia="微软雅黑"/>
+              </w:rPr>
               <w:t>WHEDA</w:t>
             </w:r>
           </w:p>
@@ -1386,6 +1767,9 @@
           </w:tcPr>
           <w:p>
             <w:r>
+              <w:rPr>
+                <w:rFonts w:ascii="Calibri" w:hAnsi="Calibri" w:eastAsia="微软雅黑"/>
+              </w:rPr>
               <w:t>$169.7M</w:t>
             </w:r>
           </w:p>
@@ -1396,6 +1780,9 @@
           </w:tcPr>
           <w:p>
             <w:r>
+              <w:rPr>
+                <w:rFonts w:ascii="Calibri" w:hAnsi="Calibri" w:eastAsia="微软雅黑"/>
+              </w:rPr>
               <w:t>+17.6%</w:t>
             </w:r>
           </w:p>
@@ -1406,6 +1793,9 @@
           </w:tcPr>
           <w:p>
             <w:r>
+              <w:rPr>
+                <w:rFonts w:ascii="Calibri" w:hAnsi="Calibri" w:eastAsia="微软雅黑"/>
+              </w:rPr>
               <w:t>$1,134.1M</w:t>
             </w:r>
           </w:p>
@@ -1418,6 +1808,9 @@
           </w:tcPr>
           <w:p>
             <w:r>
+              <w:rPr>
+                <w:rFonts w:ascii="Calibri" w:hAnsi="Calibri" w:eastAsia="微软雅黑"/>
+              </w:rPr>
               <w:t>10</w:t>
             </w:r>
           </w:p>
@@ -1428,6 +1821,9 @@
           </w:tcPr>
           <w:p>
             <w:r>
+              <w:rPr>
+                <w:rFonts w:ascii="Calibri" w:hAnsi="Calibri" w:eastAsia="微软雅黑"/>
+              </w:rPr>
               <w:t>CO</w:t>
             </w:r>
           </w:p>
@@ -1438,6 +1834,9 @@
           </w:tcPr>
           <w:p>
             <w:r>
+              <w:rPr>
+                <w:rFonts w:ascii="Calibri" w:hAnsi="Calibri" w:eastAsia="微软雅黑"/>
+              </w:rPr>
               <w:t>CHFA</w:t>
             </w:r>
           </w:p>
@@ -1448,6 +1847,9 @@
           </w:tcPr>
           <w:p>
             <w:r>
+              <w:rPr>
+                <w:rFonts w:ascii="Calibri" w:hAnsi="Calibri" w:eastAsia="微软雅黑"/>
+              </w:rPr>
               <w:t>$143.3M</w:t>
             </w:r>
           </w:p>
@@ -1458,6 +1860,9 @@
           </w:tcPr>
           <w:p>
             <w:r>
+              <w:rPr>
+                <w:rFonts w:ascii="Calibri" w:hAnsi="Calibri" w:eastAsia="微软雅黑"/>
+              </w:rPr>
               <w:t>+17.3%</w:t>
             </w:r>
           </w:p>
@@ -1468,6 +1873,9 @@
           </w:tcPr>
           <w:p>
             <w:r>
+              <w:rPr>
+                <w:rFonts w:ascii="Calibri" w:hAnsi="Calibri" w:eastAsia="微软雅黑"/>
+              </w:rPr>
               <w:t>$971.7M</w:t>
             </w:r>
           </w:p>
@@ -1507,6 +1915,10 @@
           </w:tcPr>
           <w:p>
             <w:r>
+              <w:rPr>
+                <w:rFonts w:ascii="Calibri" w:hAnsi="Calibri" w:eastAsia="微软雅黑"/>
+                <w:b/>
+              </w:rPr>
               <w:t>排名</w:t>
             </w:r>
           </w:p>
@@ -1517,6 +1929,10 @@
           </w:tcPr>
           <w:p>
             <w:r>
+              <w:rPr>
+                <w:rFonts w:ascii="Calibri" w:hAnsi="Calibri" w:eastAsia="微软雅黑"/>
+                <w:b/>
+              </w:rPr>
               <w:t>州</w:t>
             </w:r>
           </w:p>
@@ -1527,6 +1943,10 @@
           </w:tcPr>
           <w:p>
             <w:r>
+              <w:rPr>
+                <w:rFonts w:ascii="Calibri" w:hAnsi="Calibri" w:eastAsia="微软雅黑"/>
+                <w:b/>
+              </w:rPr>
               <w:t>机构</w:t>
             </w:r>
           </w:p>
@@ -1537,6 +1957,10 @@
           </w:tcPr>
           <w:p>
             <w:r>
+              <w:rPr>
+                <w:rFonts w:ascii="Calibri" w:hAnsi="Calibri" w:eastAsia="微软雅黑"/>
+                <w:b/>
+              </w:rPr>
               <w:t>FY2025 总资产</w:t>
             </w:r>
           </w:p>
@@ -1547,6 +1971,10 @@
           </w:tcPr>
           <w:p>
             <w:r>
+              <w:rPr>
+                <w:rFonts w:ascii="Calibri" w:hAnsi="Calibri" w:eastAsia="微软雅黑"/>
+                <w:b/>
+              </w:rPr>
               <w:t>FY2025 净资产</w:t>
             </w:r>
           </w:p>
@@ -1559,6 +1987,9 @@
           </w:tcPr>
           <w:p>
             <w:r>
+              <w:rPr>
+                <w:rFonts w:ascii="Calibri" w:hAnsi="Calibri" w:eastAsia="微软雅黑"/>
+              </w:rPr>
               <w:t>1</w:t>
             </w:r>
           </w:p>
@@ -1569,6 +2000,9 @@
           </w:tcPr>
           <w:p>
             <w:r>
+              <w:rPr>
+                <w:rFonts w:ascii="Calibri" w:hAnsi="Calibri" w:eastAsia="微软雅黑"/>
+              </w:rPr>
               <w:t>NY</w:t>
             </w:r>
           </w:p>
@@ -1579,6 +2013,9 @@
           </w:tcPr>
           <w:p>
             <w:r>
+              <w:rPr>
+                <w:rFonts w:ascii="Calibri" w:hAnsi="Calibri" w:eastAsia="微软雅黑"/>
+              </w:rPr>
               <w:t>NYSHFA</w:t>
             </w:r>
           </w:p>
@@ -1589,6 +2026,9 @@
           </w:tcPr>
           <w:p>
             <w:r>
+              <w:rPr>
+                <w:rFonts w:ascii="Calibri" w:hAnsi="Calibri" w:eastAsia="微软雅黑"/>
+              </w:rPr>
               <w:t>$21,306.7M</w:t>
             </w:r>
           </w:p>
@@ -1599,6 +2039,9 @@
           </w:tcPr>
           <w:p>
             <w:r>
+              <w:rPr>
+                <w:rFonts w:ascii="Calibri" w:hAnsi="Calibri" w:eastAsia="微软雅黑"/>
+              </w:rPr>
               <w:t>$1,707.9M</w:t>
             </w:r>
           </w:p>
@@ -1611,6 +2054,9 @@
           </w:tcPr>
           <w:p>
             <w:r>
+              <w:rPr>
+                <w:rFonts w:ascii="Calibri" w:hAnsi="Calibri" w:eastAsia="微软雅黑"/>
+              </w:rPr>
               <w:t>2</w:t>
             </w:r>
           </w:p>
@@ -1621,6 +2067,9 @@
           </w:tcPr>
           <w:p>
             <w:r>
+              <w:rPr>
+                <w:rFonts w:ascii="Calibri" w:hAnsi="Calibri" w:eastAsia="微软雅黑"/>
+              </w:rPr>
               <w:t>VA</w:t>
             </w:r>
           </w:p>
@@ -1631,6 +2080,9 @@
           </w:tcPr>
           <w:p>
             <w:r>
+              <w:rPr>
+                <w:rFonts w:ascii="Calibri" w:hAnsi="Calibri" w:eastAsia="微软雅黑"/>
+              </w:rPr>
               <w:t>VirginiaHousing</w:t>
             </w:r>
           </w:p>
@@ -1641,6 +2093,9 @@
           </w:tcPr>
           <w:p>
             <w:r>
+              <w:rPr>
+                <w:rFonts w:ascii="Calibri" w:hAnsi="Calibri" w:eastAsia="微软雅黑"/>
+              </w:rPr>
               <w:t>$12,350.1M</w:t>
             </w:r>
           </w:p>
@@ -1651,6 +2106,9 @@
           </w:tcPr>
           <w:p>
             <w:r>
+              <w:rPr>
+                <w:rFonts w:ascii="Calibri" w:hAnsi="Calibri" w:eastAsia="微软雅黑"/>
+              </w:rPr>
               <w:t>$3,963.1M</w:t>
             </w:r>
           </w:p>
@@ -1663,6 +2121,9 @@
           </w:tcPr>
           <w:p>
             <w:r>
+              <w:rPr>
+                <w:rFonts w:ascii="Calibri" w:hAnsi="Calibri" w:eastAsia="微软雅黑"/>
+              </w:rPr>
               <w:t>3</w:t>
             </w:r>
           </w:p>
@@ -1673,6 +2134,9 @@
           </w:tcPr>
           <w:p>
             <w:r>
+              <w:rPr>
+                <w:rFonts w:ascii="Calibri" w:hAnsi="Calibri" w:eastAsia="微软雅黑"/>
+              </w:rPr>
               <w:t>MN</w:t>
             </w:r>
           </w:p>
@@ -1683,6 +2147,9 @@
           </w:tcPr>
           <w:p>
             <w:r>
+              <w:rPr>
+                <w:rFonts w:ascii="Calibri" w:hAnsi="Calibri" w:eastAsia="微软雅黑"/>
+              </w:rPr>
               <w:t>MNHousing</w:t>
             </w:r>
           </w:p>
@@ -1693,6 +2160,9 @@
           </w:tcPr>
           <w:p>
             <w:r>
+              <w:rPr>
+                <w:rFonts w:ascii="Calibri" w:hAnsi="Calibri" w:eastAsia="微软雅黑"/>
+              </w:rPr>
               <w:t>$8,543.3M</w:t>
             </w:r>
           </w:p>
@@ -1703,6 +2173,9 @@
           </w:tcPr>
           <w:p>
             <w:r>
+              <w:rPr>
+                <w:rFonts w:ascii="Calibri" w:hAnsi="Calibri" w:eastAsia="微软雅黑"/>
+              </w:rPr>
               <w:t>$1,649.4M</w:t>
             </w:r>
           </w:p>
@@ -1715,6 +2188,9 @@
           </w:tcPr>
           <w:p>
             <w:r>
+              <w:rPr>
+                <w:rFonts w:ascii="Calibri" w:hAnsi="Calibri" w:eastAsia="微软雅黑"/>
+              </w:rPr>
               <w:t>4</w:t>
             </w:r>
           </w:p>
@@ -1725,6 +2201,9 @@
           </w:tcPr>
           <w:p>
             <w:r>
+              <w:rPr>
+                <w:rFonts w:ascii="Calibri" w:hAnsi="Calibri" w:eastAsia="微软雅黑"/>
+              </w:rPr>
               <w:t>CO</w:t>
             </w:r>
           </w:p>
@@ -1735,6 +2214,9 @@
           </w:tcPr>
           <w:p>
             <w:r>
+              <w:rPr>
+                <w:rFonts w:ascii="Calibri" w:hAnsi="Calibri" w:eastAsia="微软雅黑"/>
+              </w:rPr>
               <w:t>CHFA</w:t>
             </w:r>
           </w:p>
@@ -1745,6 +2227,9 @@
           </w:tcPr>
           <w:p>
             <w:r>
+              <w:rPr>
+                <w:rFonts w:ascii="Calibri" w:hAnsi="Calibri" w:eastAsia="微软雅黑"/>
+              </w:rPr>
               <w:t>$8,385.3M</w:t>
             </w:r>
           </w:p>
@@ -1755,6 +2240,9 @@
           </w:tcPr>
           <w:p>
             <w:r>
+              <w:rPr>
+                <w:rFonts w:ascii="Calibri" w:hAnsi="Calibri" w:eastAsia="微软雅黑"/>
+              </w:rPr>
               <w:t>$971.7M</w:t>
             </w:r>
           </w:p>
@@ -1767,6 +2255,9 @@
           </w:tcPr>
           <w:p>
             <w:r>
+              <w:rPr>
+                <w:rFonts w:ascii="Calibri" w:hAnsi="Calibri" w:eastAsia="微软雅黑"/>
+              </w:rPr>
               <w:t>5</w:t>
             </w:r>
           </w:p>
@@ -1777,6 +2268,9 @@
           </w:tcPr>
           <w:p>
             <w:r>
+              <w:rPr>
+                <w:rFonts w:ascii="Calibri" w:hAnsi="Calibri" w:eastAsia="微软雅黑"/>
+              </w:rPr>
               <w:t>PA</w:t>
             </w:r>
           </w:p>
@@ -1787,6 +2281,9 @@
           </w:tcPr>
           <w:p>
             <w:r>
+              <w:rPr>
+                <w:rFonts w:ascii="Calibri" w:hAnsi="Calibri" w:eastAsia="微软雅黑"/>
+              </w:rPr>
               <w:t>PHFA</w:t>
             </w:r>
           </w:p>
@@ -1797,6 +2294,9 @@
           </w:tcPr>
           <w:p>
             <w:r>
+              <w:rPr>
+                <w:rFonts w:ascii="Calibri" w:hAnsi="Calibri" w:eastAsia="微软雅黑"/>
+              </w:rPr>
               <w:t>$8,211.3M</w:t>
             </w:r>
           </w:p>
@@ -1807,6 +2307,9 @@
           </w:tcPr>
           <w:p>
             <w:r>
+              <w:rPr>
+                <w:rFonts w:ascii="Calibri" w:hAnsi="Calibri" w:eastAsia="微软雅黑"/>
+              </w:rPr>
               <w:t>$890.3M</w:t>
             </w:r>
           </w:p>
@@ -1819,6 +2322,9 @@
           </w:tcPr>
           <w:p>
             <w:r>
+              <w:rPr>
+                <w:rFonts w:ascii="Calibri" w:hAnsi="Calibri" w:eastAsia="微软雅黑"/>
+              </w:rPr>
               <w:t>6</w:t>
             </w:r>
           </w:p>
@@ -1829,6 +2335,9 @@
           </w:tcPr>
           <w:p>
             <w:r>
+              <w:rPr>
+                <w:rFonts w:ascii="Calibri" w:hAnsi="Calibri" w:eastAsia="微软雅黑"/>
+              </w:rPr>
               <w:t>CT</w:t>
             </w:r>
           </w:p>
@@ -1839,6 +2348,9 @@
           </w:tcPr>
           <w:p>
             <w:r>
+              <w:rPr>
+                <w:rFonts w:ascii="Calibri" w:hAnsi="Calibri" w:eastAsia="微软雅黑"/>
+              </w:rPr>
               <w:t>CHFA</w:t>
             </w:r>
           </w:p>
@@ -1849,6 +2361,9 @@
           </w:tcPr>
           <w:p>
             <w:r>
+              <w:rPr>
+                <w:rFonts w:ascii="Calibri" w:hAnsi="Calibri" w:eastAsia="微软雅黑"/>
+              </w:rPr>
               <w:t>$8,122.4M</w:t>
             </w:r>
           </w:p>
@@ -1859,6 +2374,9 @@
           </w:tcPr>
           <w:p>
             <w:r>
+              <w:rPr>
+                <w:rFonts w:ascii="Calibri" w:hAnsi="Calibri" w:eastAsia="微软雅黑"/>
+              </w:rPr>
               <w:t>$957.0M</w:t>
             </w:r>
           </w:p>
@@ -1871,6 +2389,9 @@
           </w:tcPr>
           <w:p>
             <w:r>
+              <w:rPr>
+                <w:rFonts w:ascii="Calibri" w:hAnsi="Calibri" w:eastAsia="微软雅黑"/>
+              </w:rPr>
               <w:t>7</w:t>
             </w:r>
           </w:p>
@@ -1881,6 +2402,9 @@
           </w:tcPr>
           <w:p>
             <w:r>
+              <w:rPr>
+                <w:rFonts w:ascii="Calibri" w:hAnsi="Calibri" w:eastAsia="微软雅黑"/>
+              </w:rPr>
               <w:t>MA</w:t>
             </w:r>
           </w:p>
@@ -1891,6 +2415,9 @@
           </w:tcPr>
           <w:p>
             <w:r>
+              <w:rPr>
+                <w:rFonts w:ascii="Calibri" w:hAnsi="Calibri" w:eastAsia="微软雅黑"/>
+              </w:rPr>
               <w:t>MassHousing</w:t>
             </w:r>
           </w:p>
@@ -1901,6 +2428,9 @@
           </w:tcPr>
           <w:p>
             <w:r>
+              <w:rPr>
+                <w:rFonts w:ascii="Calibri" w:hAnsi="Calibri" w:eastAsia="微软雅黑"/>
+              </w:rPr>
               <w:t>$8,079.7M</w:t>
             </w:r>
           </w:p>
@@ -1911,6 +2441,9 @@
           </w:tcPr>
           <w:p>
             <w:r>
+              <w:rPr>
+                <w:rFonts w:ascii="Calibri" w:hAnsi="Calibri" w:eastAsia="微软雅黑"/>
+              </w:rPr>
               <w:t>$2,083.9M</w:t>
             </w:r>
           </w:p>
@@ -1923,6 +2456,9 @@
           </w:tcPr>
           <w:p>
             <w:r>
+              <w:rPr>
+                <w:rFonts w:ascii="Calibri" w:hAnsi="Calibri" w:eastAsia="微软雅黑"/>
+              </w:rPr>
               <w:t>8</w:t>
             </w:r>
           </w:p>
@@ -1933,6 +2469,9 @@
           </w:tcPr>
           <w:p>
             <w:r>
+              <w:rPr>
+                <w:rFonts w:ascii="Calibri" w:hAnsi="Calibri" w:eastAsia="微软雅黑"/>
+              </w:rPr>
               <w:t>MI</w:t>
             </w:r>
           </w:p>
@@ -1943,6 +2482,9 @@
           </w:tcPr>
           <w:p>
             <w:r>
+              <w:rPr>
+                <w:rFonts w:ascii="Calibri" w:hAnsi="Calibri" w:eastAsia="微软雅黑"/>
+              </w:rPr>
               <w:t>MSHDA</w:t>
             </w:r>
           </w:p>
@@ -1953,6 +2495,9 @@
           </w:tcPr>
           <w:p>
             <w:r>
+              <w:rPr>
+                <w:rFonts w:ascii="Calibri" w:hAnsi="Calibri" w:eastAsia="微软雅黑"/>
+              </w:rPr>
               <w:t>$8,027.8M</w:t>
             </w:r>
           </w:p>
@@ -1963,6 +2508,9 @@
           </w:tcPr>
           <w:p>
             <w:r>
+              <w:rPr>
+                <w:rFonts w:ascii="Calibri" w:hAnsi="Calibri" w:eastAsia="微软雅黑"/>
+              </w:rPr>
               <w:t>$1,292.0M</w:t>
             </w:r>
           </w:p>
@@ -1975,6 +2523,9 @@
           </w:tcPr>
           <w:p>
             <w:r>
+              <w:rPr>
+                <w:rFonts w:ascii="Calibri" w:hAnsi="Calibri" w:eastAsia="微软雅黑"/>
+              </w:rPr>
               <w:t>9</w:t>
             </w:r>
           </w:p>
@@ -1985,6 +2536,9 @@
           </w:tcPr>
           <w:p>
             <w:r>
+              <w:rPr>
+                <w:rFonts w:ascii="Calibri" w:hAnsi="Calibri" w:eastAsia="微软雅黑"/>
+              </w:rPr>
               <w:t>IL</w:t>
             </w:r>
           </w:p>
@@ -1995,6 +2549,9 @@
           </w:tcPr>
           <w:p>
             <w:r>
+              <w:rPr>
+                <w:rFonts w:ascii="Calibri" w:hAnsi="Calibri" w:eastAsia="微软雅黑"/>
+              </w:rPr>
               <w:t>IHDA</w:t>
             </w:r>
           </w:p>
@@ -2005,6 +2562,9 @@
           </w:tcPr>
           <w:p>
             <w:r>
+              <w:rPr>
+                <w:rFonts w:ascii="Calibri" w:hAnsi="Calibri" w:eastAsia="微软雅黑"/>
+              </w:rPr>
               <w:t>$7,846.5M</w:t>
             </w:r>
           </w:p>
@@ -2015,6 +2575,9 @@
           </w:tcPr>
           <w:p>
             <w:r>
+              <w:rPr>
+                <w:rFonts w:ascii="Calibri" w:hAnsi="Calibri" w:eastAsia="微软雅黑"/>
+              </w:rPr>
               <w:t>$1,533.7M</w:t>
             </w:r>
           </w:p>
@@ -2027,6 +2590,9 @@
           </w:tcPr>
           <w:p>
             <w:r>
+              <w:rPr>
+                <w:rFonts w:ascii="Calibri" w:hAnsi="Calibri" w:eastAsia="微软雅黑"/>
+              </w:rPr>
               <w:t>10</w:t>
             </w:r>
           </w:p>
@@ -2037,6 +2603,9 @@
           </w:tcPr>
           <w:p>
             <w:r>
+              <w:rPr>
+                <w:rFonts w:ascii="Calibri" w:hAnsi="Calibri" w:eastAsia="微软雅黑"/>
+              </w:rPr>
               <w:t>FL</w:t>
             </w:r>
           </w:p>
@@ -2047,6 +2616,9 @@
           </w:tcPr>
           <w:p>
             <w:r>
+              <w:rPr>
+                <w:rFonts w:ascii="Calibri" w:hAnsi="Calibri" w:eastAsia="微软雅黑"/>
+              </w:rPr>
               <w:t>FloridaHousing</w:t>
             </w:r>
           </w:p>
@@ -2057,6 +2629,9 @@
           </w:tcPr>
           <w:p>
             <w:r>
+              <w:rPr>
+                <w:rFonts w:ascii="Calibri" w:hAnsi="Calibri" w:eastAsia="微软雅黑"/>
+              </w:rPr>
               <w:t>$7,722.4M</w:t>
             </w:r>
           </w:p>
@@ -2067,6 +2642,9 @@
           </w:tcPr>
           <w:p>
             <w:r>
+              <w:rPr>
+                <w:rFonts w:ascii="Calibri" w:hAnsi="Calibri" w:eastAsia="微软雅黑"/>
+              </w:rPr>
               <w:t>$4,771.1M</w:t>
             </w:r>
           </w:p>
@@ -2102,6 +2680,10 @@
           </w:tcPr>
           <w:p>
             <w:r>
+              <w:rPr>
+                <w:rFonts w:ascii="Calibri" w:hAnsi="Calibri" w:eastAsia="微软雅黑"/>
+                <w:b/>
+              </w:rPr>
               <w:t>排名</w:t>
             </w:r>
           </w:p>
@@ -2112,6 +2694,10 @@
           </w:tcPr>
           <w:p>
             <w:r>
+              <w:rPr>
+                <w:rFonts w:ascii="Calibri" w:hAnsi="Calibri" w:eastAsia="微软雅黑"/>
+                <w:b/>
+              </w:rPr>
               <w:t>州</w:t>
             </w:r>
           </w:p>
@@ -2122,6 +2708,10 @@
           </w:tcPr>
           <w:p>
             <w:r>
+              <w:rPr>
+                <w:rFonts w:ascii="Calibri" w:hAnsi="Calibri" w:eastAsia="微软雅黑"/>
+                <w:b/>
+              </w:rPr>
               <w:t>机构</w:t>
             </w:r>
           </w:p>
@@ -2132,6 +2722,10 @@
           </w:tcPr>
           <w:p>
             <w:r>
+              <w:rPr>
+                <w:rFonts w:ascii="Calibri" w:hAnsi="Calibri" w:eastAsia="微软雅黑"/>
+                <w:b/>
+              </w:rPr>
               <w:t>净资产率</w:t>
             </w:r>
           </w:p>
@@ -2142,6 +2736,10 @@
           </w:tcPr>
           <w:p>
             <w:r>
+              <w:rPr>
+                <w:rFonts w:ascii="Calibri" w:hAnsi="Calibri" w:eastAsia="微软雅黑"/>
+                <w:b/>
+              </w:rPr>
               <w:t>FY2025 净资产</w:t>
             </w:r>
           </w:p>
@@ -2152,6 +2750,10 @@
           </w:tcPr>
           <w:p>
             <w:r>
+              <w:rPr>
+                <w:rFonts w:ascii="Calibri" w:hAnsi="Calibri" w:eastAsia="微软雅黑"/>
+                <w:b/>
+              </w:rPr>
               <w:t>FY2025 总资产</w:t>
             </w:r>
           </w:p>
@@ -2164,6 +2766,9 @@
           </w:tcPr>
           <w:p>
             <w:r>
+              <w:rPr>
+                <w:rFonts w:ascii="Calibri" w:hAnsi="Calibri" w:eastAsia="微软雅黑"/>
+              </w:rPr>
               <w:t>1</w:t>
             </w:r>
           </w:p>
@@ -2174,6 +2779,9 @@
           </w:tcPr>
           <w:p>
             <w:r>
+              <w:rPr>
+                <w:rFonts w:ascii="Calibri" w:hAnsi="Calibri" w:eastAsia="微软雅黑"/>
+              </w:rPr>
               <w:t>HI</w:t>
             </w:r>
           </w:p>
@@ -2184,6 +2792,9 @@
           </w:tcPr>
           <w:p>
             <w:r>
+              <w:rPr>
+                <w:rFonts w:ascii="Calibri" w:hAnsi="Calibri" w:eastAsia="微软雅黑"/>
+              </w:rPr>
               <w:t>HHFDC</w:t>
             </w:r>
           </w:p>
@@ -2194,6 +2805,9 @@
           </w:tcPr>
           <w:p>
             <w:r>
+              <w:rPr>
+                <w:rFonts w:ascii="Calibri" w:hAnsi="Calibri" w:eastAsia="微软雅黑"/>
+              </w:rPr>
               <w:t>+98.0%</w:t>
             </w:r>
           </w:p>
@@ -2204,6 +2818,9 @@
           </w:tcPr>
           <w:p>
             <w:r>
+              <w:rPr>
+                <w:rFonts w:ascii="Calibri" w:hAnsi="Calibri" w:eastAsia="微软雅黑"/>
+              </w:rPr>
               <w:t>$2,653.2M</w:t>
             </w:r>
           </w:p>
@@ -2214,6 +2831,9 @@
           </w:tcPr>
           <w:p>
             <w:r>
+              <w:rPr>
+                <w:rFonts w:ascii="Calibri" w:hAnsi="Calibri" w:eastAsia="微软雅黑"/>
+              </w:rPr>
               <w:t>$2,708.7M</w:t>
             </w:r>
           </w:p>
@@ -2226,6 +2846,9 @@
           </w:tcPr>
           <w:p>
             <w:r>
+              <w:rPr>
+                <w:rFonts w:ascii="Calibri" w:hAnsi="Calibri" w:eastAsia="微软雅黑"/>
+              </w:rPr>
               <w:t>2</w:t>
             </w:r>
           </w:p>
@@ -2236,6 +2859,9 @@
           </w:tcPr>
           <w:p>
             <w:r>
+              <w:rPr>
+                <w:rFonts w:ascii="Calibri" w:hAnsi="Calibri" w:eastAsia="微软雅黑"/>
+              </w:rPr>
               <w:t>KS</w:t>
             </w:r>
           </w:p>
@@ -2246,6 +2872,9 @@
           </w:tcPr>
           <w:p>
             <w:r>
+              <w:rPr>
+                <w:rFonts w:ascii="Calibri" w:hAnsi="Calibri" w:eastAsia="微软雅黑"/>
+              </w:rPr>
               <w:t>KHRC</w:t>
             </w:r>
           </w:p>
@@ -2256,6 +2885,9 @@
           </w:tcPr>
           <w:p>
             <w:r>
+              <w:rPr>
+                <w:rFonts w:ascii="Calibri" w:hAnsi="Calibri" w:eastAsia="微软雅黑"/>
+              </w:rPr>
               <w:t>+81.2%</w:t>
             </w:r>
           </w:p>
@@ -2266,6 +2898,9 @@
           </w:tcPr>
           <w:p>
             <w:r>
+              <w:rPr>
+                <w:rFonts w:ascii="Calibri" w:hAnsi="Calibri" w:eastAsia="微软雅黑"/>
+              </w:rPr>
               <w:t>$78.7M</w:t>
             </w:r>
           </w:p>
@@ -2276,6 +2911,9 @@
           </w:tcPr>
           <w:p>
             <w:r>
+              <w:rPr>
+                <w:rFonts w:ascii="Calibri" w:hAnsi="Calibri" w:eastAsia="微软雅黑"/>
+              </w:rPr>
               <w:t>$96.9M</w:t>
             </w:r>
           </w:p>
@@ -2288,6 +2926,9 @@
           </w:tcPr>
           <w:p>
             <w:r>
+              <w:rPr>
+                <w:rFonts w:ascii="Calibri" w:hAnsi="Calibri" w:eastAsia="微软雅黑"/>
+              </w:rPr>
               <w:t>3</w:t>
             </w:r>
           </w:p>
@@ -2298,6 +2939,9 @@
           </w:tcPr>
           <w:p>
             <w:r>
+              <w:rPr>
+                <w:rFonts w:ascii="Calibri" w:hAnsi="Calibri" w:eastAsia="微软雅黑"/>
+              </w:rPr>
               <w:t>CA</w:t>
             </w:r>
           </w:p>
@@ -2308,6 +2952,9 @@
           </w:tcPr>
           <w:p>
             <w:r>
+              <w:rPr>
+                <w:rFonts w:ascii="Calibri" w:hAnsi="Calibri" w:eastAsia="微软雅黑"/>
+              </w:rPr>
               <w:t>CalHFA</w:t>
             </w:r>
           </w:p>
@@ -2318,6 +2965,9 @@
           </w:tcPr>
           <w:p>
             <w:r>
+              <w:rPr>
+                <w:rFonts w:ascii="Calibri" w:hAnsi="Calibri" w:eastAsia="微软雅黑"/>
+              </w:rPr>
               <w:t>+69.1%</w:t>
             </w:r>
           </w:p>
@@ -2328,6 +2978,9 @@
           </w:tcPr>
           <w:p>
             <w:r>
+              <w:rPr>
+                <w:rFonts w:ascii="Calibri" w:hAnsi="Calibri" w:eastAsia="微软雅黑"/>
+              </w:rPr>
               <w:t>$3,442.9M</w:t>
             </w:r>
           </w:p>
@@ -2338,6 +2991,9 @@
           </w:tcPr>
           <w:p>
             <w:r>
+              <w:rPr>
+                <w:rFonts w:ascii="Calibri" w:hAnsi="Calibri" w:eastAsia="微软雅黑"/>
+              </w:rPr>
               <w:t>$4,980.0M</w:t>
             </w:r>
           </w:p>
@@ -2350,6 +3006,9 @@
           </w:tcPr>
           <w:p>
             <w:r>
+              <w:rPr>
+                <w:rFonts w:ascii="Calibri" w:hAnsi="Calibri" w:eastAsia="微软雅黑"/>
+              </w:rPr>
               <w:t>4</w:t>
             </w:r>
           </w:p>
@@ -2360,6 +3019,9 @@
           </w:tcPr>
           <w:p>
             <w:r>
+              <w:rPr>
+                <w:rFonts w:ascii="Calibri" w:hAnsi="Calibri" w:eastAsia="微软雅黑"/>
+              </w:rPr>
               <w:t>FL</w:t>
             </w:r>
           </w:p>
@@ -2370,6 +3032,9 @@
           </w:tcPr>
           <w:p>
             <w:r>
+              <w:rPr>
+                <w:rFonts w:ascii="Calibri" w:hAnsi="Calibri" w:eastAsia="微软雅黑"/>
+              </w:rPr>
               <w:t>FloridaHousing</w:t>
             </w:r>
           </w:p>
@@ -2380,6 +3045,9 @@
           </w:tcPr>
           <w:p>
             <w:r>
+              <w:rPr>
+                <w:rFonts w:ascii="Calibri" w:hAnsi="Calibri" w:eastAsia="微软雅黑"/>
+              </w:rPr>
               <w:t>+61.8%</w:t>
             </w:r>
           </w:p>
@@ -2390,6 +3058,9 @@
           </w:tcPr>
           <w:p>
             <w:r>
+              <w:rPr>
+                <w:rFonts w:ascii="Calibri" w:hAnsi="Calibri" w:eastAsia="微软雅黑"/>
+              </w:rPr>
               <w:t>$4,771.1M</w:t>
             </w:r>
           </w:p>
@@ -2400,6 +3071,9 @@
           </w:tcPr>
           <w:p>
             <w:r>
+              <w:rPr>
+                <w:rFonts w:ascii="Calibri" w:hAnsi="Calibri" w:eastAsia="微软雅黑"/>
+              </w:rPr>
               <w:t>$7,722.4M</w:t>
             </w:r>
           </w:p>
@@ -2412,6 +3086,9 @@
           </w:tcPr>
           <w:p>
             <w:r>
+              <w:rPr>
+                <w:rFonts w:ascii="Calibri" w:hAnsi="Calibri" w:eastAsia="微软雅黑"/>
+              </w:rPr>
               <w:t>5</w:t>
             </w:r>
           </w:p>
@@ -2422,6 +3099,9 @@
           </w:tcPr>
           <w:p>
             <w:r>
+              <w:rPr>
+                <w:rFonts w:ascii="Calibri" w:hAnsi="Calibri" w:eastAsia="微软雅黑"/>
+              </w:rPr>
               <w:t>LA</w:t>
             </w:r>
           </w:p>
@@ -2432,6 +3112,9 @@
           </w:tcPr>
           <w:p>
             <w:r>
+              <w:rPr>
+                <w:rFonts w:ascii="Calibri" w:hAnsi="Calibri" w:eastAsia="微软雅黑"/>
+              </w:rPr>
               <w:t>LHC</w:t>
             </w:r>
           </w:p>
@@ -2442,6 +3125,9 @@
           </w:tcPr>
           <w:p>
             <w:r>
+              <w:rPr>
+                <w:rFonts w:ascii="Calibri" w:hAnsi="Calibri" w:eastAsia="微软雅黑"/>
+              </w:rPr>
               <w:t>+53.2%</w:t>
             </w:r>
           </w:p>
@@ -2452,6 +3138,9 @@
           </w:tcPr>
           <w:p>
             <w:r>
+              <w:rPr>
+                <w:rFonts w:ascii="Calibri" w:hAnsi="Calibri" w:eastAsia="微软雅黑"/>
+              </w:rPr>
               <w:t>$821.7M</w:t>
             </w:r>
           </w:p>
@@ -2462,6 +3151,9 @@
           </w:tcPr>
           <w:p>
             <w:r>
+              <w:rPr>
+                <w:rFonts w:ascii="Calibri" w:hAnsi="Calibri" w:eastAsia="微软雅黑"/>
+              </w:rPr>
               <w:t>$1,545.0M</w:t>
             </w:r>
           </w:p>
@@ -2474,6 +3166,9 @@
           </w:tcPr>
           <w:p>
             <w:r>
+              <w:rPr>
+                <w:rFonts w:ascii="Calibri" w:hAnsi="Calibri" w:eastAsia="微软雅黑"/>
+              </w:rPr>
               <w:t>6</w:t>
             </w:r>
           </w:p>
@@ -2484,6 +3179,9 @@
           </w:tcPr>
           <w:p>
             <w:r>
+              <w:rPr>
+                <w:rFonts w:ascii="Calibri" w:hAnsi="Calibri" w:eastAsia="微软雅黑"/>
+              </w:rPr>
               <w:t>DE</w:t>
             </w:r>
           </w:p>
@@ -2494,6 +3192,9 @@
           </w:tcPr>
           <w:p>
             <w:r>
+              <w:rPr>
+                <w:rFonts w:ascii="Calibri" w:hAnsi="Calibri" w:eastAsia="微软雅黑"/>
+              </w:rPr>
               <w:t>DSHA</w:t>
             </w:r>
           </w:p>
@@ -2504,6 +3205,9 @@
           </w:tcPr>
           <w:p>
             <w:r>
+              <w:rPr>
+                <w:rFonts w:ascii="Calibri" w:hAnsi="Calibri" w:eastAsia="微软雅黑"/>
+              </w:rPr>
               <w:t>+46.8%</w:t>
             </w:r>
           </w:p>
@@ -2514,6 +3218,9 @@
           </w:tcPr>
           <w:p>
             <w:r>
+              <w:rPr>
+                <w:rFonts w:ascii="Calibri" w:hAnsi="Calibri" w:eastAsia="微软雅黑"/>
+              </w:rPr>
               <w:t>$732.5M</w:t>
             </w:r>
           </w:p>
@@ -2524,6 +3231,9 @@
           </w:tcPr>
           <w:p>
             <w:r>
+              <w:rPr>
+                <w:rFonts w:ascii="Calibri" w:hAnsi="Calibri" w:eastAsia="微软雅黑"/>
+              </w:rPr>
               <w:t>$1,564.9M</w:t>
             </w:r>
           </w:p>
@@ -2536,6 +3246,9 @@
           </w:tcPr>
           <w:p>
             <w:r>
+              <w:rPr>
+                <w:rFonts w:ascii="Calibri" w:hAnsi="Calibri" w:eastAsia="微软雅黑"/>
+              </w:rPr>
               <w:t>7</w:t>
             </w:r>
           </w:p>
@@ -2546,6 +3259,9 @@
           </w:tcPr>
           <w:p>
             <w:r>
+              <w:rPr>
+                <w:rFonts w:ascii="Calibri" w:hAnsi="Calibri" w:eastAsia="微软雅黑"/>
+              </w:rPr>
               <w:t>AR</w:t>
             </w:r>
           </w:p>
@@ -2556,6 +3272,9 @@
           </w:tcPr>
           <w:p>
             <w:r>
+              <w:rPr>
+                <w:rFonts w:ascii="Calibri" w:hAnsi="Calibri" w:eastAsia="微软雅黑"/>
+              </w:rPr>
               <w:t>ADFA</w:t>
             </w:r>
           </w:p>
@@ -2566,6 +3285,9 @@
           </w:tcPr>
           <w:p>
             <w:r>
+              <w:rPr>
+                <w:rFonts w:ascii="Calibri" w:hAnsi="Calibri" w:eastAsia="微软雅黑"/>
+              </w:rPr>
               <w:t>+46.5%</w:t>
             </w:r>
           </w:p>
@@ -2576,6 +3298,9 @@
           </w:tcPr>
           <w:p>
             <w:r>
+              <w:rPr>
+                <w:rFonts w:ascii="Calibri" w:hAnsi="Calibri" w:eastAsia="微软雅黑"/>
+              </w:rPr>
               <w:t>$530.8M</w:t>
             </w:r>
           </w:p>
@@ -2586,6 +3311,9 @@
           </w:tcPr>
           <w:p>
             <w:r>
+              <w:rPr>
+                <w:rFonts w:ascii="Calibri" w:hAnsi="Calibri" w:eastAsia="微软雅黑"/>
+              </w:rPr>
               <w:t>$1,142.2M</w:t>
             </w:r>
           </w:p>
@@ -2598,6 +3326,9 @@
           </w:tcPr>
           <w:p>
             <w:r>
+              <w:rPr>
+                <w:rFonts w:ascii="Calibri" w:hAnsi="Calibri" w:eastAsia="微软雅黑"/>
+              </w:rPr>
               <w:t>8</w:t>
             </w:r>
           </w:p>
@@ -2608,6 +3339,9 @@
           </w:tcPr>
           <w:p>
             <w:r>
+              <w:rPr>
+                <w:rFonts w:ascii="Calibri" w:hAnsi="Calibri" w:eastAsia="微软雅黑"/>
+              </w:rPr>
               <w:t>WA</w:t>
             </w:r>
           </w:p>
@@ -2618,6 +3352,9 @@
           </w:tcPr>
           <w:p>
             <w:r>
+              <w:rPr>
+                <w:rFonts w:ascii="Calibri" w:hAnsi="Calibri" w:eastAsia="微软雅黑"/>
+              </w:rPr>
               <w:t>WSHFC</w:t>
             </w:r>
           </w:p>
@@ -2628,6 +3365,9 @@
           </w:tcPr>
           <w:p>
             <w:r>
+              <w:rPr>
+                <w:rFonts w:ascii="Calibri" w:hAnsi="Calibri" w:eastAsia="微软雅黑"/>
+              </w:rPr>
               <w:t>+42.1%</w:t>
             </w:r>
           </w:p>
@@ -2638,6 +3378,9 @@
           </w:tcPr>
           <w:p>
             <w:r>
+              <w:rPr>
+                <w:rFonts w:ascii="Calibri" w:hAnsi="Calibri" w:eastAsia="微软雅黑"/>
+              </w:rPr>
               <w:t>$1,064.1M</w:t>
             </w:r>
           </w:p>
@@ -2648,6 +3391,9 @@
           </w:tcPr>
           <w:p>
             <w:r>
+              <w:rPr>
+                <w:rFonts w:ascii="Calibri" w:hAnsi="Calibri" w:eastAsia="微软雅黑"/>
+              </w:rPr>
               <w:t>$2,525.7M</w:t>
             </w:r>
           </w:p>
@@ -2660,6 +3406,9 @@
           </w:tcPr>
           <w:p>
             <w:r>
+              <w:rPr>
+                <w:rFonts w:ascii="Calibri" w:hAnsi="Calibri" w:eastAsia="微软雅黑"/>
+              </w:rPr>
               <w:t>9</w:t>
             </w:r>
           </w:p>
@@ -2670,6 +3419,9 @@
           </w:tcPr>
           <w:p>
             <w:r>
+              <w:rPr>
+                <w:rFonts w:ascii="Calibri" w:hAnsi="Calibri" w:eastAsia="微软雅黑"/>
+              </w:rPr>
               <w:t>WV</w:t>
             </w:r>
           </w:p>
@@ -2680,6 +3432,9 @@
           </w:tcPr>
           <w:p>
             <w:r>
+              <w:rPr>
+                <w:rFonts w:ascii="Calibri" w:hAnsi="Calibri" w:eastAsia="微软雅黑"/>
+              </w:rPr>
               <w:t>WVHDF</w:t>
             </w:r>
           </w:p>
@@ -2690,6 +3445,9 @@
           </w:tcPr>
           <w:p>
             <w:r>
+              <w:rPr>
+                <w:rFonts w:ascii="Calibri" w:hAnsi="Calibri" w:eastAsia="微软雅黑"/>
+              </w:rPr>
               <w:t>+39.8%</w:t>
             </w:r>
           </w:p>
@@ -2700,6 +3458,9 @@
           </w:tcPr>
           <w:p>
             <w:r>
+              <w:rPr>
+                <w:rFonts w:ascii="Calibri" w:hAnsi="Calibri" w:eastAsia="微软雅黑"/>
+              </w:rPr>
               <w:t>$640.0M</w:t>
             </w:r>
           </w:p>
@@ -2710,6 +3471,9 @@
           </w:tcPr>
           <w:p>
             <w:r>
+              <w:rPr>
+                <w:rFonts w:ascii="Calibri" w:hAnsi="Calibri" w:eastAsia="微软雅黑"/>
+              </w:rPr>
               <w:t>$1,607.0M</w:t>
             </w:r>
           </w:p>
@@ -2722,6 +3486,9 @@
           </w:tcPr>
           <w:p>
             <w:r>
+              <w:rPr>
+                <w:rFonts w:ascii="Calibri" w:hAnsi="Calibri" w:eastAsia="微软雅黑"/>
+              </w:rPr>
               <w:t>10</w:t>
             </w:r>
           </w:p>
@@ -2732,6 +3499,9 @@
           </w:tcPr>
           <w:p>
             <w:r>
+              <w:rPr>
+                <w:rFonts w:ascii="Calibri" w:hAnsi="Calibri" w:eastAsia="微软雅黑"/>
+              </w:rPr>
               <w:t>AL</w:t>
             </w:r>
           </w:p>
@@ -2742,6 +3512,9 @@
           </w:tcPr>
           <w:p>
             <w:r>
+              <w:rPr>
+                <w:rFonts w:ascii="Calibri" w:hAnsi="Calibri" w:eastAsia="微软雅黑"/>
+              </w:rPr>
               <w:t>AHFA</w:t>
             </w:r>
           </w:p>
@@ -2752,6 +3525,9 @@
           </w:tcPr>
           <w:p>
             <w:r>
+              <w:rPr>
+                <w:rFonts w:ascii="Calibri" w:hAnsi="Calibri" w:eastAsia="微软雅黑"/>
+              </w:rPr>
               <w:t>+37.8%</w:t>
             </w:r>
           </w:p>
@@ -2762,6 +3538,9 @@
           </w:tcPr>
           <w:p>
             <w:r>
+              <w:rPr>
+                <w:rFonts w:ascii="Calibri" w:hAnsi="Calibri" w:eastAsia="微软雅黑"/>
+              </w:rPr>
               <w:t>$516.0M</w:t>
             </w:r>
           </w:p>
@@ -2772,6 +3551,9 @@
           </w:tcPr>
           <w:p>
             <w:r>
+              <w:rPr>
+                <w:rFonts w:ascii="Calibri" w:hAnsi="Calibri" w:eastAsia="微软雅黑"/>
+              </w:rPr>
               <w:t>$1,364.9M</w:t>
             </w:r>
           </w:p>
@@ -2912,7 +3694,592 @@
         <w:pStyle w:val="Heading1"/>
       </w:pPr>
       <w:r>
-        <w:t>五、面向 2026 财年及以后的建议</w:t>
+        <w:t>五、人口与社会经济背景</w:t>
+      </w:r>
+    </w:p>
+    <w:p>
+      <w:r>
+        <w:t>全美 50 个州及哥伦比亚特区人口合计约 341.8M。人口最多的五个州为 CA（39.4M）、TX（31.7M）、FL（23.5M）、NY（20.0M）、PA（13.1M）；人口最少的五个为 ND（0.8M）、AK（0.7M）、DC（0.7M）、VT（0.6M）、WY（0.6M）。人口数据来自美国人口普查局人口估计项目，覆盖全部 51 个州／特区（100%），是三层数据中口径最统一的一层。</w:t>
+      </w:r>
+    </w:p>
+    <w:p>
+      <w:r>
+        <w:t>人均个人收入（BEA SAINC4）以哥伦比亚特区最高（约 DC（$112,944）、CT（$95,083）、MA（$93,575）），密西西比最低（约 AL（$57,251）、WV（$55,432）、MS（$51,948）），前者约为后者的 2.2 倍。高收入集中在哥伦比亚特区、新英格兰、中大西洋与西海岸。</w:t>
+      </w:r>
+    </w:p>
+    <w:p>
+      <w:r>
+        <w:t>全美平均失业率约 3.7%：内华达最高（NV（5.6%）），南达科他最低（SD（1.8%））。平均贫困率约 12.0%：路易斯安那、密西西比与新墨西哥最高（LA（18.9%）、MS（18.8%）、NM（17.6%）），新罕布什尔最低（NH（7.2%））。密西西比、西弗吉尼亚、阿拉巴马、肯塔基、新墨西哥等州普遍同时呈现较低的人均收入与较高的贫困率。</w:t>
+      </w:r>
+    </w:p>
+    <w:p>
+      <w:r>
+        <w:t>房价中位数从西弗吉尼亚约 WV（$155,000） 到夏威夷约 HI（$820,000）（约 5.3 倍）。无家可归人数（HUD 2025 年 1 月即时统计）合计约 739,766，加州最多（CA（181,934）、NY（145,560）），怀俄明最少（WY（535））。高成本沿海市场（加州、夏威夷、特区、麻州、华盛顿州）房价最高且无家可归负担最重。</w:t>
+      </w:r>
+    </w:p>
+    <w:p>
+      <w:r>
+        <w:t>人口规模与 HFA 资产负债表大体正相关，但人均收入、房价与无家可归负担的分布揭示了两种截然不同的需求结构：高成本沿海州以「供给不足＋高房价」为主，低收入南方州以「可负担性不足＋贫困集中」为主。这两类压力对 HFA 的产品组合提出不同要求。</w:t>
+      </w:r>
+    </w:p>
+    <w:p>
+      <w:pPr>
+        <w:pStyle w:val="Heading1"/>
+      </w:pPr>
+      <w:r>
+        <w:t>六、住房项目活动分析</w:t>
+      </w:r>
+    </w:p>
+    <w:p>
+      <w:r>
+        <w:t>共有 44 个州／特区建立了 FY2025 住房项目活动（program activity）模块，逐州整理自各 HFA 综合年报中的项目活动披露。下表按七类业务聚合，每一类同时给出披露州数、数量（套／户）与金额，便于跨州观察规模与结构。</w:t>
+      </w:r>
+    </w:p>
+    <w:tbl>
+      <w:tblPr>
+        <w:tblStyle w:val="LightGrid-Accent1"/>
+        <w:tblW w:type="auto" w:w="0"/>
+        <w:tblLook w:firstColumn="1" w:firstRow="1" w:lastColumn="0" w:lastRow="0" w:noHBand="0" w:noVBand="1" w:val="04A0"/>
+      </w:tblPr>
+      <w:tblGrid>
+        <w:gridCol w:w="2160"/>
+        <w:gridCol w:w="2160"/>
+        <w:gridCol w:w="2160"/>
+        <w:gridCol w:w="2160"/>
+      </w:tblGrid>
+      <w:tr>
+        <w:tc>
+          <w:tcPr>
+            <w:tcW w:type="dxa" w:w="2160"/>
+          </w:tcPr>
+          <w:p>
+            <w:r>
+              <w:rPr>
+                <w:rFonts w:ascii="Calibri" w:hAnsi="Calibri" w:eastAsia="微软雅黑"/>
+                <w:b/>
+              </w:rPr>
+              <w:t>业务类别</w:t>
+            </w:r>
+          </w:p>
+        </w:tc>
+        <w:tc>
+          <w:tcPr>
+            <w:tcW w:type="dxa" w:w="2160"/>
+          </w:tcPr>
+          <w:p>
+            <w:r>
+              <w:rPr>
+                <w:rFonts w:ascii="Calibri" w:hAnsi="Calibri" w:eastAsia="微软雅黑"/>
+                <w:b/>
+              </w:rPr>
+              <w:t>披露州数</w:t>
+            </w:r>
+          </w:p>
+        </w:tc>
+        <w:tc>
+          <w:tcPr>
+            <w:tcW w:type="dxa" w:w="2160"/>
+          </w:tcPr>
+          <w:p>
+            <w:r>
+              <w:rPr>
+                <w:rFonts w:ascii="Calibri" w:hAnsi="Calibri" w:eastAsia="微软雅黑"/>
+                <w:b/>
+              </w:rPr>
+              <w:t>数量（套／户）</w:t>
+            </w:r>
+          </w:p>
+        </w:tc>
+        <w:tc>
+          <w:tcPr>
+            <w:tcW w:type="dxa" w:w="2160"/>
+          </w:tcPr>
+          <w:p>
+            <w:r>
+              <w:rPr>
+                <w:rFonts w:ascii="Calibri" w:hAnsi="Calibri" w:eastAsia="微软雅黑"/>
+                <w:b/>
+              </w:rPr>
+              <w:t>金额</w:t>
+            </w:r>
+          </w:p>
+        </w:tc>
+      </w:tr>
+      <w:tr>
+        <w:tc>
+          <w:tcPr>
+            <w:tcW w:type="dxa" w:w="2160"/>
+          </w:tcPr>
+          <w:p>
+            <w:r>
+              <w:rPr>
+                <w:rFonts w:ascii="Calibri" w:hAnsi="Calibri" w:eastAsia="微软雅黑"/>
+              </w:rPr>
+              <w:t>购房贷款</w:t>
+            </w:r>
+          </w:p>
+        </w:tc>
+        <w:tc>
+          <w:tcPr>
+            <w:tcW w:type="dxa" w:w="2160"/>
+          </w:tcPr>
+          <w:p>
+            <w:r>
+              <w:rPr>
+                <w:rFonts w:ascii="Calibri" w:hAnsi="Calibri" w:eastAsia="微软雅黑"/>
+              </w:rPr>
+              <w:t>38</w:t>
+            </w:r>
+          </w:p>
+        </w:tc>
+        <w:tc>
+          <w:tcPr>
+            <w:tcW w:type="dxa" w:w="2160"/>
+          </w:tcPr>
+          <w:p>
+            <w:r>
+              <w:rPr>
+                <w:rFonts w:ascii="Calibri" w:hAnsi="Calibri" w:eastAsia="微软雅黑"/>
+              </w:rPr>
+              <w:t>128,780</w:t>
+            </w:r>
+          </w:p>
+        </w:tc>
+        <w:tc>
+          <w:tcPr>
+            <w:tcW w:type="dxa" w:w="2160"/>
+          </w:tcPr>
+          <w:p>
+            <w:r>
+              <w:rPr>
+                <w:rFonts w:ascii="Calibri" w:hAnsi="Calibri" w:eastAsia="微软雅黑"/>
+              </w:rPr>
+              <w:t>$30.35B</w:t>
+            </w:r>
+          </w:p>
+        </w:tc>
+      </w:tr>
+      <w:tr>
+        <w:tc>
+          <w:tcPr>
+            <w:tcW w:type="dxa" w:w="2160"/>
+          </w:tcPr>
+          <w:p>
+            <w:r>
+              <w:rPr>
+                <w:rFonts w:ascii="Calibri" w:hAnsi="Calibri" w:eastAsia="微软雅黑"/>
+              </w:rPr>
+              <w:t>维修/咨询</w:t>
+            </w:r>
+          </w:p>
+        </w:tc>
+        <w:tc>
+          <w:tcPr>
+            <w:tcW w:type="dxa" w:w="2160"/>
+          </w:tcPr>
+          <w:p>
+            <w:r>
+              <w:rPr>
+                <w:rFonts w:ascii="Calibri" w:hAnsi="Calibri" w:eastAsia="微软雅黑"/>
+              </w:rPr>
+              <w:t>5</w:t>
+            </w:r>
+          </w:p>
+        </w:tc>
+        <w:tc>
+          <w:tcPr>
+            <w:tcW w:type="dxa" w:w="2160"/>
+          </w:tcPr>
+          <w:p>
+            <w:r>
+              <w:rPr>
+                <w:rFonts w:ascii="Calibri" w:hAnsi="Calibri" w:eastAsia="微软雅黑"/>
+              </w:rPr>
+              <w:t>12,193</w:t>
+            </w:r>
+          </w:p>
+        </w:tc>
+        <w:tc>
+          <w:tcPr>
+            <w:tcW w:type="dxa" w:w="2160"/>
+          </w:tcPr>
+          <w:p>
+            <w:r>
+              <w:rPr>
+                <w:rFonts w:ascii="Calibri" w:hAnsi="Calibri" w:eastAsia="微软雅黑"/>
+              </w:rPr>
+              <w:t>$69.5M</w:t>
+            </w:r>
+          </w:p>
+        </w:tc>
+      </w:tr>
+      <w:tr>
+        <w:tc>
+          <w:tcPr>
+            <w:tcW w:type="dxa" w:w="2160"/>
+          </w:tcPr>
+          <w:p>
+            <w:r>
+              <w:rPr>
+                <w:rFonts w:ascii="Calibri" w:hAnsi="Calibri" w:eastAsia="微软雅黑"/>
+              </w:rPr>
+              <w:t>COVID 应急</w:t>
+            </w:r>
+          </w:p>
+        </w:tc>
+        <w:tc>
+          <w:tcPr>
+            <w:tcW w:type="dxa" w:w="2160"/>
+          </w:tcPr>
+          <w:p>
+            <w:r>
+              <w:rPr>
+                <w:rFonts w:ascii="Calibri" w:hAnsi="Calibri" w:eastAsia="微软雅黑"/>
+              </w:rPr>
+              <w:t>6</w:t>
+            </w:r>
+          </w:p>
+        </w:tc>
+        <w:tc>
+          <w:tcPr>
+            <w:tcW w:type="dxa" w:w="2160"/>
+          </w:tcPr>
+          <w:p>
+            <w:r>
+              <w:rPr>
+                <w:rFonts w:ascii="Calibri" w:hAnsi="Calibri" w:eastAsia="微软雅黑"/>
+              </w:rPr>
+              <w:t>29,357</w:t>
+            </w:r>
+          </w:p>
+        </w:tc>
+        <w:tc>
+          <w:tcPr>
+            <w:tcW w:type="dxa" w:w="2160"/>
+          </w:tcPr>
+          <w:p>
+            <w:r>
+              <w:rPr>
+                <w:rFonts w:ascii="Calibri" w:hAnsi="Calibri" w:eastAsia="微软雅黑"/>
+              </w:rPr>
+              <w:t>$160.5M</w:t>
+            </w:r>
+          </w:p>
+        </w:tc>
+      </w:tr>
+      <w:tr>
+        <w:tc>
+          <w:tcPr>
+            <w:tcW w:type="dxa" w:w="2160"/>
+          </w:tcPr>
+          <w:p>
+            <w:r>
+              <w:rPr>
+                <w:rFonts w:ascii="Calibri" w:hAnsi="Calibri" w:eastAsia="微软雅黑"/>
+              </w:rPr>
+              <w:t>租赁援助</w:t>
+            </w:r>
+          </w:p>
+        </w:tc>
+        <w:tc>
+          <w:tcPr>
+            <w:tcW w:type="dxa" w:w="2160"/>
+          </w:tcPr>
+          <w:p>
+            <w:r>
+              <w:rPr>
+                <w:rFonts w:ascii="Calibri" w:hAnsi="Calibri" w:eastAsia="微软雅黑"/>
+              </w:rPr>
+              <w:t>20</w:t>
+            </w:r>
+          </w:p>
+        </w:tc>
+        <w:tc>
+          <w:tcPr>
+            <w:tcW w:type="dxa" w:w="2160"/>
+          </w:tcPr>
+          <w:p>
+            <w:r>
+              <w:rPr>
+                <w:rFonts w:ascii="Calibri" w:hAnsi="Calibri" w:eastAsia="微软雅黑"/>
+              </w:rPr>
+              <w:t>720,649</w:t>
+            </w:r>
+          </w:p>
+        </w:tc>
+        <w:tc>
+          <w:tcPr>
+            <w:tcW w:type="dxa" w:w="2160"/>
+          </w:tcPr>
+          <w:p>
+            <w:r>
+              <w:rPr>
+                <w:rFonts w:ascii="Calibri" w:hAnsi="Calibri" w:eastAsia="微软雅黑"/>
+              </w:rPr>
+              <w:t>$4.96B</w:t>
+            </w:r>
+          </w:p>
+        </w:tc>
+      </w:tr>
+      <w:tr>
+        <w:tc>
+          <w:tcPr>
+            <w:tcW w:type="dxa" w:w="2160"/>
+          </w:tcPr>
+          <w:p>
+            <w:r>
+              <w:rPr>
+                <w:rFonts w:ascii="Calibri" w:hAnsi="Calibri" w:eastAsia="微软雅黑"/>
+              </w:rPr>
+              <w:t>多户新建/保留</w:t>
+            </w:r>
+          </w:p>
+        </w:tc>
+        <w:tc>
+          <w:tcPr>
+            <w:tcW w:type="dxa" w:w="2160"/>
+          </w:tcPr>
+          <w:p>
+            <w:r>
+              <w:rPr>
+                <w:rFonts w:ascii="Calibri" w:hAnsi="Calibri" w:eastAsia="微软雅黑"/>
+              </w:rPr>
+              <w:t>41</w:t>
+            </w:r>
+          </w:p>
+        </w:tc>
+        <w:tc>
+          <w:tcPr>
+            <w:tcW w:type="dxa" w:w="2160"/>
+          </w:tcPr>
+          <w:p>
+            <w:r>
+              <w:rPr>
+                <w:rFonts w:ascii="Calibri" w:hAnsi="Calibri" w:eastAsia="微软雅黑"/>
+              </w:rPr>
+              <w:t>155,410</w:t>
+            </w:r>
+          </w:p>
+        </w:tc>
+        <w:tc>
+          <w:tcPr>
+            <w:tcW w:type="dxa" w:w="2160"/>
+          </w:tcPr>
+          <w:p>
+            <w:r>
+              <w:rPr>
+                <w:rFonts w:ascii="Calibri" w:hAnsi="Calibri" w:eastAsia="微软雅黑"/>
+              </w:rPr>
+              <w:t>$28.21B</w:t>
+            </w:r>
+          </w:p>
+        </w:tc>
+      </w:tr>
+      <w:tr>
+        <w:tc>
+          <w:tcPr>
+            <w:tcW w:type="dxa" w:w="2160"/>
+          </w:tcPr>
+          <w:p>
+            <w:r>
+              <w:rPr>
+                <w:rFonts w:ascii="Calibri" w:hAnsi="Calibri" w:eastAsia="微软雅黑"/>
+              </w:rPr>
+              <w:t>能源</w:t>
+            </w:r>
+          </w:p>
+        </w:tc>
+        <w:tc>
+          <w:tcPr>
+            <w:tcW w:type="dxa" w:w="2160"/>
+          </w:tcPr>
+          <w:p>
+            <w:r>
+              <w:rPr>
+                <w:rFonts w:ascii="Calibri" w:hAnsi="Calibri" w:eastAsia="微软雅黑"/>
+              </w:rPr>
+              <w:t>7</w:t>
+            </w:r>
+          </w:p>
+        </w:tc>
+        <w:tc>
+          <w:tcPr>
+            <w:tcW w:type="dxa" w:w="2160"/>
+          </w:tcPr>
+          <w:p>
+            <w:r>
+              <w:rPr>
+                <w:rFonts w:ascii="Calibri" w:hAnsi="Calibri" w:eastAsia="微软雅黑"/>
+              </w:rPr>
+              <w:t>312,233</w:t>
+            </w:r>
+          </w:p>
+        </w:tc>
+        <w:tc>
+          <w:tcPr>
+            <w:tcW w:type="dxa" w:w="2160"/>
+          </w:tcPr>
+          <w:p>
+            <w:r>
+              <w:rPr>
+                <w:rFonts w:ascii="Calibri" w:hAnsi="Calibri" w:eastAsia="微软雅黑"/>
+              </w:rPr>
+              <w:t>$177.3M</w:t>
+            </w:r>
+          </w:p>
+        </w:tc>
+      </w:tr>
+      <w:tr>
+        <w:tc>
+          <w:tcPr>
+            <w:tcW w:type="dxa" w:w="2160"/>
+          </w:tcPr>
+          <w:p>
+            <w:r>
+              <w:rPr>
+                <w:rFonts w:ascii="Calibri" w:hAnsi="Calibri" w:eastAsia="微软雅黑"/>
+              </w:rPr>
+              <w:t>补助金/信托</w:t>
+            </w:r>
+          </w:p>
+        </w:tc>
+        <w:tc>
+          <w:tcPr>
+            <w:tcW w:type="dxa" w:w="2160"/>
+          </w:tcPr>
+          <w:p>
+            <w:r>
+              <w:rPr>
+                <w:rFonts w:ascii="Calibri" w:hAnsi="Calibri" w:eastAsia="微软雅黑"/>
+              </w:rPr>
+              <w:t>8</w:t>
+            </w:r>
+          </w:p>
+        </w:tc>
+        <w:tc>
+          <w:tcPr>
+            <w:tcW w:type="dxa" w:w="2160"/>
+          </w:tcPr>
+          <w:p>
+            <w:r>
+              <w:rPr>
+                <w:rFonts w:ascii="Calibri" w:hAnsi="Calibri" w:eastAsia="微软雅黑"/>
+              </w:rPr>
+              <w:t>14,590</w:t>
+            </w:r>
+          </w:p>
+        </w:tc>
+        <w:tc>
+          <w:tcPr>
+            <w:tcW w:type="dxa" w:w="2160"/>
+          </w:tcPr>
+          <w:p>
+            <w:r>
+              <w:rPr>
+                <w:rFonts w:ascii="Calibri" w:hAnsi="Calibri" w:eastAsia="微软雅黑"/>
+              </w:rPr>
+              <w:t>$433.4M</w:t>
+            </w:r>
+          </w:p>
+        </w:tc>
+      </w:tr>
+    </w:tbl>
+    <w:p>
+      <w:r>
+        <w:rPr>
+          <w:b/>
+        </w:rPr>
+        <w:t xml:space="preserve">多户新建与购房贷款是资金投入主体. </w:t>
+      </w:r>
+      <w:r>
+        <w:t>多户新建／保留与购房贷款两类金额合计约 $28.21B 与 $30.35B。多户单位数以得州（TX（18,695）、FL（12,007）、NY（11,317））居前；购房家庭以华盛顿州（WA（10,918）、FL（8,427）、CA（6,955））居前。这两类业务构成多数 HFA 资产端抵押贷款与开发贷款的核心。</w:t>
+      </w:r>
+    </w:p>
+    <w:p>
+      <w:r>
+        <w:rPr>
+          <w:b/>
+        </w:rPr>
+        <w:t xml:space="preserve">租赁援助覆盖家庭最多、单户成本最低. </w:t>
+      </w:r>
+      <w:r>
+        <w:t>租赁援助合计约 720,649 户（覆盖 20 州），但金额仅约 $4.96B，反映其「持续性小额补贴」而非一次性资本投入的性质；得州（TX（349,398）、NY（150,544））规模领先。</w:t>
+      </w:r>
+    </w:p>
+    <w:p>
+      <w:r>
+        <w:rPr>
+          <w:b/>
+        </w:rPr>
+        <w:t xml:space="preserve">部分类别披露覆盖率低，横向比较需谨慎. </w:t>
+      </w:r>
+      <w:r>
+        <w:t>能源类（312,233 户，集中于 IN（114,594）、TN（74,438） 等 7 州）与补助金／信托类金额可观但披露州数少；维修／咨询（5 州）与 COVID 应急（6 州）覆盖率最低。各州 HFA 年报对项目活动的披露口径高度不统一，跨州横向比较应视为方向性而非精确值。</w:t>
+      </w:r>
+    </w:p>
+    <w:p>
+      <w:pPr>
+        <w:pStyle w:val="Heading1"/>
+      </w:pPr>
+      <w:r>
+        <w:t>七、数据来源与质量评估</w:t>
+      </w:r>
+    </w:p>
+    <w:p>
+      <w:r>
+        <w:t>本报告依赖三层数据，来源与质量梯度不同，直接影响结论的稳健性。</w:t>
+      </w:r>
+    </w:p>
+    <w:p>
+      <w:r>
+        <w:rPr>
+          <w:b/>
+        </w:rPr>
+        <w:t xml:space="preserve">财务数据（高置信，覆盖率约 90%）. </w:t>
+      </w:r>
+      <w:r>
+        <w:t>净资产、总资产与负债来自各州 ACFR／经审计财务报表，46 州（90%）已取得；AZ、NV、NJ、OR、RI 因审计未完成或仅发布 FY2024 而未纳入。部分州核心指标需人工核对，已在本报告「数据覆盖与文件清单」逐州标注。</w:t>
+      </w:r>
+    </w:p>
+    <w:p>
+      <w:r>
+        <w:rPr>
+          <w:b/>
+        </w:rPr>
+        <w:t xml:space="preserve">人口与经济社会数据（最高置信，覆盖率 100%）. </w:t>
+      </w:r>
+      <w:r>
+        <w:t>人口、收入、失业、贫困、房价与无家可归均来自联邦官方统计（Census／BEA／BLS／ACS／HUD），覆盖全部 51 个州／特区，口径统一、可跨州直接比较，是三层数据中质量最高的。</w:t>
+      </w:r>
+    </w:p>
+    <w:p>
+      <w:r>
+        <w:rPr>
+          <w:b/>
+        </w:rPr>
+        <w:t xml:space="preserve">住房项目活动数据（中置信，覆盖率约 86%）. </w:t>
+      </w:r>
+      <w:r>
+        <w:t>住房项目活动来自各州 HFA 年报的项目活动披露，44 州有模块，但七类业务的覆盖率从 41 州（多户）到 5 州（维修）不等；单位定义、金额口径、是否含税收抵免等差异较大，是最需谨慎解读的一层。</w:t>
+      </w:r>
+    </w:p>
+    <w:p>
+      <w:r>
+        <w:rPr>
+          <w:b/>
+        </w:rPr>
+        <w:t xml:space="preserve">结论. </w:t>
+      </w:r>
+      <w:r>
+        <w:t>三层数据的质量梯度（人口／经济 ≈ 财务 &gt; 住房活动）决定了本报告结论的稳健性：人口与财务洞察较为可靠，住房活动洞察应视为方向性而非精确比较。</w:t>
+      </w:r>
+    </w:p>
+    <w:p>
+      <w:pPr>
+        <w:pStyle w:val="Heading1"/>
+      </w:pPr>
+      <w:r>
+        <w:t>八、面向 2026 财年及以后的建议</w:t>
       </w:r>
     </w:p>
     <w:p>
@@ -2990,7 +4357,7 @@
         <w:pStyle w:val="Heading1"/>
       </w:pPr>
       <w:r>
-        <w:t>六、数据覆盖与文件清单</w:t>
+        <w:t>九、数据覆盖与文件清单</w:t>
       </w:r>
     </w:p>
     <w:tbl>
@@ -3013,6 +4380,10 @@
           </w:tcPr>
           <w:p>
             <w:r>
+              <w:rPr>
+                <w:rFonts w:ascii="Calibri" w:hAnsi="Calibri" w:eastAsia="微软雅黑"/>
+                <w:b/>
+              </w:rPr>
               <w:t>州</w:t>
             </w:r>
           </w:p>
@@ -3023,6 +4394,10 @@
           </w:tcPr>
           <w:p>
             <w:r>
+              <w:rPr>
+                <w:rFonts w:ascii="Calibri" w:hAnsi="Calibri" w:eastAsia="微软雅黑"/>
+                <w:b/>
+              </w:rPr>
               <w:t>机构</w:t>
             </w:r>
           </w:p>
@@ -3033,6 +4408,10 @@
           </w:tcPr>
           <w:p>
             <w:r>
+              <w:rPr>
+                <w:rFonts w:ascii="Calibri" w:hAnsi="Calibri" w:eastAsia="微软雅黑"/>
+                <w:b/>
+              </w:rPr>
               <w:t>状态</w:t>
             </w:r>
           </w:p>
@@ -3043,6 +4422,10 @@
           </w:tcPr>
           <w:p>
             <w:r>
+              <w:rPr>
+                <w:rFonts w:ascii="Calibri" w:hAnsi="Calibri" w:eastAsia="微软雅黑"/>
+                <w:b/>
+              </w:rPr>
               <w:t>文件名</w:t>
             </w:r>
           </w:p>
@@ -3053,6 +4436,10 @@
           </w:tcPr>
           <w:p>
             <w:r>
+              <w:rPr>
+                <w:rFonts w:ascii="Calibri" w:hAnsi="Calibri" w:eastAsia="微软雅黑"/>
+                <w:b/>
+              </w:rPr>
               <w:t>备注</w:t>
             </w:r>
           </w:p>
@@ -3065,6 +4452,9 @@
           </w:tcPr>
           <w:p>
             <w:r>
+              <w:rPr>
+                <w:rFonts w:ascii="Calibri" w:hAnsi="Calibri" w:eastAsia="微软雅黑"/>
+              </w:rPr>
               <w:t>AK</w:t>
             </w:r>
           </w:p>
@@ -3075,6 +4465,9 @@
           </w:tcPr>
           <w:p>
             <w:r>
+              <w:rPr>
+                <w:rFonts w:ascii="Calibri" w:hAnsi="Calibri" w:eastAsia="微软雅黑"/>
+              </w:rPr>
               <w:t>AHFC</w:t>
             </w:r>
           </w:p>
@@ -3085,6 +4478,9 @@
           </w:tcPr>
           <w:p>
             <w:r>
+              <w:rPr>
+                <w:rFonts w:ascii="Calibri" w:hAnsi="Calibri" w:eastAsia="微软雅黑"/>
+              </w:rPr>
               <w:t>已获取</w:t>
             </w:r>
           </w:p>
@@ -3095,6 +4491,9 @@
           </w:tcPr>
           <w:p>
             <w:r>
+              <w:rPr>
+                <w:rFonts w:ascii="Calibri" w:hAnsi="Calibri" w:eastAsia="微软雅黑"/>
+              </w:rPr>
               <w:t>AK_AHFC_FY2025_ACFR.pdf</w:t>
             </w:r>
           </w:p>
@@ -3105,6 +4504,9 @@
           </w:tcPr>
           <w:p>
             <w:r>
+              <w:rPr>
+                <w:rFonts w:ascii="Calibri" w:hAnsi="Calibri" w:eastAsia="微软雅黑"/>
+              </w:rPr>
               <w:t>已根据 AHFC FY2025 MD&amp;A（Condensed Statement of Net Position, June 30 2025/2024）人工核验核心指标，修正此前误提取的净资产数值</w:t>
             </w:r>
           </w:p>
@@ -3117,6 +4519,9 @@
           </w:tcPr>
           <w:p>
             <w:r>
+              <w:rPr>
+                <w:rFonts w:ascii="Calibri" w:hAnsi="Calibri" w:eastAsia="微软雅黑"/>
+              </w:rPr>
               <w:t>AL</w:t>
             </w:r>
           </w:p>
@@ -3127,6 +4532,9 @@
           </w:tcPr>
           <w:p>
             <w:r>
+              <w:rPr>
+                <w:rFonts w:ascii="Calibri" w:hAnsi="Calibri" w:eastAsia="微软雅黑"/>
+              </w:rPr>
               <w:t>AHFA</w:t>
             </w:r>
           </w:p>
@@ -3137,6 +4545,9 @@
           </w:tcPr>
           <w:p>
             <w:r>
+              <w:rPr>
+                <w:rFonts w:ascii="Calibri" w:hAnsi="Calibri" w:eastAsia="微软雅黑"/>
+              </w:rPr>
               <w:t>已获取</w:t>
             </w:r>
           </w:p>
@@ -3147,6 +4558,9 @@
           </w:tcPr>
           <w:p>
             <w:r>
+              <w:rPr>
+                <w:rFonts w:ascii="Calibri" w:hAnsi="Calibri" w:eastAsia="微软雅黑"/>
+              </w:rPr>
               <w:t>AL_AHFA_FY2025_ACFR.pdf</w:t>
             </w:r>
           </w:p>
@@ -3157,6 +4571,9 @@
           </w:tcPr>
           <w:p>
             <w:r>
+              <w:rPr>
+                <w:rFonts w:ascii="Calibri" w:hAnsi="Calibri" w:eastAsia="微软雅黑"/>
+              </w:rPr>
               <w:t>-</w:t>
             </w:r>
           </w:p>
@@ -3169,6 +4586,9 @@
           </w:tcPr>
           <w:p>
             <w:r>
+              <w:rPr>
+                <w:rFonts w:ascii="Calibri" w:hAnsi="Calibri" w:eastAsia="微软雅黑"/>
+              </w:rPr>
               <w:t>AR</w:t>
             </w:r>
           </w:p>
@@ -3179,6 +4599,9 @@
           </w:tcPr>
           <w:p>
             <w:r>
+              <w:rPr>
+                <w:rFonts w:ascii="Calibri" w:hAnsi="Calibri" w:eastAsia="微软雅黑"/>
+              </w:rPr>
               <w:t>ADFA</w:t>
             </w:r>
           </w:p>
@@ -3189,6 +4612,9 @@
           </w:tcPr>
           <w:p>
             <w:r>
+              <w:rPr>
+                <w:rFonts w:ascii="Calibri" w:hAnsi="Calibri" w:eastAsia="微软雅黑"/>
+              </w:rPr>
               <w:t>已获取</w:t>
             </w:r>
           </w:p>
@@ -3199,6 +4625,9 @@
           </w:tcPr>
           <w:p>
             <w:r>
+              <w:rPr>
+                <w:rFonts w:ascii="Calibri" w:hAnsi="Calibri" w:eastAsia="微软雅黑"/>
+              </w:rPr>
               <w:t>AR_ADFA_FY2025_ACFR.pdf</w:t>
             </w:r>
           </w:p>
@@ -3209,6 +4638,9 @@
           </w:tcPr>
           <w:p>
             <w:r>
+              <w:rPr>
+                <w:rFonts w:ascii="Calibri" w:hAnsi="Calibri" w:eastAsia="微软雅黑"/>
+              </w:rPr>
               <w:t>增速已对照综合年报人工核验</w:t>
             </w:r>
           </w:p>
@@ -3221,6 +4653,9 @@
           </w:tcPr>
           <w:p>
             <w:r>
+              <w:rPr>
+                <w:rFonts w:ascii="Calibri" w:hAnsi="Calibri" w:eastAsia="微软雅黑"/>
+              </w:rPr>
               <w:t>AZ</w:t>
             </w:r>
           </w:p>
@@ -3231,6 +4666,9 @@
           </w:tcPr>
           <w:p>
             <w:r>
+              <w:rPr>
+                <w:rFonts w:ascii="Calibri" w:hAnsi="Calibri" w:eastAsia="微软雅黑"/>
+              </w:rPr>
               <w:t>ADOH</w:t>
             </w:r>
           </w:p>
@@ -3241,6 +4679,9 @@
           </w:tcPr>
           <w:p>
             <w:r>
+              <w:rPr>
+                <w:rFonts w:ascii="Calibri" w:hAnsi="Calibri" w:eastAsia="微软雅黑"/>
+              </w:rPr>
               <w:t>未获取</w:t>
             </w:r>
           </w:p>
@@ -3251,6 +4692,9 @@
           </w:tcPr>
           <w:p>
             <w:r>
+              <w:rPr>
+                <w:rFonts w:ascii="Calibri" w:hAnsi="Calibri" w:eastAsia="微软雅黑"/>
+              </w:rPr>
               <w:t>-</w:t>
             </w:r>
           </w:p>
@@ -3261,6 +4705,9 @@
           </w:tcPr>
           <w:p>
             <w:r>
+              <w:rPr>
+                <w:rFonts w:ascii="Calibri" w:hAnsi="Calibri" w:eastAsia="微软雅黑"/>
+              </w:rPr>
               <w:t>未找到 FY2025 PDF 链接</w:t>
             </w:r>
           </w:p>
@@ -3273,6 +4720,9 @@
           </w:tcPr>
           <w:p>
             <w:r>
+              <w:rPr>
+                <w:rFonts w:ascii="Calibri" w:hAnsi="Calibri" w:eastAsia="微软雅黑"/>
+              </w:rPr>
               <w:t>CA</w:t>
             </w:r>
           </w:p>
@@ -3283,6 +4733,9 @@
           </w:tcPr>
           <w:p>
             <w:r>
+              <w:rPr>
+                <w:rFonts w:ascii="Calibri" w:hAnsi="Calibri" w:eastAsia="微软雅黑"/>
+              </w:rPr>
               <w:t>CalHFA</w:t>
             </w:r>
           </w:p>
@@ -3293,6 +4746,9 @@
           </w:tcPr>
           <w:p>
             <w:r>
+              <w:rPr>
+                <w:rFonts w:ascii="Calibri" w:hAnsi="Calibri" w:eastAsia="微软雅黑"/>
+              </w:rPr>
               <w:t>已获取</w:t>
             </w:r>
           </w:p>
@@ -3303,6 +4759,9 @@
           </w:tcPr>
           <w:p>
             <w:r>
+              <w:rPr>
+                <w:rFonts w:ascii="Calibri" w:hAnsi="Calibri" w:eastAsia="微软雅黑"/>
+              </w:rPr>
               <w:t>CA_CalHFA_FY2025_ACFR.pdf</w:t>
             </w:r>
           </w:p>
@@ -3313,6 +4772,9 @@
           </w:tcPr>
           <w:p>
             <w:r>
+              <w:rPr>
+                <w:rFonts w:ascii="Calibri" w:hAnsi="Calibri" w:eastAsia="微软雅黑"/>
+              </w:rPr>
               <w:t>核心指标未能自动提取，建议人工核对 PDF</w:t>
             </w:r>
           </w:p>
@@ -3325,6 +4787,9 @@
           </w:tcPr>
           <w:p>
             <w:r>
+              <w:rPr>
+                <w:rFonts w:ascii="Calibri" w:hAnsi="Calibri" w:eastAsia="微软雅黑"/>
+              </w:rPr>
               <w:t>CO</w:t>
             </w:r>
           </w:p>
@@ -3335,6 +4800,9 @@
           </w:tcPr>
           <w:p>
             <w:r>
+              <w:rPr>
+                <w:rFonts w:ascii="Calibri" w:hAnsi="Calibri" w:eastAsia="微软雅黑"/>
+              </w:rPr>
               <w:t>CHFA</w:t>
             </w:r>
           </w:p>
@@ -3345,6 +4813,9 @@
           </w:tcPr>
           <w:p>
             <w:r>
+              <w:rPr>
+                <w:rFonts w:ascii="Calibri" w:hAnsi="Calibri" w:eastAsia="微软雅黑"/>
+              </w:rPr>
               <w:t>已获取</w:t>
             </w:r>
           </w:p>
@@ -3355,6 +4826,9 @@
           </w:tcPr>
           <w:p>
             <w:r>
+              <w:rPr>
+                <w:rFonts w:ascii="Calibri" w:hAnsi="Calibri" w:eastAsia="微软雅黑"/>
+              </w:rPr>
               <w:t>CO_CHFA_FY2025_ACFR.pdf</w:t>
             </w:r>
           </w:p>
@@ -3365,6 +4839,9 @@
           </w:tcPr>
           <w:p>
             <w:r>
+              <w:rPr>
+                <w:rFonts w:ascii="Calibri" w:hAnsi="Calibri" w:eastAsia="微软雅黑"/>
+              </w:rPr>
               <w:t>增速已对照综合年报人工核验</w:t>
             </w:r>
           </w:p>
@@ -3377,6 +4854,9 @@
           </w:tcPr>
           <w:p>
             <w:r>
+              <w:rPr>
+                <w:rFonts w:ascii="Calibri" w:hAnsi="Calibri" w:eastAsia="微软雅黑"/>
+              </w:rPr>
               <w:t>CT</w:t>
             </w:r>
           </w:p>
@@ -3387,6 +4867,9 @@
           </w:tcPr>
           <w:p>
             <w:r>
+              <w:rPr>
+                <w:rFonts w:ascii="Calibri" w:hAnsi="Calibri" w:eastAsia="微软雅黑"/>
+              </w:rPr>
               <w:t>CHFA</w:t>
             </w:r>
           </w:p>
@@ -3397,6 +4880,9 @@
           </w:tcPr>
           <w:p>
             <w:r>
+              <w:rPr>
+                <w:rFonts w:ascii="Calibri" w:hAnsi="Calibri" w:eastAsia="微软雅黑"/>
+              </w:rPr>
               <w:t>已获取</w:t>
             </w:r>
           </w:p>
@@ -3407,6 +4893,9 @@
           </w:tcPr>
           <w:p>
             <w:r>
+              <w:rPr>
+                <w:rFonts w:ascii="Calibri" w:hAnsi="Calibri" w:eastAsia="微软雅黑"/>
+              </w:rPr>
               <w:t>CT_CHFA_FY2025_ACFR.pdf</w:t>
             </w:r>
           </w:p>
@@ -3417,6 +4906,9 @@
           </w:tcPr>
           <w:p>
             <w:r>
+              <w:rPr>
+                <w:rFonts w:ascii="Calibri" w:hAnsi="Calibri" w:eastAsia="微软雅黑"/>
+              </w:rPr>
               <w:t>指标已据机构综合年报／财务报表补全</w:t>
             </w:r>
           </w:p>
@@ -3429,6 +4921,9 @@
           </w:tcPr>
           <w:p>
             <w:r>
+              <w:rPr>
+                <w:rFonts w:ascii="Calibri" w:hAnsi="Calibri" w:eastAsia="微软雅黑"/>
+              </w:rPr>
               <w:t>DC</w:t>
             </w:r>
           </w:p>
@@ -3439,6 +4934,9 @@
           </w:tcPr>
           <w:p>
             <w:r>
+              <w:rPr>
+                <w:rFonts w:ascii="Calibri" w:hAnsi="Calibri" w:eastAsia="微软雅黑"/>
+              </w:rPr>
               <w:t>DCHFA</w:t>
             </w:r>
           </w:p>
@@ -3449,6 +4947,9 @@
           </w:tcPr>
           <w:p>
             <w:r>
+              <w:rPr>
+                <w:rFonts w:ascii="Calibri" w:hAnsi="Calibri" w:eastAsia="微软雅黑"/>
+              </w:rPr>
               <w:t>已获取</w:t>
             </w:r>
           </w:p>
@@ -3459,6 +4960,9 @@
           </w:tcPr>
           <w:p>
             <w:r>
+              <w:rPr>
+                <w:rFonts w:ascii="Calibri" w:hAnsi="Calibri" w:eastAsia="微软雅黑"/>
+              </w:rPr>
               <w:t>DC_DCHFA_FY2025_ACFR.pdf</w:t>
             </w:r>
           </w:p>
@@ -3469,6 +4973,9 @@
           </w:tcPr>
           <w:p>
             <w:r>
+              <w:rPr>
+                <w:rFonts w:ascii="Calibri" w:hAnsi="Calibri" w:eastAsia="微软雅黑"/>
+              </w:rPr>
               <w:t>已根据 DCHFA FY2025 MD&amp;A（Financial Statement Analysis, FYE Sept 30 2025/2024）人工核验核心指标，修正此前 net_position_2024 被误复制为 2025 数值的问题</w:t>
             </w:r>
           </w:p>
@@ -3481,6 +4988,9 @@
           </w:tcPr>
           <w:p>
             <w:r>
+              <w:rPr>
+                <w:rFonts w:ascii="Calibri" w:hAnsi="Calibri" w:eastAsia="微软雅黑"/>
+              </w:rPr>
               <w:t>DE</w:t>
             </w:r>
           </w:p>
@@ -3491,6 +5001,9 @@
           </w:tcPr>
           <w:p>
             <w:r>
+              <w:rPr>
+                <w:rFonts w:ascii="Calibri" w:hAnsi="Calibri" w:eastAsia="微软雅黑"/>
+              </w:rPr>
               <w:t>DSHA</w:t>
             </w:r>
           </w:p>
@@ -3501,6 +5014,9 @@
           </w:tcPr>
           <w:p>
             <w:r>
+              <w:rPr>
+                <w:rFonts w:ascii="Calibri" w:hAnsi="Calibri" w:eastAsia="微软雅黑"/>
+              </w:rPr>
               <w:t>已获取</w:t>
             </w:r>
           </w:p>
@@ -3511,6 +5027,9 @@
           </w:tcPr>
           <w:p>
             <w:r>
+              <w:rPr>
+                <w:rFonts w:ascii="Calibri" w:hAnsi="Calibri" w:eastAsia="微软雅黑"/>
+              </w:rPr>
               <w:t>DE_DSHA_FY2025_ACFR.pdf</w:t>
             </w:r>
           </w:p>
@@ -3521,6 +5040,9 @@
           </w:tcPr>
           <w:p>
             <w:r>
+              <w:rPr>
+                <w:rFonts w:ascii="Calibri" w:hAnsi="Calibri" w:eastAsia="微软雅黑"/>
+              </w:rPr>
               <w:t>核心指标未能自动提取，建议人工核对 PDF</w:t>
             </w:r>
           </w:p>
@@ -3533,6 +5055,9 @@
           </w:tcPr>
           <w:p>
             <w:r>
+              <w:rPr>
+                <w:rFonts w:ascii="Calibri" w:hAnsi="Calibri" w:eastAsia="微软雅黑"/>
+              </w:rPr>
               <w:t>FL</w:t>
             </w:r>
           </w:p>
@@ -3543,6 +5068,9 @@
           </w:tcPr>
           <w:p>
             <w:r>
+              <w:rPr>
+                <w:rFonts w:ascii="Calibri" w:hAnsi="Calibri" w:eastAsia="微软雅黑"/>
+              </w:rPr>
               <w:t>FloridaHousing</w:t>
             </w:r>
           </w:p>
@@ -3553,6 +5081,9 @@
           </w:tcPr>
           <w:p>
             <w:r>
+              <w:rPr>
+                <w:rFonts w:ascii="Calibri" w:hAnsi="Calibri" w:eastAsia="微软雅黑"/>
+              </w:rPr>
               <w:t>已获取</w:t>
             </w:r>
           </w:p>
@@ -3563,6 +5094,9 @@
           </w:tcPr>
           <w:p>
             <w:r>
+              <w:rPr>
+                <w:rFonts w:ascii="Calibri" w:hAnsi="Calibri" w:eastAsia="微软雅黑"/>
+              </w:rPr>
               <w:t>FL_FloridaHousing_FY2025_ACFR.pdf</w:t>
             </w:r>
           </w:p>
@@ -3573,6 +5107,9 @@
           </w:tcPr>
           <w:p>
             <w:r>
+              <w:rPr>
+                <w:rFonts w:ascii="Calibri" w:hAnsi="Calibri" w:eastAsia="微软雅黑"/>
+              </w:rPr>
               <w:t>-</w:t>
             </w:r>
           </w:p>
@@ -3585,6 +5122,9 @@
           </w:tcPr>
           <w:p>
             <w:r>
+              <w:rPr>
+                <w:rFonts w:ascii="Calibri" w:hAnsi="Calibri" w:eastAsia="微软雅黑"/>
+              </w:rPr>
               <w:t>GA</w:t>
             </w:r>
           </w:p>
@@ -3595,6 +5135,9 @@
           </w:tcPr>
           <w:p>
             <w:r>
+              <w:rPr>
+                <w:rFonts w:ascii="Calibri" w:hAnsi="Calibri" w:eastAsia="微软雅黑"/>
+              </w:rPr>
               <w:t>GHFA</w:t>
             </w:r>
           </w:p>
@@ -3605,6 +5148,9 @@
           </w:tcPr>
           <w:p>
             <w:r>
+              <w:rPr>
+                <w:rFonts w:ascii="Calibri" w:hAnsi="Calibri" w:eastAsia="微软雅黑"/>
+              </w:rPr>
               <w:t>已获取</w:t>
             </w:r>
           </w:p>
@@ -3615,6 +5161,9 @@
           </w:tcPr>
           <w:p>
             <w:r>
+              <w:rPr>
+                <w:rFonts w:ascii="Calibri" w:hAnsi="Calibri" w:eastAsia="微软雅黑"/>
+              </w:rPr>
               <w:t>GA_GHFA_FY2025_ACFR.pdf</w:t>
             </w:r>
           </w:p>
@@ -3625,6 +5174,9 @@
           </w:tcPr>
           <w:p>
             <w:r>
+              <w:rPr>
+                <w:rFonts w:ascii="Calibri" w:hAnsi="Calibri" w:eastAsia="微软雅黑"/>
+              </w:rPr>
               <w:t>核心指标未能自动提取，建议人工核对 PDF</w:t>
             </w:r>
           </w:p>
@@ -3637,6 +5189,9 @@
           </w:tcPr>
           <w:p>
             <w:r>
+              <w:rPr>
+                <w:rFonts w:ascii="Calibri" w:hAnsi="Calibri" w:eastAsia="微软雅黑"/>
+              </w:rPr>
               <w:t>HI</w:t>
             </w:r>
           </w:p>
@@ -3647,6 +5202,9 @@
           </w:tcPr>
           <w:p>
             <w:r>
+              <w:rPr>
+                <w:rFonts w:ascii="Calibri" w:hAnsi="Calibri" w:eastAsia="微软雅黑"/>
+              </w:rPr>
               <w:t>HHFDC</w:t>
             </w:r>
           </w:p>
@@ -3657,6 +5215,9 @@
           </w:tcPr>
           <w:p>
             <w:r>
+              <w:rPr>
+                <w:rFonts w:ascii="Calibri" w:hAnsi="Calibri" w:eastAsia="微软雅黑"/>
+              </w:rPr>
               <w:t>已获取</w:t>
             </w:r>
           </w:p>
@@ -3667,6 +5228,9 @@
           </w:tcPr>
           <w:p>
             <w:r>
+              <w:rPr>
+                <w:rFonts w:ascii="Calibri" w:hAnsi="Calibri" w:eastAsia="微软雅黑"/>
+              </w:rPr>
               <w:t>HI_HHFDC_FY2025_ACFR.pdf</w:t>
             </w:r>
           </w:p>
@@ -3677,6 +5241,9 @@
           </w:tcPr>
           <w:p>
             <w:r>
+              <w:rPr>
+                <w:rFonts w:ascii="Calibri" w:hAnsi="Calibri" w:eastAsia="微软雅黑"/>
+              </w:rPr>
               <w:t>-</w:t>
             </w:r>
           </w:p>
@@ -3689,6 +5256,9 @@
           </w:tcPr>
           <w:p>
             <w:r>
+              <w:rPr>
+                <w:rFonts w:ascii="Calibri" w:hAnsi="Calibri" w:eastAsia="微软雅黑"/>
+              </w:rPr>
               <w:t>IA</w:t>
             </w:r>
           </w:p>
@@ -3699,6 +5269,9 @@
           </w:tcPr>
           <w:p>
             <w:r>
+              <w:rPr>
+                <w:rFonts w:ascii="Calibri" w:hAnsi="Calibri" w:eastAsia="微软雅黑"/>
+              </w:rPr>
               <w:t>IFA</w:t>
             </w:r>
           </w:p>
@@ -3709,6 +5282,9 @@
           </w:tcPr>
           <w:p>
             <w:r>
+              <w:rPr>
+                <w:rFonts w:ascii="Calibri" w:hAnsi="Calibri" w:eastAsia="微软雅黑"/>
+              </w:rPr>
               <w:t>已获取</w:t>
             </w:r>
           </w:p>
@@ -3719,6 +5295,9 @@
           </w:tcPr>
           <w:p>
             <w:r>
+              <w:rPr>
+                <w:rFonts w:ascii="Calibri" w:hAnsi="Calibri" w:eastAsia="微软雅黑"/>
+              </w:rPr>
               <w:t>IA_IFA_FY2025_ACFR.pdf</w:t>
             </w:r>
           </w:p>
@@ -3729,6 +5308,9 @@
           </w:tcPr>
           <w:p>
             <w:r>
+              <w:rPr>
+                <w:rFonts w:ascii="Calibri" w:hAnsi="Calibri" w:eastAsia="微软雅黑"/>
+              </w:rPr>
               <w:t>原报告以千美元列示，金额已相应调整</w:t>
             </w:r>
           </w:p>
@@ -3741,6 +5323,9 @@
           </w:tcPr>
           <w:p>
             <w:r>
+              <w:rPr>
+                <w:rFonts w:ascii="Calibri" w:hAnsi="Calibri" w:eastAsia="微软雅黑"/>
+              </w:rPr>
               <w:t>ID</w:t>
             </w:r>
           </w:p>
@@ -3751,6 +5336,9 @@
           </w:tcPr>
           <w:p>
             <w:r>
+              <w:rPr>
+                <w:rFonts w:ascii="Calibri" w:hAnsi="Calibri" w:eastAsia="微软雅黑"/>
+              </w:rPr>
               <w:t>IHFA</w:t>
             </w:r>
           </w:p>
@@ -3761,6 +5349,9 @@
           </w:tcPr>
           <w:p>
             <w:r>
+              <w:rPr>
+                <w:rFonts w:ascii="Calibri" w:hAnsi="Calibri" w:eastAsia="微软雅黑"/>
+              </w:rPr>
               <w:t>已获取</w:t>
             </w:r>
           </w:p>
@@ -3771,6 +5362,9 @@
           </w:tcPr>
           <w:p>
             <w:r>
+              <w:rPr>
+                <w:rFonts w:ascii="Calibri" w:hAnsi="Calibri" w:eastAsia="微软雅黑"/>
+              </w:rPr>
               <w:t>ID_IHFA_FY2025_ACFR.pdf</w:t>
             </w:r>
           </w:p>
@@ -3781,6 +5375,9 @@
           </w:tcPr>
           <w:p>
             <w:r>
+              <w:rPr>
+                <w:rFonts w:ascii="Calibri" w:hAnsi="Calibri" w:eastAsia="微软雅黑"/>
+              </w:rPr>
               <w:t>-</w:t>
             </w:r>
           </w:p>
@@ -3793,6 +5390,9 @@
           </w:tcPr>
           <w:p>
             <w:r>
+              <w:rPr>
+                <w:rFonts w:ascii="Calibri" w:hAnsi="Calibri" w:eastAsia="微软雅黑"/>
+              </w:rPr>
               <w:t>IL</w:t>
             </w:r>
           </w:p>
@@ -3803,6 +5403,9 @@
           </w:tcPr>
           <w:p>
             <w:r>
+              <w:rPr>
+                <w:rFonts w:ascii="Calibri" w:hAnsi="Calibri" w:eastAsia="微软雅黑"/>
+              </w:rPr>
               <w:t>IHDA</w:t>
             </w:r>
           </w:p>
@@ -3813,6 +5416,9 @@
           </w:tcPr>
           <w:p>
             <w:r>
+              <w:rPr>
+                <w:rFonts w:ascii="Calibri" w:hAnsi="Calibri" w:eastAsia="微软雅黑"/>
+              </w:rPr>
               <w:t>已获取</w:t>
             </w:r>
           </w:p>
@@ -3823,6 +5429,9 @@
           </w:tcPr>
           <w:p>
             <w:r>
+              <w:rPr>
+                <w:rFonts w:ascii="Calibri" w:hAnsi="Calibri" w:eastAsia="微软雅黑"/>
+              </w:rPr>
               <w:t>IL_IHDA_FY2025_ACFR.pdf</w:t>
             </w:r>
           </w:p>
@@ -3833,6 +5442,9 @@
           </w:tcPr>
           <w:p>
             <w:r>
+              <w:rPr>
+                <w:rFonts w:ascii="Calibri" w:hAnsi="Calibri" w:eastAsia="微软雅黑"/>
+              </w:rPr>
               <w:t>-</w:t>
             </w:r>
           </w:p>
@@ -3845,6 +5457,9 @@
           </w:tcPr>
           <w:p>
             <w:r>
+              <w:rPr>
+                <w:rFonts w:ascii="Calibri" w:hAnsi="Calibri" w:eastAsia="微软雅黑"/>
+              </w:rPr>
               <w:t>IN</w:t>
             </w:r>
           </w:p>
@@ -3855,6 +5470,9 @@
           </w:tcPr>
           <w:p>
             <w:r>
+              <w:rPr>
+                <w:rFonts w:ascii="Calibri" w:hAnsi="Calibri" w:eastAsia="微软雅黑"/>
+              </w:rPr>
               <w:t>IHCDA</w:t>
             </w:r>
           </w:p>
@@ -3865,6 +5483,9 @@
           </w:tcPr>
           <w:p>
             <w:r>
+              <w:rPr>
+                <w:rFonts w:ascii="Calibri" w:hAnsi="Calibri" w:eastAsia="微软雅黑"/>
+              </w:rPr>
               <w:t>已获取</w:t>
             </w:r>
           </w:p>
@@ -3875,6 +5496,9 @@
           </w:tcPr>
           <w:p>
             <w:r>
+              <w:rPr>
+                <w:rFonts w:ascii="Calibri" w:hAnsi="Calibri" w:eastAsia="微软雅黑"/>
+              </w:rPr>
               <w:t>IN_IHCDA_FY2025_ACFR.pdf</w:t>
             </w:r>
           </w:p>
@@ -3885,6 +5509,9 @@
           </w:tcPr>
           <w:p>
             <w:r>
+              <w:rPr>
+                <w:rFonts w:ascii="Calibri" w:hAnsi="Calibri" w:eastAsia="微软雅黑"/>
+              </w:rPr>
               <w:t>核心指标未能自动提取，建议人工核对 PDF</w:t>
             </w:r>
           </w:p>
@@ -3897,6 +5524,9 @@
           </w:tcPr>
           <w:p>
             <w:r>
+              <w:rPr>
+                <w:rFonts w:ascii="Calibri" w:hAnsi="Calibri" w:eastAsia="微软雅黑"/>
+              </w:rPr>
               <w:t>KS</w:t>
             </w:r>
           </w:p>
@@ -3907,6 +5537,9 @@
           </w:tcPr>
           <w:p>
             <w:r>
+              <w:rPr>
+                <w:rFonts w:ascii="Calibri" w:hAnsi="Calibri" w:eastAsia="微软雅黑"/>
+              </w:rPr>
               <w:t>KHRC</w:t>
             </w:r>
           </w:p>
@@ -3917,6 +5550,9 @@
           </w:tcPr>
           <w:p>
             <w:r>
+              <w:rPr>
+                <w:rFonts w:ascii="Calibri" w:hAnsi="Calibri" w:eastAsia="微软雅黑"/>
+              </w:rPr>
               <w:t>已获取</w:t>
             </w:r>
           </w:p>
@@ -3927,6 +5563,9 @@
           </w:tcPr>
           <w:p>
             <w:r>
+              <w:rPr>
+                <w:rFonts w:ascii="Calibri" w:hAnsi="Calibri" w:eastAsia="微软雅黑"/>
+              </w:rPr>
               <w:t>KS_KHRC_FY2025_ACFR.pdf</w:t>
             </w:r>
           </w:p>
@@ -3937,6 +5576,9 @@
           </w:tcPr>
           <w:p>
             <w:r>
+              <w:rPr>
+                <w:rFonts w:ascii="Calibri" w:hAnsi="Calibri" w:eastAsia="微软雅黑"/>
+              </w:rPr>
               <w:t>指标已据机构综合年报／财务报表补全</w:t>
             </w:r>
           </w:p>
@@ -3949,6 +5591,9 @@
           </w:tcPr>
           <w:p>
             <w:r>
+              <w:rPr>
+                <w:rFonts w:ascii="Calibri" w:hAnsi="Calibri" w:eastAsia="微软雅黑"/>
+              </w:rPr>
               <w:t>KY</w:t>
             </w:r>
           </w:p>
@@ -3959,6 +5604,9 @@
           </w:tcPr>
           <w:p>
             <w:r>
+              <w:rPr>
+                <w:rFonts w:ascii="Calibri" w:hAnsi="Calibri" w:eastAsia="微软雅黑"/>
+              </w:rPr>
               <w:t>KHC</w:t>
             </w:r>
           </w:p>
@@ -3969,6 +5617,9 @@
           </w:tcPr>
           <w:p>
             <w:r>
+              <w:rPr>
+                <w:rFonts w:ascii="Calibri" w:hAnsi="Calibri" w:eastAsia="微软雅黑"/>
+              </w:rPr>
               <w:t>已获取</w:t>
             </w:r>
           </w:p>
@@ -3979,6 +5630,9 @@
           </w:tcPr>
           <w:p>
             <w:r>
+              <w:rPr>
+                <w:rFonts w:ascii="Calibri" w:hAnsi="Calibri" w:eastAsia="微软雅黑"/>
+              </w:rPr>
               <w:t>KY_KHC_FY2025_ACFR.pdf</w:t>
             </w:r>
           </w:p>
@@ -3989,6 +5643,9 @@
           </w:tcPr>
           <w:p>
             <w:r>
+              <w:rPr>
+                <w:rFonts w:ascii="Calibri" w:hAnsi="Calibri" w:eastAsia="微软雅黑"/>
+              </w:rPr>
               <w:t>指标已据机构综合年报／财务报表补全</w:t>
             </w:r>
           </w:p>
@@ -4001,6 +5658,9 @@
           </w:tcPr>
           <w:p>
             <w:r>
+              <w:rPr>
+                <w:rFonts w:ascii="Calibri" w:hAnsi="Calibri" w:eastAsia="微软雅黑"/>
+              </w:rPr>
               <w:t>LA</w:t>
             </w:r>
           </w:p>
@@ -4011,6 +5671,9 @@
           </w:tcPr>
           <w:p>
             <w:r>
+              <w:rPr>
+                <w:rFonts w:ascii="Calibri" w:hAnsi="Calibri" w:eastAsia="微软雅黑"/>
+              </w:rPr>
               <w:t>LHC</w:t>
             </w:r>
           </w:p>
@@ -4021,6 +5684,9 @@
           </w:tcPr>
           <w:p>
             <w:r>
+              <w:rPr>
+                <w:rFonts w:ascii="Calibri" w:hAnsi="Calibri" w:eastAsia="微软雅黑"/>
+              </w:rPr>
               <w:t>已获取</w:t>
             </w:r>
           </w:p>
@@ -4031,6 +5697,9 @@
           </w:tcPr>
           <w:p>
             <w:r>
+              <w:rPr>
+                <w:rFonts w:ascii="Calibri" w:hAnsi="Calibri" w:eastAsia="微软雅黑"/>
+              </w:rPr>
               <w:t>LA_LHC_FY2025_ACFR.pdf</w:t>
             </w:r>
           </w:p>
@@ -4041,6 +5710,9 @@
           </w:tcPr>
           <w:p>
             <w:r>
+              <w:rPr>
+                <w:rFonts w:ascii="Calibri" w:hAnsi="Calibri" w:eastAsia="微软雅黑"/>
+              </w:rPr>
               <w:t>-</w:t>
             </w:r>
           </w:p>
@@ -4053,6 +5725,9 @@
           </w:tcPr>
           <w:p>
             <w:r>
+              <w:rPr>
+                <w:rFonts w:ascii="Calibri" w:hAnsi="Calibri" w:eastAsia="微软雅黑"/>
+              </w:rPr>
               <w:t>MA</w:t>
             </w:r>
           </w:p>
@@ -4063,6 +5738,9 @@
           </w:tcPr>
           <w:p>
             <w:r>
+              <w:rPr>
+                <w:rFonts w:ascii="Calibri" w:hAnsi="Calibri" w:eastAsia="微软雅黑"/>
+              </w:rPr>
               <w:t>MassHousing</w:t>
             </w:r>
           </w:p>
@@ -4073,6 +5751,9 @@
           </w:tcPr>
           <w:p>
             <w:r>
+              <w:rPr>
+                <w:rFonts w:ascii="Calibri" w:hAnsi="Calibri" w:eastAsia="微软雅黑"/>
+              </w:rPr>
               <w:t>已获取</w:t>
             </w:r>
           </w:p>
@@ -4083,6 +5764,9 @@
           </w:tcPr>
           <w:p>
             <w:r>
+              <w:rPr>
+                <w:rFonts w:ascii="Calibri" w:hAnsi="Calibri" w:eastAsia="微软雅黑"/>
+              </w:rPr>
               <w:t>MA_MassHousing_FY2025_ACFR.pdf</w:t>
             </w:r>
           </w:p>
@@ -4093,6 +5777,9 @@
           </w:tcPr>
           <w:p>
             <w:r>
+              <w:rPr>
+                <w:rFonts w:ascii="Calibri" w:hAnsi="Calibri" w:eastAsia="微软雅黑"/>
+              </w:rPr>
               <w:t>-</w:t>
             </w:r>
           </w:p>
@@ -4105,6 +5792,9 @@
           </w:tcPr>
           <w:p>
             <w:r>
+              <w:rPr>
+                <w:rFonts w:ascii="Calibri" w:hAnsi="Calibri" w:eastAsia="微软雅黑"/>
+              </w:rPr>
               <w:t>MD</w:t>
             </w:r>
           </w:p>
@@ -4115,6 +5805,9 @@
           </w:tcPr>
           <w:p>
             <w:r>
+              <w:rPr>
+                <w:rFonts w:ascii="Calibri" w:hAnsi="Calibri" w:eastAsia="微软雅黑"/>
+              </w:rPr>
               <w:t>CDA</w:t>
             </w:r>
           </w:p>
@@ -4125,6 +5818,9 @@
           </w:tcPr>
           <w:p>
             <w:r>
+              <w:rPr>
+                <w:rFonts w:ascii="Calibri" w:hAnsi="Calibri" w:eastAsia="微软雅黑"/>
+              </w:rPr>
               <w:t>已获取</w:t>
             </w:r>
           </w:p>
@@ -4135,6 +5831,9 @@
           </w:tcPr>
           <w:p>
             <w:r>
+              <w:rPr>
+                <w:rFonts w:ascii="Calibri" w:hAnsi="Calibri" w:eastAsia="微软雅黑"/>
+              </w:rPr>
               <w:t>MD_CDA_FY2025_ACFR.pdf</w:t>
             </w:r>
           </w:p>
@@ -4145,6 +5844,9 @@
           </w:tcPr>
           <w:p>
             <w:r>
+              <w:rPr>
+                <w:rFonts w:ascii="Calibri" w:hAnsi="Calibri" w:eastAsia="微软雅黑"/>
+              </w:rPr>
               <w:t>CDA 全部业务范围：对 dhcd.maryland.gov 发布的 4 份互不重叠债券基金报表去重后汇总（Revenue Obligation Funds 本身已合并 Housing Revenue Bonds + Residential Revenue Bonds + General Bond Reserve Fund，再加上 Multi-Family Mortgage Revenue Bonds、Single Family Housing Revenue Bonds 与 Local Government Infrastructure Bonds）</w:t>
             </w:r>
           </w:p>
@@ -4157,6 +5859,9 @@
           </w:tcPr>
           <w:p>
             <w:r>
+              <w:rPr>
+                <w:rFonts w:ascii="Calibri" w:hAnsi="Calibri" w:eastAsia="微软雅黑"/>
+              </w:rPr>
               <w:t>ME</w:t>
             </w:r>
           </w:p>
@@ -4167,6 +5872,9 @@
           </w:tcPr>
           <w:p>
             <w:r>
+              <w:rPr>
+                <w:rFonts w:ascii="Calibri" w:hAnsi="Calibri" w:eastAsia="微软雅黑"/>
+              </w:rPr>
               <w:t>MaineHousing</w:t>
             </w:r>
           </w:p>
@@ -4177,6 +5885,9 @@
           </w:tcPr>
           <w:p>
             <w:r>
+              <w:rPr>
+                <w:rFonts w:ascii="Calibri" w:hAnsi="Calibri" w:eastAsia="微软雅黑"/>
+              </w:rPr>
               <w:t>已获取</w:t>
             </w:r>
           </w:p>
@@ -4187,6 +5898,9 @@
           </w:tcPr>
           <w:p>
             <w:r>
+              <w:rPr>
+                <w:rFonts w:ascii="Calibri" w:hAnsi="Calibri" w:eastAsia="微软雅黑"/>
+              </w:rPr>
               <w:t>ME_MaineHousing_FY2025_ACFR.pdf</w:t>
             </w:r>
           </w:p>
@@ -4197,6 +5911,9 @@
           </w:tcPr>
           <w:p>
             <w:r>
+              <w:rPr>
+                <w:rFonts w:ascii="Calibri" w:hAnsi="Calibri" w:eastAsia="微软雅黑"/>
+              </w:rPr>
               <w:t>增速已对照综合年报人工核验; 已根据 MaineHousing FY2025 MD&amp;A（Statement of Net Position, in millions, FYE Dec 31 2025/2024）补充总资产／总负债，替换此前不准确的估算值</w:t>
             </w:r>
           </w:p>
@@ -4209,6 +5926,9 @@
           </w:tcPr>
           <w:p>
             <w:r>
+              <w:rPr>
+                <w:rFonts w:ascii="Calibri" w:hAnsi="Calibri" w:eastAsia="微软雅黑"/>
+              </w:rPr>
               <w:t>MI</w:t>
             </w:r>
           </w:p>
@@ -4219,6 +5939,9 @@
           </w:tcPr>
           <w:p>
             <w:r>
+              <w:rPr>
+                <w:rFonts w:ascii="Calibri" w:hAnsi="Calibri" w:eastAsia="微软雅黑"/>
+              </w:rPr>
               <w:t>MSHDA</w:t>
             </w:r>
           </w:p>
@@ -4229,6 +5952,9 @@
           </w:tcPr>
           <w:p>
             <w:r>
+              <w:rPr>
+                <w:rFonts w:ascii="Calibri" w:hAnsi="Calibri" w:eastAsia="微软雅黑"/>
+              </w:rPr>
               <w:t>已获取</w:t>
             </w:r>
           </w:p>
@@ -4239,6 +5965,9 @@
           </w:tcPr>
           <w:p>
             <w:r>
+              <w:rPr>
+                <w:rFonts w:ascii="Calibri" w:hAnsi="Calibri" w:eastAsia="微软雅黑"/>
+              </w:rPr>
               <w:t>MI_MSHDA_FY2025_ACFR.pdf</w:t>
             </w:r>
           </w:p>
@@ -4249,6 +5978,9 @@
           </w:tcPr>
           <w:p>
             <w:r>
+              <w:rPr>
+                <w:rFonts w:ascii="Calibri" w:hAnsi="Calibri" w:eastAsia="微软雅黑"/>
+              </w:rPr>
               <w:t>-</w:t>
             </w:r>
           </w:p>
@@ -4261,6 +5993,9 @@
           </w:tcPr>
           <w:p>
             <w:r>
+              <w:rPr>
+                <w:rFonts w:ascii="Calibri" w:hAnsi="Calibri" w:eastAsia="微软雅黑"/>
+              </w:rPr>
               <w:t>MN</w:t>
             </w:r>
           </w:p>
@@ -4271,6 +6006,9 @@
           </w:tcPr>
           <w:p>
             <w:r>
+              <w:rPr>
+                <w:rFonts w:ascii="Calibri" w:hAnsi="Calibri" w:eastAsia="微软雅黑"/>
+              </w:rPr>
               <w:t>MNHousing</w:t>
             </w:r>
           </w:p>
@@ -4281,6 +6019,9 @@
           </w:tcPr>
           <w:p>
             <w:r>
+              <w:rPr>
+                <w:rFonts w:ascii="Calibri" w:hAnsi="Calibri" w:eastAsia="微软雅黑"/>
+              </w:rPr>
               <w:t>已获取</w:t>
             </w:r>
           </w:p>
@@ -4291,6 +6032,9 @@
           </w:tcPr>
           <w:p>
             <w:r>
+              <w:rPr>
+                <w:rFonts w:ascii="Calibri" w:hAnsi="Calibri" w:eastAsia="微软雅黑"/>
+              </w:rPr>
               <w:t>MN_MNHousing_FY2025_ACFR.pdf</w:t>
             </w:r>
           </w:p>
@@ -4301,6 +6045,9 @@
           </w:tcPr>
           <w:p>
             <w:r>
+              <w:rPr>
+                <w:rFonts w:ascii="Calibri" w:hAnsi="Calibri" w:eastAsia="微软雅黑"/>
+              </w:rPr>
               <w:t>-</w:t>
             </w:r>
           </w:p>
@@ -4313,6 +6060,9 @@
           </w:tcPr>
           <w:p>
             <w:r>
+              <w:rPr>
+                <w:rFonts w:ascii="Calibri" w:hAnsi="Calibri" w:eastAsia="微软雅黑"/>
+              </w:rPr>
               <w:t>MO</w:t>
             </w:r>
           </w:p>
@@ -4323,6 +6073,9 @@
           </w:tcPr>
           <w:p>
             <w:r>
+              <w:rPr>
+                <w:rFonts w:ascii="Calibri" w:hAnsi="Calibri" w:eastAsia="微软雅黑"/>
+              </w:rPr>
               <w:t>MHDC</w:t>
             </w:r>
           </w:p>
@@ -4333,6 +6086,9 @@
           </w:tcPr>
           <w:p>
             <w:r>
+              <w:rPr>
+                <w:rFonts w:ascii="Calibri" w:hAnsi="Calibri" w:eastAsia="微软雅黑"/>
+              </w:rPr>
               <w:t>已获取</w:t>
             </w:r>
           </w:p>
@@ -4343,6 +6099,9 @@
           </w:tcPr>
           <w:p>
             <w:r>
+              <w:rPr>
+                <w:rFonts w:ascii="Calibri" w:hAnsi="Calibri" w:eastAsia="微软雅黑"/>
+              </w:rPr>
               <w:t>MO_MHDC_FY2025_ACFR.pdf</w:t>
             </w:r>
           </w:p>
@@ -4353,6 +6112,9 @@
           </w:tcPr>
           <w:p>
             <w:r>
+              <w:rPr>
+                <w:rFonts w:ascii="Calibri" w:hAnsi="Calibri" w:eastAsia="微软雅黑"/>
+              </w:rPr>
               <w:t>增速已对照综合年报人工核验</w:t>
             </w:r>
           </w:p>
@@ -4365,6 +6127,9 @@
           </w:tcPr>
           <w:p>
             <w:r>
+              <w:rPr>
+                <w:rFonts w:ascii="Calibri" w:hAnsi="Calibri" w:eastAsia="微软雅黑"/>
+              </w:rPr>
               <w:t>MS</w:t>
             </w:r>
           </w:p>
@@ -4375,6 +6140,9 @@
           </w:tcPr>
           <w:p>
             <w:r>
+              <w:rPr>
+                <w:rFonts w:ascii="Calibri" w:hAnsi="Calibri" w:eastAsia="微软雅黑"/>
+              </w:rPr>
               <w:t>MHC</w:t>
             </w:r>
           </w:p>
@@ -4385,6 +6153,9 @@
           </w:tcPr>
           <w:p>
             <w:r>
+              <w:rPr>
+                <w:rFonts w:ascii="Calibri" w:hAnsi="Calibri" w:eastAsia="微软雅黑"/>
+              </w:rPr>
               <w:t>已获取</w:t>
             </w:r>
           </w:p>
@@ -4395,6 +6166,9 @@
           </w:tcPr>
           <w:p>
             <w:r>
+              <w:rPr>
+                <w:rFonts w:ascii="Calibri" w:hAnsi="Calibri" w:eastAsia="微软雅黑"/>
+              </w:rPr>
               <w:t>MS_MHC_FY2025_ACFR.pdf</w:t>
             </w:r>
           </w:p>
@@ -4405,6 +6179,9 @@
           </w:tcPr>
           <w:p>
             <w:r>
+              <w:rPr>
+                <w:rFonts w:ascii="Calibri" w:hAnsi="Calibri" w:eastAsia="微软雅黑"/>
+              </w:rPr>
               <w:t>Combined Statements of Net Position, FY2025 Annual Report (audited), Mississippi Home Corporation</w:t>
             </w:r>
           </w:p>
@@ -4417,6 +6194,9 @@
           </w:tcPr>
           <w:p>
             <w:r>
+              <w:rPr>
+                <w:rFonts w:ascii="Calibri" w:hAnsi="Calibri" w:eastAsia="微软雅黑"/>
+              </w:rPr>
               <w:t>MT</w:t>
             </w:r>
           </w:p>
@@ -4427,6 +6207,9 @@
           </w:tcPr>
           <w:p>
             <w:r>
+              <w:rPr>
+                <w:rFonts w:ascii="Calibri" w:hAnsi="Calibri" w:eastAsia="微软雅黑"/>
+              </w:rPr>
               <w:t>MTHousing</w:t>
             </w:r>
           </w:p>
@@ -4437,6 +6220,9 @@
           </w:tcPr>
           <w:p>
             <w:r>
+              <w:rPr>
+                <w:rFonts w:ascii="Calibri" w:hAnsi="Calibri" w:eastAsia="微软雅黑"/>
+              </w:rPr>
               <w:t>已获取</w:t>
             </w:r>
           </w:p>
@@ -4447,6 +6233,9 @@
           </w:tcPr>
           <w:p>
             <w:r>
+              <w:rPr>
+                <w:rFonts w:ascii="Calibri" w:hAnsi="Calibri" w:eastAsia="微软雅黑"/>
+              </w:rPr>
               <w:t>MT_MTHousing_FY2025_ACFR.pdf</w:t>
             </w:r>
           </w:p>
@@ -4457,6 +6246,9 @@
           </w:tcPr>
           <w:p>
             <w:r>
+              <w:rPr>
+                <w:rFonts w:ascii="Calibri" w:hAnsi="Calibri" w:eastAsia="微软雅黑"/>
+              </w:rPr>
               <w:t>核心指标未能自动提取，建议人工核对 PDF</w:t>
             </w:r>
           </w:p>
@@ -4469,6 +6261,9 @@
           </w:tcPr>
           <w:p>
             <w:r>
+              <w:rPr>
+                <w:rFonts w:ascii="Calibri" w:hAnsi="Calibri" w:eastAsia="微软雅黑"/>
+              </w:rPr>
               <w:t>NC</w:t>
             </w:r>
           </w:p>
@@ -4479,6 +6274,9 @@
           </w:tcPr>
           <w:p>
             <w:r>
+              <w:rPr>
+                <w:rFonts w:ascii="Calibri" w:hAnsi="Calibri" w:eastAsia="微软雅黑"/>
+              </w:rPr>
               <w:t>NCHFA</w:t>
             </w:r>
           </w:p>
@@ -4489,6 +6287,9 @@
           </w:tcPr>
           <w:p>
             <w:r>
+              <w:rPr>
+                <w:rFonts w:ascii="Calibri" w:hAnsi="Calibri" w:eastAsia="微软雅黑"/>
+              </w:rPr>
               <w:t>已获取</w:t>
             </w:r>
           </w:p>
@@ -4499,6 +6300,9 @@
           </w:tcPr>
           <w:p>
             <w:r>
+              <w:rPr>
+                <w:rFonts w:ascii="Calibri" w:hAnsi="Calibri" w:eastAsia="微软雅黑"/>
+              </w:rPr>
               <w:t>NC_NCHFA_FY2025_ACFR.pdf</w:t>
             </w:r>
           </w:p>
@@ -4509,6 +6313,9 @@
           </w:tcPr>
           <w:p>
             <w:r>
+              <w:rPr>
+                <w:rFonts w:ascii="Calibri" w:hAnsi="Calibri" w:eastAsia="微软雅黑"/>
+              </w:rPr>
               <w:t>-</w:t>
             </w:r>
           </w:p>
@@ -4521,6 +6328,9 @@
           </w:tcPr>
           <w:p>
             <w:r>
+              <w:rPr>
+                <w:rFonts w:ascii="Calibri" w:hAnsi="Calibri" w:eastAsia="微软雅黑"/>
+              </w:rPr>
               <w:t>ND</w:t>
             </w:r>
           </w:p>
@@ -4531,6 +6341,9 @@
           </w:tcPr>
           <w:p>
             <w:r>
+              <w:rPr>
+                <w:rFonts w:ascii="Calibri" w:hAnsi="Calibri" w:eastAsia="微软雅黑"/>
+              </w:rPr>
               <w:t>NDHFA</w:t>
             </w:r>
           </w:p>
@@ -4541,6 +6354,9 @@
           </w:tcPr>
           <w:p>
             <w:r>
+              <w:rPr>
+                <w:rFonts w:ascii="Calibri" w:hAnsi="Calibri" w:eastAsia="微软雅黑"/>
+              </w:rPr>
               <w:t>已获取</w:t>
             </w:r>
           </w:p>
@@ -4551,6 +6367,9 @@
           </w:tcPr>
           <w:p>
             <w:r>
+              <w:rPr>
+                <w:rFonts w:ascii="Calibri" w:hAnsi="Calibri" w:eastAsia="微软雅黑"/>
+              </w:rPr>
               <w:t>ND_NDHFA_FY2025_ACFR.pdf</w:t>
             </w:r>
           </w:p>
@@ -4561,6 +6380,9 @@
           </w:tcPr>
           <w:p>
             <w:r>
+              <w:rPr>
+                <w:rFonts w:ascii="Calibri" w:hAnsi="Calibri" w:eastAsia="微软雅黑"/>
+              </w:rPr>
               <w:t>增速已对照综合年报人工核验</w:t>
             </w:r>
           </w:p>
@@ -4573,6 +6395,9 @@
           </w:tcPr>
           <w:p>
             <w:r>
+              <w:rPr>
+                <w:rFonts w:ascii="Calibri" w:hAnsi="Calibri" w:eastAsia="微软雅黑"/>
+              </w:rPr>
               <w:t>NE</w:t>
             </w:r>
           </w:p>
@@ -4583,6 +6408,9 @@
           </w:tcPr>
           <w:p>
             <w:r>
+              <w:rPr>
+                <w:rFonts w:ascii="Calibri" w:hAnsi="Calibri" w:eastAsia="微软雅黑"/>
+              </w:rPr>
               <w:t>NIFA</w:t>
             </w:r>
           </w:p>
@@ -4593,6 +6421,9 @@
           </w:tcPr>
           <w:p>
             <w:r>
+              <w:rPr>
+                <w:rFonts w:ascii="Calibri" w:hAnsi="Calibri" w:eastAsia="微软雅黑"/>
+              </w:rPr>
               <w:t>已获取</w:t>
             </w:r>
           </w:p>
@@ -4603,6 +6434,9 @@
           </w:tcPr>
           <w:p>
             <w:r>
+              <w:rPr>
+                <w:rFonts w:ascii="Calibri" w:hAnsi="Calibri" w:eastAsia="微软雅黑"/>
+              </w:rPr>
               <w:t>NE_NIFA_FY2025_ACFR.pdf</w:t>
             </w:r>
           </w:p>
@@ -4613,6 +6447,9 @@
           </w:tcPr>
           <w:p>
             <w:r>
+              <w:rPr>
+                <w:rFonts w:ascii="Calibri" w:hAnsi="Calibri" w:eastAsia="微软雅黑"/>
+              </w:rPr>
               <w:t>增速已对照综合年报人工核验</w:t>
             </w:r>
           </w:p>
@@ -4625,6 +6462,9 @@
           </w:tcPr>
           <w:p>
             <w:r>
+              <w:rPr>
+                <w:rFonts w:ascii="Calibri" w:hAnsi="Calibri" w:eastAsia="微软雅黑"/>
+              </w:rPr>
               <w:t>NH</w:t>
             </w:r>
           </w:p>
@@ -4635,6 +6475,9 @@
           </w:tcPr>
           <w:p>
             <w:r>
+              <w:rPr>
+                <w:rFonts w:ascii="Calibri" w:hAnsi="Calibri" w:eastAsia="微软雅黑"/>
+              </w:rPr>
               <w:t>NHHousing</w:t>
             </w:r>
           </w:p>
@@ -4645,6 +6488,9 @@
           </w:tcPr>
           <w:p>
             <w:r>
+              <w:rPr>
+                <w:rFonts w:ascii="Calibri" w:hAnsi="Calibri" w:eastAsia="微软雅黑"/>
+              </w:rPr>
               <w:t>已获取</w:t>
             </w:r>
           </w:p>
@@ -4655,6 +6501,9 @@
           </w:tcPr>
           <w:p>
             <w:r>
+              <w:rPr>
+                <w:rFonts w:ascii="Calibri" w:hAnsi="Calibri" w:eastAsia="微软雅黑"/>
+              </w:rPr>
               <w:t>NH-Housing-Finance-Authority-Audited-Financial-Statements-FY-2025.pdf</w:t>
             </w:r>
           </w:p>
@@ -4665,6 +6514,9 @@
           </w:tcPr>
           <w:p>
             <w:r>
+              <w:rPr>
+                <w:rFonts w:ascii="Calibri" w:hAnsi="Calibri" w:eastAsia="微软雅黑"/>
+              </w:rPr>
               <w:t>已根据 NH Housing FY2025 MD&amp;A（Condensed Financial Information – Statement of Net Position, June 30 2025/2024）人工核验核心指标</w:t>
             </w:r>
           </w:p>
@@ -4677,6 +6529,9 @@
           </w:tcPr>
           <w:p>
             <w:r>
+              <w:rPr>
+                <w:rFonts w:ascii="Calibri" w:hAnsi="Calibri" w:eastAsia="微软雅黑"/>
+              </w:rPr>
               <w:t>NJ</w:t>
             </w:r>
           </w:p>
@@ -4687,6 +6542,9 @@
           </w:tcPr>
           <w:p>
             <w:r>
+              <w:rPr>
+                <w:rFonts w:ascii="Calibri" w:hAnsi="Calibri" w:eastAsia="微软雅黑"/>
+              </w:rPr>
               <w:t>NJHMFA</w:t>
             </w:r>
           </w:p>
@@ -4697,6 +6555,9 @@
           </w:tcPr>
           <w:p>
             <w:r>
+              <w:rPr>
+                <w:rFonts w:ascii="Calibri" w:hAnsi="Calibri" w:eastAsia="微软雅黑"/>
+              </w:rPr>
               <w:t>未获取</w:t>
             </w:r>
           </w:p>
@@ -4707,6 +6568,9 @@
           </w:tcPr>
           <w:p>
             <w:r>
+              <w:rPr>
+                <w:rFonts w:ascii="Calibri" w:hAnsi="Calibri" w:eastAsia="微软雅黑"/>
+              </w:rPr>
               <w:t>-</w:t>
             </w:r>
           </w:p>
@@ -4717,6 +6581,9 @@
           </w:tcPr>
           <w:p>
             <w:r>
+              <w:rPr>
+                <w:rFonts w:ascii="Calibri" w:hAnsi="Calibri" w:eastAsia="微软雅黑"/>
+              </w:rPr>
               <w:t>未找到 FY2025 PDF 链接</w:t>
             </w:r>
           </w:p>
@@ -4729,6 +6596,9 @@
           </w:tcPr>
           <w:p>
             <w:r>
+              <w:rPr>
+                <w:rFonts w:ascii="Calibri" w:hAnsi="Calibri" w:eastAsia="微软雅黑"/>
+              </w:rPr>
               <w:t>NM</w:t>
             </w:r>
           </w:p>
@@ -4739,6 +6609,9 @@
           </w:tcPr>
           <w:p>
             <w:r>
+              <w:rPr>
+                <w:rFonts w:ascii="Calibri" w:hAnsi="Calibri" w:eastAsia="微软雅黑"/>
+              </w:rPr>
               <w:t>MFA</w:t>
             </w:r>
           </w:p>
@@ -4749,6 +6622,9 @@
           </w:tcPr>
           <w:p>
             <w:r>
+              <w:rPr>
+                <w:rFonts w:ascii="Calibri" w:hAnsi="Calibri" w:eastAsia="微软雅黑"/>
+              </w:rPr>
               <w:t>已获取</w:t>
             </w:r>
           </w:p>
@@ -4759,6 +6635,9 @@
           </w:tcPr>
           <w:p>
             <w:r>
+              <w:rPr>
+                <w:rFonts w:ascii="Calibri" w:hAnsi="Calibri" w:eastAsia="微软雅黑"/>
+              </w:rPr>
               <w:t>NM_MFA_FY2025_ACFR.pdf</w:t>
             </w:r>
           </w:p>
@@ -4769,6 +6648,9 @@
           </w:tcPr>
           <w:p>
             <w:r>
+              <w:rPr>
+                <w:rFonts w:ascii="Calibri" w:hAnsi="Calibri" w:eastAsia="微软雅黑"/>
+              </w:rPr>
               <w:t>指标已据经审计财务报表（扫描件）管理层讨论补全</w:t>
             </w:r>
           </w:p>
@@ -4781,6 +6663,9 @@
           </w:tcPr>
           <w:p>
             <w:r>
+              <w:rPr>
+                <w:rFonts w:ascii="Calibri" w:hAnsi="Calibri" w:eastAsia="微软雅黑"/>
+              </w:rPr>
               <w:t>NV</w:t>
             </w:r>
           </w:p>
@@ -4791,6 +6676,9 @@
           </w:tcPr>
           <w:p>
             <w:r>
+              <w:rPr>
+                <w:rFonts w:ascii="Calibri" w:hAnsi="Calibri" w:eastAsia="微软雅黑"/>
+              </w:rPr>
               <w:t>NHD</w:t>
             </w:r>
           </w:p>
@@ -4801,6 +6689,9 @@
           </w:tcPr>
           <w:p>
             <w:r>
+              <w:rPr>
+                <w:rFonts w:ascii="Calibri" w:hAnsi="Calibri" w:eastAsia="微软雅黑"/>
+              </w:rPr>
               <w:t>未获取</w:t>
             </w:r>
           </w:p>
@@ -4811,6 +6702,9 @@
           </w:tcPr>
           <w:p>
             <w:r>
+              <w:rPr>
+                <w:rFonts w:ascii="Calibri" w:hAnsi="Calibri" w:eastAsia="微软雅黑"/>
+              </w:rPr>
               <w:t>-</w:t>
             </w:r>
           </w:p>
@@ -4821,6 +6715,9 @@
           </w:tcPr>
           <w:p>
             <w:r>
+              <w:rPr>
+                <w:rFonts w:ascii="Calibri" w:hAnsi="Calibri" w:eastAsia="微软雅黑"/>
+              </w:rPr>
               <w:t>未找到 FY2025 PDF 链接</w:t>
             </w:r>
           </w:p>
@@ -4833,6 +6730,9 @@
           </w:tcPr>
           <w:p>
             <w:r>
+              <w:rPr>
+                <w:rFonts w:ascii="Calibri" w:hAnsi="Calibri" w:eastAsia="微软雅黑"/>
+              </w:rPr>
               <w:t>NY</w:t>
             </w:r>
           </w:p>
@@ -4843,6 +6743,9 @@
           </w:tcPr>
           <w:p>
             <w:r>
+              <w:rPr>
+                <w:rFonts w:ascii="Calibri" w:hAnsi="Calibri" w:eastAsia="微软雅黑"/>
+              </w:rPr>
               <w:t>NYSHFA</w:t>
             </w:r>
           </w:p>
@@ -4853,6 +6756,9 @@
           </w:tcPr>
           <w:p>
             <w:r>
+              <w:rPr>
+                <w:rFonts w:ascii="Calibri" w:hAnsi="Calibri" w:eastAsia="微软雅黑"/>
+              </w:rPr>
               <w:t>已获取</w:t>
             </w:r>
           </w:p>
@@ -4863,6 +6769,9 @@
           </w:tcPr>
           <w:p>
             <w:r>
+              <w:rPr>
+                <w:rFonts w:ascii="Calibri" w:hAnsi="Calibri" w:eastAsia="微软雅黑"/>
+              </w:rPr>
               <w:t>NY_NYHFA.pdf</w:t>
             </w:r>
           </w:p>
@@ -4873,6 +6782,9 @@
           </w:tcPr>
           <w:p>
             <w:r>
+              <w:rPr>
+                <w:rFonts w:ascii="Calibri" w:hAnsi="Calibri" w:eastAsia="微软雅黑"/>
+              </w:rPr>
               <w:t>已根据 NYS HFA FY2025 MD&amp;A（Condensed Financial Information – Statements of Net Position, October 31 2025/2024）人工核验核心指标</w:t>
             </w:r>
           </w:p>
@@ -4885,6 +6797,9 @@
           </w:tcPr>
           <w:p>
             <w:r>
+              <w:rPr>
+                <w:rFonts w:ascii="Calibri" w:hAnsi="Calibri" w:eastAsia="微软雅黑"/>
+              </w:rPr>
               <w:t>OH</w:t>
             </w:r>
           </w:p>
@@ -4895,6 +6810,9 @@
           </w:tcPr>
           <w:p>
             <w:r>
+              <w:rPr>
+                <w:rFonts w:ascii="Calibri" w:hAnsi="Calibri" w:eastAsia="微软雅黑"/>
+              </w:rPr>
               <w:t>OHFA</w:t>
             </w:r>
           </w:p>
@@ -4905,6 +6823,9 @@
           </w:tcPr>
           <w:p>
             <w:r>
+              <w:rPr>
+                <w:rFonts w:ascii="Calibri" w:hAnsi="Calibri" w:eastAsia="微软雅黑"/>
+              </w:rPr>
               <w:t>已获取</w:t>
             </w:r>
           </w:p>
@@ -4915,6 +6836,9 @@
           </w:tcPr>
           <w:p>
             <w:r>
+              <w:rPr>
+                <w:rFonts w:ascii="Calibri" w:hAnsi="Calibri" w:eastAsia="微软雅黑"/>
+              </w:rPr>
               <w:t>OH_OHFA_FY2025_ACFR.pdf</w:t>
             </w:r>
           </w:p>
@@ -4925,6 +6849,9 @@
           </w:tcPr>
           <w:p>
             <w:r>
+              <w:rPr>
+                <w:rFonts w:ascii="Calibri" w:hAnsi="Calibri" w:eastAsia="微软雅黑"/>
+              </w:rPr>
               <w:t>-</w:t>
             </w:r>
           </w:p>
@@ -4937,6 +6864,9 @@
           </w:tcPr>
           <w:p>
             <w:r>
+              <w:rPr>
+                <w:rFonts w:ascii="Calibri" w:hAnsi="Calibri" w:eastAsia="微软雅黑"/>
+              </w:rPr>
               <w:t>OK</w:t>
             </w:r>
           </w:p>
@@ -4947,6 +6877,9 @@
           </w:tcPr>
           <w:p>
             <w:r>
+              <w:rPr>
+                <w:rFonts w:ascii="Calibri" w:hAnsi="Calibri" w:eastAsia="微软雅黑"/>
+              </w:rPr>
               <w:t>OHFA_OK</w:t>
             </w:r>
           </w:p>
@@ -4957,6 +6890,9 @@
           </w:tcPr>
           <w:p>
             <w:r>
+              <w:rPr>
+                <w:rFonts w:ascii="Calibri" w:hAnsi="Calibri" w:eastAsia="微软雅黑"/>
+              </w:rPr>
               <w:t>已获取</w:t>
             </w:r>
           </w:p>
@@ -4967,6 +6903,9 @@
           </w:tcPr>
           <w:p>
             <w:r>
+              <w:rPr>
+                <w:rFonts w:ascii="Calibri" w:hAnsi="Calibri" w:eastAsia="微软雅黑"/>
+              </w:rPr>
               <w:t>OK_OHFA_OK_FY2025_ACFR.pdf</w:t>
             </w:r>
           </w:p>
@@ -4977,6 +6916,9 @@
           </w:tcPr>
           <w:p>
             <w:r>
+              <w:rPr>
+                <w:rFonts w:ascii="Calibri" w:hAnsi="Calibri" w:eastAsia="微软雅黑"/>
+              </w:rPr>
               <w:t>指标已据机构综合年报／财务报表补全</w:t>
             </w:r>
           </w:p>
@@ -4989,6 +6931,9 @@
           </w:tcPr>
           <w:p>
             <w:r>
+              <w:rPr>
+                <w:rFonts w:ascii="Calibri" w:hAnsi="Calibri" w:eastAsia="微软雅黑"/>
+              </w:rPr>
               <w:t>OR</w:t>
             </w:r>
           </w:p>
@@ -4999,6 +6944,9 @@
           </w:tcPr>
           <w:p>
             <w:r>
+              <w:rPr>
+                <w:rFonts w:ascii="Calibri" w:hAnsi="Calibri" w:eastAsia="微软雅黑"/>
+              </w:rPr>
               <w:t>OHCS</w:t>
             </w:r>
           </w:p>
@@ -5009,6 +6957,9 @@
           </w:tcPr>
           <w:p>
             <w:r>
+              <w:rPr>
+                <w:rFonts w:ascii="Calibri" w:hAnsi="Calibri" w:eastAsia="微软雅黑"/>
+              </w:rPr>
               <w:t>未获取</w:t>
             </w:r>
           </w:p>
@@ -5019,6 +6970,9 @@
           </w:tcPr>
           <w:p>
             <w:r>
+              <w:rPr>
+                <w:rFonts w:ascii="Calibri" w:hAnsi="Calibri" w:eastAsia="微软雅黑"/>
+              </w:rPr>
               <w:t>-</w:t>
             </w:r>
           </w:p>
@@ -5029,6 +6983,9 @@
           </w:tcPr>
           <w:p>
             <w:r>
+              <w:rPr>
+                <w:rFonts w:ascii="Calibri" w:hAnsi="Calibri" w:eastAsia="微软雅黑"/>
+              </w:rPr>
               <w:t>未找到 FY2025 PDF 链接</w:t>
             </w:r>
           </w:p>
@@ -5041,6 +6998,9 @@
           </w:tcPr>
           <w:p>
             <w:r>
+              <w:rPr>
+                <w:rFonts w:ascii="Calibri" w:hAnsi="Calibri" w:eastAsia="微软雅黑"/>
+              </w:rPr>
               <w:t>PA</w:t>
             </w:r>
           </w:p>
@@ -5051,6 +7011,9 @@
           </w:tcPr>
           <w:p>
             <w:r>
+              <w:rPr>
+                <w:rFonts w:ascii="Calibri" w:hAnsi="Calibri" w:eastAsia="微软雅黑"/>
+              </w:rPr>
               <w:t>PHFA</w:t>
             </w:r>
           </w:p>
@@ -5061,6 +7024,9 @@
           </w:tcPr>
           <w:p>
             <w:r>
+              <w:rPr>
+                <w:rFonts w:ascii="Calibri" w:hAnsi="Calibri" w:eastAsia="微软雅黑"/>
+              </w:rPr>
               <w:t>已获取</w:t>
             </w:r>
           </w:p>
@@ -5071,6 +7037,9 @@
           </w:tcPr>
           <w:p>
             <w:r>
+              <w:rPr>
+                <w:rFonts w:ascii="Calibri" w:hAnsi="Calibri" w:eastAsia="微软雅黑"/>
+              </w:rPr>
               <w:t>PA_PHFA_FY2025_ACFR.pdf</w:t>
             </w:r>
           </w:p>
@@ -5081,6 +7050,9 @@
           </w:tcPr>
           <w:p>
             <w:r>
+              <w:rPr>
+                <w:rFonts w:ascii="Calibri" w:hAnsi="Calibri" w:eastAsia="微软雅黑"/>
+              </w:rPr>
               <w:t>已根据 PHFA FY2025 MD&amp;A（Condensed Summary Balance Sheets, June 30 2025/2024）人工核验核心指标; 取值为「Total Assets」/「Total Liabilities」行，不含 Deferred Outflows/Inflows of Resources</w:t>
             </w:r>
           </w:p>
@@ -5093,6 +7065,9 @@
           </w:tcPr>
           <w:p>
             <w:r>
+              <w:rPr>
+                <w:rFonts w:ascii="Calibri" w:hAnsi="Calibri" w:eastAsia="微软雅黑"/>
+              </w:rPr>
               <w:t>RI</w:t>
             </w:r>
           </w:p>
@@ -5103,6 +7078,9 @@
           </w:tcPr>
           <w:p>
             <w:r>
+              <w:rPr>
+                <w:rFonts w:ascii="Calibri" w:hAnsi="Calibri" w:eastAsia="微软雅黑"/>
+              </w:rPr>
               <w:t>RIHousing</w:t>
             </w:r>
           </w:p>
@@ -5113,6 +7091,9 @@
           </w:tcPr>
           <w:p>
             <w:r>
+              <w:rPr>
+                <w:rFonts w:ascii="Calibri" w:hAnsi="Calibri" w:eastAsia="微软雅黑"/>
+              </w:rPr>
               <w:t>未获取</w:t>
             </w:r>
           </w:p>
@@ -5123,6 +7104,9 @@
           </w:tcPr>
           <w:p>
             <w:r>
+              <w:rPr>
+                <w:rFonts w:ascii="Calibri" w:hAnsi="Calibri" w:eastAsia="微软雅黑"/>
+              </w:rPr>
               <w:t>-</w:t>
             </w:r>
           </w:p>
@@ -5133,6 +7117,9 @@
           </w:tcPr>
           <w:p>
             <w:r>
+              <w:rPr>
+                <w:rFonts w:ascii="Calibri" w:hAnsi="Calibri" w:eastAsia="微软雅黑"/>
+              </w:rPr>
               <w:t>未找到 FY2025 PDF 链接</w:t>
             </w:r>
           </w:p>
@@ -5145,6 +7132,9 @@
           </w:tcPr>
           <w:p>
             <w:r>
+              <w:rPr>
+                <w:rFonts w:ascii="Calibri" w:hAnsi="Calibri" w:eastAsia="微软雅黑"/>
+              </w:rPr>
               <w:t>SC</w:t>
             </w:r>
           </w:p>
@@ -5155,6 +7145,9 @@
           </w:tcPr>
           <w:p>
             <w:r>
+              <w:rPr>
+                <w:rFonts w:ascii="Calibri" w:hAnsi="Calibri" w:eastAsia="微软雅黑"/>
+              </w:rPr>
               <w:t>SCHFDA</w:t>
             </w:r>
           </w:p>
@@ -5165,6 +7158,9 @@
           </w:tcPr>
           <w:p>
             <w:r>
+              <w:rPr>
+                <w:rFonts w:ascii="Calibri" w:hAnsi="Calibri" w:eastAsia="微软雅黑"/>
+              </w:rPr>
               <w:t>已获取</w:t>
             </w:r>
           </w:p>
@@ -5175,6 +7171,9 @@
           </w:tcPr>
           <w:p>
             <w:r>
+              <w:rPr>
+                <w:rFonts w:ascii="Calibri" w:hAnsi="Calibri" w:eastAsia="微软雅黑"/>
+              </w:rPr>
               <w:t>SC_SCHFDA_FY2025_ACFR.pdf</w:t>
             </w:r>
           </w:p>
@@ -5185,6 +7184,9 @@
           </w:tcPr>
           <w:p>
             <w:r>
+              <w:rPr>
+                <w:rFonts w:ascii="Calibri" w:hAnsi="Calibri" w:eastAsia="微软雅黑"/>
+              </w:rPr>
               <w:t>指标已据机构综合年报／财务报表补全</w:t>
             </w:r>
           </w:p>
@@ -5197,6 +7199,9 @@
           </w:tcPr>
           <w:p>
             <w:r>
+              <w:rPr>
+                <w:rFonts w:ascii="Calibri" w:hAnsi="Calibri" w:eastAsia="微软雅黑"/>
+              </w:rPr>
               <w:t>SD</w:t>
             </w:r>
           </w:p>
@@ -5207,6 +7212,9 @@
           </w:tcPr>
           <w:p>
             <w:r>
+              <w:rPr>
+                <w:rFonts w:ascii="Calibri" w:hAnsi="Calibri" w:eastAsia="微软雅黑"/>
+              </w:rPr>
               <w:t>SDHDA</w:t>
             </w:r>
           </w:p>
@@ -5217,6 +7225,9 @@
           </w:tcPr>
           <w:p>
             <w:r>
+              <w:rPr>
+                <w:rFonts w:ascii="Calibri" w:hAnsi="Calibri" w:eastAsia="微软雅黑"/>
+              </w:rPr>
               <w:t>已获取</w:t>
             </w:r>
           </w:p>
@@ -5227,6 +7238,9 @@
           </w:tcPr>
           <w:p>
             <w:r>
+              <w:rPr>
+                <w:rFonts w:ascii="Calibri" w:hAnsi="Calibri" w:eastAsia="微软雅黑"/>
+              </w:rPr>
               <w:t>SD_SDHDA_FY2025_ACFR.pdf</w:t>
             </w:r>
           </w:p>
@@ -5237,6 +7251,9 @@
           </w:tcPr>
           <w:p>
             <w:r>
+              <w:rPr>
+                <w:rFonts w:ascii="Calibri" w:hAnsi="Calibri" w:eastAsia="微软雅黑"/>
+              </w:rPr>
               <w:t>已根据 SDHDA FY2025 MD&amp;A（Changes in Assets/Liabilities/Net Position, in millions, FYE June 30 2025/2024）补充总资产／总负债</w:t>
             </w:r>
           </w:p>
@@ -5249,6 +7266,9 @@
           </w:tcPr>
           <w:p>
             <w:r>
+              <w:rPr>
+                <w:rFonts w:ascii="Calibri" w:hAnsi="Calibri" w:eastAsia="微软雅黑"/>
+              </w:rPr>
               <w:t>TN</w:t>
             </w:r>
           </w:p>
@@ -5259,6 +7279,9 @@
           </w:tcPr>
           <w:p>
             <w:r>
+              <w:rPr>
+                <w:rFonts w:ascii="Calibri" w:hAnsi="Calibri" w:eastAsia="微软雅黑"/>
+              </w:rPr>
               <w:t>THDA</w:t>
             </w:r>
           </w:p>
@@ -5269,6 +7292,9 @@
           </w:tcPr>
           <w:p>
             <w:r>
+              <w:rPr>
+                <w:rFonts w:ascii="Calibri" w:hAnsi="Calibri" w:eastAsia="微软雅黑"/>
+              </w:rPr>
               <w:t>已获取</w:t>
             </w:r>
           </w:p>
@@ -5279,6 +7305,9 @@
           </w:tcPr>
           <w:p>
             <w:r>
+              <w:rPr>
+                <w:rFonts w:ascii="Calibri" w:hAnsi="Calibri" w:eastAsia="微软雅黑"/>
+              </w:rPr>
               <w:t>TN_THDA_FY2025_ACFR.pdf</w:t>
             </w:r>
           </w:p>
@@ -5289,6 +7318,9 @@
           </w:tcPr>
           <w:p>
             <w:r>
+              <w:rPr>
+                <w:rFonts w:ascii="Calibri" w:hAnsi="Calibri" w:eastAsia="微软雅黑"/>
+              </w:rPr>
               <w:t>Statement of Net Position + MD&amp;A comparative table, THDA FY2025 audited financial statements</w:t>
             </w:r>
           </w:p>
@@ -5301,6 +7333,9 @@
           </w:tcPr>
           <w:p>
             <w:r>
+              <w:rPr>
+                <w:rFonts w:ascii="Calibri" w:hAnsi="Calibri" w:eastAsia="微软雅黑"/>
+              </w:rPr>
               <w:t>TX</w:t>
             </w:r>
           </w:p>
@@ -5311,6 +7346,9 @@
           </w:tcPr>
           <w:p>
             <w:r>
+              <w:rPr>
+                <w:rFonts w:ascii="Calibri" w:hAnsi="Calibri" w:eastAsia="微软雅黑"/>
+              </w:rPr>
               <w:t>TDHCA</w:t>
             </w:r>
           </w:p>
@@ -5321,6 +7359,9 @@
           </w:tcPr>
           <w:p>
             <w:r>
+              <w:rPr>
+                <w:rFonts w:ascii="Calibri" w:hAnsi="Calibri" w:eastAsia="微软雅黑"/>
+              </w:rPr>
               <w:t>已获取</w:t>
             </w:r>
           </w:p>
@@ -5331,6 +7372,9 @@
           </w:tcPr>
           <w:p>
             <w:r>
+              <w:rPr>
+                <w:rFonts w:ascii="Calibri" w:hAnsi="Calibri" w:eastAsia="微软雅黑"/>
+              </w:rPr>
               <w:t>TX_TDHCA_FY2025_ACFR.pdf</w:t>
             </w:r>
           </w:p>
@@ -5341,6 +7385,9 @@
           </w:tcPr>
           <w:p>
             <w:r>
+              <w:rPr>
+                <w:rFonts w:ascii="Calibri" w:hAnsi="Calibri" w:eastAsia="微软雅黑"/>
+              </w:rPr>
               <w:t>核心指标未能自动提取，建议人工核对 PDF</w:t>
             </w:r>
           </w:p>
@@ -5353,6 +7400,9 @@
           </w:tcPr>
           <w:p>
             <w:r>
+              <w:rPr>
+                <w:rFonts w:ascii="Calibri" w:hAnsi="Calibri" w:eastAsia="微软雅黑"/>
+              </w:rPr>
               <w:t>UT</w:t>
             </w:r>
           </w:p>
@@ -5363,6 +7413,9 @@
           </w:tcPr>
           <w:p>
             <w:r>
+              <w:rPr>
+                <w:rFonts w:ascii="Calibri" w:hAnsi="Calibri" w:eastAsia="微软雅黑"/>
+              </w:rPr>
               <w:t>UtahHousing</w:t>
             </w:r>
           </w:p>
@@ -5373,6 +7426,9 @@
           </w:tcPr>
           <w:p>
             <w:r>
+              <w:rPr>
+                <w:rFonts w:ascii="Calibri" w:hAnsi="Calibri" w:eastAsia="微软雅黑"/>
+              </w:rPr>
               <w:t>已获取</w:t>
             </w:r>
           </w:p>
@@ -5383,6 +7439,9 @@
           </w:tcPr>
           <w:p>
             <w:r>
+              <w:rPr>
+                <w:rFonts w:ascii="Calibri" w:hAnsi="Calibri" w:eastAsia="微软雅黑"/>
+              </w:rPr>
               <w:t>UT_UtahHousing_FY2025_ACFR.pdf</w:t>
             </w:r>
           </w:p>
@@ -5393,6 +7452,9 @@
           </w:tcPr>
           <w:p>
             <w:r>
+              <w:rPr>
+                <w:rFonts w:ascii="Calibri" w:hAnsi="Calibri" w:eastAsia="微软雅黑"/>
+              </w:rPr>
               <w:t>增速已对照综合年报人工核验</w:t>
             </w:r>
           </w:p>
@@ -5405,6 +7467,9 @@
           </w:tcPr>
           <w:p>
             <w:r>
+              <w:rPr>
+                <w:rFonts w:ascii="Calibri" w:hAnsi="Calibri" w:eastAsia="微软雅黑"/>
+              </w:rPr>
               <w:t>VA</w:t>
             </w:r>
           </w:p>
@@ -5415,6 +7480,9 @@
           </w:tcPr>
           <w:p>
             <w:r>
+              <w:rPr>
+                <w:rFonts w:ascii="Calibri" w:hAnsi="Calibri" w:eastAsia="微软雅黑"/>
+              </w:rPr>
               <w:t>VirginiaHousing</w:t>
             </w:r>
           </w:p>
@@ -5425,6 +7493,9 @@
           </w:tcPr>
           <w:p>
             <w:r>
+              <w:rPr>
+                <w:rFonts w:ascii="Calibri" w:hAnsi="Calibri" w:eastAsia="微软雅黑"/>
+              </w:rPr>
               <w:t>已获取</w:t>
             </w:r>
           </w:p>
@@ -5435,6 +7506,9 @@
           </w:tcPr>
           <w:p>
             <w:r>
+              <w:rPr>
+                <w:rFonts w:ascii="Calibri" w:hAnsi="Calibri" w:eastAsia="微软雅黑"/>
+              </w:rPr>
               <w:t>VA_VirginiaHousing_FY2025_ACFR.pdf</w:t>
             </w:r>
           </w:p>
@@ -5445,6 +7519,9 @@
           </w:tcPr>
           <w:p>
             <w:r>
+              <w:rPr>
+                <w:rFonts w:ascii="Calibri" w:hAnsi="Calibri" w:eastAsia="微软雅黑"/>
+              </w:rPr>
               <w:t>核心指标未能自动提取，建议人工核对 PDF</w:t>
             </w:r>
           </w:p>
@@ -5457,6 +7534,9 @@
           </w:tcPr>
           <w:p>
             <w:r>
+              <w:rPr>
+                <w:rFonts w:ascii="Calibri" w:hAnsi="Calibri" w:eastAsia="微软雅黑"/>
+              </w:rPr>
               <w:t>VT</w:t>
             </w:r>
           </w:p>
@@ -5467,6 +7547,9 @@
           </w:tcPr>
           <w:p>
             <w:r>
+              <w:rPr>
+                <w:rFonts w:ascii="Calibri" w:hAnsi="Calibri" w:eastAsia="微软雅黑"/>
+              </w:rPr>
               <w:t>VHFA</w:t>
             </w:r>
           </w:p>
@@ -5477,6 +7560,9 @@
           </w:tcPr>
           <w:p>
             <w:r>
+              <w:rPr>
+                <w:rFonts w:ascii="Calibri" w:hAnsi="Calibri" w:eastAsia="微软雅黑"/>
+              </w:rPr>
               <w:t>已获取</w:t>
             </w:r>
           </w:p>
@@ -5487,6 +7573,9 @@
           </w:tcPr>
           <w:p>
             <w:r>
+              <w:rPr>
+                <w:rFonts w:ascii="Calibri" w:hAnsi="Calibri" w:eastAsia="微软雅黑"/>
+              </w:rPr>
               <w:t>VT_VHFA_FY2025_ACFR.pdf</w:t>
             </w:r>
           </w:p>
@@ -5497,6 +7586,9 @@
           </w:tcPr>
           <w:p>
             <w:r>
+              <w:rPr>
+                <w:rFonts w:ascii="Calibri" w:hAnsi="Calibri" w:eastAsia="微软雅黑"/>
+              </w:rPr>
               <w:t>指标已据机构综合年报／财务报表补全</w:t>
             </w:r>
           </w:p>
@@ -5509,6 +7601,9 @@
           </w:tcPr>
           <w:p>
             <w:r>
+              <w:rPr>
+                <w:rFonts w:ascii="Calibri" w:hAnsi="Calibri" w:eastAsia="微软雅黑"/>
+              </w:rPr>
               <w:t>WA</w:t>
             </w:r>
           </w:p>
@@ -5519,6 +7614,9 @@
           </w:tcPr>
           <w:p>
             <w:r>
+              <w:rPr>
+                <w:rFonts w:ascii="Calibri" w:hAnsi="Calibri" w:eastAsia="微软雅黑"/>
+              </w:rPr>
               <w:t>WSHFC</w:t>
             </w:r>
           </w:p>
@@ -5529,6 +7627,9 @@
           </w:tcPr>
           <w:p>
             <w:r>
+              <w:rPr>
+                <w:rFonts w:ascii="Calibri" w:hAnsi="Calibri" w:eastAsia="微软雅黑"/>
+              </w:rPr>
               <w:t>已获取</w:t>
             </w:r>
           </w:p>
@@ -5539,6 +7640,9 @@
           </w:tcPr>
           <w:p>
             <w:r>
+              <w:rPr>
+                <w:rFonts w:ascii="Calibri" w:hAnsi="Calibri" w:eastAsia="微软雅黑"/>
+              </w:rPr>
               <w:t>WA_WSHFC_FY2025_ACFR.pdf</w:t>
             </w:r>
           </w:p>
@@ -5549,6 +7653,9 @@
           </w:tcPr>
           <w:p>
             <w:r>
+              <w:rPr>
+                <w:rFonts w:ascii="Calibri" w:hAnsi="Calibri" w:eastAsia="微软雅黑"/>
+              </w:rPr>
               <w:t>-</w:t>
             </w:r>
           </w:p>
@@ -5561,6 +7668,9 @@
           </w:tcPr>
           <w:p>
             <w:r>
+              <w:rPr>
+                <w:rFonts w:ascii="Calibri" w:hAnsi="Calibri" w:eastAsia="微软雅黑"/>
+              </w:rPr>
               <w:t>WI</w:t>
             </w:r>
           </w:p>
@@ -5571,6 +7681,9 @@
           </w:tcPr>
           <w:p>
             <w:r>
+              <w:rPr>
+                <w:rFonts w:ascii="Calibri" w:hAnsi="Calibri" w:eastAsia="微软雅黑"/>
+              </w:rPr>
               <w:t>WHEDA</w:t>
             </w:r>
           </w:p>
@@ -5581,6 +7694,9 @@
           </w:tcPr>
           <w:p>
             <w:r>
+              <w:rPr>
+                <w:rFonts w:ascii="Calibri" w:hAnsi="Calibri" w:eastAsia="微软雅黑"/>
+              </w:rPr>
               <w:t>已获取</w:t>
             </w:r>
           </w:p>
@@ -5591,6 +7707,9 @@
           </w:tcPr>
           <w:p>
             <w:r>
+              <w:rPr>
+                <w:rFonts w:ascii="Calibri" w:hAnsi="Calibri" w:eastAsia="微软雅黑"/>
+              </w:rPr>
               <w:t>WI_WHEDA_FY2025_ACFR.pdf</w:t>
             </w:r>
           </w:p>
@@ -5601,6 +7720,9 @@
           </w:tcPr>
           <w:p>
             <w:r>
+              <w:rPr>
+                <w:rFonts w:ascii="Calibri" w:hAnsi="Calibri" w:eastAsia="微软雅黑"/>
+              </w:rPr>
               <w:t>核心指标未能自动提取，建议人工核对 PDF</w:t>
             </w:r>
           </w:p>
@@ -5613,6 +7735,9 @@
           </w:tcPr>
           <w:p>
             <w:r>
+              <w:rPr>
+                <w:rFonts w:ascii="Calibri" w:hAnsi="Calibri" w:eastAsia="微软雅黑"/>
+              </w:rPr>
               <w:t>WV</w:t>
             </w:r>
           </w:p>
@@ -5623,6 +7748,9 @@
           </w:tcPr>
           <w:p>
             <w:r>
+              <w:rPr>
+                <w:rFonts w:ascii="Calibri" w:hAnsi="Calibri" w:eastAsia="微软雅黑"/>
+              </w:rPr>
               <w:t>WVHDF</w:t>
             </w:r>
           </w:p>
@@ -5633,6 +7761,9 @@
           </w:tcPr>
           <w:p>
             <w:r>
+              <w:rPr>
+                <w:rFonts w:ascii="Calibri" w:hAnsi="Calibri" w:eastAsia="微软雅黑"/>
+              </w:rPr>
               <w:t>已获取</w:t>
             </w:r>
           </w:p>
@@ -5643,6 +7774,9 @@
           </w:tcPr>
           <w:p>
             <w:r>
+              <w:rPr>
+                <w:rFonts w:ascii="Calibri" w:hAnsi="Calibri" w:eastAsia="微软雅黑"/>
+              </w:rPr>
               <w:t>WV_WVHDF_FY2025_ACFR.pdf</w:t>
             </w:r>
           </w:p>
@@ -5653,6 +7787,9 @@
           </w:tcPr>
           <w:p>
             <w:r>
+              <w:rPr>
+                <w:rFonts w:ascii="Calibri" w:hAnsi="Calibri" w:eastAsia="微软雅黑"/>
+              </w:rPr>
               <w:t>-</w:t>
             </w:r>
           </w:p>
@@ -5665,6 +7802,9 @@
           </w:tcPr>
           <w:p>
             <w:r>
+              <w:rPr>
+                <w:rFonts w:ascii="Calibri" w:hAnsi="Calibri" w:eastAsia="微软雅黑"/>
+              </w:rPr>
               <w:t>WY</w:t>
             </w:r>
           </w:p>
@@ -5675,6 +7815,9 @@
           </w:tcPr>
           <w:p>
             <w:r>
+              <w:rPr>
+                <w:rFonts w:ascii="Calibri" w:hAnsi="Calibri" w:eastAsia="微软雅黑"/>
+              </w:rPr>
               <w:t>WCDA</w:t>
             </w:r>
           </w:p>
@@ -5685,6 +7828,9 @@
           </w:tcPr>
           <w:p>
             <w:r>
+              <w:rPr>
+                <w:rFonts w:ascii="Calibri" w:hAnsi="Calibri" w:eastAsia="微软雅黑"/>
+              </w:rPr>
               <w:t>已获取</w:t>
             </w:r>
           </w:p>
@@ -5695,6 +7841,9 @@
           </w:tcPr>
           <w:p>
             <w:r>
+              <w:rPr>
+                <w:rFonts w:ascii="Calibri" w:hAnsi="Calibri" w:eastAsia="微软雅黑"/>
+              </w:rPr>
               <w:t>WY_WCDA_FY2025_ACFR.pdf</w:t>
             </w:r>
           </w:p>
@@ -5705,6 +7854,9 @@
           </w:tcPr>
           <w:p>
             <w:r>
+              <w:rPr>
+                <w:rFonts w:ascii="Calibri" w:hAnsi="Calibri" w:eastAsia="微软雅黑"/>
+              </w:rPr>
               <w:t>核心指标未能自动提取，建议人工核对 PDF</w:t>
             </w:r>
           </w:p>
@@ -5716,7 +7868,7 @@
         <w:pStyle w:val="Heading1"/>
       </w:pPr>
       <w:r>
-        <w:t>七、尚未取得 FY2025 报告的州</w:t>
+        <w:t>十、尚未取得 FY2025 报告的州</w:t>
       </w:r>
     </w:p>
     <w:p>
@@ -6150,6 +8302,9 @@
     <w:name w:val="Normal"/>
     <w:qFormat/>
     <w:rsid w:val="00FC693F"/>
+    <w:rPr>
+      <w:rFonts w:ascii="Calibri" w:hAnsi="Calibri" w:eastAsia="微软雅黑"/>
+    </w:rPr>
   </w:style>
   <w:style w:type="paragraph" w:styleId="Header">
     <w:name w:val="header"/>
@@ -6210,7 +8365,7 @@
       <w:outlineLvl w:val="0"/>
     </w:pPr>
     <w:rPr>
-      <w:rFonts w:asciiTheme="majorHAnsi" w:eastAsiaTheme="majorEastAsia" w:hAnsiTheme="majorHAnsi" w:cstheme="majorBidi"/>
+      <w:rFonts w:ascii="Calibri" w:hAnsi="Calibri" w:eastAsia="微软雅黑"/>
       <w:b/>
       <w:bCs/>
       <w:color w:val="365F91" w:themeColor="accent1" w:themeShade="BF"/>
@@ -6234,7 +8389,7 @@
       <w:outlineLvl w:val="1"/>
     </w:pPr>
     <w:rPr>
-      <w:rFonts w:asciiTheme="majorHAnsi" w:eastAsiaTheme="majorEastAsia" w:hAnsiTheme="majorHAnsi" w:cstheme="majorBidi"/>
+      <w:rFonts w:ascii="Calibri" w:hAnsi="Calibri" w:eastAsia="微软雅黑"/>
       <w:b/>
       <w:bCs/>
       <w:color w:val="4F81BD" w:themeColor="accent1"/>
@@ -6415,6 +8570,9 @@
     <w:uiPriority w:val="99"/>
     <w:semiHidden/>
     <w:unhideWhenUsed/>
+    <w:rPr>
+      <w:rFonts w:ascii="Calibri" w:hAnsi="Calibri" w:eastAsia="微软雅黑"/>
+    </w:rPr>
     <w:tblPr>
       <w:tblInd w:w="0" w:type="dxa"/>
       <w:tblCellMar>
@@ -6499,7 +8657,7 @@
       <w:contextualSpacing/>
     </w:pPr>
     <w:rPr>
-      <w:rFonts w:asciiTheme="majorHAnsi" w:eastAsiaTheme="majorEastAsia" w:hAnsiTheme="majorHAnsi" w:cstheme="majorBidi"/>
+      <w:rFonts w:ascii="Calibri" w:hAnsi="Calibri" w:eastAsia="微软雅黑"/>
       <w:color w:val="17365D" w:themeColor="text2" w:themeShade="BF"/>
       <w:spacing w:val="5"/>
       <w:kern w:val="28"/>
@@ -6679,6 +8837,9 @@
       </w:numPr>
       <w:contextualSpacing/>
     </w:pPr>
+    <w:rPr>
+      <w:rFonts w:ascii="Calibri" w:hAnsi="Calibri" w:eastAsia="微软雅黑"/>
+    </w:rPr>
   </w:style>
   <w:style w:type="paragraph" w:styleId="ListBullet2">
     <w:name w:val="List Bullet 2"/>
@@ -6718,6 +8879,9 @@
       </w:numPr>
       <w:contextualSpacing/>
     </w:pPr>
+    <w:rPr>
+      <w:rFonts w:ascii="Calibri" w:hAnsi="Calibri" w:eastAsia="微软雅黑"/>
+    </w:rPr>
   </w:style>
   <w:style w:type="paragraph" w:styleId="ListNumber2">
     <w:name w:val="List Number 2"/>
